--- a/public/files/Szkic_uwagi (za autostrada).docx
+++ b/public/files/Szkic_uwagi (za autostrada).docx
@@ -4564,7 +4564,7 @@
           </mc:Choice>
           <mc:Fallback>
             <w:pict>
-              <v:line w14:anchorId="75AE1018" id="Straight Connector 2" o:spid="_x0000_s1026" style="position:absolute;z-index:251659264;visibility:visible;mso-wrap-style:square;mso-width-percent:0;mso-height-percent:0;mso-wrap-distance-left:9pt;mso-wrap-distance-top:0;mso-wrap-distance-right:9pt;mso-wrap-distance-bottom:0;mso-position-horizontal:absolute;mso-position-horizontal-relative:text;mso-position-vertical:absolute;mso-position-vertical-relative:text;mso-width-percent:0;mso-height-percent:0;mso-width-relative:margin;mso-height-relative:margin" from="1.3pt,3.85pt" to="155.55pt,3.85pt" o:gfxdata="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" strokecolor="black [3200]" strokeweight=".5pt">
+              <v:line w14:anchorId="4D0282B1" id="Straight Connector 2" o:spid="_x0000_s1026" style="position:absolute;z-index:251659264;visibility:visible;mso-wrap-style:square;mso-width-percent:0;mso-height-percent:0;mso-wrap-distance-left:9pt;mso-wrap-distance-top:0;mso-wrap-distance-right:9pt;mso-wrap-distance-bottom:0;mso-position-horizontal:absolute;mso-position-horizontal-relative:text;mso-position-vertical:absolute;mso-position-vertical-relative:text;mso-width-percent:0;mso-height-percent:0;mso-width-relative:margin;mso-height-relative:margin" from="1.3pt,3.85pt" to="155.55pt,3.85pt" o:gfxdata="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" strokecolor="black [3200]" strokeweight=".5pt">
                 <v:stroke joinstyle="miter"/>
               </v:line>
             </w:pict>

--- a/public/files/Szkic_uwagi (za autostrada).docx
+++ b/public/files/Szkic_uwagi (za autostrada).docx
@@ -186,17 +186,37 @@
           <w14:ligatures w14:val="none"/>
         </w:rPr>
       </w:pPr>
-      <w:r>
-        <w:rPr>
-          <w:rFonts w:ascii="Segoe UI Symbol" w:eastAsia="Times New Roman" w:hAnsi="Segoe UI Symbol" w:cs="Segoe UI Symbol"/>
-          <w:iCs/>
-          <w:kern w:val="0"/>
-          <w:sz w:val="20"/>
-          <w:lang w:val="pl-PL"/>
-          <w14:ligatures w14:val="none"/>
-        </w:rPr>
-        <w:t>☐</w:t>
-      </w:r>
+      <w:sdt>
+        <w:sdtPr>
+          <w:rPr>
+            <w:rFonts w:ascii="Arial" w:eastAsia="Times New Roman" w:hAnsi="Arial" w:cs="Arial"/>
+            <w:iCs/>
+            <w:kern w:val="0"/>
+            <w:sz w:val="20"/>
+            <w:lang w:val="pl-PL"/>
+            <w14:ligatures w14:val="none"/>
+          </w:rPr>
+          <w:id w:val="-1661138951"/>
+          <w14:checkbox>
+            <w14:checked w14:val="0"/>
+            <w14:checkedState w14:val="2612" w14:font="MS Gothic"/>
+            <w14:uncheckedState w14:val="2610" w14:font="MS Gothic"/>
+          </w14:checkbox>
+        </w:sdtPr>
+        <w:sdtContent>
+          <w:r>
+            <w:rPr>
+              <w:rFonts w:ascii="Segoe UI Symbol" w:eastAsia="Times New Roman" w:hAnsi="Segoe UI Symbol" w:cs="Segoe UI Symbol"/>
+              <w:iCs/>
+              <w:kern w:val="0"/>
+              <w:sz w:val="20"/>
+              <w:lang w:val="pl-PL"/>
+              <w14:ligatures w14:val="none"/>
+            </w:rPr>
+            <w:t>☐</w:t>
+          </w:r>
+        </w:sdtContent>
+      </w:sdt>
       <w:r>
         <w:rPr>
           <w:rFonts w:ascii="Arial" w:eastAsia="Times New Roman" w:hAnsi="Arial" w:cs="Arial"/>
@@ -241,17 +261,37 @@
         </w:rPr>
         <w:tab/>
       </w:r>
-      <w:r>
-        <w:rPr>
-          <w:rFonts w:ascii="Segoe UI Symbol" w:eastAsia="Times New Roman" w:hAnsi="Segoe UI Symbol" w:cs="Segoe UI Symbol"/>
-          <w:iCs/>
-          <w:kern w:val="0"/>
-          <w:sz w:val="20"/>
-          <w:lang w:val="pl-PL"/>
-          <w14:ligatures w14:val="none"/>
-        </w:rPr>
-        <w:t>☒</w:t>
-      </w:r>
+      <w:sdt>
+        <w:sdtPr>
+          <w:rPr>
+            <w:rFonts w:ascii="Arial" w:eastAsia="Times New Roman" w:hAnsi="Arial" w:cs="Arial"/>
+            <w:iCs/>
+            <w:kern w:val="0"/>
+            <w:sz w:val="20"/>
+            <w:lang w:val="pl-PL"/>
+            <w14:ligatures w14:val="none"/>
+          </w:rPr>
+          <w:id w:val="397859858"/>
+          <w14:checkbox>
+            <w14:checked w14:val="1"/>
+            <w14:checkedState w14:val="2612" w14:font="MS Gothic"/>
+            <w14:uncheckedState w14:val="2610" w14:font="MS Gothic"/>
+          </w14:checkbox>
+        </w:sdtPr>
+        <w:sdtContent>
+          <w:r>
+            <w:rPr>
+              <w:rFonts w:ascii="Segoe UI Symbol" w:eastAsia="Times New Roman" w:hAnsi="Segoe UI Symbol" w:cs="Segoe UI Symbol"/>
+              <w:iCs/>
+              <w:kern w:val="0"/>
+              <w:sz w:val="20"/>
+              <w:lang w:val="pl-PL"/>
+              <w14:ligatures w14:val="none"/>
+            </w:rPr>
+            <w:t>☒</w:t>
+          </w:r>
+        </w:sdtContent>
+      </w:sdt>
       <w:r>
         <w:rPr>
           <w:rFonts w:ascii="Arial" w:eastAsia="Times New Roman" w:hAnsi="Arial" w:cs="Arial"/>
@@ -326,17 +366,37 @@
           <w14:ligatures w14:val="none"/>
         </w:rPr>
       </w:pPr>
-      <w:r>
-        <w:rPr>
-          <w:rFonts w:ascii="Segoe UI Symbol" w:eastAsia="Times New Roman" w:hAnsi="Segoe UI Symbol" w:cs="Segoe UI Symbol"/>
-          <w:iCs/>
-          <w:kern w:val="0"/>
-          <w:sz w:val="20"/>
-          <w:lang w:val="pl-PL"/>
-          <w14:ligatures w14:val="none"/>
-        </w:rPr>
-        <w:t>☐</w:t>
-      </w:r>
+      <w:sdt>
+        <w:sdtPr>
+          <w:rPr>
+            <w:rFonts w:ascii="Arial" w:eastAsia="Times New Roman" w:hAnsi="Arial" w:cs="Arial"/>
+            <w:iCs/>
+            <w:kern w:val="0"/>
+            <w:sz w:val="20"/>
+            <w:lang w:val="pl-PL"/>
+            <w14:ligatures w14:val="none"/>
+          </w:rPr>
+          <w:id w:val="50671811"/>
+          <w14:checkbox>
+            <w14:checked w14:val="0"/>
+            <w14:checkedState w14:val="2612" w14:font="MS Gothic"/>
+            <w14:uncheckedState w14:val="2610" w14:font="MS Gothic"/>
+          </w14:checkbox>
+        </w:sdtPr>
+        <w:sdtContent>
+          <w:r>
+            <w:rPr>
+              <w:rFonts w:ascii="Segoe UI Symbol" w:eastAsia="Times New Roman" w:hAnsi="Segoe UI Symbol" w:cs="Segoe UI Symbol"/>
+              <w:iCs/>
+              <w:kern w:val="0"/>
+              <w:sz w:val="20"/>
+              <w:lang w:val="pl-PL"/>
+              <w14:ligatures w14:val="none"/>
+            </w:rPr>
+            <w:t>☐</w:t>
+          </w:r>
+        </w:sdtContent>
+      </w:sdt>
       <w:r>
         <w:rPr>
           <w:rFonts w:ascii="Arial" w:eastAsia="Times New Roman" w:hAnsi="Arial" w:cs="Arial"/>
@@ -407,17 +467,37 @@
         </w:rPr>
         <w:tab/>
       </w:r>
-      <w:r>
-        <w:rPr>
-          <w:rFonts w:ascii="Segoe UI Symbol" w:eastAsia="Times New Roman" w:hAnsi="Segoe UI Symbol" w:cs="Segoe UI Symbol"/>
-          <w:iCs/>
-          <w:kern w:val="0"/>
-          <w:sz w:val="20"/>
-          <w:lang w:val="pl-PL"/>
-          <w14:ligatures w14:val="none"/>
-        </w:rPr>
-        <w:t>☒</w:t>
-      </w:r>
+      <w:sdt>
+        <w:sdtPr>
+          <w:rPr>
+            <w:rFonts w:ascii="Arial" w:eastAsia="Times New Roman" w:hAnsi="Arial" w:cs="Arial"/>
+            <w:iCs/>
+            <w:kern w:val="0"/>
+            <w:sz w:val="20"/>
+            <w:lang w:val="pl-PL"/>
+            <w14:ligatures w14:val="none"/>
+          </w:rPr>
+          <w:id w:val="1194117358"/>
+          <w14:checkbox>
+            <w14:checked w14:val="0"/>
+            <w14:checkedState w14:val="2612" w14:font="MS Gothic"/>
+            <w14:uncheckedState w14:val="2610" w14:font="MS Gothic"/>
+          </w14:checkbox>
+        </w:sdtPr>
+        <w:sdtContent>
+          <w:r>
+            <w:rPr>
+              <w:rFonts w:ascii="MS Gothic" w:eastAsia="MS Gothic" w:hAnsi="MS Gothic" w:cs="Arial" w:hint="eastAsia"/>
+              <w:iCs/>
+              <w:kern w:val="0"/>
+              <w:sz w:val="20"/>
+              <w:lang w:val="pl-PL"/>
+              <w14:ligatures w14:val="none"/>
+            </w:rPr>
+            <w:t>☐</w:t>
+          </w:r>
+        </w:sdtContent>
+      </w:sdt>
       <w:r>
         <w:rPr>
           <w:rFonts w:ascii="Arial" w:eastAsia="Times New Roman" w:hAnsi="Arial" w:cs="Arial"/>
@@ -493,6 +573,7 @@
         <w:t>1)</w:t>
       </w:r>
     </w:p>
+    <w:bookmarkStart w:id="4" w:name="_Hlk145671776"/>
     <w:p>
       <w:pPr>
         <w:widowControl w:val="0"/>
@@ -509,18 +590,37 @@
           <w14:ligatures w14:val="none"/>
         </w:rPr>
       </w:pPr>
-      <w:bookmarkStart w:id="4" w:name="_Hlk145671776"/>
-      <w:r>
-        <w:rPr>
-          <w:rFonts w:ascii="Segoe UI Symbol" w:eastAsia="Times New Roman" w:hAnsi="Segoe UI Symbol" w:cs="Segoe UI Symbol"/>
-          <w:iCs/>
-          <w:kern w:val="0"/>
-          <w:sz w:val="20"/>
-          <w:lang w:val="pl-PL"/>
-          <w14:ligatures w14:val="none"/>
-        </w:rPr>
-        <w:t>☒</w:t>
-      </w:r>
+      <w:sdt>
+        <w:sdtPr>
+          <w:rPr>
+            <w:rFonts w:ascii="Arial" w:eastAsia="Times New Roman" w:hAnsi="Arial" w:cs="Arial"/>
+            <w:iCs/>
+            <w:kern w:val="0"/>
+            <w:sz w:val="20"/>
+            <w:lang w:val="pl-PL"/>
+            <w14:ligatures w14:val="none"/>
+          </w:rPr>
+          <w:id w:val="2110855430"/>
+          <w14:checkbox>
+            <w14:checked w14:val="1"/>
+            <w14:checkedState w14:val="2612" w14:font="MS Gothic"/>
+            <w14:uncheckedState w14:val="2610" w14:font="MS Gothic"/>
+          </w14:checkbox>
+        </w:sdtPr>
+        <w:sdtContent>
+          <w:r>
+            <w:rPr>
+              <w:rFonts w:ascii="Segoe UI Symbol" w:eastAsia="Times New Roman" w:hAnsi="Segoe UI Symbol" w:cs="Segoe UI Symbol"/>
+              <w:iCs/>
+              <w:kern w:val="0"/>
+              <w:sz w:val="20"/>
+              <w:lang w:val="pl-PL"/>
+              <w14:ligatures w14:val="none"/>
+            </w:rPr>
+            <w:t>☒</w:t>
+          </w:r>
+        </w:sdtContent>
+      </w:sdt>
       <w:r>
         <w:rPr>
           <w:rFonts w:ascii="Arial" w:eastAsia="Times New Roman" w:hAnsi="Arial" w:cs="Arial"/>
@@ -549,17 +649,37 @@
           <w14:ligatures w14:val="none"/>
         </w:rPr>
       </w:pPr>
-      <w:r>
-        <w:rPr>
-          <w:rFonts w:ascii="Segoe UI Symbol" w:eastAsia="Times New Roman" w:hAnsi="Segoe UI Symbol" w:cs="Segoe UI Symbol"/>
-          <w:iCs/>
-          <w:kern w:val="0"/>
-          <w:sz w:val="20"/>
-          <w:lang w:val="pl-PL"/>
-          <w14:ligatures w14:val="none"/>
-        </w:rPr>
-        <w:t>☐</w:t>
-      </w:r>
+      <w:sdt>
+        <w:sdtPr>
+          <w:rPr>
+            <w:rFonts w:ascii="Arial" w:eastAsia="Times New Roman" w:hAnsi="Arial" w:cs="Arial"/>
+            <w:iCs/>
+            <w:kern w:val="0"/>
+            <w:sz w:val="20"/>
+            <w:lang w:val="pl-PL"/>
+            <w14:ligatures w14:val="none"/>
+          </w:rPr>
+          <w:id w:val="1427004494"/>
+          <w14:checkbox>
+            <w14:checked w14:val="0"/>
+            <w14:checkedState w14:val="2612" w14:font="MS Gothic"/>
+            <w14:uncheckedState w14:val="2610" w14:font="MS Gothic"/>
+          </w14:checkbox>
+        </w:sdtPr>
+        <w:sdtContent>
+          <w:r>
+            <w:rPr>
+              <w:rFonts w:ascii="Segoe UI Symbol" w:eastAsia="Times New Roman" w:hAnsi="Segoe UI Symbol" w:cs="Segoe UI Symbol"/>
+              <w:iCs/>
+              <w:kern w:val="0"/>
+              <w:sz w:val="20"/>
+              <w:lang w:val="pl-PL"/>
+              <w14:ligatures w14:val="none"/>
+            </w:rPr>
+            <w:t>☐</w:t>
+          </w:r>
+        </w:sdtContent>
+      </w:sdt>
       <w:r>
         <w:rPr>
           <w:rFonts w:ascii="Arial" w:eastAsia="Times New Roman" w:hAnsi="Arial" w:cs="Arial"/>
@@ -611,17 +731,37 @@
           <w14:ligatures w14:val="none"/>
         </w:rPr>
       </w:pPr>
-      <w:r>
-        <w:rPr>
-          <w:rFonts w:ascii="Segoe UI Symbol" w:eastAsia="Times New Roman" w:hAnsi="Segoe UI Symbol" w:cs="Segoe UI Symbol"/>
-          <w:iCs/>
-          <w:kern w:val="0"/>
-          <w:sz w:val="20"/>
-          <w:lang w:val="pl-PL"/>
-          <w14:ligatures w14:val="none"/>
-        </w:rPr>
-        <w:t>☐</w:t>
-      </w:r>
+      <w:sdt>
+        <w:sdtPr>
+          <w:rPr>
+            <w:rFonts w:ascii="Arial" w:eastAsia="Times New Roman" w:hAnsi="Arial" w:cs="Arial"/>
+            <w:iCs/>
+            <w:kern w:val="0"/>
+            <w:sz w:val="20"/>
+            <w:lang w:val="pl-PL"/>
+            <w14:ligatures w14:val="none"/>
+          </w:rPr>
+          <w:id w:val="-177044069"/>
+          <w14:checkbox>
+            <w14:checked w14:val="0"/>
+            <w14:checkedState w14:val="2612" w14:font="MS Gothic"/>
+            <w14:uncheckedState w14:val="2610" w14:font="MS Gothic"/>
+          </w14:checkbox>
+        </w:sdtPr>
+        <w:sdtContent>
+          <w:r>
+            <w:rPr>
+              <w:rFonts w:ascii="Segoe UI Symbol" w:eastAsia="Times New Roman" w:hAnsi="Segoe UI Symbol" w:cs="Segoe UI Symbol"/>
+              <w:iCs/>
+              <w:kern w:val="0"/>
+              <w:sz w:val="20"/>
+              <w:lang w:val="pl-PL"/>
+              <w14:ligatures w14:val="none"/>
+            </w:rPr>
+            <w:t>☐</w:t>
+          </w:r>
+        </w:sdtContent>
+      </w:sdt>
       <w:r>
         <w:rPr>
           <w:rFonts w:ascii="Arial" w:eastAsia="Times New Roman" w:hAnsi="Arial" w:cs="Arial"/>
@@ -650,17 +790,37 @@
           <w14:ligatures w14:val="none"/>
         </w:rPr>
       </w:pPr>
-      <w:r>
-        <w:rPr>
-          <w:rFonts w:ascii="Segoe UI Symbol" w:eastAsia="Times New Roman" w:hAnsi="Segoe UI Symbol" w:cs="Segoe UI Symbol"/>
-          <w:iCs/>
-          <w:kern w:val="0"/>
-          <w:sz w:val="20"/>
-          <w:lang w:val="pl-PL"/>
-          <w14:ligatures w14:val="none"/>
-        </w:rPr>
-        <w:t>☐</w:t>
-      </w:r>
+      <w:sdt>
+        <w:sdtPr>
+          <w:rPr>
+            <w:rFonts w:ascii="Arial" w:eastAsia="Times New Roman" w:hAnsi="Arial" w:cs="Arial"/>
+            <w:iCs/>
+            <w:kern w:val="0"/>
+            <w:sz w:val="20"/>
+            <w:lang w:val="pl-PL"/>
+            <w14:ligatures w14:val="none"/>
+          </w:rPr>
+          <w:id w:val="-508835216"/>
+          <w14:checkbox>
+            <w14:checked w14:val="0"/>
+            <w14:checkedState w14:val="2612" w14:font="MS Gothic"/>
+            <w14:uncheckedState w14:val="2610" w14:font="MS Gothic"/>
+          </w14:checkbox>
+        </w:sdtPr>
+        <w:sdtContent>
+          <w:r>
+            <w:rPr>
+              <w:rFonts w:ascii="Segoe UI Symbol" w:eastAsia="Times New Roman" w:hAnsi="Segoe UI Symbol" w:cs="Segoe UI Symbol"/>
+              <w:iCs/>
+              <w:kern w:val="0"/>
+              <w:sz w:val="20"/>
+              <w:lang w:val="pl-PL"/>
+              <w14:ligatures w14:val="none"/>
+            </w:rPr>
+            <w:t>☐</w:t>
+          </w:r>
+        </w:sdtContent>
+      </w:sdt>
       <w:r>
         <w:rPr>
           <w:rFonts w:ascii="Arial" w:eastAsia="Times New Roman" w:hAnsi="Arial" w:cs="Arial"/>
@@ -689,17 +849,37 @@
           <w14:ligatures w14:val="none"/>
         </w:rPr>
       </w:pPr>
-      <w:r>
-        <w:rPr>
-          <w:rFonts w:ascii="Segoe UI Symbol" w:eastAsia="Times New Roman" w:hAnsi="Segoe UI Symbol" w:cs="Segoe UI Symbol"/>
-          <w:iCs/>
-          <w:kern w:val="0"/>
-          <w:sz w:val="20"/>
-          <w:lang w:val="pl-PL"/>
-          <w14:ligatures w14:val="none"/>
-        </w:rPr>
-        <w:t>☐</w:t>
-      </w:r>
+      <w:sdt>
+        <w:sdtPr>
+          <w:rPr>
+            <w:rFonts w:ascii="Arial" w:eastAsia="Times New Roman" w:hAnsi="Arial" w:cs="Arial"/>
+            <w:iCs/>
+            <w:kern w:val="0"/>
+            <w:sz w:val="20"/>
+            <w:lang w:val="pl-PL"/>
+            <w14:ligatures w14:val="none"/>
+          </w:rPr>
+          <w:id w:val="1195965244"/>
+          <w14:checkbox>
+            <w14:checked w14:val="0"/>
+            <w14:checkedState w14:val="2612" w14:font="MS Gothic"/>
+            <w14:uncheckedState w14:val="2610" w14:font="MS Gothic"/>
+          </w14:checkbox>
+        </w:sdtPr>
+        <w:sdtContent>
+          <w:r>
+            <w:rPr>
+              <w:rFonts w:ascii="Segoe UI Symbol" w:eastAsia="Times New Roman" w:hAnsi="Segoe UI Symbol" w:cs="Segoe UI Symbol"/>
+              <w:iCs/>
+              <w:kern w:val="0"/>
+              <w:sz w:val="20"/>
+              <w:lang w:val="pl-PL"/>
+              <w14:ligatures w14:val="none"/>
+            </w:rPr>
+            <w:t>☐</w:t>
+          </w:r>
+        </w:sdtContent>
+      </w:sdt>
       <w:r>
         <w:rPr>
           <w:rFonts w:ascii="Arial" w:eastAsia="Times New Roman" w:hAnsi="Arial" w:cs="Arial"/>
@@ -1049,31 +1229,7 @@
           <w:lang w:val="pl-PL" w:eastAsia="pl-PL"/>
           <w14:ligatures w14:val="none"/>
         </w:rPr>
-        <w:t xml:space="preserve">Adres skrytki </w:t>
-      </w:r>
-      <w:proofErr w:type="spellStart"/>
-      <w:r>
-        <w:rPr>
-          <w:rFonts w:ascii="Arial" w:eastAsia="Times New Roman" w:hAnsi="Arial" w:cs="Arial"/>
-          <w:iCs/>
-          <w:kern w:val="0"/>
-          <w:sz w:val="20"/>
-          <w:lang w:val="pl-PL" w:eastAsia="pl-PL"/>
-          <w14:ligatures w14:val="none"/>
-        </w:rPr>
-        <w:t>ePUAP</w:t>
-      </w:r>
-      <w:proofErr w:type="spellEnd"/>
-      <w:r>
-        <w:rPr>
-          <w:rFonts w:ascii="Arial" w:eastAsia="Times New Roman" w:hAnsi="Arial" w:cs="Arial"/>
-          <w:iCs/>
-          <w:kern w:val="0"/>
-          <w:sz w:val="20"/>
-          <w:lang w:val="pl-PL" w:eastAsia="pl-PL"/>
-          <w14:ligatures w14:val="none"/>
-        </w:rPr>
-        <w:t xml:space="preserve"> lub adres do doręczeń elektronicznych</w:t>
+        <w:t>Adres skrytki ePUAP lub adres do doręczeń elektronicznych</w:t>
       </w:r>
       <w:bookmarkStart w:id="11" w:name="_Ref141442516"/>
       <w:r>
@@ -1165,17 +1321,37 @@
           <w14:ligatures w14:val="none"/>
         </w:rPr>
       </w:pPr>
-      <w:r>
-        <w:rPr>
-          <w:rFonts w:ascii="Segoe UI Symbol" w:eastAsia="Times New Roman" w:hAnsi="Segoe UI Symbol" w:cs="Segoe UI Symbol"/>
-          <w:iCs/>
-          <w:kern w:val="0"/>
-          <w:sz w:val="20"/>
-          <w:lang w:val="pl-PL"/>
-          <w14:ligatures w14:val="none"/>
-        </w:rPr>
-        <w:t>☐</w:t>
-      </w:r>
+      <w:sdt>
+        <w:sdtPr>
+          <w:rPr>
+            <w:rFonts w:ascii="Arial" w:eastAsia="Times New Roman" w:hAnsi="Arial" w:cs="Arial"/>
+            <w:iCs/>
+            <w:kern w:val="0"/>
+            <w:sz w:val="20"/>
+            <w:lang w:val="pl-PL"/>
+            <w14:ligatures w14:val="none"/>
+          </w:rPr>
+          <w:id w:val="589667619"/>
+          <w14:checkbox>
+            <w14:checked w14:val="0"/>
+            <w14:checkedState w14:val="2612" w14:font="MS Gothic"/>
+            <w14:uncheckedState w14:val="2610" w14:font="MS Gothic"/>
+          </w14:checkbox>
+        </w:sdtPr>
+        <w:sdtContent>
+          <w:r>
+            <w:rPr>
+              <w:rFonts w:ascii="Segoe UI Symbol" w:eastAsia="Times New Roman" w:hAnsi="Segoe UI Symbol" w:cs="Segoe UI Symbol"/>
+              <w:iCs/>
+              <w:kern w:val="0"/>
+              <w:sz w:val="20"/>
+              <w:lang w:val="pl-PL"/>
+              <w14:ligatures w14:val="none"/>
+            </w:rPr>
+            <w:t>☐</w:t>
+          </w:r>
+        </w:sdtContent>
+      </w:sdt>
       <w:r>
         <w:rPr>
           <w:rFonts w:ascii="Arial" w:eastAsia="Times New Roman" w:hAnsi="Arial" w:cs="Arial"/>
@@ -1210,17 +1386,37 @@
         </w:rPr>
         <w:t xml:space="preserve">     </w:t>
       </w:r>
-      <w:r>
-        <w:rPr>
-          <w:rFonts w:ascii="Segoe UI Symbol" w:eastAsia="Times New Roman" w:hAnsi="Segoe UI Symbol" w:cs="Segoe UI Symbol"/>
-          <w:iCs/>
-          <w:kern w:val="0"/>
-          <w:sz w:val="20"/>
-          <w:lang w:val="pl-PL"/>
-          <w14:ligatures w14:val="none"/>
-        </w:rPr>
-        <w:t>☒</w:t>
-      </w:r>
+      <w:sdt>
+        <w:sdtPr>
+          <w:rPr>
+            <w:rFonts w:ascii="Arial" w:eastAsia="Times New Roman" w:hAnsi="Arial" w:cs="Arial"/>
+            <w:iCs/>
+            <w:kern w:val="0"/>
+            <w:sz w:val="20"/>
+            <w:lang w:val="pl-PL"/>
+            <w14:ligatures w14:val="none"/>
+          </w:rPr>
+          <w:id w:val="-1654526958"/>
+          <w14:checkbox>
+            <w14:checked w14:val="1"/>
+            <w14:checkedState w14:val="2612" w14:font="MS Gothic"/>
+            <w14:uncheckedState w14:val="2610" w14:font="MS Gothic"/>
+          </w14:checkbox>
+        </w:sdtPr>
+        <w:sdtContent>
+          <w:r>
+            <w:rPr>
+              <w:rFonts w:ascii="Segoe UI Symbol" w:eastAsia="Times New Roman" w:hAnsi="Segoe UI Symbol" w:cs="Segoe UI Symbol"/>
+              <w:iCs/>
+              <w:kern w:val="0"/>
+              <w:sz w:val="20"/>
+              <w:lang w:val="pl-PL"/>
+              <w14:ligatures w14:val="none"/>
+            </w:rPr>
+            <w:t>☒</w:t>
+          </w:r>
+        </w:sdtContent>
+      </w:sdt>
       <w:r>
         <w:rPr>
           <w:rFonts w:ascii="Arial" w:eastAsia="Times New Roman" w:hAnsi="Arial" w:cs="Arial"/>
@@ -1497,17 +1693,37 @@
           <w14:ligatures w14:val="none"/>
         </w:rPr>
       </w:pPr>
-      <w:r>
-        <w:rPr>
-          <w:rFonts w:ascii="Segoe UI Symbol" w:eastAsia="Times New Roman" w:hAnsi="Segoe UI Symbol" w:cs="Segoe UI Symbol"/>
-          <w:iCs/>
-          <w:kern w:val="0"/>
-          <w:sz w:val="20"/>
-          <w:lang w:val="pl-PL"/>
-          <w14:ligatures w14:val="none"/>
-        </w:rPr>
-        <w:t>☐</w:t>
-      </w:r>
+      <w:sdt>
+        <w:sdtPr>
+          <w:rPr>
+            <w:rFonts w:ascii="Arial" w:eastAsia="Times New Roman" w:hAnsi="Arial" w:cs="Arial"/>
+            <w:iCs/>
+            <w:kern w:val="0"/>
+            <w:sz w:val="20"/>
+            <w:lang w:val="pl-PL"/>
+            <w14:ligatures w14:val="none"/>
+          </w:rPr>
+          <w:id w:val="302428652"/>
+          <w14:checkbox>
+            <w14:checked w14:val="0"/>
+            <w14:checkedState w14:val="2612" w14:font="MS Gothic"/>
+            <w14:uncheckedState w14:val="2610" w14:font="MS Gothic"/>
+          </w14:checkbox>
+        </w:sdtPr>
+        <w:sdtContent>
+          <w:r>
+            <w:rPr>
+              <w:rFonts w:ascii="Segoe UI Symbol" w:eastAsia="Times New Roman" w:hAnsi="Segoe UI Symbol" w:cs="Segoe UI Symbol"/>
+              <w:iCs/>
+              <w:kern w:val="0"/>
+              <w:sz w:val="20"/>
+              <w:lang w:val="pl-PL"/>
+              <w14:ligatures w14:val="none"/>
+            </w:rPr>
+            <w:t>☐</w:t>
+          </w:r>
+        </w:sdtContent>
+      </w:sdt>
       <w:r>
         <w:rPr>
           <w:rFonts w:ascii="Arial" w:eastAsia="Times New Roman" w:hAnsi="Arial" w:cs="Arial"/>
@@ -1530,17 +1746,37 @@
         </w:rPr>
         <w:t xml:space="preserve">     </w:t>
       </w:r>
-      <w:r>
-        <w:rPr>
-          <w:rFonts w:ascii="Segoe UI Symbol" w:eastAsia="Times New Roman" w:hAnsi="Segoe UI Symbol" w:cs="Segoe UI Symbol"/>
-          <w:iCs/>
-          <w:kern w:val="0"/>
-          <w:sz w:val="20"/>
-          <w:lang w:val="pl-PL"/>
-          <w14:ligatures w14:val="none"/>
-        </w:rPr>
-        <w:t>☐</w:t>
-      </w:r>
+      <w:sdt>
+        <w:sdtPr>
+          <w:rPr>
+            <w:rFonts w:ascii="Arial" w:eastAsia="Times New Roman" w:hAnsi="Arial" w:cs="Arial"/>
+            <w:iCs/>
+            <w:kern w:val="0"/>
+            <w:sz w:val="20"/>
+            <w:lang w:val="pl-PL"/>
+            <w14:ligatures w14:val="none"/>
+          </w:rPr>
+          <w:id w:val="287247286"/>
+          <w14:checkbox>
+            <w14:checked w14:val="0"/>
+            <w14:checkedState w14:val="2612" w14:font="MS Gothic"/>
+            <w14:uncheckedState w14:val="2610" w14:font="MS Gothic"/>
+          </w14:checkbox>
+        </w:sdtPr>
+        <w:sdtContent>
+          <w:r>
+            <w:rPr>
+              <w:rFonts w:ascii="Segoe UI Symbol" w:eastAsia="Times New Roman" w:hAnsi="Segoe UI Symbol" w:cs="Segoe UI Symbol"/>
+              <w:iCs/>
+              <w:kern w:val="0"/>
+              <w:sz w:val="20"/>
+              <w:lang w:val="pl-PL"/>
+              <w14:ligatures w14:val="none"/>
+            </w:rPr>
+            <w:t>☐</w:t>
+          </w:r>
+        </w:sdtContent>
+      </w:sdt>
       <w:r>
         <w:rPr>
           <w:rFonts w:ascii="Arial" w:eastAsia="Times New Roman" w:hAnsi="Arial" w:cs="Arial"/>
@@ -1771,22 +2007,8 @@
           <w:lang w:val="pl-PL" w:eastAsia="pl-PL"/>
           <w14:ligatures w14:val="none"/>
         </w:rPr>
-        <w:t xml:space="preserve">Adres skrytki </w:t>
-      </w:r>
-      <w:proofErr w:type="spellStart"/>
-      <w:r>
-        <w:rPr>
-          <w:rFonts w:ascii="Arial" w:eastAsia="Times New Roman" w:hAnsi="Arial" w:cs="Arial"/>
-          <w:iCs/>
-          <w:kern w:val="0"/>
-          <w:sz w:val="20"/>
-          <w:szCs w:val="20"/>
-          <w:lang w:val="pl-PL" w:eastAsia="pl-PL"/>
-          <w14:ligatures w14:val="none"/>
-        </w:rPr>
-        <w:t>ePUAP</w:t>
-      </w:r>
-      <w:proofErr w:type="spellEnd"/>
+        <w:t>Adres skrytki ePUAP</w:t>
+      </w:r>
       <w:r>
         <w:rPr>
           <w:rFonts w:ascii="Arial" w:eastAsia="Times New Roman" w:hAnsi="Arial" w:cs="Arial"/>
@@ -1897,7 +2119,6 @@
           <w:lang w:val="pl-PL"/>
           <w14:ligatures w14:val="none"/>
         </w:rPr>
-        <w:lastRenderedPageBreak/>
         <w:t>7. TREŚĆ PISMA</w:t>
       </w:r>
     </w:p>
@@ -2948,14 +3169,31 @@
                 <w:sz w:val="20"/>
               </w:rPr>
             </w:pPr>
-            <w:r>
-              <w:rPr>
-                <w:rFonts w:ascii="Segoe UI Symbol" w:eastAsia="Times New Roman" w:hAnsi="Segoe UI Symbol" w:cs="Segoe UI Symbol"/>
-                <w:iCs/>
-                <w:sz w:val="20"/>
-              </w:rPr>
-              <w:t>☐</w:t>
-            </w:r>
+            <w:sdt>
+              <w:sdtPr>
+                <w:rPr>
+                  <w:rFonts w:ascii="Arial" w:eastAsia="Times New Roman" w:hAnsi="Arial" w:cs="Arial"/>
+                  <w:iCs/>
+                  <w:sz w:val="20"/>
+                </w:rPr>
+                <w:id w:val="629293441"/>
+                <w14:checkbox>
+                  <w14:checked w14:val="0"/>
+                  <w14:checkedState w14:val="2612" w14:font="MS Gothic"/>
+                  <w14:uncheckedState w14:val="2610" w14:font="MS Gothic"/>
+                </w14:checkbox>
+              </w:sdtPr>
+              <w:sdtContent>
+                <w:r>
+                  <w:rPr>
+                    <w:rFonts w:ascii="Segoe UI Symbol" w:eastAsia="Times New Roman" w:hAnsi="Segoe UI Symbol" w:cs="Segoe UI Symbol"/>
+                    <w:iCs/>
+                    <w:sz w:val="20"/>
+                  </w:rPr>
+                  <w:t>☐</w:t>
+                </w:r>
+              </w:sdtContent>
+            </w:sdt>
             <w:r>
               <w:rPr>
                 <w:rFonts w:ascii="Arial" w:eastAsia="Times New Roman" w:hAnsi="Arial" w:cs="Arial"/>
@@ -2986,14 +3224,31 @@
                 <w:lang w:eastAsia="pl-PL"/>
               </w:rPr>
             </w:pPr>
-            <w:r>
-              <w:rPr>
-                <w:rFonts w:ascii="Segoe UI Symbol" w:eastAsia="Times New Roman" w:hAnsi="Segoe UI Symbol" w:cs="Segoe UI Symbol"/>
-                <w:iCs/>
-                <w:sz w:val="20"/>
-              </w:rPr>
-              <w:t>☒</w:t>
-            </w:r>
+            <w:sdt>
+              <w:sdtPr>
+                <w:rPr>
+                  <w:rFonts w:ascii="Arial" w:eastAsia="Times New Roman" w:hAnsi="Arial" w:cs="Arial"/>
+                  <w:iCs/>
+                  <w:sz w:val="20"/>
+                </w:rPr>
+                <w:id w:val="888999039"/>
+                <w14:checkbox>
+                  <w14:checked w14:val="1"/>
+                  <w14:checkedState w14:val="2612" w14:font="MS Gothic"/>
+                  <w14:uncheckedState w14:val="2610" w14:font="MS Gothic"/>
+                </w14:checkbox>
+              </w:sdtPr>
+              <w:sdtContent>
+                <w:r>
+                  <w:rPr>
+                    <w:rFonts w:ascii="Segoe UI Symbol" w:eastAsia="Times New Roman" w:hAnsi="Segoe UI Symbol" w:cs="Segoe UI Symbol"/>
+                    <w:iCs/>
+                    <w:sz w:val="20"/>
+                  </w:rPr>
+                  <w:t>☒</w:t>
+                </w:r>
+              </w:sdtContent>
+            </w:sdt>
             <w:r>
               <w:rPr>
                 <w:rFonts w:ascii="Arial" w:eastAsia="Times New Roman" w:hAnsi="Arial" w:cs="Arial"/>
@@ -3632,15 +3887,33 @@
                 <w:szCs w:val="16"/>
               </w:rPr>
             </w:pPr>
-            <w:r>
-              <w:rPr>
-                <w:rFonts w:ascii="Segoe UI Symbol" w:eastAsia="Times New Roman" w:hAnsi="Segoe UI Symbol" w:cs="Segoe UI Symbol"/>
-                <w:iCs/>
-                <w:sz w:val="16"/>
-                <w:szCs w:val="16"/>
-              </w:rPr>
-              <w:t>☐</w:t>
-            </w:r>
+            <w:sdt>
+              <w:sdtPr>
+                <w:rPr>
+                  <w:rFonts w:ascii="Arial" w:eastAsia="Times New Roman" w:hAnsi="Arial" w:cs="Arial"/>
+                  <w:iCs/>
+                  <w:sz w:val="16"/>
+                  <w:szCs w:val="16"/>
+                </w:rPr>
+                <w:id w:val="1499925860"/>
+                <w14:checkbox>
+                  <w14:checked w14:val="0"/>
+                  <w14:checkedState w14:val="2612" w14:font="MS Gothic"/>
+                  <w14:uncheckedState w14:val="2610" w14:font="MS Gothic"/>
+                </w14:checkbox>
+              </w:sdtPr>
+              <w:sdtContent>
+                <w:r>
+                  <w:rPr>
+                    <w:rFonts w:ascii="Segoe UI Symbol" w:eastAsia="Times New Roman" w:hAnsi="Segoe UI Symbol" w:cs="Segoe UI Symbol"/>
+                    <w:iCs/>
+                    <w:sz w:val="16"/>
+                    <w:szCs w:val="16"/>
+                  </w:rPr>
+                  <w:t>☐</w:t>
+                </w:r>
+              </w:sdtContent>
+            </w:sdt>
             <w:r>
               <w:rPr>
                 <w:rFonts w:ascii="Arial" w:eastAsia="Times New Roman" w:hAnsi="Arial" w:cs="Arial"/>
@@ -3663,15 +3936,33 @@
                 <w:szCs w:val="16"/>
               </w:rPr>
             </w:pPr>
-            <w:r>
-              <w:rPr>
-                <w:rFonts w:ascii="Segoe UI Symbol" w:eastAsia="Times New Roman" w:hAnsi="Segoe UI Symbol" w:cs="Segoe UI Symbol"/>
-                <w:iCs/>
-                <w:sz w:val="16"/>
-                <w:szCs w:val="16"/>
-              </w:rPr>
-              <w:t>☒</w:t>
-            </w:r>
+            <w:sdt>
+              <w:sdtPr>
+                <w:rPr>
+                  <w:rFonts w:ascii="Arial" w:eastAsia="Times New Roman" w:hAnsi="Arial" w:cs="Arial"/>
+                  <w:iCs/>
+                  <w:sz w:val="16"/>
+                  <w:szCs w:val="16"/>
+                </w:rPr>
+                <w:id w:val="198047391"/>
+                <w14:checkbox>
+                  <w14:checked w14:val="1"/>
+                  <w14:checkedState w14:val="2612" w14:font="MS Gothic"/>
+                  <w14:uncheckedState w14:val="2610" w14:font="MS Gothic"/>
+                </w14:checkbox>
+              </w:sdtPr>
+              <w:sdtContent>
+                <w:r>
+                  <w:rPr>
+                    <w:rFonts w:ascii="Segoe UI Symbol" w:eastAsia="Times New Roman" w:hAnsi="Segoe UI Symbol" w:cs="Segoe UI Symbol"/>
+                    <w:iCs/>
+                    <w:sz w:val="16"/>
+                    <w:szCs w:val="16"/>
+                  </w:rPr>
+                  <w:t>☒</w:t>
+                </w:r>
+              </w:sdtContent>
+            </w:sdt>
             <w:r>
               <w:rPr>
                 <w:rFonts w:ascii="Arial" w:eastAsia="Times New Roman" w:hAnsi="Arial" w:cs="Arial"/>
@@ -3874,30 +4165,47 @@
         <w:trPr>
           <w:jc w:val="center"/>
         </w:trPr>
-        <w:tc>
-          <w:tcPr>
-            <w:tcW w:w="425" w:type="dxa"/>
-          </w:tcPr>
-          <w:p>
-            <w:pPr>
-              <w:widowControl w:val="0"/>
-              <w:spacing w:before="50" w:after="50"/>
-              <w:rPr>
-                <w:rFonts w:ascii="Arial" w:eastAsia="Times New Roman" w:hAnsi="Arial" w:cs="Arial"/>
-                <w:iCs/>
-                <w:sz w:val="20"/>
-              </w:rPr>
-            </w:pPr>
-            <w:r>
-              <w:rPr>
-                <w:rFonts w:ascii="Segoe UI Symbol" w:eastAsia="Times New Roman" w:hAnsi="Segoe UI Symbol" w:cs="Segoe UI Symbol"/>
-                <w:iCs/>
-                <w:sz w:val="20"/>
-              </w:rPr>
-              <w:t>☒</w:t>
-            </w:r>
-          </w:p>
-        </w:tc>
+        <w:sdt>
+          <w:sdtPr>
+            <w:rPr>
+              <w:rFonts w:ascii="Arial" w:eastAsia="Times New Roman" w:hAnsi="Arial" w:cs="Arial"/>
+              <w:iCs/>
+              <w:sz w:val="20"/>
+            </w:rPr>
+            <w:id w:val="1689867656"/>
+            <w14:checkbox>
+              <w14:checked w14:val="1"/>
+              <w14:checkedState w14:val="2612" w14:font="MS Gothic"/>
+              <w14:uncheckedState w14:val="2610" w14:font="MS Gothic"/>
+            </w14:checkbox>
+          </w:sdtPr>
+          <w:sdtContent>
+            <w:tc>
+              <w:tcPr>
+                <w:tcW w:w="425" w:type="dxa"/>
+              </w:tcPr>
+              <w:p>
+                <w:pPr>
+                  <w:widowControl w:val="0"/>
+                  <w:spacing w:before="50" w:after="50"/>
+                  <w:rPr>
+                    <w:rFonts w:ascii="Arial" w:eastAsia="Times New Roman" w:hAnsi="Arial" w:cs="Arial"/>
+                    <w:iCs/>
+                    <w:sz w:val="20"/>
+                  </w:rPr>
+                </w:pPr>
+                <w:r>
+                  <w:rPr>
+                    <w:rFonts w:ascii="Segoe UI Symbol" w:eastAsia="Times New Roman" w:hAnsi="Segoe UI Symbol" w:cs="Segoe UI Symbol"/>
+                    <w:iCs/>
+                    <w:sz w:val="20"/>
+                  </w:rPr>
+                  <w:t>☒</w:t>
+                </w:r>
+              </w:p>
+            </w:tc>
+          </w:sdtContent>
+        </w:sdt>
         <w:tc>
           <w:tcPr>
             <w:tcW w:w="2269" w:type="dxa"/>
@@ -3923,30 +4231,47 @@
             </w:r>
           </w:p>
         </w:tc>
-        <w:tc>
-          <w:tcPr>
-            <w:tcW w:w="425" w:type="dxa"/>
-          </w:tcPr>
-          <w:p>
-            <w:pPr>
-              <w:widowControl w:val="0"/>
-              <w:spacing w:before="50" w:after="50"/>
-              <w:rPr>
-                <w:rFonts w:ascii="Arial" w:eastAsia="Times New Roman" w:hAnsi="Arial" w:cs="Arial"/>
-                <w:iCs/>
-                <w:sz w:val="20"/>
-              </w:rPr>
-            </w:pPr>
-            <w:r>
-              <w:rPr>
-                <w:rFonts w:ascii="Segoe UI Symbol" w:eastAsia="Times New Roman" w:hAnsi="Segoe UI Symbol" w:cs="Segoe UI Symbol"/>
-                <w:iCs/>
-                <w:sz w:val="20"/>
-              </w:rPr>
-              <w:t>☐</w:t>
-            </w:r>
-          </w:p>
-        </w:tc>
+        <w:sdt>
+          <w:sdtPr>
+            <w:rPr>
+              <w:rFonts w:ascii="Arial" w:eastAsia="Times New Roman" w:hAnsi="Arial" w:cs="Arial"/>
+              <w:iCs/>
+              <w:sz w:val="20"/>
+            </w:rPr>
+            <w:id w:val="-345408251"/>
+            <w14:checkbox>
+              <w14:checked w14:val="0"/>
+              <w14:checkedState w14:val="2612" w14:font="MS Gothic"/>
+              <w14:uncheckedState w14:val="2610" w14:font="MS Gothic"/>
+            </w14:checkbox>
+          </w:sdtPr>
+          <w:sdtContent>
+            <w:tc>
+              <w:tcPr>
+                <w:tcW w:w="425" w:type="dxa"/>
+              </w:tcPr>
+              <w:p>
+                <w:pPr>
+                  <w:widowControl w:val="0"/>
+                  <w:spacing w:before="50" w:after="50"/>
+                  <w:rPr>
+                    <w:rFonts w:ascii="Arial" w:eastAsia="Times New Roman" w:hAnsi="Arial" w:cs="Arial"/>
+                    <w:iCs/>
+                    <w:sz w:val="20"/>
+                  </w:rPr>
+                </w:pPr>
+                <w:r>
+                  <w:rPr>
+                    <w:rFonts w:ascii="Segoe UI Symbol" w:eastAsia="Times New Roman" w:hAnsi="Segoe UI Symbol" w:cs="Segoe UI Symbol"/>
+                    <w:iCs/>
+                    <w:sz w:val="20"/>
+                  </w:rPr>
+                  <w:t>☐</w:t>
+                </w:r>
+              </w:p>
+            </w:tc>
+          </w:sdtContent>
+        </w:sdt>
         <w:tc>
           <w:tcPr>
             <w:tcW w:w="1984" w:type="dxa"/>
@@ -4051,8 +4376,8 @@
         <w:tblLook w:val="04A0" w:firstRow="1" w:lastRow="0" w:firstColumn="1" w:lastColumn="0" w:noHBand="0" w:noVBand="1"/>
       </w:tblPr>
       <w:tblGrid>
-        <w:gridCol w:w="415"/>
-        <w:gridCol w:w="9223"/>
+        <w:gridCol w:w="409"/>
+        <w:gridCol w:w="8509"/>
       </w:tblGrid>
       <w:tr>
         <w:tc>
@@ -4071,16 +4396,35 @@
                 <w:lang w:eastAsia="pl-PL"/>
               </w:rPr>
             </w:pPr>
-            <w:r>
-              <w:rPr>
-                <w:rFonts w:ascii="Segoe UI Symbol" w:eastAsia="Times New Roman" w:hAnsi="Segoe UI Symbol" w:cs="Segoe UI Symbol"/>
-                <w:iCs/>
-                <w:sz w:val="16"/>
-                <w:szCs w:val="16"/>
-                <w:lang w:eastAsia="pl-PL"/>
-              </w:rPr>
-              <w:t>☐</w:t>
-            </w:r>
+            <w:sdt>
+              <w:sdtPr>
+                <w:rPr>
+                  <w:rFonts w:ascii="Arial" w:eastAsia="Times New Roman" w:hAnsi="Arial" w:cs="Arial"/>
+                  <w:iCs/>
+                  <w:sz w:val="16"/>
+                  <w:szCs w:val="16"/>
+                  <w:lang w:eastAsia="pl-PL"/>
+                </w:rPr>
+                <w:id w:val="397104863"/>
+                <w14:checkbox>
+                  <w14:checked w14:val="0"/>
+                  <w14:checkedState w14:val="2612" w14:font="MS Gothic"/>
+                  <w14:uncheckedState w14:val="2610" w14:font="MS Gothic"/>
+                </w14:checkbox>
+              </w:sdtPr>
+              <w:sdtContent>
+                <w:r>
+                  <w:rPr>
+                    <w:rFonts w:ascii="Segoe UI Symbol" w:eastAsia="Times New Roman" w:hAnsi="Segoe UI Symbol" w:cs="Segoe UI Symbol"/>
+                    <w:iCs/>
+                    <w:sz w:val="16"/>
+                    <w:szCs w:val="16"/>
+                    <w:lang w:eastAsia="pl-PL"/>
+                  </w:rPr>
+                  <w:t>☐</w:t>
+                </w:r>
+              </w:sdtContent>
+            </w:sdt>
           </w:p>
         </w:tc>
         <w:tc>
@@ -4130,16 +4474,35 @@
                 <w:lang w:eastAsia="pl-PL"/>
               </w:rPr>
             </w:pPr>
-            <w:r>
-              <w:rPr>
-                <w:rFonts w:ascii="Segoe UI Symbol" w:eastAsia="Times New Roman" w:hAnsi="Segoe UI Symbol" w:cs="Segoe UI Symbol"/>
-                <w:iCs/>
-                <w:sz w:val="16"/>
-                <w:szCs w:val="16"/>
-                <w:lang w:eastAsia="pl-PL"/>
-              </w:rPr>
-              <w:t>☐</w:t>
-            </w:r>
+            <w:sdt>
+              <w:sdtPr>
+                <w:rPr>
+                  <w:rFonts w:ascii="Arial" w:eastAsia="Times New Roman" w:hAnsi="Arial" w:cs="Arial"/>
+                  <w:iCs/>
+                  <w:sz w:val="16"/>
+                  <w:szCs w:val="16"/>
+                  <w:lang w:eastAsia="pl-PL"/>
+                </w:rPr>
+                <w:id w:val="-981380866"/>
+                <w14:checkbox>
+                  <w14:checked w14:val="0"/>
+                  <w14:checkedState w14:val="2612" w14:font="MS Gothic"/>
+                  <w14:uncheckedState w14:val="2610" w14:font="MS Gothic"/>
+                </w14:checkbox>
+              </w:sdtPr>
+              <w:sdtContent>
+                <w:r>
+                  <w:rPr>
+                    <w:rFonts w:ascii="Segoe UI Symbol" w:eastAsia="Times New Roman" w:hAnsi="Segoe UI Symbol" w:cs="Segoe UI Symbol"/>
+                    <w:iCs/>
+                    <w:sz w:val="16"/>
+                    <w:szCs w:val="16"/>
+                    <w:lang w:eastAsia="pl-PL"/>
+                  </w:rPr>
+                  <w:t>☐</w:t>
+                </w:r>
+              </w:sdtContent>
+            </w:sdt>
           </w:p>
         </w:tc>
         <w:tc>
@@ -4190,16 +4553,35 @@
                 <w:lang w:eastAsia="pl-PL"/>
               </w:rPr>
             </w:pPr>
-            <w:r>
-              <w:rPr>
-                <w:rFonts w:ascii="Segoe UI Symbol" w:eastAsia="Times New Roman" w:hAnsi="Segoe UI Symbol" w:cs="Segoe UI Symbol"/>
-                <w:iCs/>
-                <w:sz w:val="16"/>
-                <w:szCs w:val="16"/>
-                <w:lang w:eastAsia="pl-PL"/>
-              </w:rPr>
-              <w:t>☐</w:t>
-            </w:r>
+            <w:sdt>
+              <w:sdtPr>
+                <w:rPr>
+                  <w:rFonts w:ascii="Arial" w:eastAsia="Times New Roman" w:hAnsi="Arial" w:cs="Arial"/>
+                  <w:iCs/>
+                  <w:sz w:val="16"/>
+                  <w:szCs w:val="16"/>
+                  <w:lang w:eastAsia="pl-PL"/>
+                </w:rPr>
+                <w:id w:val="-1531023367"/>
+                <w14:checkbox>
+                  <w14:checked w14:val="0"/>
+                  <w14:checkedState w14:val="2612" w14:font="MS Gothic"/>
+                  <w14:uncheckedState w14:val="2610" w14:font="MS Gothic"/>
+                </w14:checkbox>
+              </w:sdtPr>
+              <w:sdtContent>
+                <w:r>
+                  <w:rPr>
+                    <w:rFonts w:ascii="Segoe UI Symbol" w:eastAsia="Times New Roman" w:hAnsi="Segoe UI Symbol" w:cs="Segoe UI Symbol"/>
+                    <w:iCs/>
+                    <w:sz w:val="16"/>
+                    <w:szCs w:val="16"/>
+                    <w:lang w:eastAsia="pl-PL"/>
+                  </w:rPr>
+                  <w:t>☐</w:t>
+                </w:r>
+              </w:sdtContent>
+            </w:sdt>
           </w:p>
         </w:tc>
         <w:tc>
@@ -4250,16 +4632,35 @@
                 <w:lang w:eastAsia="pl-PL"/>
               </w:rPr>
             </w:pPr>
-            <w:r>
-              <w:rPr>
-                <w:rFonts w:ascii="Segoe UI Symbol" w:eastAsia="Times New Roman" w:hAnsi="Segoe UI Symbol" w:cs="Segoe UI Symbol"/>
-                <w:iCs/>
-                <w:sz w:val="16"/>
-                <w:szCs w:val="16"/>
-                <w:lang w:eastAsia="pl-PL"/>
-              </w:rPr>
-              <w:t>☒</w:t>
-            </w:r>
+            <w:sdt>
+              <w:sdtPr>
+                <w:rPr>
+                  <w:rFonts w:ascii="Arial" w:eastAsia="Times New Roman" w:hAnsi="Arial" w:cs="Arial"/>
+                  <w:iCs/>
+                  <w:sz w:val="16"/>
+                  <w:szCs w:val="16"/>
+                  <w:lang w:eastAsia="pl-PL"/>
+                </w:rPr>
+                <w:id w:val="-142579581"/>
+                <w14:checkbox>
+                  <w14:checked w14:val="1"/>
+                  <w14:checkedState w14:val="2612" w14:font="MS Gothic"/>
+                  <w14:uncheckedState w14:val="2610" w14:font="MS Gothic"/>
+                </w14:checkbox>
+              </w:sdtPr>
+              <w:sdtContent>
+                <w:r>
+                  <w:rPr>
+                    <w:rFonts w:ascii="Segoe UI Symbol" w:eastAsia="Times New Roman" w:hAnsi="Segoe UI Symbol" w:cs="Segoe UI Symbol"/>
+                    <w:iCs/>
+                    <w:sz w:val="16"/>
+                    <w:szCs w:val="16"/>
+                    <w:lang w:eastAsia="pl-PL"/>
+                  </w:rPr>
+                  <w:t>☒</w:t>
+                </w:r>
+              </w:sdtContent>
+            </w:sdt>
           </w:p>
         </w:tc>
         <w:tc>
@@ -4481,1316 +4882,57 @@
     </w:p>
     <w:p>
       <w:pPr>
-        <w:widowControl w:val="0"/>
-        <w:spacing w:before="50" w:after="50" w:line="240" w:lineRule="auto"/>
-        <w:jc w:val="both"/>
-        <w:rPr>
-          <w:rFonts w:ascii="Arial" w:eastAsia="Times New Roman" w:hAnsi="Arial" w:cs="Arial"/>
-          <w:iCs/>
-          <w:kern w:val="0"/>
-          <w:sz w:val="16"/>
-          <w:szCs w:val="16"/>
-          <w:vertAlign w:val="superscript"/>
-          <w:lang w:val="pl-PL" w:eastAsia="pl-PL"/>
-          <w14:ligatures w14:val="none"/>
-        </w:rPr>
-      </w:pPr>
-      <w:r>
-        <w:rPr>
-          <w:rFonts w:ascii="Arial" w:eastAsia="Times New Roman" w:hAnsi="Arial" w:cs="Arial"/>
-          <w:iCs/>
-          <w:noProof/>
-          <w:kern w:val="0"/>
-          <w:sz w:val="16"/>
-          <w:szCs w:val="16"/>
-          <w:vertAlign w:val="superscript"/>
-          <w:lang w:val="pl-PL" w:eastAsia="pl-PL"/>
-        </w:rPr>
-        <mc:AlternateContent>
-          <mc:Choice Requires="wps">
-            <w:drawing>
-              <wp:anchor distT="0" distB="0" distL="114300" distR="114300" simplePos="0" relativeHeight="251659264" behindDoc="0" locked="0" layoutInCell="1" allowOverlap="1" wp14:anchorId="1B9ECC43" wp14:editId="04AD39F3">
-                <wp:simplePos x="0" y="0"/>
-                <wp:positionH relativeFrom="column">
-                  <wp:posOffset>16653</wp:posOffset>
-                </wp:positionH>
-                <wp:positionV relativeFrom="paragraph">
-                  <wp:posOffset>49147</wp:posOffset>
-                </wp:positionV>
-                <wp:extent cx="1958996" cy="0"/>
-                <wp:effectExtent l="0" t="0" r="0" b="0"/>
-                <wp:wrapNone/>
-                <wp:docPr id="481784745" name="Straight Connector 2"/>
-                <wp:cNvGraphicFramePr/>
-                <a:graphic xmlns:a="http://schemas.openxmlformats.org/drawingml/2006/main">
-                  <a:graphicData uri="http://schemas.microsoft.com/office/word/2010/wordprocessingShape">
-                    <wps:wsp>
-                      <wps:cNvCnPr/>
-                      <wps:spPr>
-                        <a:xfrm>
-                          <a:off x="0" y="0"/>
-                          <a:ext cx="1958996" cy="0"/>
-                        </a:xfrm>
-                        <a:prstGeom prst="line">
-                          <a:avLst/>
-                        </a:prstGeom>
-                      </wps:spPr>
-                      <wps:style>
-                        <a:lnRef idx="1">
-                          <a:schemeClr val="dk1"/>
-                        </a:lnRef>
-                        <a:fillRef idx="0">
-                          <a:schemeClr val="dk1"/>
-                        </a:fillRef>
-                        <a:effectRef idx="0">
-                          <a:schemeClr val="dk1"/>
-                        </a:effectRef>
-                        <a:fontRef idx="minor">
-                          <a:schemeClr val="tx1"/>
-                        </a:fontRef>
-                      </wps:style>
-                      <wps:bodyPr/>
-                    </wps:wsp>
-                  </a:graphicData>
-                </a:graphic>
-                <wp14:sizeRelH relativeFrom="margin">
-                  <wp14:pctWidth>0</wp14:pctWidth>
-                </wp14:sizeRelH>
-                <wp14:sizeRelV relativeFrom="margin">
-                  <wp14:pctHeight>0</wp14:pctHeight>
-                </wp14:sizeRelV>
-              </wp:anchor>
-            </w:drawing>
-          </mc:Choice>
-          <mc:Fallback>
-            <w:pict>
-              <v:line w14:anchorId="4D0282B1" id="Straight Connector 2" o:spid="_x0000_s1026" style="position:absolute;z-index:251659264;visibility:visible;mso-wrap-style:square;mso-width-percent:0;mso-height-percent:0;mso-wrap-distance-left:9pt;mso-wrap-distance-top:0;mso-wrap-distance-right:9pt;mso-wrap-distance-bottom:0;mso-position-horizontal:absolute;mso-position-horizontal-relative:text;mso-position-vertical:absolute;mso-position-vertical-relative:text;mso-width-percent:0;mso-height-percent:0;mso-width-relative:margin;mso-height-relative:margin" from="1.3pt,3.85pt" to="155.55pt,3.85pt" o:gfxdata="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" strokecolor="black [3200]" strokeweight=".5pt">
-                <v:stroke joinstyle="miter"/>
-              </v:line>
-            </w:pict>
-          </mc:Fallback>
-        </mc:AlternateContent>
-      </w:r>
-    </w:p>
-    <w:p>
-      <w:pPr>
-        <w:widowControl w:val="0"/>
-        <w:spacing w:before="50" w:after="50" w:line="240" w:lineRule="auto"/>
-        <w:jc w:val="both"/>
-        <w:rPr>
-          <w:rFonts w:ascii="Arial" w:eastAsia="Times New Roman" w:hAnsi="Arial" w:cs="Arial"/>
-          <w:iCs/>
-          <w:color w:val="000000"/>
-          <w:kern w:val="0"/>
-          <w:sz w:val="20"/>
-          <w:lang w:val="pl-PL" w:eastAsia="pl-PL"/>
-          <w14:ligatures w14:val="none"/>
-        </w:rPr>
-      </w:pPr>
-      <w:r>
-        <w:rPr>
-          <w:rFonts w:ascii="Arial" w:eastAsia="Times New Roman" w:hAnsi="Arial" w:cs="Arial"/>
-          <w:iCs/>
-          <w:kern w:val="0"/>
-          <w:sz w:val="16"/>
-          <w:szCs w:val="16"/>
-          <w:vertAlign w:val="superscript"/>
-          <w:lang w:val="pl-PL" w:eastAsia="pl-PL"/>
-          <w14:ligatures w14:val="none"/>
-        </w:rPr>
-        <w:footnoteRef/>
-      </w:r>
-      <w:r>
-        <w:rPr>
-          <w:rFonts w:ascii="Arial" w:eastAsia="Times New Roman" w:hAnsi="Arial" w:cs="Arial"/>
-          <w:iCs/>
-          <w:kern w:val="0"/>
-          <w:sz w:val="16"/>
-          <w:szCs w:val="16"/>
-          <w:vertAlign w:val="superscript"/>
-          <w:lang w:val="pl-PL" w:eastAsia="pl-PL"/>
-          <w14:ligatures w14:val="none"/>
-        </w:rPr>
-        <w:t xml:space="preserve">) </w:t>
-      </w:r>
-      <w:r>
-        <w:rPr>
-          <w:rFonts w:ascii="Arial" w:eastAsia="Times New Roman" w:hAnsi="Arial" w:cs="Arial"/>
-          <w:iCs/>
-          <w:kern w:val="0"/>
-          <w:sz w:val="16"/>
-          <w:szCs w:val="16"/>
-          <w:lang w:val="pl-PL" w:eastAsia="pl-PL"/>
-          <w14:ligatures w14:val="none"/>
-        </w:rPr>
-        <w:t>Można zaznaczyć więcej niż jedno pole. W ramach jednego pisma można wybrać tylko te akty, w przypadku których pismo będzie wysyłane do tego samego organu wskazanego w pkt 1. W przypadku gdy treść wniosku lub uwag</w:t>
-      </w:r>
-      <w:r>
-        <w:rPr>
-          <w:rFonts w:ascii="Arial" w:eastAsia="Times New Roman" w:hAnsi="Arial" w:cs="Arial"/>
-          <w:iCs/>
-          <w:color w:val="000000"/>
-          <w:kern w:val="0"/>
-          <w:sz w:val="16"/>
-          <w:szCs w:val="16"/>
-          <w:lang w:val="pl-PL" w:eastAsia="pl-PL"/>
-          <w14:ligatures w14:val="none"/>
-        </w:rPr>
-        <w:t>i związana jest z dokumentem powiązanym z aktem planowania przestrzennego (np. sporządzanej w toku procedowania aktu, w ramach strategicznej oceny oddziaływania na środowisko, prognozy oddziaływania na środowisko), należy w pkt 3 wybrać rodzaj aktu planowania przestrzennego, którego ten dokument dotyczy, po czym wprowadzić treść wniosku lub uwagi w pkt 7.1 lub 7.2.</w:t>
-      </w:r>
-    </w:p>
-    <w:p>
-      <w:pPr>
-        <w:widowControl w:val="0"/>
-        <w:spacing w:before="50" w:after="50" w:line="240" w:lineRule="auto"/>
-        <w:jc w:val="both"/>
-        <w:rPr>
-          <w:rFonts w:ascii="Arial" w:eastAsia="Times New Roman" w:hAnsi="Arial" w:cs="Arial"/>
-          <w:iCs/>
-          <w:color w:val="000000"/>
-          <w:kern w:val="0"/>
-          <w:sz w:val="16"/>
-          <w:szCs w:val="16"/>
-          <w:lang w:val="pl-PL" w:eastAsia="pl-PL"/>
-          <w14:ligatures w14:val="none"/>
-        </w:rPr>
-      </w:pPr>
-      <w:r>
-        <w:rPr>
-          <w:rFonts w:ascii="Arial" w:eastAsia="Times New Roman" w:hAnsi="Arial" w:cs="Arial"/>
-          <w:iCs/>
-          <w:color w:val="000000"/>
-          <w:kern w:val="0"/>
-          <w:sz w:val="16"/>
-          <w:szCs w:val="16"/>
-          <w:vertAlign w:val="superscript"/>
-          <w:lang w:val="pl-PL" w:eastAsia="pl-PL"/>
-          <w14:ligatures w14:val="none"/>
-        </w:rPr>
-        <w:footnoteRef/>
-      </w:r>
-      <w:r>
-        <w:rPr>
-          <w:rFonts w:ascii="Arial" w:eastAsia="Times New Roman" w:hAnsi="Arial" w:cs="Arial"/>
-          <w:iCs/>
-          <w:color w:val="000000"/>
-          <w:kern w:val="0"/>
-          <w:sz w:val="16"/>
-          <w:szCs w:val="16"/>
-          <w:vertAlign w:val="superscript"/>
-          <w:lang w:val="pl-PL" w:eastAsia="pl-PL"/>
-          <w14:ligatures w14:val="none"/>
-        </w:rPr>
-        <w:t>)</w:t>
-      </w:r>
-      <w:r>
-        <w:rPr>
-          <w:rFonts w:ascii="Arial" w:eastAsia="Times New Roman" w:hAnsi="Arial" w:cs="Arial"/>
-          <w:iCs/>
-          <w:color w:val="000000"/>
-          <w:kern w:val="0"/>
-          <w:sz w:val="20"/>
-          <w:vertAlign w:val="superscript"/>
-          <w:lang w:val="pl-PL" w:eastAsia="pl-PL"/>
-          <w14:ligatures w14:val="none"/>
-        </w:rPr>
-        <w:t xml:space="preserve"> </w:t>
-      </w:r>
-      <w:r>
-        <w:rPr>
-          <w:rFonts w:ascii="Arial" w:eastAsia="Times New Roman" w:hAnsi="Arial" w:cs="Arial"/>
-          <w:iCs/>
-          <w:color w:val="000000"/>
-          <w:kern w:val="0"/>
-          <w:sz w:val="16"/>
-          <w:szCs w:val="16"/>
-          <w:lang w:val="pl-PL" w:eastAsia="pl-PL"/>
-          <w14:ligatures w14:val="none"/>
-        </w:rPr>
-        <w:t>Nie dotyczy planu zagospodarowania przestrzennego województwa.</w:t>
-      </w:r>
-    </w:p>
-    <w:p>
-      <w:pPr>
-        <w:widowControl w:val="0"/>
-        <w:spacing w:before="50" w:after="50" w:line="240" w:lineRule="auto"/>
-        <w:jc w:val="both"/>
-        <w:rPr>
-          <w:rFonts w:ascii="Arial" w:eastAsia="Times New Roman" w:hAnsi="Arial" w:cs="Arial"/>
-          <w:iCs/>
-          <w:color w:val="000000"/>
-          <w:kern w:val="0"/>
-          <w:sz w:val="16"/>
-          <w:szCs w:val="16"/>
-          <w:lang w:val="pl-PL" w:eastAsia="pl-PL"/>
-          <w14:ligatures w14:val="none"/>
-        </w:rPr>
-      </w:pPr>
-      <w:r>
-        <w:rPr>
-          <w:rFonts w:ascii="Arial" w:eastAsia="Times New Roman" w:hAnsi="Arial" w:cs="Arial"/>
-          <w:iCs/>
-          <w:color w:val="000000"/>
-          <w:kern w:val="0"/>
-          <w:sz w:val="16"/>
-          <w:szCs w:val="16"/>
-          <w:vertAlign w:val="superscript"/>
-          <w:lang w:val="pl-PL" w:eastAsia="pl-PL"/>
-          <w14:ligatures w14:val="none"/>
-        </w:rPr>
-        <w:footnoteRef/>
-      </w:r>
-      <w:r>
-        <w:rPr>
-          <w:rFonts w:ascii="Arial" w:eastAsia="Times New Roman" w:hAnsi="Arial" w:cs="Arial"/>
-          <w:iCs/>
-          <w:color w:val="000000"/>
-          <w:kern w:val="0"/>
-          <w:sz w:val="16"/>
-          <w:szCs w:val="16"/>
-          <w:vertAlign w:val="superscript"/>
-          <w:lang w:val="pl-PL" w:eastAsia="pl-PL"/>
-          <w14:ligatures w14:val="none"/>
-        </w:rPr>
-        <w:t>)</w:t>
-      </w:r>
-      <w:r>
-        <w:rPr>
-          <w:rFonts w:ascii="Arial" w:eastAsia="Times New Roman" w:hAnsi="Arial" w:cs="Arial"/>
-          <w:iCs/>
-          <w:color w:val="000000"/>
-          <w:kern w:val="0"/>
-          <w:sz w:val="20"/>
-          <w:lang w:val="pl-PL" w:eastAsia="pl-PL"/>
-          <w14:ligatures w14:val="none"/>
-        </w:rPr>
-        <w:t xml:space="preserve"> </w:t>
-      </w:r>
-      <w:r>
-        <w:rPr>
-          <w:rFonts w:ascii="Arial" w:eastAsia="Times New Roman" w:hAnsi="Arial" w:cs="Arial"/>
-          <w:iCs/>
-          <w:color w:val="000000"/>
-          <w:kern w:val="0"/>
-          <w:sz w:val="16"/>
-          <w:szCs w:val="16"/>
-          <w:lang w:val="pl-PL" w:eastAsia="pl-PL"/>
-          <w14:ligatures w14:val="none"/>
-        </w:rPr>
-        <w:t>Nie dotyczy planu zagospodarowania przestrzennego województwa i audytu krajobrazowego.</w:t>
-      </w:r>
-    </w:p>
-    <w:p>
-      <w:pPr>
-        <w:widowControl w:val="0"/>
-        <w:spacing w:after="0" w:line="240" w:lineRule="auto"/>
-        <w:jc w:val="both"/>
-        <w:rPr>
-          <w:rFonts w:ascii="Arial" w:eastAsia="Times New Roman" w:hAnsi="Arial" w:cs="Arial"/>
-          <w:bCs/>
-          <w:iCs/>
-          <w:color w:val="000000"/>
-          <w:kern w:val="0"/>
-          <w:sz w:val="16"/>
-          <w:szCs w:val="16"/>
-          <w:lang w:val="pl-PL" w:eastAsia="pl-PL"/>
-          <w14:ligatures w14:val="none"/>
-        </w:rPr>
-      </w:pPr>
-      <w:r>
-        <w:rPr>
-          <w:rFonts w:ascii="Arial" w:eastAsia="Times New Roman" w:hAnsi="Arial" w:cs="Arial"/>
-          <w:bCs/>
-          <w:iCs/>
-          <w:color w:val="000000"/>
-          <w:kern w:val="0"/>
-          <w:sz w:val="16"/>
-          <w:szCs w:val="16"/>
-          <w:vertAlign w:val="superscript"/>
-          <w:lang w:val="pl-PL" w:eastAsia="pl-PL"/>
-          <w14:ligatures w14:val="none"/>
-        </w:rPr>
-        <w:footnoteRef/>
-      </w:r>
-      <w:r>
-        <w:rPr>
-          <w:rFonts w:ascii="Arial" w:eastAsia="Times New Roman" w:hAnsi="Arial" w:cs="Arial"/>
-          <w:bCs/>
-          <w:iCs/>
-          <w:color w:val="000000"/>
-          <w:kern w:val="0"/>
-          <w:sz w:val="16"/>
-          <w:szCs w:val="16"/>
-          <w:vertAlign w:val="superscript"/>
-          <w:lang w:val="pl-PL" w:eastAsia="pl-PL"/>
-          <w14:ligatures w14:val="none"/>
-        </w:rPr>
-        <w:t>)</w:t>
-      </w:r>
-      <w:r>
-        <w:rPr>
-          <w:rFonts w:ascii="Arial" w:eastAsia="Times New Roman" w:hAnsi="Arial" w:cs="Arial"/>
-          <w:bCs/>
-          <w:iCs/>
-          <w:color w:val="000000"/>
-          <w:kern w:val="0"/>
-          <w:sz w:val="16"/>
-          <w:szCs w:val="16"/>
-          <w:lang w:val="pl-PL" w:eastAsia="pl-PL"/>
-          <w14:ligatures w14:val="none"/>
-        </w:rPr>
-        <w:t xml:space="preserve"> W pkt 4 należy podać adres zamieszkania albo siedziby składającego pismo. W przypadku wypełnienia pkt 5 podaje się adres do korespondencji składającego pismo, jeżeli jest inny niż adres podany w pkt 4. W przypadku wypełnienia pkt 6 podaje się adres zamieszkania albo siedziby pełnomocnika. W przypadku większej liczby składających pismo lub pełnomocników dane kolejnych składających pismo lub pełnomocników dodaje się w formularzu albo zamieszcza na osobnych stronach i dołącza do formularza. </w:t>
-      </w:r>
-    </w:p>
-    <w:p>
-      <w:pPr>
-        <w:widowControl w:val="0"/>
-        <w:spacing w:after="0" w:line="240" w:lineRule="auto"/>
-        <w:jc w:val="both"/>
-        <w:rPr>
-          <w:rFonts w:ascii="Arial" w:eastAsia="Times New Roman" w:hAnsi="Arial" w:cs="Arial"/>
-          <w:bCs/>
-          <w:iCs/>
-          <w:color w:val="000000"/>
-          <w:kern w:val="0"/>
-          <w:sz w:val="16"/>
-          <w:szCs w:val="16"/>
-          <w:lang w:val="pl-PL" w:eastAsia="pl-PL"/>
-          <w14:ligatures w14:val="none"/>
-        </w:rPr>
-      </w:pPr>
-      <w:r>
-        <w:rPr>
-          <w:rFonts w:ascii="Arial" w:eastAsia="Times New Roman" w:hAnsi="Arial" w:cs="Arial"/>
-          <w:bCs/>
-          <w:iCs/>
-          <w:color w:val="000000"/>
-          <w:kern w:val="0"/>
-          <w:sz w:val="16"/>
-          <w:szCs w:val="16"/>
-          <w:vertAlign w:val="superscript"/>
-          <w:lang w:val="pl-PL" w:eastAsia="pl-PL"/>
-          <w14:ligatures w14:val="none"/>
-        </w:rPr>
-        <w:footnoteRef/>
-      </w:r>
-      <w:r>
-        <w:rPr>
-          <w:rFonts w:ascii="Arial" w:eastAsia="Times New Roman" w:hAnsi="Arial" w:cs="Arial"/>
-          <w:bCs/>
-          <w:iCs/>
-          <w:color w:val="000000"/>
-          <w:kern w:val="0"/>
-          <w:sz w:val="16"/>
-          <w:szCs w:val="16"/>
-          <w:vertAlign w:val="superscript"/>
-          <w:lang w:val="pl-PL" w:eastAsia="pl-PL"/>
-          <w14:ligatures w14:val="none"/>
-        </w:rPr>
-        <w:t>)</w:t>
-      </w:r>
-      <w:r>
-        <w:rPr>
-          <w:rFonts w:ascii="Arial" w:eastAsia="Times New Roman" w:hAnsi="Arial" w:cs="Arial"/>
-          <w:bCs/>
-          <w:iCs/>
-          <w:color w:val="000000"/>
-          <w:kern w:val="0"/>
-          <w:sz w:val="16"/>
-          <w:szCs w:val="16"/>
-          <w:lang w:val="pl-PL" w:eastAsia="pl-PL"/>
-          <w14:ligatures w14:val="none"/>
-        </w:rPr>
-        <w:t xml:space="preserve"> Adres </w:t>
-      </w:r>
-      <w:r>
-        <w:rPr>
-          <w:rFonts w:ascii="Arial" w:eastAsia="Times New Roman" w:hAnsi="Arial" w:cs="Arial"/>
-          <w:bCs/>
-          <w:iCs/>
-          <w:color w:val="000000"/>
-          <w:spacing w:val="-2"/>
-          <w:kern w:val="0"/>
-          <w:sz w:val="16"/>
-          <w:szCs w:val="16"/>
-          <w:lang w:val="pl-PL" w:eastAsia="pl-PL"/>
-          <w14:ligatures w14:val="none"/>
-        </w:rPr>
-        <w:t xml:space="preserve">skrytki </w:t>
-      </w:r>
-      <w:proofErr w:type="spellStart"/>
-      <w:r>
-        <w:rPr>
-          <w:rFonts w:ascii="Arial" w:eastAsia="Times New Roman" w:hAnsi="Arial" w:cs="Arial"/>
-          <w:bCs/>
-          <w:iCs/>
-          <w:color w:val="000000"/>
-          <w:spacing w:val="-2"/>
-          <w:kern w:val="0"/>
-          <w:sz w:val="16"/>
-          <w:szCs w:val="16"/>
-          <w:lang w:val="pl-PL" w:eastAsia="pl-PL"/>
-          <w14:ligatures w14:val="none"/>
-        </w:rPr>
-        <w:t>ePUAP</w:t>
-      </w:r>
-      <w:proofErr w:type="spellEnd"/>
-      <w:r>
-        <w:rPr>
-          <w:rFonts w:ascii="Arial" w:eastAsia="Times New Roman" w:hAnsi="Arial" w:cs="Arial"/>
-          <w:bCs/>
-          <w:iCs/>
-          <w:color w:val="000000"/>
-          <w:spacing w:val="-2"/>
-          <w:kern w:val="0"/>
-          <w:sz w:val="16"/>
-          <w:szCs w:val="16"/>
-          <w:lang w:val="pl-PL" w:eastAsia="pl-PL"/>
-          <w14:ligatures w14:val="none"/>
-        </w:rPr>
-        <w:t xml:space="preserve"> lub adres do doręczeń elektronicznych wskazuje się w przypadku wyrażenia zgody na doręczanie korespondencji za pomocą środków komunikacji elektronicznej, z zastrzeżeniem przypadków, w których organ, zgodnie z przepisami ustawy z dnia 18 listopada 2020 r. o doręczeniach elektronicznych (Dz. U. z 2023 r. poz. 285, z </w:t>
-      </w:r>
-      <w:proofErr w:type="spellStart"/>
-      <w:r>
-        <w:rPr>
-          <w:rFonts w:ascii="Arial" w:eastAsia="Times New Roman" w:hAnsi="Arial" w:cs="Arial"/>
-          <w:bCs/>
-          <w:iCs/>
-          <w:color w:val="000000"/>
-          <w:spacing w:val="-2"/>
-          <w:kern w:val="0"/>
-          <w:sz w:val="16"/>
-          <w:szCs w:val="16"/>
-          <w:lang w:val="pl-PL" w:eastAsia="pl-PL"/>
-          <w14:ligatures w14:val="none"/>
-        </w:rPr>
-        <w:t>późn</w:t>
-      </w:r>
-      <w:proofErr w:type="spellEnd"/>
-      <w:r>
-        <w:rPr>
-          <w:rFonts w:ascii="Arial" w:eastAsia="Times New Roman" w:hAnsi="Arial" w:cs="Arial"/>
-          <w:bCs/>
-          <w:iCs/>
-          <w:color w:val="000000"/>
-          <w:spacing w:val="-2"/>
-          <w:kern w:val="0"/>
-          <w:sz w:val="16"/>
-          <w:szCs w:val="16"/>
-          <w:lang w:val="pl-PL" w:eastAsia="pl-PL"/>
-          <w14:ligatures w14:val="none"/>
-        </w:rPr>
-        <w:t>. zm.), ma obowiązek doręczenia korespondencji na adres do doręczeń elektronicznych.</w:t>
-      </w:r>
-    </w:p>
-    <w:p>
-      <w:pPr>
-        <w:widowControl w:val="0"/>
-        <w:spacing w:after="0" w:line="240" w:lineRule="auto"/>
-        <w:jc w:val="both"/>
-        <w:rPr>
-          <w:rFonts w:ascii="Arial" w:eastAsia="Times New Roman" w:hAnsi="Arial" w:cs="Arial"/>
-          <w:bCs/>
-          <w:iCs/>
-          <w:color w:val="000000"/>
-          <w:kern w:val="0"/>
-          <w:sz w:val="16"/>
-          <w:szCs w:val="16"/>
-          <w:lang w:val="pl-PL" w:eastAsia="pl-PL"/>
-          <w14:ligatures w14:val="none"/>
-        </w:rPr>
-      </w:pPr>
-      <w:r>
-        <w:rPr>
-          <w:rFonts w:ascii="Arial" w:eastAsia="Times New Roman" w:hAnsi="Arial" w:cs="Arial"/>
-          <w:bCs/>
-          <w:iCs/>
-          <w:color w:val="000000"/>
-          <w:kern w:val="0"/>
-          <w:sz w:val="16"/>
-          <w:vertAlign w:val="superscript"/>
-          <w:lang w:val="pl-PL" w:eastAsia="pl-PL"/>
-          <w14:ligatures w14:val="none"/>
-        </w:rPr>
-        <w:footnoteRef/>
-      </w:r>
-      <w:r>
-        <w:rPr>
-          <w:rFonts w:ascii="Arial" w:eastAsia="Times New Roman" w:hAnsi="Arial" w:cs="Arial"/>
-          <w:bCs/>
-          <w:iCs/>
-          <w:color w:val="000000"/>
-          <w:kern w:val="0"/>
-          <w:sz w:val="16"/>
-          <w:vertAlign w:val="superscript"/>
-          <w:lang w:val="pl-PL" w:eastAsia="pl-PL"/>
-          <w14:ligatures w14:val="none"/>
-        </w:rPr>
-        <w:t>)</w:t>
-      </w:r>
-      <w:r>
-        <w:rPr>
-          <w:rFonts w:ascii="Arial" w:eastAsia="Times New Roman" w:hAnsi="Arial" w:cs="Arial"/>
-          <w:bCs/>
-          <w:iCs/>
-          <w:color w:val="000000"/>
-          <w:kern w:val="0"/>
-          <w:sz w:val="16"/>
-          <w:lang w:val="pl-PL" w:eastAsia="pl-PL"/>
-          <w14:ligatures w14:val="none"/>
-        </w:rPr>
-        <w:t xml:space="preserve"> </w:t>
-      </w:r>
-      <w:r>
-        <w:rPr>
-          <w:rFonts w:ascii="Arial" w:eastAsia="Times New Roman" w:hAnsi="Arial" w:cs="Arial"/>
-          <w:bCs/>
-          <w:iCs/>
-          <w:color w:val="000000"/>
-          <w:kern w:val="0"/>
-          <w:sz w:val="16"/>
-          <w:szCs w:val="16"/>
-          <w:lang w:val="pl-PL" w:eastAsia="pl-PL"/>
-          <w14:ligatures w14:val="none"/>
-        </w:rPr>
-        <w:t xml:space="preserve">Maksymalna liczba znaków w pkt 7.1. wynosi 1000, natomiast w przypadku pkt 7.2.4. wartość ta odnosi się do pojedynczego wiersza. W przypadku potrzeby dodatkowego uzasadnienia, które wykracza poza wskazany limit znaków, uzasadnienie zamieszcza się na osobnych stronach i dołącza do formularza. W przypadku większej liczby wierszy w pkt 7.2.4. kolejne wiersze dodaje się w formularzu albo zamieszcza na osobnych stronach i dołącza do formularza. </w:t>
-      </w:r>
-    </w:p>
-    <w:p>
-      <w:pPr>
-        <w:widowControl w:val="0"/>
-        <w:spacing w:before="50" w:after="50" w:line="240" w:lineRule="auto"/>
-        <w:jc w:val="both"/>
-        <w:rPr>
-          <w:rFonts w:ascii="Arial" w:eastAsia="Times New Roman" w:hAnsi="Arial" w:cs="Arial"/>
-          <w:iCs/>
-          <w:color w:val="000000"/>
-          <w:kern w:val="0"/>
-          <w:sz w:val="20"/>
-          <w:lang w:val="pl-PL" w:eastAsia="pl-PL"/>
-          <w14:ligatures w14:val="none"/>
-        </w:rPr>
-      </w:pPr>
-      <w:r>
-        <w:rPr>
-          <w:rFonts w:ascii="Arial" w:eastAsia="Times New Roman" w:hAnsi="Arial" w:cs="Arial"/>
-          <w:iCs/>
-          <w:color w:val="000000"/>
-          <w:kern w:val="0"/>
-          <w:sz w:val="16"/>
-          <w:szCs w:val="16"/>
-          <w:vertAlign w:val="superscript"/>
-          <w:lang w:val="pl-PL" w:eastAsia="pl-PL"/>
-          <w14:ligatures w14:val="none"/>
-        </w:rPr>
-        <w:footnoteRef/>
-      </w:r>
-      <w:r>
-        <w:rPr>
-          <w:rFonts w:ascii="Arial" w:eastAsia="Times New Roman" w:hAnsi="Arial" w:cs="Arial"/>
-          <w:iCs/>
-          <w:color w:val="000000"/>
-          <w:kern w:val="0"/>
-          <w:sz w:val="16"/>
-          <w:szCs w:val="16"/>
-          <w:vertAlign w:val="superscript"/>
-          <w:lang w:val="pl-PL" w:eastAsia="pl-PL"/>
-          <w14:ligatures w14:val="none"/>
-        </w:rPr>
-        <w:t>)</w:t>
-      </w:r>
-      <w:r>
-        <w:rPr>
-          <w:rFonts w:ascii="Arial" w:eastAsia="Times New Roman" w:hAnsi="Arial" w:cs="Arial"/>
-          <w:iCs/>
-          <w:color w:val="000000"/>
-          <w:kern w:val="0"/>
-          <w:sz w:val="20"/>
-          <w:lang w:val="pl-PL" w:eastAsia="pl-PL"/>
-          <w14:ligatures w14:val="none"/>
-        </w:rPr>
-        <w:t xml:space="preserve"> </w:t>
-      </w:r>
-      <w:r>
-        <w:rPr>
-          <w:rFonts w:ascii="Arial" w:eastAsia="Times New Roman" w:hAnsi="Arial" w:cs="Arial"/>
-          <w:iCs/>
-          <w:color w:val="000000"/>
-          <w:kern w:val="0"/>
-          <w:sz w:val="16"/>
-          <w:szCs w:val="16"/>
-          <w:lang w:val="pl-PL" w:eastAsia="pl-PL"/>
-          <w14:ligatures w14:val="none"/>
-        </w:rPr>
-        <w:t>W przypadku zaznaczenia pola „nie” (wskazania terenu objętego pismem jako części działki ewidencyjnej lub działek ewidencyjnych) można dodać załącznik z określeniem granic terenu w formie graficznej.</w:t>
-      </w:r>
-    </w:p>
-    <w:p>
-      <w:pPr>
-        <w:widowControl w:val="0"/>
-        <w:spacing w:after="0" w:line="240" w:lineRule="auto"/>
-        <w:jc w:val="both"/>
-        <w:rPr>
-          <w:rFonts w:ascii="Arial" w:eastAsia="Times New Roman" w:hAnsi="Arial" w:cs="Arial"/>
-          <w:bCs/>
-          <w:iCs/>
-          <w:color w:val="000000"/>
-          <w:kern w:val="0"/>
-          <w:sz w:val="16"/>
-          <w:szCs w:val="16"/>
-          <w:lang w:val="pl-PL" w:eastAsia="pl-PL"/>
-          <w14:ligatures w14:val="none"/>
-        </w:rPr>
-      </w:pPr>
-      <w:r>
-        <w:rPr>
-          <w:rFonts w:ascii="Arial" w:eastAsia="Times New Roman" w:hAnsi="Arial" w:cs="Arial"/>
-          <w:bCs/>
-          <w:iCs/>
-          <w:color w:val="000000"/>
-          <w:kern w:val="0"/>
-          <w:sz w:val="16"/>
-          <w:szCs w:val="16"/>
-          <w:vertAlign w:val="superscript"/>
-          <w:lang w:val="pl-PL" w:eastAsia="pl-PL"/>
-          <w14:ligatures w14:val="none"/>
-        </w:rPr>
-        <w:footnoteRef/>
-      </w:r>
-      <w:r>
-        <w:rPr>
-          <w:rFonts w:ascii="Arial" w:eastAsia="Times New Roman" w:hAnsi="Arial" w:cs="Arial"/>
-          <w:bCs/>
-          <w:iCs/>
-          <w:color w:val="000000"/>
-          <w:kern w:val="0"/>
-          <w:sz w:val="16"/>
-          <w:szCs w:val="16"/>
-          <w:vertAlign w:val="superscript"/>
-          <w:lang w:val="pl-PL" w:eastAsia="pl-PL"/>
-          <w14:ligatures w14:val="none"/>
-        </w:rPr>
-        <w:t>)</w:t>
-      </w:r>
-      <w:r>
-        <w:rPr>
-          <w:rFonts w:ascii="Arial" w:eastAsia="Times New Roman" w:hAnsi="Arial" w:cs="Arial"/>
-          <w:bCs/>
-          <w:iCs/>
-          <w:color w:val="000000"/>
-          <w:kern w:val="0"/>
-          <w:sz w:val="16"/>
-          <w:szCs w:val="16"/>
-          <w:lang w:val="pl-PL" w:eastAsia="pl-PL"/>
-          <w14:ligatures w14:val="none"/>
-        </w:rPr>
-        <w:t xml:space="preserve"> Podaje się nazwę lub symbol klasy przeznaczenia terenu zgodnie ze standardami określonymi w przepisach wykonawczych wydanych na podstawie art. 16 ust. 2 ustawy z dnia 27 marca 2003 r. o planowaniu i zagospodarowaniu przestrzennym (Dz. U. z 2023 r. poz. 977, z </w:t>
-      </w:r>
-      <w:proofErr w:type="spellStart"/>
-      <w:r>
-        <w:rPr>
-          <w:rFonts w:ascii="Arial" w:eastAsia="Times New Roman" w:hAnsi="Arial" w:cs="Arial"/>
-          <w:bCs/>
-          <w:iCs/>
-          <w:color w:val="000000"/>
-          <w:kern w:val="0"/>
-          <w:sz w:val="16"/>
-          <w:szCs w:val="16"/>
-          <w:lang w:val="pl-PL" w:eastAsia="pl-PL"/>
-          <w14:ligatures w14:val="none"/>
-        </w:rPr>
-        <w:t>późn</w:t>
-      </w:r>
-      <w:proofErr w:type="spellEnd"/>
-      <w:r>
-        <w:rPr>
-          <w:rFonts w:ascii="Arial" w:eastAsia="Times New Roman" w:hAnsi="Arial" w:cs="Arial"/>
-          <w:bCs/>
-          <w:iCs/>
-          <w:color w:val="000000"/>
-          <w:kern w:val="0"/>
-          <w:sz w:val="16"/>
-          <w:szCs w:val="16"/>
-          <w:lang w:val="pl-PL" w:eastAsia="pl-PL"/>
-          <w14:ligatures w14:val="none"/>
-        </w:rPr>
-        <w:t xml:space="preserve">. zm.). </w:t>
-      </w:r>
-    </w:p>
-    <w:p>
-      <w:pPr>
-        <w:widowControl w:val="0"/>
-        <w:spacing w:before="50" w:after="50" w:line="240" w:lineRule="auto"/>
-        <w:jc w:val="both"/>
-        <w:rPr>
-          <w:rFonts w:ascii="Arial" w:eastAsia="Times New Roman" w:hAnsi="Arial" w:cs="Arial"/>
-          <w:iCs/>
-          <w:color w:val="000000"/>
-          <w:kern w:val="0"/>
-          <w:sz w:val="16"/>
-          <w:szCs w:val="16"/>
-          <w:lang w:val="pl-PL" w:eastAsia="pl-PL"/>
-          <w14:ligatures w14:val="none"/>
-        </w:rPr>
-      </w:pPr>
-      <w:r>
-        <w:rPr>
-          <w:rFonts w:ascii="Arial" w:eastAsia="Times New Roman" w:hAnsi="Arial" w:cs="Arial"/>
-          <w:iCs/>
-          <w:color w:val="000000"/>
-          <w:kern w:val="0"/>
-          <w:sz w:val="16"/>
-          <w:szCs w:val="16"/>
-          <w:vertAlign w:val="superscript"/>
-          <w:lang w:val="pl-PL" w:eastAsia="pl-PL"/>
-          <w14:ligatures w14:val="none"/>
-        </w:rPr>
-        <w:footnoteRef/>
-      </w:r>
-      <w:r>
-        <w:rPr>
-          <w:rFonts w:ascii="Arial" w:eastAsia="Times New Roman" w:hAnsi="Arial" w:cs="Arial"/>
-          <w:iCs/>
-          <w:color w:val="000000"/>
-          <w:kern w:val="0"/>
-          <w:sz w:val="16"/>
-          <w:szCs w:val="16"/>
-          <w:vertAlign w:val="superscript"/>
-          <w:lang w:val="pl-PL" w:eastAsia="pl-PL"/>
-          <w14:ligatures w14:val="none"/>
-        </w:rPr>
-        <w:t xml:space="preserve">) </w:t>
-      </w:r>
-      <w:r>
-        <w:rPr>
-          <w:rFonts w:ascii="Arial" w:eastAsia="Times New Roman" w:hAnsi="Arial" w:cs="Arial"/>
-          <w:iCs/>
-          <w:color w:val="000000"/>
-          <w:kern w:val="0"/>
-          <w:sz w:val="16"/>
-          <w:szCs w:val="16"/>
-          <w:lang w:val="pl-PL" w:eastAsia="pl-PL"/>
-          <w14:ligatures w14:val="none"/>
-        </w:rPr>
-        <w:t>W przypadku dołączenia do pisma załączników zawierających dane osobowe, inne niż wymienione w pkt 4, 5 i 6, załączniki te należy zanonimizować, tj. ukryć dane osobowe.</w:t>
-      </w:r>
-    </w:p>
-    <w:p>
-      <w:pPr>
-        <w:widowControl w:val="0"/>
-        <w:spacing w:before="50" w:after="50" w:line="240" w:lineRule="auto"/>
-        <w:jc w:val="both"/>
-        <w:rPr>
-          <w:rFonts w:ascii="Arial" w:eastAsia="Times New Roman" w:hAnsi="Arial" w:cs="Arial"/>
-          <w:iCs/>
-          <w:color w:val="000000"/>
-          <w:kern w:val="0"/>
-          <w:sz w:val="16"/>
-          <w:szCs w:val="16"/>
-          <w:lang w:val="pl-PL" w:eastAsia="pl-PL"/>
-          <w14:ligatures w14:val="none"/>
-        </w:rPr>
-      </w:pPr>
-    </w:p>
-    <w:p>
-      <w:pPr>
-        <w:widowControl w:val="0"/>
-        <w:spacing w:before="50" w:after="50" w:line="240" w:lineRule="auto"/>
-        <w:jc w:val="both"/>
-        <w:rPr>
-          <w:rFonts w:ascii="Arial" w:eastAsia="Times New Roman" w:hAnsi="Arial" w:cs="Arial"/>
-          <w:iCs/>
-          <w:color w:val="000000"/>
-          <w:kern w:val="0"/>
-          <w:sz w:val="16"/>
-          <w:szCs w:val="16"/>
-          <w:lang w:val="pl-PL" w:eastAsia="pl-PL"/>
-          <w14:ligatures w14:val="none"/>
-        </w:rPr>
-      </w:pPr>
-    </w:p>
-    <w:p>
-      <w:pPr>
-        <w:widowControl w:val="0"/>
-        <w:spacing w:before="50" w:after="50" w:line="240" w:lineRule="auto"/>
-        <w:jc w:val="both"/>
-        <w:rPr>
-          <w:rFonts w:ascii="Arial" w:eastAsia="Times New Roman" w:hAnsi="Arial" w:cs="Arial"/>
-          <w:iCs/>
-          <w:color w:val="000000"/>
-          <w:kern w:val="0"/>
-          <w:sz w:val="16"/>
-          <w:szCs w:val="16"/>
-          <w:lang w:val="pl-PL" w:eastAsia="pl-PL"/>
-          <w14:ligatures w14:val="none"/>
-        </w:rPr>
-      </w:pPr>
-    </w:p>
-    <w:p>
-      <w:pPr>
-        <w:widowControl w:val="0"/>
-        <w:spacing w:before="50" w:after="50" w:line="240" w:lineRule="auto"/>
-        <w:jc w:val="both"/>
-        <w:rPr>
-          <w:rFonts w:ascii="Arial" w:eastAsia="Times New Roman" w:hAnsi="Arial" w:cs="Arial"/>
-          <w:iCs/>
-          <w:color w:val="000000"/>
-          <w:kern w:val="0"/>
-          <w:sz w:val="16"/>
-          <w:szCs w:val="16"/>
-          <w:lang w:val="pl-PL" w:eastAsia="pl-PL"/>
-          <w14:ligatures w14:val="none"/>
-        </w:rPr>
-      </w:pPr>
-    </w:p>
-    <w:p>
-      <w:pPr>
-        <w:spacing w:after="120"/>
-        <w:jc w:val="center"/>
-        <w:rPr>
-          <w:rFonts w:ascii="Arial" w:eastAsia="Calibri" w:hAnsi="Arial" w:cs="Arial"/>
-          <w:b/>
-          <w:bCs/>
-          <w:sz w:val="18"/>
-          <w:szCs w:val="18"/>
-          <w:lang w:val="pl-PL"/>
-        </w:rPr>
-      </w:pPr>
-      <w:r>
-        <w:rPr>
-          <w:rFonts w:ascii="Arial" w:eastAsia="Calibri" w:hAnsi="Arial" w:cs="Arial"/>
-          <w:b/>
-          <w:bCs/>
-          <w:sz w:val="18"/>
-          <w:szCs w:val="18"/>
-          <w:lang w:val="pl-PL"/>
-        </w:rPr>
-        <w:t>KLAUZULA INFORMACYJNA zgodna z RODO</w:t>
-      </w:r>
-    </w:p>
-    <w:p>
-      <w:pPr>
-        <w:spacing w:after="120"/>
-        <w:jc w:val="both"/>
-        <w:rPr>
-          <w:rFonts w:ascii="Arial" w:eastAsia="Calibri" w:hAnsi="Arial" w:cs="Arial"/>
-          <w:sz w:val="16"/>
-          <w:szCs w:val="16"/>
-          <w:lang w:val="pl-PL"/>
-        </w:rPr>
-      </w:pPr>
-      <w:r>
-        <w:rPr>
-          <w:rFonts w:ascii="Arial" w:eastAsia="Calibri" w:hAnsi="Arial" w:cs="Arial"/>
-          <w:sz w:val="16"/>
-          <w:szCs w:val="16"/>
-          <w:lang w:val="pl-PL"/>
-        </w:rPr>
-        <w:t>Zgodnie z art. 13, 14 i 15 rozporządzenia parlamentu Europejskiego i Rady (UE) 2016/679 z dnia 27 kwietnia 2016 r. w sprawie ochrony osób fizycznych w związku z przetwarzaniem danych osobowych i w sprawie swobodnego przepływu takich danych oraz uchylenia dyrektywy 95/46/WE – zwanego dalej RODO informuję, że:</w:t>
-      </w:r>
-    </w:p>
-    <w:p>
-      <w:pPr>
-        <w:widowControl w:val="0"/>
-        <w:numPr>
-          <w:ilvl w:val="0"/>
-          <w:numId w:val="2"/>
-        </w:numPr>
-        <w:spacing w:before="50" w:after="120" w:line="240" w:lineRule="auto"/>
-        <w:contextualSpacing/>
-        <w:jc w:val="both"/>
-        <w:rPr>
-          <w:rFonts w:ascii="Arial" w:eastAsia="Calibri" w:hAnsi="Arial" w:cs="Arial"/>
-          <w:sz w:val="16"/>
-          <w:szCs w:val="16"/>
-          <w:lang w:val="pl-PL"/>
-        </w:rPr>
-      </w:pPr>
-      <w:r>
-        <w:rPr>
-          <w:rFonts w:ascii="Arial" w:eastAsia="Calibri" w:hAnsi="Arial" w:cs="Arial"/>
-          <w:sz w:val="16"/>
-          <w:szCs w:val="16"/>
-          <w:lang w:val="pl-PL"/>
-        </w:rPr>
-        <w:t>administratorem Pani/Pana danych osobowych jest Biuro Planowania Przestrzennego Miasta z siedzibą w Szczecinie przy ul. Szymanowskiego 2, (adres e-mail bppm@um.szczecin.pl, nr tel. 91 422-10-55, fax 91 422-47-71) zwany dalej Administratorem; Administrator prowadzi operacje przetwarzania Pani/Pana danych osobowych,</w:t>
-      </w:r>
-    </w:p>
-    <w:p>
-      <w:pPr>
-        <w:widowControl w:val="0"/>
-        <w:numPr>
-          <w:ilvl w:val="0"/>
-          <w:numId w:val="2"/>
-        </w:numPr>
-        <w:spacing w:before="50" w:after="120" w:line="240" w:lineRule="auto"/>
-        <w:contextualSpacing/>
-        <w:jc w:val="both"/>
-        <w:rPr>
-          <w:rFonts w:ascii="Arial" w:eastAsia="Calibri" w:hAnsi="Arial" w:cs="Arial"/>
-          <w:sz w:val="16"/>
-          <w:szCs w:val="16"/>
-          <w:lang w:val="pl-PL"/>
-        </w:rPr>
-      </w:pPr>
-      <w:r>
-        <w:rPr>
-          <w:rFonts w:ascii="Arial" w:eastAsia="Calibri" w:hAnsi="Arial" w:cs="Arial"/>
-          <w:sz w:val="16"/>
-          <w:szCs w:val="16"/>
-          <w:lang w:val="pl-PL"/>
-        </w:rPr>
-        <w:t>inspektorem ochrony danych u Administratora jest Dorota Stadnik, e-mail: iodobppm@um.szczecin.pl, nr tel. 91 42-45-735,</w:t>
-      </w:r>
-    </w:p>
-    <w:p>
-      <w:pPr>
-        <w:widowControl w:val="0"/>
-        <w:numPr>
-          <w:ilvl w:val="0"/>
-          <w:numId w:val="2"/>
-        </w:numPr>
-        <w:spacing w:before="50" w:after="120" w:line="240" w:lineRule="auto"/>
-        <w:contextualSpacing/>
-        <w:jc w:val="both"/>
-        <w:rPr>
-          <w:rFonts w:ascii="Arial" w:eastAsia="Calibri" w:hAnsi="Arial" w:cs="Arial"/>
-          <w:sz w:val="16"/>
-          <w:szCs w:val="16"/>
-          <w:lang w:val="pl-PL"/>
-        </w:rPr>
-      </w:pPr>
-      <w:r>
-        <w:rPr>
-          <w:rFonts w:ascii="Arial" w:eastAsia="Calibri" w:hAnsi="Arial" w:cs="Arial"/>
-          <w:sz w:val="16"/>
-          <w:szCs w:val="16"/>
-          <w:lang w:val="pl-PL"/>
-        </w:rPr>
-        <w:t>Pani/Pana dane osobowe przetwarzane będą w celu realizacji zadań publicznych na podstawie art. 6 ust. 1 lit. c, e RODO i nie będą przekazywane do państwa trzeciego oraz organizacji międzynarodowych,</w:t>
-      </w:r>
-    </w:p>
-    <w:p>
-      <w:pPr>
-        <w:widowControl w:val="0"/>
-        <w:numPr>
-          <w:ilvl w:val="0"/>
-          <w:numId w:val="2"/>
-        </w:numPr>
-        <w:spacing w:before="50" w:after="120" w:line="240" w:lineRule="auto"/>
-        <w:contextualSpacing/>
-        <w:jc w:val="both"/>
-        <w:rPr>
-          <w:rFonts w:ascii="Arial" w:eastAsia="Calibri" w:hAnsi="Arial" w:cs="Arial"/>
-          <w:sz w:val="16"/>
-          <w:szCs w:val="16"/>
-          <w:lang w:val="pl-PL"/>
-        </w:rPr>
-      </w:pPr>
-      <w:r>
-        <w:rPr>
-          <w:rFonts w:ascii="Arial" w:eastAsia="Calibri" w:hAnsi="Arial" w:cs="Arial"/>
-          <w:sz w:val="16"/>
-          <w:szCs w:val="16"/>
-          <w:lang w:val="pl-PL"/>
-        </w:rPr>
-        <w:t xml:space="preserve">Pani/Pana dane osobowe mogą być przekazywane do Wydziałów i Biur Urzędu Miasta Szczecin, spółek miejskich, w zależności </w:t>
-      </w:r>
-      <w:r>
-        <w:rPr>
-          <w:rFonts w:ascii="Arial" w:eastAsia="Calibri" w:hAnsi="Arial" w:cs="Arial"/>
-          <w:sz w:val="16"/>
-          <w:szCs w:val="16"/>
-          <w:lang w:val="pl-PL"/>
-        </w:rPr>
-        <w:lastRenderedPageBreak/>
-        <w:t>od konieczności wynikającej z realizowanych zadań statutowych,</w:t>
-      </w:r>
-    </w:p>
-    <w:p>
-      <w:pPr>
-        <w:widowControl w:val="0"/>
-        <w:numPr>
-          <w:ilvl w:val="0"/>
-          <w:numId w:val="2"/>
-        </w:numPr>
-        <w:spacing w:before="50" w:after="120" w:line="240" w:lineRule="auto"/>
-        <w:contextualSpacing/>
-        <w:jc w:val="both"/>
-        <w:rPr>
-          <w:rFonts w:ascii="Arial" w:eastAsia="Calibri" w:hAnsi="Arial" w:cs="Arial"/>
-          <w:sz w:val="16"/>
-          <w:szCs w:val="16"/>
-          <w:lang w:val="pl-PL"/>
-        </w:rPr>
-      </w:pPr>
-      <w:r>
-        <w:rPr>
-          <w:rFonts w:ascii="Arial" w:eastAsia="Calibri" w:hAnsi="Arial" w:cs="Arial"/>
-          <w:sz w:val="16"/>
-          <w:szCs w:val="16"/>
-          <w:lang w:val="pl-PL"/>
-        </w:rPr>
-        <w:t>podstawą przetwarzania Pani/Pana danych osobowych jest ustawa z dnia 27 marca 2003 r. o planowaniu i zagospodarowaniu przestrzennym oraz przepisy odrębne związane z funkcjonowaniem samorządu,</w:t>
-      </w:r>
-    </w:p>
-    <w:p>
-      <w:pPr>
-        <w:widowControl w:val="0"/>
-        <w:numPr>
-          <w:ilvl w:val="0"/>
-          <w:numId w:val="2"/>
-        </w:numPr>
-        <w:spacing w:before="50" w:after="120" w:line="240" w:lineRule="auto"/>
-        <w:contextualSpacing/>
-        <w:jc w:val="both"/>
-        <w:rPr>
-          <w:rFonts w:ascii="Arial" w:eastAsia="Calibri" w:hAnsi="Arial" w:cs="Arial"/>
-          <w:sz w:val="16"/>
-          <w:szCs w:val="16"/>
-          <w:lang w:val="pl-PL"/>
-        </w:rPr>
-      </w:pPr>
-      <w:r>
-        <w:rPr>
-          <w:rFonts w:ascii="Arial" w:eastAsia="Calibri" w:hAnsi="Arial" w:cs="Arial"/>
-          <w:sz w:val="16"/>
-          <w:szCs w:val="16"/>
-          <w:lang w:val="pl-PL"/>
-        </w:rPr>
-        <w:t>podanie danych jest wymogiem ustawowym. W przypadku niepodania obowiązujących danych niemożliwa jest realizacja celu, w jakim zostają podane, w tym partycypacja w procesie stanowienia prawa miejscowego,</w:t>
-      </w:r>
-    </w:p>
-    <w:p>
-      <w:pPr>
-        <w:widowControl w:val="0"/>
-        <w:numPr>
-          <w:ilvl w:val="0"/>
-          <w:numId w:val="2"/>
-        </w:numPr>
-        <w:spacing w:before="50" w:after="80" w:line="240" w:lineRule="auto"/>
-        <w:contextualSpacing/>
-        <w:jc w:val="both"/>
-        <w:rPr>
-          <w:rFonts w:ascii="Arial" w:eastAsia="Calibri" w:hAnsi="Arial" w:cs="Arial"/>
-          <w:sz w:val="16"/>
-          <w:szCs w:val="16"/>
-          <w:lang w:val="pl-PL"/>
-        </w:rPr>
-      </w:pPr>
-      <w:r>
-        <w:rPr>
-          <w:rFonts w:ascii="Arial" w:eastAsia="Calibri" w:hAnsi="Arial" w:cs="Arial"/>
-          <w:sz w:val="16"/>
-          <w:szCs w:val="16"/>
-          <w:lang w:val="pl-PL"/>
-        </w:rPr>
-        <w:t>posiada Pani/Pan prawo do:</w:t>
-      </w:r>
-    </w:p>
-    <w:p>
-      <w:pPr>
-        <w:spacing w:after="40"/>
-        <w:ind w:left="851" w:hanging="142"/>
-        <w:jc w:val="both"/>
-        <w:rPr>
-          <w:rFonts w:ascii="Arial" w:eastAsia="Calibri" w:hAnsi="Arial" w:cs="Arial"/>
-          <w:sz w:val="16"/>
-          <w:szCs w:val="16"/>
-          <w:lang w:val="pl-PL"/>
-        </w:rPr>
-      </w:pPr>
-      <w:r>
-        <w:rPr>
-          <w:rFonts w:ascii="Arial" w:eastAsia="Calibri" w:hAnsi="Arial" w:cs="Arial"/>
-          <w:sz w:val="16"/>
-          <w:szCs w:val="16"/>
-          <w:lang w:val="pl-PL"/>
-        </w:rPr>
-        <w:t xml:space="preserve">- żądania od Administratora dostępu do swoich danych osobowych, ich sprostowania, usunięcia lub ograniczenia przetwarzania danych osobowych, wniesienia sprzeciwu wobec takiego przetwarzania, przenoszenia danych, na zasadach określonych </w:t>
-      </w:r>
-      <w:r>
-        <w:rPr>
-          <w:rFonts w:ascii="Arial" w:eastAsia="Calibri" w:hAnsi="Arial" w:cs="Arial"/>
-          <w:sz w:val="16"/>
-          <w:szCs w:val="16"/>
-          <w:lang w:val="pl-PL"/>
-        </w:rPr>
-        <w:br/>
-        <w:t>w RODO,</w:t>
-      </w:r>
-    </w:p>
-    <w:p>
-      <w:pPr>
-        <w:spacing w:after="40"/>
-        <w:ind w:left="851" w:hanging="142"/>
-        <w:jc w:val="both"/>
-        <w:rPr>
-          <w:rFonts w:ascii="Arial" w:eastAsia="Calibri" w:hAnsi="Arial" w:cs="Arial"/>
-          <w:sz w:val="16"/>
-          <w:szCs w:val="16"/>
-          <w:lang w:val="pl-PL"/>
-        </w:rPr>
-      </w:pPr>
-      <w:r>
-        <w:rPr>
-          <w:rFonts w:ascii="Arial" w:eastAsia="Calibri" w:hAnsi="Arial" w:cs="Arial"/>
-          <w:sz w:val="16"/>
-          <w:szCs w:val="16"/>
-          <w:lang w:val="pl-PL"/>
-        </w:rPr>
-        <w:t>- wniesienia skargi do organu nadzorczego, w przypadku gdy dane osobowe przetwarzane są niezgodnie z przepisami o ochronie danych osobowych,</w:t>
-      </w:r>
-    </w:p>
-    <w:p>
-      <w:pPr>
-        <w:spacing w:after="40"/>
-        <w:ind w:left="851" w:hanging="142"/>
-        <w:jc w:val="both"/>
-        <w:rPr>
-          <w:rFonts w:ascii="Arial" w:eastAsia="Calibri" w:hAnsi="Arial" w:cs="Arial"/>
-          <w:sz w:val="16"/>
-          <w:szCs w:val="16"/>
-          <w:lang w:val="pl-PL"/>
-        </w:rPr>
-      </w:pPr>
-      <w:r>
-        <w:rPr>
-          <w:rFonts w:ascii="Arial" w:eastAsia="Calibri" w:hAnsi="Arial" w:cs="Arial"/>
-          <w:sz w:val="16"/>
-          <w:szCs w:val="16"/>
-          <w:lang w:val="pl-PL"/>
-        </w:rPr>
-        <w:t>- cofnięcia zgody na przetwarzanie danych osobowych, w przypadku przetwarzania danych osobowych na podstawie wyrażonej zgody,</w:t>
-      </w:r>
-    </w:p>
-    <w:p>
-      <w:pPr>
-        <w:widowControl w:val="0"/>
-        <w:numPr>
-          <w:ilvl w:val="0"/>
-          <w:numId w:val="2"/>
-        </w:numPr>
-        <w:spacing w:before="50" w:after="120" w:line="240" w:lineRule="auto"/>
-        <w:contextualSpacing/>
-        <w:jc w:val="both"/>
-        <w:rPr>
-          <w:rFonts w:ascii="Arial" w:eastAsia="Calibri" w:hAnsi="Arial" w:cs="Arial"/>
-          <w:sz w:val="16"/>
-          <w:szCs w:val="16"/>
-          <w:lang w:val="pl-PL"/>
-        </w:rPr>
-      </w:pPr>
-      <w:r>
-        <w:rPr>
-          <w:rFonts w:ascii="Arial" w:eastAsia="Calibri" w:hAnsi="Arial" w:cs="Arial"/>
-          <w:sz w:val="16"/>
-          <w:szCs w:val="16"/>
-          <w:lang w:val="pl-PL"/>
-        </w:rPr>
-        <w:t>Pani/Pana dane osobowe nie podlegają zautomatyzowanemu podejmowaniu decyzji, w tym profilowaniu,</w:t>
-      </w:r>
-    </w:p>
-    <w:p>
-      <w:pPr>
-        <w:widowControl w:val="0"/>
-        <w:numPr>
-          <w:ilvl w:val="0"/>
-          <w:numId w:val="2"/>
-        </w:numPr>
-        <w:spacing w:before="50" w:after="120" w:line="240" w:lineRule="auto"/>
-        <w:contextualSpacing/>
-        <w:jc w:val="both"/>
-        <w:rPr>
-          <w:rFonts w:ascii="Arial" w:eastAsia="Calibri" w:hAnsi="Arial" w:cs="Arial"/>
-          <w:sz w:val="16"/>
-          <w:szCs w:val="16"/>
-          <w:lang w:val="pl-PL"/>
-        </w:rPr>
-      </w:pPr>
-      <w:r>
-        <w:rPr>
-          <w:rFonts w:ascii="Arial" w:eastAsia="Calibri" w:hAnsi="Arial" w:cs="Arial"/>
-          <w:sz w:val="16"/>
-          <w:szCs w:val="16"/>
-          <w:lang w:val="pl-PL"/>
-        </w:rPr>
-        <w:t>Pani/Pana dane osobowe będą przechowywane przez okres obowiązkowego przechowywania dokumentacji, ustalanym zgodnie z odrębnymi przepisami,</w:t>
-      </w:r>
-    </w:p>
-    <w:p>
-      <w:pPr>
-        <w:widowControl w:val="0"/>
-        <w:numPr>
-          <w:ilvl w:val="0"/>
-          <w:numId w:val="2"/>
-        </w:numPr>
-        <w:spacing w:before="50" w:after="120" w:line="240" w:lineRule="auto"/>
-        <w:contextualSpacing/>
-        <w:jc w:val="both"/>
-        <w:rPr>
-          <w:rFonts w:ascii="Arial" w:eastAsia="Calibri" w:hAnsi="Arial" w:cs="Arial"/>
-          <w:sz w:val="16"/>
-          <w:szCs w:val="16"/>
-          <w:lang w:val="pl-PL"/>
-        </w:rPr>
-      </w:pPr>
-      <w:r>
-        <w:rPr>
-          <w:rFonts w:ascii="Arial" w:eastAsia="Calibri" w:hAnsi="Arial" w:cs="Arial"/>
-          <w:sz w:val="16"/>
-          <w:szCs w:val="16"/>
-          <w:lang w:val="pl-PL"/>
-        </w:rPr>
-        <w:t>Osoba, której dane osobowe nie zostały od niej zebrane, ma prawo do informacji o źródle ich pochodzenia. Prawo to przysługuje, jeżeli nie wpływa na ochronę praw i wolności osoby, od której dane te pozyskano.</w:t>
-      </w:r>
-    </w:p>
-    <w:p>
-      <w:pPr>
-        <w:rPr>
-          <w:rFonts w:ascii="Arial" w:eastAsia="Times New Roman" w:hAnsi="Arial" w:cs="Arial"/>
-          <w:b/>
-          <w:bCs/>
-          <w:kern w:val="0"/>
-          <w:sz w:val="20"/>
-          <w:szCs w:val="20"/>
-          <w:lang w:val="pl-PL" w:eastAsia="en-NL"/>
-          <w14:ligatures w14:val="none"/>
-        </w:rPr>
-      </w:pPr>
-      <w:r>
+        <w:rPr>
+          <w:lang w:val="pl-PL"/>
+        </w:rPr>
+      </w:pPr>
+      <w:r>
+        <w:rPr>
+          <w:lang w:val="pl-PL"/>
+        </w:rPr>
+        <w:br w:type="page"/>
+      </w:r>
+    </w:p>
+    <w:p>
+      <w:pPr>
+        <w:rPr>
+          <w:lang w:val="pl-PL"/>
+        </w:rPr>
+      </w:pPr>
+    </w:p>
+    <w:p>
+      <w:pPr>
+        <w:rPr>
+          <w:lang w:val="pl-PL"/>
+        </w:rPr>
+        <w:sectPr>
+          <w:pgSz w:w="11906" w:h="16838"/>
+          <w:pgMar w:top="1440" w:right="1440" w:bottom="1440" w:left="1440" w:header="708" w:footer="708" w:gutter="0"/>
+          <w:cols w:space="708"/>
+          <w:docGrid w:linePitch="360"/>
+        </w:sectPr>
+      </w:pPr>
+    </w:p>
+    <w:p>
+      <w:pPr>
+        <w:pStyle w:val="NormalWeb"/>
+        <w:spacing w:before="0" w:beforeAutospacing="0" w:after="0" w:afterAutospacing="0" w:line="312" w:lineRule="auto"/>
         <w:rPr>
           <w:rFonts w:ascii="Arial" w:hAnsi="Arial" w:cs="Arial"/>
           <w:b/>
           <w:bCs/>
-          <w:sz w:val="20"/>
-          <w:szCs w:val="20"/>
-          <w:lang w:val="pl-PL"/>
-        </w:rPr>
-        <w:br w:type="page"/>
-      </w:r>
-    </w:p>
-    <w:p>
-      <w:pPr>
-        <w:pStyle w:val="NormalWeb"/>
-        <w:spacing w:before="0" w:beforeAutospacing="0" w:after="0" w:afterAutospacing="0" w:line="312" w:lineRule="auto"/>
+          <w:lang w:val="pl-PL"/>
+        </w:rPr>
+      </w:pPr>
+      <w:r>
         <w:rPr>
           <w:rFonts w:ascii="Arial" w:hAnsi="Arial" w:cs="Arial"/>
           <w:b/>
           <w:bCs/>
-          <w:lang w:val="pl-PL"/>
-        </w:rPr>
-      </w:pPr>
-      <w:r>
-        <w:rPr>
-          <w:rFonts w:ascii="Arial" w:hAnsi="Arial" w:cs="Arial"/>
-          <w:b/>
-          <w:bCs/>
-          <w:sz w:val="20"/>
-          <w:szCs w:val="20"/>
-          <w:lang w:val="pl-PL"/>
-        </w:rPr>
-        <w:lastRenderedPageBreak/>
+          <w:sz w:val="20"/>
+          <w:szCs w:val="20"/>
+          <w:lang w:val="pl-PL"/>
+        </w:rPr>
         <w:t>Załącznik nr 1 – granica obszaru objętego wnioskiem na tle przeznaczeń terenów przewidzianych w konsultowanym projekcie planu</w:t>
       </w:r>
       <w:r>
@@ -5802,7 +4944,7 @@
           <w:lang w:val="pl-PL"/>
         </w:rPr>
         <w:drawing>
-          <wp:inline distT="0" distB="0" distL="0" distR="0" wp14:anchorId="11FA4D48" wp14:editId="51001509">
+          <wp:inline distT="0" distB="0" distL="0" distR="0" wp14:anchorId="14F2F4D9" wp14:editId="3CB84ADC">
             <wp:extent cx="5911913" cy="5981027"/>
             <wp:effectExtent l="0" t="0" r="0" b="1270"/>
             <wp:docPr id="198885216" name="Picture 2" descr="A map of land with land and land names&#10;&#10;AI-generated content may be incorrect."/>
@@ -5868,10 +5010,10 @@
           <w:noProof/>
         </w:rPr>
         <w:drawing>
-          <wp:inline distT="0" distB="0" distL="0" distR="0" wp14:anchorId="38464CA9" wp14:editId="28C4E99B">
-            <wp:extent cx="260985" cy="59690"/>
-            <wp:effectExtent l="0" t="0" r="5715" b="0"/>
-            <wp:docPr id="1762234246" name="Picture 1"/>
+          <wp:inline distT="0" distB="0" distL="0" distR="0" wp14:anchorId="55E399F3" wp14:editId="1F0C0FC6">
+            <wp:extent cx="261620" cy="59690"/>
+            <wp:effectExtent l="0" t="0" r="5080" b="0"/>
+            <wp:docPr id="1781628106" name="Picture 1"/>
             <wp:cNvGraphicFramePr>
               <a:graphicFrameLocks xmlns:a="http://schemas.openxmlformats.org/drawingml/2006/main" noChangeAspect="1"/>
             </wp:cNvGraphicFramePr>
@@ -5900,7 +5042,7 @@
                   <pic:spPr bwMode="auto">
                     <a:xfrm>
                       <a:off x="0" y="0"/>
-                      <a:ext cx="260985" cy="59690"/>
+                      <a:ext cx="261620" cy="59690"/>
                     </a:xfrm>
                     <a:prstGeom prst="rect">
                       <a:avLst/>
@@ -6057,7 +5199,6 @@
           <w:szCs w:val="20"/>
           <w:lang w:val="pl-PL"/>
         </w:rPr>
-        <w:lastRenderedPageBreak/>
         <w:t>Załącznik nr 2 – uzasadnienie postulowanych rozwiązań</w:t>
       </w:r>
     </w:p>
@@ -6431,19 +5572,7 @@
           <w:lang w:val="pl-PL" w:eastAsia="pl-PL"/>
           <w14:ligatures w14:val="none"/>
         </w:rPr>
-        <w:t xml:space="preserve">Natura 2000 „Wzgórza Bukowe”. Zidentyfikowano na nim występowanie 19 typów siedlisk przyrodniczych określonych w załączniku I Dyrektywy siedliskowej oraz 11 gatunków z załącznika II tej dyrektywy. Flora liczy około tysiąca gatunków roślin naczyniowych, z czego 94 gatunki to rośliny chronione, a 50 to gatunki z krajowej czerwonej listy. Występują tu też 62 gatunki chronionych mchów i wątrobowców, 21 gatunków grzybów chronionych, 149 gatunków grzybów zagrożonych w skali kraju, 41 gatunków chronionych porostów i 85 gatunków zagrożonych w skali kraju. Stwierdzono również występowanie 59 gatunków chronionych bezkręgowców i 62 gatunków bezkręgowców zagrożonych w skali kraju. Wzgórza Bukowe są także siedliskiem dla 242 gatunków kręgowców objętych </w:t>
-      </w:r>
-      <w:r>
-        <w:rPr>
-          <w:rFonts w:ascii="Arial" w:eastAsia="Times New Roman" w:hAnsi="Arial" w:cs="Arial"/>
-          <w:kern w:val="0"/>
-          <w:sz w:val="20"/>
-          <w:szCs w:val="20"/>
-          <w:lang w:val="pl-PL" w:eastAsia="pl-PL"/>
-          <w14:ligatures w14:val="none"/>
-        </w:rPr>
-        <w:lastRenderedPageBreak/>
-        <w:t>ochroną prawną oraz 45 gatunków zagrożonych w skali kraju</w:t>
+        <w:t>Natura 2000 „Wzgórza Bukowe”. Zidentyfikowano na nim występowanie 19 typów siedlisk przyrodniczych określonych w załączniku I Dyrektywy siedliskowej oraz 11 gatunków z załącznika II tej dyrektywy. Flora liczy około tysiąca gatunków roślin naczyniowych, z czego 94 gatunki to rośliny chronione, a 50 to gatunki z krajowej czerwonej listy. Występują tu też 62 gatunki chronionych mchów i wątrobowców, 21 gatunków grzybów chronionych, 149 gatunków grzybów zagrożonych w skali kraju, 41 gatunków chronionych porostów i 85 gatunków zagrożonych w skali kraju. Stwierdzono również występowanie 59 gatunków chronionych bezkręgowców i 62 gatunków bezkręgowców zagrożonych w skali kraju. Wzgórza Bukowe są także siedliskiem dla 242 gatunków kręgowców objętych ochroną prawną oraz 45 gatunków zagrożonych w skali kraju</w:t>
       </w:r>
       <w:r>
         <w:rPr>
@@ -6697,7 +5826,7 @@
     </w:p>
     <w:sectPr>
       <w:pgSz w:w="11906" w:h="16838"/>
-      <w:pgMar w:top="994" w:right="1080" w:bottom="1440" w:left="1080" w:header="706" w:footer="706" w:gutter="0"/>
+      <w:pgMar w:top="1440" w:right="1440" w:bottom="1440" w:left="1440" w:header="708" w:footer="708" w:gutter="0"/>
       <w:cols w:space="708"/>
       <w:docGrid w:linePitch="360"/>
     </w:sectPr>
@@ -8590,7 +7719,7 @@
     <w:link w:val="Heading1Char"/>
     <w:uiPriority w:val="9"/>
     <w:qFormat/>
-    <w:rsid w:val="00AA6AD7"/>
+    <w:rsid w:val="003432FD"/>
     <w:pPr>
       <w:keepNext/>
       <w:keepLines/>
@@ -8613,7 +7742,7 @@
     <w:semiHidden/>
     <w:unhideWhenUsed/>
     <w:qFormat/>
-    <w:rsid w:val="00AA6AD7"/>
+    <w:rsid w:val="003432FD"/>
     <w:pPr>
       <w:keepNext/>
       <w:keepLines/>
@@ -8636,7 +7765,7 @@
     <w:semiHidden/>
     <w:unhideWhenUsed/>
     <w:qFormat/>
-    <w:rsid w:val="00AA6AD7"/>
+    <w:rsid w:val="003432FD"/>
     <w:pPr>
       <w:keepNext/>
       <w:keepLines/>
@@ -8659,7 +7788,7 @@
     <w:semiHidden/>
     <w:unhideWhenUsed/>
     <w:qFormat/>
-    <w:rsid w:val="00AA6AD7"/>
+    <w:rsid w:val="003432FD"/>
     <w:pPr>
       <w:keepNext/>
       <w:keepLines/>
@@ -8682,7 +7811,7 @@
     <w:semiHidden/>
     <w:unhideWhenUsed/>
     <w:qFormat/>
-    <w:rsid w:val="00AA6AD7"/>
+    <w:rsid w:val="003432FD"/>
     <w:pPr>
       <w:keepNext/>
       <w:keepLines/>
@@ -8703,7 +7832,7 @@
     <w:semiHidden/>
     <w:unhideWhenUsed/>
     <w:qFormat/>
-    <w:rsid w:val="00AA6AD7"/>
+    <w:rsid w:val="003432FD"/>
     <w:pPr>
       <w:keepNext/>
       <w:keepLines/>
@@ -8726,7 +7855,7 @@
     <w:semiHidden/>
     <w:unhideWhenUsed/>
     <w:qFormat/>
-    <w:rsid w:val="00AA6AD7"/>
+    <w:rsid w:val="003432FD"/>
     <w:pPr>
       <w:keepNext/>
       <w:keepLines/>
@@ -8747,7 +7876,7 @@
     <w:semiHidden/>
     <w:unhideWhenUsed/>
     <w:qFormat/>
-    <w:rsid w:val="00AA6AD7"/>
+    <w:rsid w:val="003432FD"/>
     <w:pPr>
       <w:keepNext/>
       <w:keepLines/>
@@ -8770,7 +7899,7 @@
     <w:semiHidden/>
     <w:unhideWhenUsed/>
     <w:qFormat/>
-    <w:rsid w:val="00AA6AD7"/>
+    <w:rsid w:val="003432FD"/>
     <w:pPr>
       <w:keepNext/>
       <w:keepLines/>
@@ -8814,7 +7943,7 @@
     <w:basedOn w:val="DefaultParagraphFont"/>
     <w:link w:val="Heading1"/>
     <w:uiPriority w:val="9"/>
-    <w:rsid w:val="00AA6AD7"/>
+    <w:rsid w:val="003432FD"/>
     <w:rPr>
       <w:rFonts w:asciiTheme="majorHAnsi" w:eastAsiaTheme="majorEastAsia" w:hAnsiTheme="majorHAnsi" w:cstheme="majorBidi"/>
       <w:color w:val="0F4761" w:themeColor="accent1" w:themeShade="BF"/>
@@ -8828,7 +7957,7 @@
     <w:link w:val="Heading2"/>
     <w:uiPriority w:val="9"/>
     <w:semiHidden/>
-    <w:rsid w:val="00AA6AD7"/>
+    <w:rsid w:val="003432FD"/>
     <w:rPr>
       <w:rFonts w:asciiTheme="majorHAnsi" w:eastAsiaTheme="majorEastAsia" w:hAnsiTheme="majorHAnsi" w:cstheme="majorBidi"/>
       <w:color w:val="0F4761" w:themeColor="accent1" w:themeShade="BF"/>
@@ -8842,7 +7971,7 @@
     <w:link w:val="Heading3"/>
     <w:uiPriority w:val="9"/>
     <w:semiHidden/>
-    <w:rsid w:val="00AA6AD7"/>
+    <w:rsid w:val="003432FD"/>
     <w:rPr>
       <w:rFonts w:eastAsiaTheme="majorEastAsia" w:cstheme="majorBidi"/>
       <w:color w:val="0F4761" w:themeColor="accent1" w:themeShade="BF"/>
@@ -8856,7 +7985,7 @@
     <w:link w:val="Heading4"/>
     <w:uiPriority w:val="9"/>
     <w:semiHidden/>
-    <w:rsid w:val="00AA6AD7"/>
+    <w:rsid w:val="003432FD"/>
     <w:rPr>
       <w:rFonts w:eastAsiaTheme="majorEastAsia" w:cstheme="majorBidi"/>
       <w:i/>
@@ -8870,7 +7999,7 @@
     <w:link w:val="Heading5"/>
     <w:uiPriority w:val="9"/>
     <w:semiHidden/>
-    <w:rsid w:val="00AA6AD7"/>
+    <w:rsid w:val="003432FD"/>
     <w:rPr>
       <w:rFonts w:eastAsiaTheme="majorEastAsia" w:cstheme="majorBidi"/>
       <w:color w:val="0F4761" w:themeColor="accent1" w:themeShade="BF"/>
@@ -8882,7 +8011,7 @@
     <w:link w:val="Heading6"/>
     <w:uiPriority w:val="9"/>
     <w:semiHidden/>
-    <w:rsid w:val="00AA6AD7"/>
+    <w:rsid w:val="003432FD"/>
     <w:rPr>
       <w:rFonts w:eastAsiaTheme="majorEastAsia" w:cstheme="majorBidi"/>
       <w:i/>
@@ -8896,7 +8025,7 @@
     <w:link w:val="Heading7"/>
     <w:uiPriority w:val="9"/>
     <w:semiHidden/>
-    <w:rsid w:val="00AA6AD7"/>
+    <w:rsid w:val="003432FD"/>
     <w:rPr>
       <w:rFonts w:eastAsiaTheme="majorEastAsia" w:cstheme="majorBidi"/>
       <w:color w:val="595959" w:themeColor="text1" w:themeTint="A6"/>
@@ -8908,7 +8037,7 @@
     <w:link w:val="Heading8"/>
     <w:uiPriority w:val="9"/>
     <w:semiHidden/>
-    <w:rsid w:val="00AA6AD7"/>
+    <w:rsid w:val="003432FD"/>
     <w:rPr>
       <w:rFonts w:eastAsiaTheme="majorEastAsia" w:cstheme="majorBidi"/>
       <w:i/>
@@ -8922,7 +8051,7 @@
     <w:link w:val="Heading9"/>
     <w:uiPriority w:val="9"/>
     <w:semiHidden/>
-    <w:rsid w:val="00AA6AD7"/>
+    <w:rsid w:val="003432FD"/>
     <w:rPr>
       <w:rFonts w:eastAsiaTheme="majorEastAsia" w:cstheme="majorBidi"/>
       <w:color w:val="272727" w:themeColor="text1" w:themeTint="D8"/>
@@ -8935,7 +8064,7 @@
     <w:link w:val="TitleChar"/>
     <w:uiPriority w:val="10"/>
     <w:qFormat/>
-    <w:rsid w:val="00AA6AD7"/>
+    <w:rsid w:val="003432FD"/>
     <w:pPr>
       <w:spacing w:after="80" w:line="240" w:lineRule="auto"/>
       <w:contextualSpacing/>
@@ -8953,7 +8082,7 @@
     <w:basedOn w:val="DefaultParagraphFont"/>
     <w:link w:val="Title"/>
     <w:uiPriority w:val="10"/>
-    <w:rsid w:val="00AA6AD7"/>
+    <w:rsid w:val="003432FD"/>
     <w:rPr>
       <w:rFonts w:asciiTheme="majorHAnsi" w:eastAsiaTheme="majorEastAsia" w:hAnsiTheme="majorHAnsi" w:cstheme="majorBidi"/>
       <w:spacing w:val="-10"/>
@@ -8969,7 +8098,7 @@
     <w:link w:val="SubtitleChar"/>
     <w:uiPriority w:val="11"/>
     <w:qFormat/>
-    <w:rsid w:val="00AA6AD7"/>
+    <w:rsid w:val="003432FD"/>
     <w:pPr>
       <w:numPr>
         <w:ilvl w:val="1"/>
@@ -8988,7 +8117,7 @@
     <w:basedOn w:val="DefaultParagraphFont"/>
     <w:link w:val="Subtitle"/>
     <w:uiPriority w:val="11"/>
-    <w:rsid w:val="00AA6AD7"/>
+    <w:rsid w:val="003432FD"/>
     <w:rPr>
       <w:rFonts w:eastAsiaTheme="majorEastAsia" w:cstheme="majorBidi"/>
       <w:color w:val="595959" w:themeColor="text1" w:themeTint="A6"/>
@@ -9004,7 +8133,7 @@
     <w:link w:val="QuoteChar"/>
     <w:uiPriority w:val="29"/>
     <w:qFormat/>
-    <w:rsid w:val="00AA6AD7"/>
+    <w:rsid w:val="003432FD"/>
     <w:pPr>
       <w:spacing w:before="160"/>
       <w:jc w:val="center"/>
@@ -9020,7 +8149,7 @@
     <w:basedOn w:val="DefaultParagraphFont"/>
     <w:link w:val="Quote"/>
     <w:uiPriority w:val="29"/>
-    <w:rsid w:val="00AA6AD7"/>
+    <w:rsid w:val="003432FD"/>
     <w:rPr>
       <w:i/>
       <w:iCs/>
@@ -9032,7 +8161,7 @@
     <w:basedOn w:val="Normal"/>
     <w:uiPriority w:val="34"/>
     <w:qFormat/>
-    <w:rsid w:val="00AA6AD7"/>
+    <w:rsid w:val="003432FD"/>
     <w:pPr>
       <w:ind w:left="720"/>
       <w:contextualSpacing/>
@@ -9043,7 +8172,7 @@
     <w:basedOn w:val="DefaultParagraphFont"/>
     <w:uiPriority w:val="21"/>
     <w:qFormat/>
-    <w:rsid w:val="00AA6AD7"/>
+    <w:rsid w:val="003432FD"/>
     <w:rPr>
       <w:i/>
       <w:iCs/>
@@ -9057,7 +8186,7 @@
     <w:link w:val="IntenseQuoteChar"/>
     <w:uiPriority w:val="30"/>
     <w:qFormat/>
-    <w:rsid w:val="00AA6AD7"/>
+    <w:rsid w:val="003432FD"/>
     <w:pPr>
       <w:pBdr>
         <w:top w:val="single" w:sz="4" w:space="10" w:color="0F4761" w:themeColor="accent1" w:themeShade="BF"/>
@@ -9078,7 +8207,7 @@
     <w:basedOn w:val="DefaultParagraphFont"/>
     <w:link w:val="IntenseQuote"/>
     <w:uiPriority w:val="30"/>
-    <w:rsid w:val="00AA6AD7"/>
+    <w:rsid w:val="003432FD"/>
     <w:rPr>
       <w:i/>
       <w:iCs/>
@@ -9090,31 +8219,13 @@
     <w:basedOn w:val="DefaultParagraphFont"/>
     <w:uiPriority w:val="32"/>
     <w:qFormat/>
-    <w:rsid w:val="00AA6AD7"/>
+    <w:rsid w:val="003432FD"/>
     <w:rPr>
       <w:b/>
       <w:bCs/>
       <w:smallCaps/>
       <w:color w:val="0F4761" w:themeColor="accent1" w:themeShade="BF"/>
       <w:spacing w:val="5"/>
-    </w:rPr>
-  </w:style>
-  <w:style w:type="paragraph" w:styleId="NormalWeb">
-    <w:name w:val="Normal (Web)"/>
-    <w:basedOn w:val="Normal"/>
-    <w:uiPriority w:val="99"/>
-    <w:unhideWhenUsed/>
-    <w:rsid w:val="0021402E"/>
-    <w:pPr>
-      <w:spacing w:before="100" w:beforeAutospacing="1" w:after="100" w:afterAutospacing="1" w:line="240" w:lineRule="auto"/>
-    </w:pPr>
-    <w:rPr>
-      <w:rFonts w:ascii="Times New Roman" w:eastAsia="Times New Roman" w:hAnsi="Times New Roman" w:cs="Times New Roman"/>
-      <w:kern w:val="0"/>
-      <w:sz w:val="24"/>
-      <w:szCs w:val="24"/>
-      <w:lang w:eastAsia="en-NL"/>
-      <w14:ligatures w14:val="none"/>
     </w:rPr>
   </w:style>
   <w:style w:type="paragraph" w:styleId="FootnoteText">
@@ -9124,7 +8235,7 @@
     <w:uiPriority w:val="99"/>
     <w:semiHidden/>
     <w:unhideWhenUsed/>
-    <w:rsid w:val="0021402E"/>
+    <w:rsid w:val="003432FD"/>
     <w:pPr>
       <w:spacing w:after="0" w:line="240" w:lineRule="auto"/>
     </w:pPr>
@@ -9139,7 +8250,7 @@
     <w:link w:val="FootnoteText"/>
     <w:uiPriority w:val="99"/>
     <w:semiHidden/>
-    <w:rsid w:val="0021402E"/>
+    <w:rsid w:val="003432FD"/>
     <w:rPr>
       <w:sz w:val="20"/>
       <w:szCs w:val="20"/>
@@ -9151,20 +8262,9 @@
     <w:uiPriority w:val="99"/>
     <w:semiHidden/>
     <w:unhideWhenUsed/>
-    <w:rsid w:val="0021402E"/>
+    <w:rsid w:val="003432FD"/>
     <w:rPr>
       <w:vertAlign w:val="superscript"/>
-    </w:rPr>
-  </w:style>
-  <w:style w:type="character" w:styleId="Hyperlink">
-    <w:name w:val="Hyperlink"/>
-    <w:basedOn w:val="DefaultParagraphFont"/>
-    <w:uiPriority w:val="99"/>
-    <w:unhideWhenUsed/>
-    <w:rsid w:val="0021402E"/>
-    <w:rPr>
-      <w:color w:val="467886" w:themeColor="hyperlink"/>
-      <w:u w:val="single"/>
     </w:rPr>
   </w:style>
   <w:style w:type="paragraph" w:styleId="EndnoteText">
@@ -9174,7 +8274,7 @@
     <w:uiPriority w:val="99"/>
     <w:semiHidden/>
     <w:unhideWhenUsed/>
-    <w:rsid w:val="00B66D75"/>
+    <w:rsid w:val="003432FD"/>
     <w:pPr>
       <w:spacing w:after="0" w:line="240" w:lineRule="auto"/>
     </w:pPr>
@@ -9189,17 +8289,56 @@
     <w:link w:val="EndnoteText"/>
     <w:uiPriority w:val="99"/>
     <w:semiHidden/>
-    <w:rsid w:val="00B66D75"/>
+    <w:rsid w:val="003432FD"/>
     <w:rPr>
       <w:sz w:val="20"/>
       <w:szCs w:val="20"/>
+    </w:rPr>
+  </w:style>
+  <w:style w:type="character" w:styleId="EndnoteReference">
+    <w:name w:val="endnote reference"/>
+    <w:basedOn w:val="DefaultParagraphFont"/>
+    <w:uiPriority w:val="99"/>
+    <w:unhideWhenUsed/>
+    <w:rsid w:val="003432FD"/>
+    <w:rPr>
+      <w:vertAlign w:val="superscript"/>
+    </w:rPr>
+  </w:style>
+  <w:style w:type="paragraph" w:styleId="NormalWeb">
+    <w:name w:val="Normal (Web)"/>
+    <w:basedOn w:val="Normal"/>
+    <w:uiPriority w:val="99"/>
+    <w:unhideWhenUsed/>
+    <w:rsid w:val="008D621F"/>
+    <w:pPr>
+      <w:spacing w:before="100" w:beforeAutospacing="1" w:after="100" w:afterAutospacing="1" w:line="240" w:lineRule="auto"/>
+    </w:pPr>
+    <w:rPr>
+      <w:rFonts w:ascii="Times New Roman" w:eastAsia="Times New Roman" w:hAnsi="Times New Roman" w:cs="Times New Roman"/>
+      <w:kern w:val="0"/>
+      <w:sz w:val="24"/>
+      <w:szCs w:val="24"/>
+      <w:lang w:eastAsia="en-NL"/>
+      <w14:ligatures w14:val="none"/>
+    </w:rPr>
+  </w:style>
+  <w:style w:type="character" w:styleId="Hyperlink">
+    <w:name w:val="Hyperlink"/>
+    <w:basedOn w:val="DefaultParagraphFont"/>
+    <w:uiPriority w:val="99"/>
+    <w:unhideWhenUsed/>
+    <w:rsid w:val="008D621F"/>
+    <w:rPr>
+      <w:color w:val="467886" w:themeColor="hyperlink"/>
+      <w:u w:val="single"/>
     </w:rPr>
   </w:style>
   <w:style w:type="table" w:styleId="TableGrid">
     <w:name w:val="Table Grid"/>
     <w:basedOn w:val="TableNormal"/>
     <w:uiPriority w:val="59"/>
-    <w:rsid w:val="00B66D75"/>
+    <w:rsid w:val="00034D09"/>
     <w:pPr>
       <w:spacing w:after="0" w:line="240" w:lineRule="auto"/>
     </w:pPr>
@@ -9220,22 +8359,12 @@
       </w:tblBorders>
     </w:tblPr>
   </w:style>
-  <w:style w:type="character" w:styleId="EndnoteReference">
-    <w:name w:val="endnote reference"/>
-    <w:basedOn w:val="DefaultParagraphFont"/>
-    <w:uiPriority w:val="99"/>
-    <w:unhideWhenUsed/>
-    <w:rsid w:val="00B66D75"/>
-    <w:rPr>
-      <w:vertAlign w:val="superscript"/>
-    </w:rPr>
-  </w:style>
   <w:style w:type="paragraph" w:customStyle="1" w:styleId="ODNONIKtreodnonika">
     <w:name w:val="ODNOŚNIK – treść odnośnika"/>
     <w:basedOn w:val="Normal"/>
     <w:uiPriority w:val="19"/>
     <w:qFormat/>
-    <w:rsid w:val="00B66D75"/>
+    <w:rsid w:val="00034D09"/>
     <w:pPr>
       <w:widowControl w:val="0"/>
       <w:spacing w:before="50" w:after="50" w:line="240" w:lineRule="auto"/>

--- a/public/files/Szkic_uwagi (za autostrada).docx
+++ b/public/files/Szkic_uwagi (za autostrada).docx
@@ -20,6 +20,7 @@
         </w:rPr>
       </w:pPr>
       <w:bookmarkStart w:id="0" w:name="_Hlk39584249"/>
+      <w:bookmarkStart w:id="1" w:name="_Hlk39479541"/>
       <w:r>
         <w:rPr>
           <w:rFonts w:ascii="Arial" w:eastAsia="Calibri" w:hAnsi="Arial" w:cs="Arial"/>
@@ -66,7 +67,7 @@
           <w14:ligatures w14:val="none"/>
         </w:rPr>
       </w:pPr>
-      <w:bookmarkStart w:id="1" w:name="_Hlk39476603"/>
+      <w:bookmarkStart w:id="2" w:name="_Hlk39476603"/>
       <w:r>
         <w:rPr>
           <w:rFonts w:ascii="Arial" w:eastAsia="Calibri" w:hAnsi="Arial" w:cs="Arial"/>
@@ -133,7 +134,7 @@
         </w:rPr>
         <w:t xml:space="preserve">2. RODZAJ </w:t>
       </w:r>
-      <w:bookmarkStart w:id="2" w:name="_Ref141440906"/>
+      <w:bookmarkStart w:id="3" w:name="_Ref141440906"/>
       <w:r>
         <w:rPr>
           <w:rFonts w:ascii="Arial" w:eastAsia="Calibri" w:hAnsi="Arial" w:cs="Arial"/>
@@ -146,7 +147,7 @@
         </w:rPr>
         <w:t>PISMA</w:t>
       </w:r>
-      <w:bookmarkEnd w:id="2"/>
+      <w:bookmarkEnd w:id="3"/>
       <w:r>
         <w:rPr>
           <w:rFonts w:ascii="Arial" w:eastAsia="Calibri" w:hAnsi="Arial" w:cs="Arial"/>
@@ -186,37 +187,17 @@
           <w14:ligatures w14:val="none"/>
         </w:rPr>
       </w:pPr>
-      <w:sdt>
-        <w:sdtPr>
-          <w:rPr>
-            <w:rFonts w:ascii="Arial" w:eastAsia="Times New Roman" w:hAnsi="Arial" w:cs="Arial"/>
-            <w:iCs/>
-            <w:kern w:val="0"/>
-            <w:sz w:val="20"/>
-            <w:lang w:val="pl-PL"/>
-            <w14:ligatures w14:val="none"/>
-          </w:rPr>
-          <w:id w:val="-1661138951"/>
-          <w14:checkbox>
-            <w14:checked w14:val="0"/>
-            <w14:checkedState w14:val="2612" w14:font="MS Gothic"/>
-            <w14:uncheckedState w14:val="2610" w14:font="MS Gothic"/>
-          </w14:checkbox>
-        </w:sdtPr>
-        <w:sdtContent>
-          <w:r>
-            <w:rPr>
-              <w:rFonts w:ascii="Segoe UI Symbol" w:eastAsia="Times New Roman" w:hAnsi="Segoe UI Symbol" w:cs="Segoe UI Symbol"/>
-              <w:iCs/>
-              <w:kern w:val="0"/>
-              <w:sz w:val="20"/>
-              <w:lang w:val="pl-PL"/>
-              <w14:ligatures w14:val="none"/>
-            </w:rPr>
-            <w:t>☐</w:t>
-          </w:r>
-        </w:sdtContent>
-      </w:sdt>
+      <w:r>
+        <w:rPr>
+          <w:rFonts w:ascii="Segoe UI Symbol" w:eastAsia="Times New Roman" w:hAnsi="Segoe UI Symbol" w:cs="Segoe UI Symbol"/>
+          <w:iCs/>
+          <w:kern w:val="0"/>
+          <w:sz w:val="20"/>
+          <w:lang w:val="pl-PL"/>
+          <w14:ligatures w14:val="none"/>
+        </w:rPr>
+        <w:t>☐</w:t>
+      </w:r>
       <w:r>
         <w:rPr>
           <w:rFonts w:ascii="Arial" w:eastAsia="Times New Roman" w:hAnsi="Arial" w:cs="Arial"/>
@@ -261,37 +242,17 @@
         </w:rPr>
         <w:tab/>
       </w:r>
-      <w:sdt>
-        <w:sdtPr>
-          <w:rPr>
-            <w:rFonts w:ascii="Arial" w:eastAsia="Times New Roman" w:hAnsi="Arial" w:cs="Arial"/>
-            <w:iCs/>
-            <w:kern w:val="0"/>
-            <w:sz w:val="20"/>
-            <w:lang w:val="pl-PL"/>
-            <w14:ligatures w14:val="none"/>
-          </w:rPr>
-          <w:id w:val="397859858"/>
-          <w14:checkbox>
-            <w14:checked w14:val="1"/>
-            <w14:checkedState w14:val="2612" w14:font="MS Gothic"/>
-            <w14:uncheckedState w14:val="2610" w14:font="MS Gothic"/>
-          </w14:checkbox>
-        </w:sdtPr>
-        <w:sdtContent>
-          <w:r>
-            <w:rPr>
-              <w:rFonts w:ascii="Segoe UI Symbol" w:eastAsia="Times New Roman" w:hAnsi="Segoe UI Symbol" w:cs="Segoe UI Symbol"/>
-              <w:iCs/>
-              <w:kern w:val="0"/>
-              <w:sz w:val="20"/>
-              <w:lang w:val="pl-PL"/>
-              <w14:ligatures w14:val="none"/>
-            </w:rPr>
-            <w:t>☒</w:t>
-          </w:r>
-        </w:sdtContent>
-      </w:sdt>
+      <w:r>
+        <w:rPr>
+          <w:rFonts w:ascii="Segoe UI Symbol" w:eastAsia="Times New Roman" w:hAnsi="Segoe UI Symbol" w:cs="Segoe UI Symbol"/>
+          <w:iCs/>
+          <w:kern w:val="0"/>
+          <w:sz w:val="20"/>
+          <w:lang w:val="pl-PL"/>
+          <w14:ligatures w14:val="none"/>
+        </w:rPr>
+        <w:t>☒</w:t>
+      </w:r>
       <w:r>
         <w:rPr>
           <w:rFonts w:ascii="Arial" w:eastAsia="Times New Roman" w:hAnsi="Arial" w:cs="Arial"/>
@@ -366,37 +327,17 @@
           <w14:ligatures w14:val="none"/>
         </w:rPr>
       </w:pPr>
-      <w:sdt>
-        <w:sdtPr>
-          <w:rPr>
-            <w:rFonts w:ascii="Arial" w:eastAsia="Times New Roman" w:hAnsi="Arial" w:cs="Arial"/>
-            <w:iCs/>
-            <w:kern w:val="0"/>
-            <w:sz w:val="20"/>
-            <w:lang w:val="pl-PL"/>
-            <w14:ligatures w14:val="none"/>
-          </w:rPr>
-          <w:id w:val="50671811"/>
-          <w14:checkbox>
-            <w14:checked w14:val="0"/>
-            <w14:checkedState w14:val="2612" w14:font="MS Gothic"/>
-            <w14:uncheckedState w14:val="2610" w14:font="MS Gothic"/>
-          </w14:checkbox>
-        </w:sdtPr>
-        <w:sdtContent>
-          <w:r>
-            <w:rPr>
-              <w:rFonts w:ascii="Segoe UI Symbol" w:eastAsia="Times New Roman" w:hAnsi="Segoe UI Symbol" w:cs="Segoe UI Symbol"/>
-              <w:iCs/>
-              <w:kern w:val="0"/>
-              <w:sz w:val="20"/>
-              <w:lang w:val="pl-PL"/>
-              <w14:ligatures w14:val="none"/>
-            </w:rPr>
-            <w:t>☐</w:t>
-          </w:r>
-        </w:sdtContent>
-      </w:sdt>
+      <w:r>
+        <w:rPr>
+          <w:rFonts w:ascii="Segoe UI Symbol" w:eastAsia="Times New Roman" w:hAnsi="Segoe UI Symbol" w:cs="Segoe UI Symbol"/>
+          <w:iCs/>
+          <w:kern w:val="0"/>
+          <w:sz w:val="20"/>
+          <w:lang w:val="pl-PL"/>
+          <w14:ligatures w14:val="none"/>
+        </w:rPr>
+        <w:t>☐</w:t>
+      </w:r>
       <w:r>
         <w:rPr>
           <w:rFonts w:ascii="Arial" w:eastAsia="Times New Roman" w:hAnsi="Arial" w:cs="Arial"/>
@@ -408,7 +349,7 @@
         </w:rPr>
         <w:t xml:space="preserve"> 2.3. wniosek o zmianę aktu</w:t>
       </w:r>
-      <w:bookmarkStart w:id="3" w:name="_Ref147224400"/>
+      <w:bookmarkStart w:id="4" w:name="_Ref147224400"/>
       <w:r>
         <w:rPr>
           <w:rFonts w:ascii="Arial" w:eastAsia="Times New Roman" w:hAnsi="Arial" w:cs="Arial"/>
@@ -421,7 +362,7 @@
         </w:rPr>
         <w:endnoteReference w:id="3"/>
       </w:r>
-      <w:bookmarkEnd w:id="3"/>
+      <w:bookmarkEnd w:id="4"/>
       <w:r>
         <w:rPr>
           <w:rFonts w:ascii="Arial" w:eastAsia="Times New Roman" w:hAnsi="Arial" w:cs="Arial"/>
@@ -467,37 +408,17 @@
         </w:rPr>
         <w:tab/>
       </w:r>
-      <w:sdt>
-        <w:sdtPr>
-          <w:rPr>
-            <w:rFonts w:ascii="Arial" w:eastAsia="Times New Roman" w:hAnsi="Arial" w:cs="Arial"/>
-            <w:iCs/>
-            <w:kern w:val="0"/>
-            <w:sz w:val="20"/>
-            <w:lang w:val="pl-PL"/>
-            <w14:ligatures w14:val="none"/>
-          </w:rPr>
-          <w:id w:val="1194117358"/>
-          <w14:checkbox>
-            <w14:checked w14:val="0"/>
-            <w14:checkedState w14:val="2612" w14:font="MS Gothic"/>
-            <w14:uncheckedState w14:val="2610" w14:font="MS Gothic"/>
-          </w14:checkbox>
-        </w:sdtPr>
-        <w:sdtContent>
-          <w:r>
-            <w:rPr>
-              <w:rFonts w:ascii="MS Gothic" w:eastAsia="MS Gothic" w:hAnsi="MS Gothic" w:cs="Arial" w:hint="eastAsia"/>
-              <w:iCs/>
-              <w:kern w:val="0"/>
-              <w:sz w:val="20"/>
-              <w:lang w:val="pl-PL"/>
-              <w14:ligatures w14:val="none"/>
-            </w:rPr>
-            <w:t>☐</w:t>
-          </w:r>
-        </w:sdtContent>
-      </w:sdt>
+      <w:r>
+        <w:rPr>
+          <w:rFonts w:ascii="Segoe UI Symbol" w:eastAsia="Times New Roman" w:hAnsi="Segoe UI Symbol" w:cs="Segoe UI Symbol"/>
+          <w:iCs/>
+          <w:kern w:val="0"/>
+          <w:sz w:val="20"/>
+          <w:lang w:val="pl-PL"/>
+          <w14:ligatures w14:val="none"/>
+        </w:rPr>
+        <w:t>☒</w:t>
+      </w:r>
       <w:r>
         <w:rPr>
           <w:rFonts w:ascii="Arial" w:eastAsia="Times New Roman" w:hAnsi="Arial" w:cs="Arial"/>
@@ -573,7 +494,6 @@
         <w:t>1)</w:t>
       </w:r>
     </w:p>
-    <w:bookmarkStart w:id="4" w:name="_Hlk145671776"/>
     <w:p>
       <w:pPr>
         <w:widowControl w:val="0"/>
@@ -590,37 +510,18 @@
           <w14:ligatures w14:val="none"/>
         </w:rPr>
       </w:pPr>
-      <w:sdt>
-        <w:sdtPr>
-          <w:rPr>
-            <w:rFonts w:ascii="Arial" w:eastAsia="Times New Roman" w:hAnsi="Arial" w:cs="Arial"/>
-            <w:iCs/>
-            <w:kern w:val="0"/>
-            <w:sz w:val="20"/>
-            <w:lang w:val="pl-PL"/>
-            <w14:ligatures w14:val="none"/>
-          </w:rPr>
-          <w:id w:val="2110855430"/>
-          <w14:checkbox>
-            <w14:checked w14:val="1"/>
-            <w14:checkedState w14:val="2612" w14:font="MS Gothic"/>
-            <w14:uncheckedState w14:val="2610" w14:font="MS Gothic"/>
-          </w14:checkbox>
-        </w:sdtPr>
-        <w:sdtContent>
-          <w:r>
-            <w:rPr>
-              <w:rFonts w:ascii="Segoe UI Symbol" w:eastAsia="Times New Roman" w:hAnsi="Segoe UI Symbol" w:cs="Segoe UI Symbol"/>
-              <w:iCs/>
-              <w:kern w:val="0"/>
-              <w:sz w:val="20"/>
-              <w:lang w:val="pl-PL"/>
-              <w14:ligatures w14:val="none"/>
-            </w:rPr>
-            <w:t>☒</w:t>
-          </w:r>
-        </w:sdtContent>
-      </w:sdt>
+      <w:bookmarkStart w:id="5" w:name="_Hlk145671776"/>
+      <w:r>
+        <w:rPr>
+          <w:rFonts w:ascii="Segoe UI Symbol" w:eastAsia="Times New Roman" w:hAnsi="Segoe UI Symbol" w:cs="Segoe UI Symbol"/>
+          <w:iCs/>
+          <w:kern w:val="0"/>
+          <w:sz w:val="20"/>
+          <w:lang w:val="pl-PL"/>
+          <w14:ligatures w14:val="none"/>
+        </w:rPr>
+        <w:t>☒</w:t>
+      </w:r>
       <w:r>
         <w:rPr>
           <w:rFonts w:ascii="Arial" w:eastAsia="Times New Roman" w:hAnsi="Arial" w:cs="Arial"/>
@@ -649,37 +550,17 @@
           <w14:ligatures w14:val="none"/>
         </w:rPr>
       </w:pPr>
-      <w:sdt>
-        <w:sdtPr>
-          <w:rPr>
-            <w:rFonts w:ascii="Arial" w:eastAsia="Times New Roman" w:hAnsi="Arial" w:cs="Arial"/>
-            <w:iCs/>
-            <w:kern w:val="0"/>
-            <w:sz w:val="20"/>
-            <w:lang w:val="pl-PL"/>
-            <w14:ligatures w14:val="none"/>
-          </w:rPr>
-          <w:id w:val="1427004494"/>
-          <w14:checkbox>
-            <w14:checked w14:val="0"/>
-            <w14:checkedState w14:val="2612" w14:font="MS Gothic"/>
-            <w14:uncheckedState w14:val="2610" w14:font="MS Gothic"/>
-          </w14:checkbox>
-        </w:sdtPr>
-        <w:sdtContent>
-          <w:r>
-            <w:rPr>
-              <w:rFonts w:ascii="Segoe UI Symbol" w:eastAsia="Times New Roman" w:hAnsi="Segoe UI Symbol" w:cs="Segoe UI Symbol"/>
-              <w:iCs/>
-              <w:kern w:val="0"/>
-              <w:sz w:val="20"/>
-              <w:lang w:val="pl-PL"/>
-              <w14:ligatures w14:val="none"/>
-            </w:rPr>
-            <w:t>☐</w:t>
-          </w:r>
-        </w:sdtContent>
-      </w:sdt>
+      <w:r>
+        <w:rPr>
+          <w:rFonts w:ascii="Segoe UI Symbol" w:eastAsia="Times New Roman" w:hAnsi="Segoe UI Symbol" w:cs="Segoe UI Symbol"/>
+          <w:iCs/>
+          <w:kern w:val="0"/>
+          <w:sz w:val="20"/>
+          <w:lang w:val="pl-PL"/>
+          <w14:ligatures w14:val="none"/>
+        </w:rPr>
+        <w:t>☐</w:t>
+      </w:r>
       <w:r>
         <w:rPr>
           <w:rFonts w:ascii="Arial" w:eastAsia="Times New Roman" w:hAnsi="Arial" w:cs="Arial"/>
@@ -713,7 +594,7 @@
         </w:rPr>
         <w:t>miejscowy plan rewitalizacji</w:t>
       </w:r>
-      <w:bookmarkStart w:id="5" w:name="_Hlk145671398"/>
+      <w:bookmarkStart w:id="6" w:name="_Hlk145671398"/>
     </w:p>
     <w:p>
       <w:pPr>
@@ -731,37 +612,17 @@
           <w14:ligatures w14:val="none"/>
         </w:rPr>
       </w:pPr>
-      <w:sdt>
-        <w:sdtPr>
-          <w:rPr>
-            <w:rFonts w:ascii="Arial" w:eastAsia="Times New Roman" w:hAnsi="Arial" w:cs="Arial"/>
-            <w:iCs/>
-            <w:kern w:val="0"/>
-            <w:sz w:val="20"/>
-            <w:lang w:val="pl-PL"/>
-            <w14:ligatures w14:val="none"/>
-          </w:rPr>
-          <w:id w:val="-177044069"/>
-          <w14:checkbox>
-            <w14:checked w14:val="0"/>
-            <w14:checkedState w14:val="2612" w14:font="MS Gothic"/>
-            <w14:uncheckedState w14:val="2610" w14:font="MS Gothic"/>
-          </w14:checkbox>
-        </w:sdtPr>
-        <w:sdtContent>
-          <w:r>
-            <w:rPr>
-              <w:rFonts w:ascii="Segoe UI Symbol" w:eastAsia="Times New Roman" w:hAnsi="Segoe UI Symbol" w:cs="Segoe UI Symbol"/>
-              <w:iCs/>
-              <w:kern w:val="0"/>
-              <w:sz w:val="20"/>
-              <w:lang w:val="pl-PL"/>
-              <w14:ligatures w14:val="none"/>
-            </w:rPr>
-            <w:t>☐</w:t>
-          </w:r>
-        </w:sdtContent>
-      </w:sdt>
+      <w:r>
+        <w:rPr>
+          <w:rFonts w:ascii="Segoe UI Symbol" w:eastAsia="Times New Roman" w:hAnsi="Segoe UI Symbol" w:cs="Segoe UI Symbol"/>
+          <w:iCs/>
+          <w:kern w:val="0"/>
+          <w:sz w:val="20"/>
+          <w:lang w:val="pl-PL"/>
+          <w14:ligatures w14:val="none"/>
+        </w:rPr>
+        <w:t>☐</w:t>
+      </w:r>
       <w:r>
         <w:rPr>
           <w:rFonts w:ascii="Arial" w:eastAsia="Times New Roman" w:hAnsi="Arial" w:cs="Arial"/>
@@ -790,37 +651,17 @@
           <w14:ligatures w14:val="none"/>
         </w:rPr>
       </w:pPr>
-      <w:sdt>
-        <w:sdtPr>
-          <w:rPr>
-            <w:rFonts w:ascii="Arial" w:eastAsia="Times New Roman" w:hAnsi="Arial" w:cs="Arial"/>
-            <w:iCs/>
-            <w:kern w:val="0"/>
-            <w:sz w:val="20"/>
-            <w:lang w:val="pl-PL"/>
-            <w14:ligatures w14:val="none"/>
-          </w:rPr>
-          <w:id w:val="-508835216"/>
-          <w14:checkbox>
-            <w14:checked w14:val="0"/>
-            <w14:checkedState w14:val="2612" w14:font="MS Gothic"/>
-            <w14:uncheckedState w14:val="2610" w14:font="MS Gothic"/>
-          </w14:checkbox>
-        </w:sdtPr>
-        <w:sdtContent>
-          <w:r>
-            <w:rPr>
-              <w:rFonts w:ascii="Segoe UI Symbol" w:eastAsia="Times New Roman" w:hAnsi="Segoe UI Symbol" w:cs="Segoe UI Symbol"/>
-              <w:iCs/>
-              <w:kern w:val="0"/>
-              <w:sz w:val="20"/>
-              <w:lang w:val="pl-PL"/>
-              <w14:ligatures w14:val="none"/>
-            </w:rPr>
-            <w:t>☐</w:t>
-          </w:r>
-        </w:sdtContent>
-      </w:sdt>
+      <w:r>
+        <w:rPr>
+          <w:rFonts w:ascii="Segoe UI Symbol" w:eastAsia="Times New Roman" w:hAnsi="Segoe UI Symbol" w:cs="Segoe UI Symbol"/>
+          <w:iCs/>
+          <w:kern w:val="0"/>
+          <w:sz w:val="20"/>
+          <w:lang w:val="pl-PL"/>
+          <w14:ligatures w14:val="none"/>
+        </w:rPr>
+        <w:t>☐</w:t>
+      </w:r>
       <w:r>
         <w:rPr>
           <w:rFonts w:ascii="Arial" w:eastAsia="Times New Roman" w:hAnsi="Arial" w:cs="Arial"/>
@@ -849,37 +690,17 @@
           <w14:ligatures w14:val="none"/>
         </w:rPr>
       </w:pPr>
-      <w:sdt>
-        <w:sdtPr>
-          <w:rPr>
-            <w:rFonts w:ascii="Arial" w:eastAsia="Times New Roman" w:hAnsi="Arial" w:cs="Arial"/>
-            <w:iCs/>
-            <w:kern w:val="0"/>
-            <w:sz w:val="20"/>
-            <w:lang w:val="pl-PL"/>
-            <w14:ligatures w14:val="none"/>
-          </w:rPr>
-          <w:id w:val="1195965244"/>
-          <w14:checkbox>
-            <w14:checked w14:val="0"/>
-            <w14:checkedState w14:val="2612" w14:font="MS Gothic"/>
-            <w14:uncheckedState w14:val="2610" w14:font="MS Gothic"/>
-          </w14:checkbox>
-        </w:sdtPr>
-        <w:sdtContent>
-          <w:r>
-            <w:rPr>
-              <w:rFonts w:ascii="Segoe UI Symbol" w:eastAsia="Times New Roman" w:hAnsi="Segoe UI Symbol" w:cs="Segoe UI Symbol"/>
-              <w:iCs/>
-              <w:kern w:val="0"/>
-              <w:sz w:val="20"/>
-              <w:lang w:val="pl-PL"/>
-              <w14:ligatures w14:val="none"/>
-            </w:rPr>
-            <w:t>☐</w:t>
-          </w:r>
-        </w:sdtContent>
-      </w:sdt>
+      <w:r>
+        <w:rPr>
+          <w:rFonts w:ascii="Segoe UI Symbol" w:eastAsia="Times New Roman" w:hAnsi="Segoe UI Symbol" w:cs="Segoe UI Symbol"/>
+          <w:iCs/>
+          <w:kern w:val="0"/>
+          <w:sz w:val="20"/>
+          <w:lang w:val="pl-PL"/>
+          <w14:ligatures w14:val="none"/>
+        </w:rPr>
+        <w:t>☐</w:t>
+      </w:r>
       <w:r>
         <w:rPr>
           <w:rFonts w:ascii="Arial" w:eastAsia="Times New Roman" w:hAnsi="Arial" w:cs="Arial"/>
@@ -892,8 +713,8 @@
         <w:t xml:space="preserve"> 3.5. plan zagospodarowania przestrzennego województwa</w:t>
       </w:r>
     </w:p>
-    <w:bookmarkEnd w:id="4"/>
     <w:bookmarkEnd w:id="5"/>
+    <w:bookmarkEnd w:id="6"/>
     <w:p>
       <w:pPr>
         <w:shd w:val="clear" w:color="auto" w:fill="D9D9D9"/>
@@ -921,7 +742,7 @@
         </w:rPr>
         <w:t xml:space="preserve">4. DANE </w:t>
       </w:r>
-      <w:bookmarkStart w:id="6" w:name="_Ref93054123"/>
+      <w:bookmarkStart w:id="7" w:name="_Ref93054123"/>
       <w:r>
         <w:rPr>
           <w:rFonts w:ascii="Arial" w:eastAsia="Calibri" w:hAnsi="Arial" w:cs="Arial"/>
@@ -946,7 +767,7 @@
         </w:rPr>
         <w:endnoteReference w:id="4"/>
       </w:r>
-      <w:bookmarkEnd w:id="6"/>
+      <w:bookmarkEnd w:id="7"/>
       <w:r>
         <w:rPr>
           <w:rFonts w:ascii="Arial" w:eastAsia="Calibri" w:hAnsi="Arial" w:cs="Arial"/>
@@ -973,9 +794,9 @@
           <w14:ligatures w14:val="none"/>
         </w:rPr>
       </w:pPr>
-      <w:bookmarkStart w:id="7" w:name="_Hlk39475881"/>
-      <w:bookmarkStart w:id="8" w:name="_Hlk39476049"/>
-      <w:bookmarkEnd w:id="1"/>
+      <w:bookmarkStart w:id="8" w:name="_Hlk39475881"/>
+      <w:bookmarkStart w:id="9" w:name="_Hlk39476049"/>
+      <w:bookmarkEnd w:id="2"/>
       <w:r>
         <w:rPr>
           <w:rFonts w:ascii="Arial" w:eastAsia="Times New Roman" w:hAnsi="Arial" w:cs="Arial"/>
@@ -1051,7 +872,7 @@
           <w14:ligatures w14:val="none"/>
         </w:rPr>
       </w:pPr>
-      <w:bookmarkStart w:id="9" w:name="_Hlk62123598"/>
+      <w:bookmarkStart w:id="10" w:name="_Hlk62123598"/>
       <w:r>
         <w:rPr>
           <w:rFonts w:ascii="Arial" w:eastAsia="Times New Roman" w:hAnsi="Arial" w:cs="Arial"/>
@@ -1076,7 +897,7 @@
         <w:t>Nr domu: …. Nr lokalu: …..</w:t>
       </w:r>
     </w:p>
-    <w:bookmarkEnd w:id="9"/>
+    <w:bookmarkEnd w:id="10"/>
     <w:p>
       <w:pPr>
         <w:widowControl w:val="0"/>
@@ -1140,7 +961,7 @@
         </w:rPr>
         <w:t>E-mail</w:t>
       </w:r>
-      <w:bookmarkStart w:id="10" w:name="_Ref85021366"/>
+      <w:bookmarkStart w:id="11" w:name="_Ref85021366"/>
       <w:r>
         <w:rPr>
           <w:rFonts w:ascii="Arial" w:eastAsia="Times New Roman" w:hAnsi="Arial" w:cs="Arial"/>
@@ -1153,7 +974,7 @@
         </w:rPr>
         <w:t xml:space="preserve"> (w przypadku gdy składający pismo posiada adres e-mail):</w:t>
       </w:r>
-      <w:bookmarkEnd w:id="10"/>
+      <w:bookmarkEnd w:id="11"/>
       <w:r>
         <w:rPr>
           <w:rFonts w:ascii="Arial" w:eastAsia="Times New Roman" w:hAnsi="Arial" w:cs="Arial"/>
@@ -1193,7 +1014,7 @@
         </w:rPr>
         <w:t>Nr tel. (nieobowiązkowo): …..…</w:t>
       </w:r>
-      <w:bookmarkEnd w:id="7"/>
+      <w:bookmarkEnd w:id="8"/>
       <w:r>
         <w:rPr>
           <w:rFonts w:ascii="Arial" w:eastAsia="Times New Roman" w:hAnsi="Arial" w:cs="Arial"/>
@@ -1229,9 +1050,33 @@
           <w:lang w:val="pl-PL" w:eastAsia="pl-PL"/>
           <w14:ligatures w14:val="none"/>
         </w:rPr>
-        <w:t>Adres skrytki ePUAP lub adres do doręczeń elektronicznych</w:t>
-      </w:r>
-      <w:bookmarkStart w:id="11" w:name="_Ref141442516"/>
+        <w:t xml:space="preserve">Adres skrytki </w:t>
+      </w:r>
+      <w:proofErr w:type="spellStart"/>
+      <w:r>
+        <w:rPr>
+          <w:rFonts w:ascii="Arial" w:eastAsia="Times New Roman" w:hAnsi="Arial" w:cs="Arial"/>
+          <w:iCs/>
+          <w:kern w:val="0"/>
+          <w:sz w:val="20"/>
+          <w:lang w:val="pl-PL" w:eastAsia="pl-PL"/>
+          <w14:ligatures w14:val="none"/>
+        </w:rPr>
+        <w:t>ePUAP</w:t>
+      </w:r>
+      <w:proofErr w:type="spellEnd"/>
+      <w:r>
+        <w:rPr>
+          <w:rFonts w:ascii="Arial" w:eastAsia="Times New Roman" w:hAnsi="Arial" w:cs="Arial"/>
+          <w:iCs/>
+          <w:kern w:val="0"/>
+          <w:sz w:val="20"/>
+          <w:lang w:val="pl-PL" w:eastAsia="pl-PL"/>
+          <w14:ligatures w14:val="none"/>
+        </w:rPr>
+        <w:t xml:space="preserve"> lub adres do doręczeń elektronicznych</w:t>
+      </w:r>
+      <w:bookmarkStart w:id="12" w:name="_Ref141442516"/>
       <w:r>
         <w:rPr>
           <w:rFonts w:ascii="Arial" w:eastAsia="Times New Roman" w:hAnsi="Arial" w:cs="Arial"/>
@@ -1245,7 +1090,7 @@
         </w:rPr>
         <w:endnoteReference w:id="5"/>
       </w:r>
-      <w:bookmarkEnd w:id="11"/>
+      <w:bookmarkEnd w:id="12"/>
       <w:r>
         <w:rPr>
           <w:rFonts w:ascii="Arial" w:eastAsia="Times New Roman" w:hAnsi="Arial" w:cs="Arial"/>
@@ -1321,37 +1166,17 @@
           <w14:ligatures w14:val="none"/>
         </w:rPr>
       </w:pPr>
-      <w:sdt>
-        <w:sdtPr>
-          <w:rPr>
-            <w:rFonts w:ascii="Arial" w:eastAsia="Times New Roman" w:hAnsi="Arial" w:cs="Arial"/>
-            <w:iCs/>
-            <w:kern w:val="0"/>
-            <w:sz w:val="20"/>
-            <w:lang w:val="pl-PL"/>
-            <w14:ligatures w14:val="none"/>
-          </w:rPr>
-          <w:id w:val="589667619"/>
-          <w14:checkbox>
-            <w14:checked w14:val="0"/>
-            <w14:checkedState w14:val="2612" w14:font="MS Gothic"/>
-            <w14:uncheckedState w14:val="2610" w14:font="MS Gothic"/>
-          </w14:checkbox>
-        </w:sdtPr>
-        <w:sdtContent>
-          <w:r>
-            <w:rPr>
-              <w:rFonts w:ascii="Segoe UI Symbol" w:eastAsia="Times New Roman" w:hAnsi="Segoe UI Symbol" w:cs="Segoe UI Symbol"/>
-              <w:iCs/>
-              <w:kern w:val="0"/>
-              <w:sz w:val="20"/>
-              <w:lang w:val="pl-PL"/>
-              <w14:ligatures w14:val="none"/>
-            </w:rPr>
-            <w:t>☐</w:t>
-          </w:r>
-        </w:sdtContent>
-      </w:sdt>
+      <w:r>
+        <w:rPr>
+          <w:rFonts w:ascii="Segoe UI Symbol" w:eastAsia="Times New Roman" w:hAnsi="Segoe UI Symbol" w:cs="Segoe UI Symbol"/>
+          <w:iCs/>
+          <w:kern w:val="0"/>
+          <w:sz w:val="20"/>
+          <w:lang w:val="pl-PL"/>
+          <w14:ligatures w14:val="none"/>
+        </w:rPr>
+        <w:t>☐</w:t>
+      </w:r>
       <w:r>
         <w:rPr>
           <w:rFonts w:ascii="Arial" w:eastAsia="Times New Roman" w:hAnsi="Arial" w:cs="Arial"/>
@@ -1386,37 +1211,17 @@
         </w:rPr>
         <w:t xml:space="preserve">     </w:t>
       </w:r>
-      <w:sdt>
-        <w:sdtPr>
-          <w:rPr>
-            <w:rFonts w:ascii="Arial" w:eastAsia="Times New Roman" w:hAnsi="Arial" w:cs="Arial"/>
-            <w:iCs/>
-            <w:kern w:val="0"/>
-            <w:sz w:val="20"/>
-            <w:lang w:val="pl-PL"/>
-            <w14:ligatures w14:val="none"/>
-          </w:rPr>
-          <w:id w:val="-1654526958"/>
-          <w14:checkbox>
-            <w14:checked w14:val="1"/>
-            <w14:checkedState w14:val="2612" w14:font="MS Gothic"/>
-            <w14:uncheckedState w14:val="2610" w14:font="MS Gothic"/>
-          </w14:checkbox>
-        </w:sdtPr>
-        <w:sdtContent>
-          <w:r>
-            <w:rPr>
-              <w:rFonts w:ascii="Segoe UI Symbol" w:eastAsia="Times New Roman" w:hAnsi="Segoe UI Symbol" w:cs="Segoe UI Symbol"/>
-              <w:iCs/>
-              <w:kern w:val="0"/>
-              <w:sz w:val="20"/>
-              <w:lang w:val="pl-PL"/>
-              <w14:ligatures w14:val="none"/>
-            </w:rPr>
-            <w:t>☒</w:t>
-          </w:r>
-        </w:sdtContent>
-      </w:sdt>
+      <w:r>
+        <w:rPr>
+          <w:rFonts w:ascii="Segoe UI Symbol" w:eastAsia="Times New Roman" w:hAnsi="Segoe UI Symbol" w:cs="Segoe UI Symbol"/>
+          <w:iCs/>
+          <w:kern w:val="0"/>
+          <w:sz w:val="20"/>
+          <w:lang w:val="pl-PL"/>
+          <w14:ligatures w14:val="none"/>
+        </w:rPr>
+        <w:t>☒</w:t>
+      </w:r>
       <w:r>
         <w:rPr>
           <w:rFonts w:ascii="Arial" w:eastAsia="Times New Roman" w:hAnsi="Arial" w:cs="Arial"/>
@@ -1623,8 +1428,8 @@
           <w14:ligatures w14:val="none"/>
         </w:rPr>
       </w:pPr>
-      <w:bookmarkStart w:id="13" w:name="_Hlk39476200"/>
-      <w:bookmarkEnd w:id="8"/>
+      <w:bookmarkStart w:id="14" w:name="_Hlk39476200"/>
+      <w:bookmarkEnd w:id="9"/>
       <w:r>
         <w:rPr>
           <w:rFonts w:ascii="Arial" w:eastAsia="Calibri" w:hAnsi="Arial" w:cs="Arial"/>
@@ -1693,37 +1498,17 @@
           <w14:ligatures w14:val="none"/>
         </w:rPr>
       </w:pPr>
-      <w:sdt>
-        <w:sdtPr>
-          <w:rPr>
-            <w:rFonts w:ascii="Arial" w:eastAsia="Times New Roman" w:hAnsi="Arial" w:cs="Arial"/>
-            <w:iCs/>
-            <w:kern w:val="0"/>
-            <w:sz w:val="20"/>
-            <w:lang w:val="pl-PL"/>
-            <w14:ligatures w14:val="none"/>
-          </w:rPr>
-          <w:id w:val="302428652"/>
-          <w14:checkbox>
-            <w14:checked w14:val="0"/>
-            <w14:checkedState w14:val="2612" w14:font="MS Gothic"/>
-            <w14:uncheckedState w14:val="2610" w14:font="MS Gothic"/>
-          </w14:checkbox>
-        </w:sdtPr>
-        <w:sdtContent>
-          <w:r>
-            <w:rPr>
-              <w:rFonts w:ascii="Segoe UI Symbol" w:eastAsia="Times New Roman" w:hAnsi="Segoe UI Symbol" w:cs="Segoe UI Symbol"/>
-              <w:iCs/>
-              <w:kern w:val="0"/>
-              <w:sz w:val="20"/>
-              <w:lang w:val="pl-PL"/>
-              <w14:ligatures w14:val="none"/>
-            </w:rPr>
-            <w:t>☐</w:t>
-          </w:r>
-        </w:sdtContent>
-      </w:sdt>
+      <w:r>
+        <w:rPr>
+          <w:rFonts w:ascii="Segoe UI Symbol" w:eastAsia="Times New Roman" w:hAnsi="Segoe UI Symbol" w:cs="Segoe UI Symbol"/>
+          <w:iCs/>
+          <w:kern w:val="0"/>
+          <w:sz w:val="20"/>
+          <w:lang w:val="pl-PL"/>
+          <w14:ligatures w14:val="none"/>
+        </w:rPr>
+        <w:t>☐</w:t>
+      </w:r>
       <w:r>
         <w:rPr>
           <w:rFonts w:ascii="Arial" w:eastAsia="Times New Roman" w:hAnsi="Arial" w:cs="Arial"/>
@@ -1746,37 +1531,17 @@
         </w:rPr>
         <w:t xml:space="preserve">     </w:t>
       </w:r>
-      <w:sdt>
-        <w:sdtPr>
-          <w:rPr>
-            <w:rFonts w:ascii="Arial" w:eastAsia="Times New Roman" w:hAnsi="Arial" w:cs="Arial"/>
-            <w:iCs/>
-            <w:kern w:val="0"/>
-            <w:sz w:val="20"/>
-            <w:lang w:val="pl-PL"/>
-            <w14:ligatures w14:val="none"/>
-          </w:rPr>
-          <w:id w:val="287247286"/>
-          <w14:checkbox>
-            <w14:checked w14:val="0"/>
-            <w14:checkedState w14:val="2612" w14:font="MS Gothic"/>
-            <w14:uncheckedState w14:val="2610" w14:font="MS Gothic"/>
-          </w14:checkbox>
-        </w:sdtPr>
-        <w:sdtContent>
-          <w:r>
-            <w:rPr>
-              <w:rFonts w:ascii="Segoe UI Symbol" w:eastAsia="Times New Roman" w:hAnsi="Segoe UI Symbol" w:cs="Segoe UI Symbol"/>
-              <w:iCs/>
-              <w:kern w:val="0"/>
-              <w:sz w:val="20"/>
-              <w:lang w:val="pl-PL"/>
-              <w14:ligatures w14:val="none"/>
-            </w:rPr>
-            <w:t>☐</w:t>
-          </w:r>
-        </w:sdtContent>
-      </w:sdt>
+      <w:r>
+        <w:rPr>
+          <w:rFonts w:ascii="Segoe UI Symbol" w:eastAsia="Times New Roman" w:hAnsi="Segoe UI Symbol" w:cs="Segoe UI Symbol"/>
+          <w:iCs/>
+          <w:kern w:val="0"/>
+          <w:sz w:val="20"/>
+          <w:lang w:val="pl-PL"/>
+          <w14:ligatures w14:val="none"/>
+        </w:rPr>
+        <w:t>☐</w:t>
+      </w:r>
       <w:r>
         <w:rPr>
           <w:rFonts w:ascii="Arial" w:eastAsia="Times New Roman" w:hAnsi="Arial" w:cs="Arial"/>
@@ -1813,9 +1578,8 @@
           <w14:ligatures w14:val="none"/>
         </w:rPr>
       </w:pPr>
-      <w:bookmarkStart w:id="14" w:name="_Hlk60938603"/>
-      <w:bookmarkStart w:id="15" w:name="_Hlk39479541"/>
-      <w:bookmarkEnd w:id="13"/>
+      <w:bookmarkStart w:id="15" w:name="_Hlk60938603"/>
+      <w:bookmarkEnd w:id="14"/>
       <w:r>
         <w:rPr>
           <w:rFonts w:ascii="Arial" w:eastAsia="Times New Roman" w:hAnsi="Arial" w:cs="Arial"/>
@@ -1928,7 +1692,7 @@
         <w:t xml:space="preserve">Miejscowość: ……………………………………………………. Kod pocztowy:...…………………………………….. </w:t>
       </w:r>
     </w:p>
-    <w:bookmarkEnd w:id="14"/>
+    <w:bookmarkEnd w:id="15"/>
     <w:p>
       <w:pPr>
         <w:widowControl w:val="0"/>
@@ -2007,8 +1771,22 @@
           <w:lang w:val="pl-PL" w:eastAsia="pl-PL"/>
           <w14:ligatures w14:val="none"/>
         </w:rPr>
-        <w:t>Adres skrytki ePUAP</w:t>
-      </w:r>
+        <w:t xml:space="preserve">Adres skrytki </w:t>
+      </w:r>
+      <w:proofErr w:type="spellStart"/>
+      <w:r>
+        <w:rPr>
+          <w:rFonts w:ascii="Arial" w:eastAsia="Times New Roman" w:hAnsi="Arial" w:cs="Arial"/>
+          <w:iCs/>
+          <w:kern w:val="0"/>
+          <w:sz w:val="20"/>
+          <w:szCs w:val="20"/>
+          <w:lang w:val="pl-PL" w:eastAsia="pl-PL"/>
+          <w14:ligatures w14:val="none"/>
+        </w:rPr>
+        <w:t>ePUAP</w:t>
+      </w:r>
+      <w:proofErr w:type="spellEnd"/>
       <w:r>
         <w:rPr>
           <w:rFonts w:ascii="Arial" w:eastAsia="Times New Roman" w:hAnsi="Arial" w:cs="Arial"/>
@@ -2119,6 +1897,7 @@
           <w:lang w:val="pl-PL"/>
           <w14:ligatures w14:val="none"/>
         </w:rPr>
+        <w:lastRenderedPageBreak/>
         <w:t>7. TREŚĆ PISMA</w:t>
       </w:r>
     </w:p>
@@ -3183,6 +2962,7 @@
                   <w14:uncheckedState w14:val="2610" w14:font="MS Gothic"/>
                 </w14:checkbox>
               </w:sdtPr>
+              <w:sdtEndPr/>
               <w:sdtContent>
                 <w:r>
                   <w:rPr>
@@ -3238,6 +3018,7 @@
                   <w14:uncheckedState w14:val="2610" w14:font="MS Gothic"/>
                 </w14:checkbox>
               </w:sdtPr>
+              <w:sdtEndPr/>
               <w:sdtContent>
                 <w:r>
                   <w:rPr>
@@ -3902,6 +3683,7 @@
                   <w14:uncheckedState w14:val="2610" w14:font="MS Gothic"/>
                 </w14:checkbox>
               </w:sdtPr>
+              <w:sdtEndPr/>
               <w:sdtContent>
                 <w:r>
                   <w:rPr>
@@ -3951,6 +3733,7 @@
                   <w14:uncheckedState w14:val="2610" w14:font="MS Gothic"/>
                 </w14:checkbox>
               </w:sdtPr>
+              <w:sdtEndPr/>
               <w:sdtContent>
                 <w:r>
                   <w:rPr>
@@ -4106,7 +3889,7 @@
         </w:rPr>
       </w:pPr>
       <w:bookmarkStart w:id="19" w:name="_Hlk39498299"/>
-      <w:bookmarkEnd w:id="15"/>
+      <w:bookmarkEnd w:id="1"/>
     </w:p>
     <w:bookmarkEnd w:id="0"/>
     <w:bookmarkEnd w:id="19"/>
@@ -4179,6 +3962,7 @@
               <w14:uncheckedState w14:val="2610" w14:font="MS Gothic"/>
             </w14:checkbox>
           </w:sdtPr>
+          <w:sdtEndPr/>
           <w:sdtContent>
             <w:tc>
               <w:tcPr>
@@ -4245,6 +4029,7 @@
               <w14:uncheckedState w14:val="2610" w14:font="MS Gothic"/>
             </w14:checkbox>
           </w:sdtPr>
+          <w:sdtEndPr/>
           <w:sdtContent>
             <w:tc>
               <w:tcPr>
@@ -4376,8 +4161,8 @@
         <w:tblLook w:val="04A0" w:firstRow="1" w:lastRow="0" w:firstColumn="1" w:lastColumn="0" w:noHBand="0" w:noVBand="1"/>
       </w:tblPr>
       <w:tblGrid>
-        <w:gridCol w:w="409"/>
-        <w:gridCol w:w="8509"/>
+        <w:gridCol w:w="415"/>
+        <w:gridCol w:w="9223"/>
       </w:tblGrid>
       <w:tr>
         <w:tc>
@@ -4412,6 +4197,7 @@
                   <w14:uncheckedState w14:val="2610" w14:font="MS Gothic"/>
                 </w14:checkbox>
               </w:sdtPr>
+              <w:sdtEndPr/>
               <w:sdtContent>
                 <w:r>
                   <w:rPr>
@@ -4490,6 +4276,7 @@
                   <w14:uncheckedState w14:val="2610" w14:font="MS Gothic"/>
                 </w14:checkbox>
               </w:sdtPr>
+              <w:sdtEndPr/>
               <w:sdtContent>
                 <w:r>
                   <w:rPr>
@@ -4569,6 +4356,7 @@
                   <w14:uncheckedState w14:val="2610" w14:font="MS Gothic"/>
                 </w14:checkbox>
               </w:sdtPr>
+              <w:sdtEndPr/>
               <w:sdtContent>
                 <w:r>
                   <w:rPr>
@@ -4648,6 +4436,7 @@
                   <w14:uncheckedState w14:val="2610" w14:font="MS Gothic"/>
                 </w14:checkbox>
               </w:sdtPr>
+              <w:sdtEndPr/>
               <w:sdtContent>
                 <w:r>
                   <w:rPr>
@@ -4907,7 +4696,7 @@
         </w:rPr>
         <w:sectPr>
           <w:pgSz w:w="11906" w:h="16838"/>
-          <w:pgMar w:top="1440" w:right="1440" w:bottom="1440" w:left="1440" w:header="708" w:footer="708" w:gutter="0"/>
+          <w:pgMar w:top="994" w:right="1080" w:bottom="1440" w:left="1080" w:header="706" w:footer="706" w:gutter="0"/>
           <w:cols w:space="708"/>
           <w:docGrid w:linePitch="360"/>
         </w:sectPr>
@@ -4933,6 +4722,7 @@
           <w:szCs w:val="20"/>
           <w:lang w:val="pl-PL"/>
         </w:rPr>
+        <w:lastRenderedPageBreak/>
         <w:t>Załącznik nr 1 – granica obszaru objętego wnioskiem na tle przeznaczeń terenów przewidzianych w konsultowanym projekcie planu</w:t>
       </w:r>
       <w:r>
@@ -5199,6 +4989,7 @@
           <w:szCs w:val="20"/>
           <w:lang w:val="pl-PL"/>
         </w:rPr>
+        <w:lastRenderedPageBreak/>
         <w:t>Załącznik nr 2 – uzasadnienie postulowanych rozwiązań</w:t>
       </w:r>
     </w:p>
@@ -5572,7 +5363,19 @@
           <w:lang w:val="pl-PL" w:eastAsia="pl-PL"/>
           <w14:ligatures w14:val="none"/>
         </w:rPr>
-        <w:t>Natura 2000 „Wzgórza Bukowe”. Zidentyfikowano na nim występowanie 19 typów siedlisk przyrodniczych określonych w załączniku I Dyrektywy siedliskowej oraz 11 gatunków z załącznika II tej dyrektywy. Flora liczy około tysiąca gatunków roślin naczyniowych, z czego 94 gatunki to rośliny chronione, a 50 to gatunki z krajowej czerwonej listy. Występują tu też 62 gatunki chronionych mchów i wątrobowców, 21 gatunków grzybów chronionych, 149 gatunków grzybów zagrożonych w skali kraju, 41 gatunków chronionych porostów i 85 gatunków zagrożonych w skali kraju. Stwierdzono również występowanie 59 gatunków chronionych bezkręgowców i 62 gatunków bezkręgowców zagrożonych w skali kraju. Wzgórza Bukowe są także siedliskiem dla 242 gatunków kręgowców objętych ochroną prawną oraz 45 gatunków zagrożonych w skali kraju</w:t>
+        <w:t xml:space="preserve">Natura 2000 „Wzgórza Bukowe”. Zidentyfikowano na nim występowanie 19 typów siedlisk przyrodniczych określonych w załączniku I Dyrektywy siedliskowej oraz 11 gatunków z załącznika II tej dyrektywy. Flora liczy około tysiąca gatunków roślin naczyniowych, z czego 94 gatunki to rośliny chronione, a 50 to gatunki z krajowej </w:t>
+      </w:r>
+      <w:r>
+        <w:rPr>
+          <w:rFonts w:ascii="Arial" w:eastAsia="Times New Roman" w:hAnsi="Arial" w:cs="Arial"/>
+          <w:kern w:val="0"/>
+          <w:sz w:val="20"/>
+          <w:szCs w:val="20"/>
+          <w:lang w:val="pl-PL" w:eastAsia="pl-PL"/>
+          <w14:ligatures w14:val="none"/>
+        </w:rPr>
+        <w:lastRenderedPageBreak/>
+        <w:t>czerwonej listy. Występują tu też 62 gatunki chronionych mchów i wątrobowców, 21 gatunków grzybów chronionych, 149 gatunków grzybów zagrożonych w skali kraju, 41 gatunków chronionych porostów i 85 gatunków zagrożonych w skali kraju. Stwierdzono również występowanie 59 gatunków chronionych bezkręgowców i 62 gatunków bezkręgowców zagrożonych w skali kraju. Wzgórza Bukowe są także siedliskiem dla 242 gatunków kręgowców objętych ochroną prawną oraz 45 gatunków zagrożonych w skali kraju</w:t>
       </w:r>
       <w:r>
         <w:rPr>
@@ -6080,7 +5883,7 @@
         </w:rPr>
         <w:t xml:space="preserve"> </w:t>
       </w:r>
-      <w:bookmarkStart w:id="12" w:name="_Hlk150008472"/>
+      <w:bookmarkStart w:id="13" w:name="_Hlk150008472"/>
       <w:r>
         <w:rPr>
           <w:color w:val="000000"/>
@@ -6096,7 +5899,7 @@
         </w:rPr>
         <w:t>skrytki ePUAP lub adres do doręczeń elektronicznych wskazuje się w przypadku wyrażenia zgody na doręczanie korespondencji za pomocą środków komunikacji elektronicznej, z zastrzeżeniem przypadków, w których organ, zgodnie z przepisami ustawy z dnia 18 listopada 2020 r. o doręczeniach elektronicznych (Dz. U. z 2023 r. poz. 285, z późn. zm.), ma obowiązek doręczenia korespondencji na adres do doręczeń elektronicznych</w:t>
       </w:r>
-      <w:bookmarkEnd w:id="12"/>
+      <w:bookmarkEnd w:id="13"/>
       <w:r>
         <w:rPr>
           <w:color w:val="000000"/>
@@ -6243,7 +6046,23 @@
           <w:color w:val="000000"/>
           <w:szCs w:val="16"/>
         </w:rPr>
-        <w:t xml:space="preserve"> (Dz. U. z 2023 r. poz. 977, z późn. zm.).</w:t>
+        <w:t xml:space="preserve"> (Dz. U. z 2023 r. poz. 977, z </w:t>
+      </w:r>
+      <w:proofErr w:type="spellStart"/>
+      <w:r>
+        <w:rPr>
+          <w:color w:val="000000"/>
+          <w:szCs w:val="16"/>
+        </w:rPr>
+        <w:t>późn</w:t>
+      </w:r>
+      <w:proofErr w:type="spellEnd"/>
+      <w:r>
+        <w:rPr>
+          <w:color w:val="000000"/>
+          <w:szCs w:val="16"/>
+        </w:rPr>
+        <w:t>. zm.).</w:t>
       </w:r>
       <w:bookmarkEnd w:id="18"/>
       <w:r>
@@ -6867,17 +6686,30 @@
         </w:rPr>
         <w:t xml:space="preserve"> (data opracowania: 2007-05, data aktualizacji: 2025-07), </w:t>
       </w:r>
-      <w:hyperlink r:id="rId1" w:history="1">
-        <w:r>
-          <w:rPr>
-            <w:rStyle w:val="Hyperlink"/>
-            <w:sz w:val="16"/>
-            <w:szCs w:val="16"/>
-            <w:lang w:val="pl-PL"/>
-          </w:rPr>
-          <w:t>https://n2k-ws.gdos.gov.pl/wyszukiwarkaN2k/webresources/pdf/PLH320020</w:t>
-        </w:r>
-      </w:hyperlink>
+      <w:r>
+        <w:fldChar w:fldCharType="begin"/>
+      </w:r>
+      <w:r>
+        <w:rPr>
+          <w:lang w:val="pl-PL"/>
+        </w:rPr>
+        <w:instrText>HYPERLINK "https://n2k-ws.gdos.gov.pl/wyszukiwarkaN2k/webresources/pdf/PLH320020"</w:instrText>
+      </w:r>
+      <w:r>
+        <w:fldChar w:fldCharType="separate"/>
+      </w:r>
+      <w:r>
+        <w:rPr>
+          <w:rStyle w:val="Hyperlink"/>
+          <w:sz w:val="16"/>
+          <w:szCs w:val="16"/>
+          <w:lang w:val="pl-PL"/>
+        </w:rPr>
+        <w:t>https://n2k-ws.gdos.gov.pl/wyszukiwarkaN2k/webresources/pdf/PLH320020</w:t>
+      </w:r>
+      <w:r>
+        <w:fldChar w:fldCharType="end"/>
+      </w:r>
       <w:r>
         <w:rPr>
           <w:sz w:val="16"/>

--- a/public/files/Szkic_uwagi (za autostrada).docx
+++ b/public/files/Szkic_uwagi (za autostrada).docx
@@ -4,7 +4,7 @@
   <w:body>
     <w:p>
       <w:pPr>
-        <w:shd w:val="clear" w:color="D9D9D9" w:fill="D9D9D9"/>
+        <w:shd w:val="clear" w:color="auto" w:fill="D9D9D9"/>
         <w:spacing w:before="120" w:after="50" w:line="276" w:lineRule="auto"/>
         <w:jc w:val="center"/>
         <w:outlineLvl w:val="0"/>
@@ -16,11 +16,9 @@
           <w:sz w:val="28"/>
           <w:szCs w:val="28"/>
           <w:lang w:val="pl-PL"/>
-          <w14:ligatures w14:val="none"/>
         </w:rPr>
       </w:pPr>
       <w:bookmarkStart w:id="0" w:name="_Hlk39584249"/>
-      <w:bookmarkStart w:id="1" w:name="_Hlk39479541"/>
       <w:r>
         <w:rPr>
           <w:rFonts w:ascii="Arial" w:eastAsia="Calibri" w:hAnsi="Arial" w:cs="Arial"/>
@@ -30,7 +28,6 @@
           <w:sz w:val="28"/>
           <w:szCs w:val="28"/>
           <w:lang w:val="pl-PL"/>
-          <w14:ligatures w14:val="none"/>
         </w:rPr>
         <w:t>Pismo dotyczące aktu planowania przestrzennego</w:t>
       </w:r>
@@ -47,7 +44,6 @@
           <w:kern w:val="0"/>
           <w:sz w:val="16"/>
           <w:lang w:val="pl-PL" w:eastAsia="pl-PL"/>
-          <w14:ligatures w14:val="none"/>
         </w:rPr>
       </w:pPr>
     </w:p>
@@ -64,10 +60,9 @@
           <w:kern w:val="0"/>
           <w:sz w:val="24"/>
           <w:lang w:val="pl-PL"/>
-          <w14:ligatures w14:val="none"/>
-        </w:rPr>
-      </w:pPr>
-      <w:bookmarkStart w:id="2" w:name="_Hlk39476603"/>
+        </w:rPr>
+      </w:pPr>
+      <w:bookmarkStart w:id="1" w:name="_Hlk39476603"/>
       <w:r>
         <w:rPr>
           <w:rFonts w:ascii="Arial" w:eastAsia="Calibri" w:hAnsi="Arial" w:cs="Arial"/>
@@ -76,7 +71,6 @@
           <w:kern w:val="0"/>
           <w:sz w:val="24"/>
           <w:lang w:val="pl-PL"/>
-          <w14:ligatures w14:val="none"/>
         </w:rPr>
         <w:t>1. ORGAN, DO KTÓREGO JEST SKŁADANE PISMO</w:t>
       </w:r>
@@ -91,17 +85,15 @@
           <w:kern w:val="0"/>
           <w:sz w:val="20"/>
           <w:lang w:val="pl-PL" w:eastAsia="pl-PL"/>
-          <w14:ligatures w14:val="none"/>
-        </w:rPr>
-      </w:pPr>
-      <w:r>
-        <w:rPr>
-          <w:rFonts w:ascii="Arial" w:eastAsia="Times New Roman" w:hAnsi="Arial" w:cs="Arial"/>
-          <w:iCs/>
-          <w:kern w:val="0"/>
-          <w:sz w:val="20"/>
-          <w:lang w:val="pl-PL" w:eastAsia="pl-PL"/>
-          <w14:ligatures w14:val="none"/>
+        </w:rPr>
+      </w:pPr>
+      <w:r>
+        <w:rPr>
+          <w:rFonts w:ascii="Arial" w:eastAsia="Times New Roman" w:hAnsi="Arial" w:cs="Arial"/>
+          <w:iCs/>
+          <w:kern w:val="0"/>
+          <w:sz w:val="20"/>
+          <w:lang w:val="pl-PL" w:eastAsia="pl-PL"/>
         </w:rPr>
         <w:t>Nazwa: Prezydent Miasta Szczecin</w:t>
       </w:r>
@@ -113,15 +105,21 @@
         <w:ind w:firstLine="108"/>
         <w:outlineLvl w:val="1"/>
         <w:rPr>
+          <w:lang w:val="pl-PL"/>
+        </w:rPr>
+      </w:pPr>
+      <w:r>
+        <w:rPr>
           <w:rFonts w:ascii="Arial" w:eastAsia="Calibri" w:hAnsi="Arial" w:cs="Arial"/>
           <w:b/>
           <w:bCs/>
           <w:kern w:val="0"/>
           <w:sz w:val="24"/>
           <w:lang w:val="pl-PL"/>
-          <w14:ligatures w14:val="none"/>
-        </w:rPr>
-      </w:pPr>
+        </w:rPr>
+        <w:t xml:space="preserve">2. RODZAJ </w:t>
+      </w:r>
+      <w:bookmarkStart w:id="2" w:name="_Ref141440906"/>
       <w:r>
         <w:rPr>
           <w:rFonts w:ascii="Arial" w:eastAsia="Calibri" w:hAnsi="Arial" w:cs="Arial"/>
@@ -130,24 +128,10 @@
           <w:kern w:val="0"/>
           <w:sz w:val="24"/>
           <w:lang w:val="pl-PL"/>
-          <w14:ligatures w14:val="none"/>
-        </w:rPr>
-        <w:t xml:space="preserve">2. RODZAJ </w:t>
-      </w:r>
-      <w:bookmarkStart w:id="3" w:name="_Ref141440906"/>
-      <w:r>
-        <w:rPr>
-          <w:rFonts w:ascii="Arial" w:eastAsia="Calibri" w:hAnsi="Arial" w:cs="Arial"/>
-          <w:b/>
-          <w:bCs/>
-          <w:kern w:val="0"/>
-          <w:sz w:val="24"/>
-          <w:lang w:val="pl-PL"/>
-          <w14:ligatures w14:val="none"/>
         </w:rPr>
         <w:t>PISMA</w:t>
       </w:r>
-      <w:bookmarkEnd w:id="3"/>
+      <w:bookmarkEnd w:id="2"/>
       <w:r>
         <w:rPr>
           <w:rFonts w:ascii="Arial" w:eastAsia="Calibri" w:hAnsi="Arial" w:cs="Arial"/>
@@ -155,7 +139,6 @@
           <w:sz w:val="24"/>
           <w:vertAlign w:val="superscript"/>
           <w:lang w:val="pl-PL"/>
-          <w14:ligatures w14:val="none"/>
         </w:rPr>
         <w:endnoteReference w:id="1"/>
       </w:r>
@@ -166,7 +149,6 @@
           <w:sz w:val="24"/>
           <w:vertAlign w:val="superscript"/>
           <w:lang w:val="pl-PL"/>
-          <w14:ligatures w14:val="none"/>
         </w:rPr>
         <w:t>)</w:t>
       </w:r>
@@ -179,12 +161,7 @@
         </w:tabs>
         <w:spacing w:before="50" w:after="50" w:line="240" w:lineRule="auto"/>
         <w:rPr>
-          <w:rFonts w:ascii="Arial" w:eastAsia="Times New Roman" w:hAnsi="Arial" w:cs="Arial"/>
-          <w:iCs/>
-          <w:kern w:val="0"/>
-          <w:sz w:val="20"/>
-          <w:lang w:val="pl-PL"/>
-          <w14:ligatures w14:val="none"/>
+          <w:lang w:val="pl-PL"/>
         </w:rPr>
       </w:pPr>
       <w:r>
@@ -194,7 +171,6 @@
           <w:kern w:val="0"/>
           <w:sz w:val="20"/>
           <w:lang w:val="pl-PL"/>
-          <w14:ligatures w14:val="none"/>
         </w:rPr>
         <w:t>☐</w:t>
       </w:r>
@@ -205,7 +181,6 @@
           <w:kern w:val="0"/>
           <w:sz w:val="20"/>
           <w:lang w:val="pl-PL"/>
-          <w14:ligatures w14:val="none"/>
         </w:rPr>
         <w:t xml:space="preserve"> 2.1. wniosek </w:t>
       </w:r>
@@ -216,7 +191,6 @@
           <w:kern w:val="0"/>
           <w:sz w:val="20"/>
           <w:lang w:val="pl-PL" w:eastAsia="pl-PL"/>
-          <w14:ligatures w14:val="none"/>
         </w:rPr>
         <w:t>do projektu aktu</w:t>
       </w:r>
@@ -227,7 +201,6 @@
           <w:kern w:val="0"/>
           <w:sz w:val="20"/>
           <w:lang w:val="pl-PL" w:eastAsia="pl-PL"/>
-          <w14:ligatures w14:val="none"/>
         </w:rPr>
         <w:tab/>
       </w:r>
@@ -238,7 +211,6 @@
           <w:kern w:val="0"/>
           <w:sz w:val="20"/>
           <w:lang w:val="pl-PL" w:eastAsia="pl-PL"/>
-          <w14:ligatures w14:val="none"/>
         </w:rPr>
         <w:tab/>
       </w:r>
@@ -249,7 +221,6 @@
           <w:kern w:val="0"/>
           <w:sz w:val="20"/>
           <w:lang w:val="pl-PL"/>
-          <w14:ligatures w14:val="none"/>
         </w:rPr>
         <w:t>☒</w:t>
       </w:r>
@@ -260,7 +231,6 @@
           <w:kern w:val="0"/>
           <w:sz w:val="20"/>
           <w:lang w:val="pl-PL"/>
-          <w14:ligatures w14:val="none"/>
         </w:rPr>
         <w:t xml:space="preserve"> 2.2. </w:t>
       </w:r>
@@ -271,7 +241,6 @@
           <w:kern w:val="0"/>
           <w:sz w:val="20"/>
           <w:lang w:val="pl-PL" w:eastAsia="pl-PL"/>
-          <w14:ligatures w14:val="none"/>
         </w:rPr>
         <w:t>uwaga do konsultowanego projektu aktu</w:t>
       </w:r>
@@ -283,7 +252,6 @@
           <w:sz w:val="20"/>
           <w:vertAlign w:val="superscript"/>
           <w:lang w:val="pl-PL" w:eastAsia="pl-PL"/>
-          <w14:ligatures w14:val="none"/>
         </w:rPr>
         <w:endnoteReference w:id="2"/>
       </w:r>
@@ -295,7 +263,6 @@
           <w:sz w:val="20"/>
           <w:vertAlign w:val="superscript"/>
           <w:lang w:val="pl-PL" w:eastAsia="pl-PL"/>
-          <w14:ligatures w14:val="none"/>
         </w:rPr>
         <w:t>)</w:t>
       </w:r>
@@ -306,7 +273,6 @@
           <w:kern w:val="0"/>
           <w:sz w:val="20"/>
           <w:lang w:val="pl-PL"/>
-          <w14:ligatures w14:val="none"/>
         </w:rPr>
         <w:tab/>
       </w:r>
@@ -319,12 +285,7 @@
         </w:tabs>
         <w:spacing w:before="50" w:after="50" w:line="240" w:lineRule="auto"/>
         <w:rPr>
-          <w:rFonts w:ascii="Arial" w:eastAsia="Times New Roman" w:hAnsi="Arial" w:cs="Arial"/>
-          <w:iCs/>
-          <w:kern w:val="0"/>
-          <w:sz w:val="20"/>
-          <w:lang w:val="pl-PL"/>
-          <w14:ligatures w14:val="none"/>
+          <w:lang w:val="pl-PL"/>
         </w:rPr>
       </w:pPr>
       <w:r>
@@ -334,7 +295,6 @@
           <w:kern w:val="0"/>
           <w:sz w:val="20"/>
           <w:lang w:val="pl-PL"/>
-          <w14:ligatures w14:val="none"/>
         </w:rPr>
         <w:t>☐</w:t>
       </w:r>
@@ -345,11 +305,10 @@
           <w:kern w:val="0"/>
           <w:sz w:val="20"/>
           <w:lang w:val="pl-PL"/>
-          <w14:ligatures w14:val="none"/>
         </w:rPr>
         <w:t xml:space="preserve"> 2.3. wniosek o zmianę aktu</w:t>
       </w:r>
-      <w:bookmarkStart w:id="4" w:name="_Ref147224400"/>
+      <w:bookmarkStart w:id="3" w:name="_Ref147224400"/>
       <w:r>
         <w:rPr>
           <w:rFonts w:ascii="Arial" w:eastAsia="Times New Roman" w:hAnsi="Arial" w:cs="Arial"/>
@@ -358,11 +317,10 @@
           <w:sz w:val="20"/>
           <w:vertAlign w:val="superscript"/>
           <w:lang w:val="pl-PL"/>
-          <w14:ligatures w14:val="none"/>
         </w:rPr>
         <w:endnoteReference w:id="3"/>
       </w:r>
-      <w:bookmarkEnd w:id="4"/>
+      <w:bookmarkEnd w:id="3"/>
       <w:r>
         <w:rPr>
           <w:rFonts w:ascii="Arial" w:eastAsia="Times New Roman" w:hAnsi="Arial" w:cs="Arial"/>
@@ -371,7 +329,6 @@
           <w:sz w:val="20"/>
           <w:vertAlign w:val="superscript"/>
           <w:lang w:val="pl-PL"/>
-          <w14:ligatures w14:val="none"/>
         </w:rPr>
         <w:t>)</w:t>
       </w:r>
@@ -382,7 +339,6 @@
           <w:kern w:val="0"/>
           <w:sz w:val="20"/>
           <w:lang w:val="pl-PL"/>
-          <w14:ligatures w14:val="none"/>
         </w:rPr>
         <w:t xml:space="preserve"> </w:t>
       </w:r>
@@ -393,7 +349,6 @@
           <w:kern w:val="0"/>
           <w:sz w:val="20"/>
           <w:lang w:val="pl-PL"/>
-          <w14:ligatures w14:val="none"/>
         </w:rPr>
         <w:tab/>
       </w:r>
@@ -404,29 +359,26 @@
           <w:kern w:val="0"/>
           <w:sz w:val="20"/>
           <w:lang w:val="pl-PL"/>
-          <w14:ligatures w14:val="none"/>
         </w:rPr>
         <w:tab/>
       </w:r>
       <w:r>
         <w:rPr>
-          <w:rFonts w:ascii="Segoe UI Symbol" w:eastAsia="Times New Roman" w:hAnsi="Segoe UI Symbol" w:cs="Segoe UI Symbol"/>
-          <w:iCs/>
-          <w:kern w:val="0"/>
-          <w:sz w:val="20"/>
-          <w:lang w:val="pl-PL"/>
-          <w14:ligatures w14:val="none"/>
-        </w:rPr>
-        <w:t>☒</w:t>
-      </w:r>
-      <w:r>
-        <w:rPr>
-          <w:rFonts w:ascii="Arial" w:eastAsia="Times New Roman" w:hAnsi="Arial" w:cs="Arial"/>
-          <w:iCs/>
-          <w:kern w:val="0"/>
-          <w:sz w:val="20"/>
-          <w:lang w:val="pl-PL"/>
-          <w14:ligatures w14:val="none"/>
+          <w:rFonts w:ascii="MS Gothic" w:eastAsia="MS Gothic" w:hAnsi="MS Gothic" w:cs="Arial"/>
+          <w:iCs/>
+          <w:kern w:val="0"/>
+          <w:sz w:val="20"/>
+          <w:lang w:val="pl-PL"/>
+        </w:rPr>
+        <w:t>☐</w:t>
+      </w:r>
+      <w:r>
+        <w:rPr>
+          <w:rFonts w:ascii="Arial" w:eastAsia="Times New Roman" w:hAnsi="Arial" w:cs="Arial"/>
+          <w:iCs/>
+          <w:kern w:val="0"/>
+          <w:sz w:val="20"/>
+          <w:lang w:val="pl-PL"/>
         </w:rPr>
         <w:t xml:space="preserve"> 2.4. wniosek o sporządzenie aktu</w:t>
       </w:r>
@@ -438,7 +390,6 @@
           <w:sz w:val="20"/>
           <w:vertAlign w:val="superscript"/>
           <w:lang w:val="pl-PL"/>
-          <w14:ligatures w14:val="none"/>
         </w:rPr>
         <w:t>3)</w:t>
       </w:r>
@@ -449,7 +400,6 @@
           <w:kern w:val="0"/>
           <w:sz w:val="20"/>
           <w:lang w:val="pl-PL"/>
-          <w14:ligatures w14:val="none"/>
         </w:rPr>
         <w:tab/>
       </w:r>
@@ -461,24 +411,17 @@
         <w:ind w:firstLine="108"/>
         <w:outlineLvl w:val="1"/>
         <w:rPr>
+          <w:lang w:val="pl-PL"/>
+        </w:rPr>
+      </w:pPr>
+      <w:r>
+        <w:rPr>
           <w:rFonts w:ascii="Arial" w:eastAsia="Calibri" w:hAnsi="Arial" w:cs="Arial"/>
           <w:b/>
           <w:bCs/>
           <w:kern w:val="0"/>
           <w:sz w:val="24"/>
           <w:lang w:val="pl-PL"/>
-          <w14:ligatures w14:val="none"/>
-        </w:rPr>
-      </w:pPr>
-      <w:r>
-        <w:rPr>
-          <w:rFonts w:ascii="Arial" w:eastAsia="Calibri" w:hAnsi="Arial" w:cs="Arial"/>
-          <w:b/>
-          <w:bCs/>
-          <w:kern w:val="0"/>
-          <w:sz w:val="24"/>
-          <w:lang w:val="pl-PL"/>
-          <w14:ligatures w14:val="none"/>
         </w:rPr>
         <w:t>3. RODZAJ AKTU PLANOWANIA PRZESTRZENNEGO</w:t>
       </w:r>
@@ -489,7 +432,6 @@
           <w:sz w:val="24"/>
           <w:vertAlign w:val="superscript"/>
           <w:lang w:val="pl-PL"/>
-          <w14:ligatures w14:val="none"/>
         </w:rPr>
         <w:t>1)</w:t>
       </w:r>
@@ -502,15 +444,10 @@
         </w:tabs>
         <w:spacing w:before="50" w:after="50" w:line="240" w:lineRule="auto"/>
         <w:rPr>
-          <w:rFonts w:ascii="Arial" w:eastAsia="Times New Roman" w:hAnsi="Arial" w:cs="Arial"/>
-          <w:iCs/>
-          <w:kern w:val="0"/>
-          <w:sz w:val="20"/>
-          <w:lang w:val="pl-PL"/>
-          <w14:ligatures w14:val="none"/>
-        </w:rPr>
-      </w:pPr>
-      <w:bookmarkStart w:id="5" w:name="_Hlk145671776"/>
+          <w:lang w:val="pl-PL"/>
+        </w:rPr>
+      </w:pPr>
+      <w:bookmarkStart w:id="4" w:name="_Hlk145671776"/>
       <w:r>
         <w:rPr>
           <w:rFonts w:ascii="Segoe UI Symbol" w:eastAsia="Times New Roman" w:hAnsi="Segoe UI Symbol" w:cs="Segoe UI Symbol"/>
@@ -518,7 +455,6 @@
           <w:kern w:val="0"/>
           <w:sz w:val="20"/>
           <w:lang w:val="pl-PL"/>
-          <w14:ligatures w14:val="none"/>
         </w:rPr>
         <w:t>☒</w:t>
       </w:r>
@@ -529,7 +465,6 @@
           <w:kern w:val="0"/>
           <w:sz w:val="20"/>
           <w:lang w:val="pl-PL"/>
-          <w14:ligatures w14:val="none"/>
         </w:rPr>
         <w:t xml:space="preserve"> 3.1. plan ogólny gminy</w:t>
       </w:r>
@@ -542,12 +477,7 @@
         </w:tabs>
         <w:spacing w:before="50" w:after="50" w:line="240" w:lineRule="auto"/>
         <w:rPr>
-          <w:rFonts w:ascii="Arial" w:eastAsia="Times New Roman" w:hAnsi="Arial" w:cs="Arial"/>
-          <w:iCs/>
-          <w:kern w:val="0"/>
-          <w:sz w:val="20"/>
-          <w:lang w:val="pl-PL"/>
-          <w14:ligatures w14:val="none"/>
+          <w:lang w:val="pl-PL"/>
         </w:rPr>
       </w:pPr>
       <w:r>
@@ -557,7 +487,6 @@
           <w:kern w:val="0"/>
           <w:sz w:val="20"/>
           <w:lang w:val="pl-PL"/>
-          <w14:ligatures w14:val="none"/>
         </w:rPr>
         <w:t>☐</w:t>
       </w:r>
@@ -568,7 +497,6 @@
           <w:kern w:val="0"/>
           <w:sz w:val="20"/>
           <w:lang w:val="pl-PL"/>
-          <w14:ligatures w14:val="none"/>
         </w:rPr>
         <w:t xml:space="preserve"> 3.2. </w:t>
       </w:r>
@@ -579,7 +507,6 @@
           <w:kern w:val="0"/>
           <w:sz w:val="20"/>
           <w:lang w:val="pl-PL" w:eastAsia="pl-PL"/>
-          <w14:ligatures w14:val="none"/>
         </w:rPr>
         <w:t xml:space="preserve">miejscowy plan zagospodarowania przestrzennego, w tym zintegrowany plan inwestycyjny lub </w:t>
       </w:r>
@@ -590,11 +517,10 @@
           <w:kern w:val="0"/>
           <w:sz w:val="20"/>
           <w:lang w:val="pl-PL"/>
-          <w14:ligatures w14:val="none"/>
         </w:rPr>
         <w:t>miejscowy plan rewitalizacji</w:t>
       </w:r>
-      <w:bookmarkStart w:id="6" w:name="_Hlk145671398"/>
+      <w:bookmarkStart w:id="5" w:name="_Hlk145671398"/>
     </w:p>
     <w:p>
       <w:pPr>
@@ -604,12 +530,7 @@
         </w:tabs>
         <w:spacing w:before="50" w:after="50" w:line="240" w:lineRule="auto"/>
         <w:rPr>
-          <w:rFonts w:ascii="Arial" w:eastAsia="Times New Roman" w:hAnsi="Arial" w:cs="Arial"/>
-          <w:iCs/>
-          <w:kern w:val="0"/>
-          <w:sz w:val="20"/>
-          <w:lang w:val="pl-PL"/>
-          <w14:ligatures w14:val="none"/>
+          <w:lang w:val="pl-PL"/>
         </w:rPr>
       </w:pPr>
       <w:r>
@@ -619,7 +540,6 @@
           <w:kern w:val="0"/>
           <w:sz w:val="20"/>
           <w:lang w:val="pl-PL"/>
-          <w14:ligatures w14:val="none"/>
         </w:rPr>
         <w:t>☐</w:t>
       </w:r>
@@ -630,7 +550,6 @@
           <w:kern w:val="0"/>
           <w:sz w:val="20"/>
           <w:lang w:val="pl-PL"/>
-          <w14:ligatures w14:val="none"/>
         </w:rPr>
         <w:t xml:space="preserve"> 3.3. uchwała ustalająca zasady i warunki sytuowania obiektów małej architektury, tablic reklamowych i urządzeń reklamowych oraz ogrodzeń, ich gabaryty, standardy jakościowe oraz rodzaje materiałów budowlanych, z jakich mogą być wykonane</w:t>
       </w:r>
@@ -643,12 +562,7 @@
         </w:tabs>
         <w:spacing w:before="50" w:after="50" w:line="240" w:lineRule="auto"/>
         <w:rPr>
-          <w:rFonts w:ascii="Arial" w:eastAsia="Times New Roman" w:hAnsi="Arial" w:cs="Arial"/>
-          <w:iCs/>
-          <w:kern w:val="0"/>
-          <w:sz w:val="20"/>
-          <w:lang w:val="pl-PL"/>
-          <w14:ligatures w14:val="none"/>
+          <w:lang w:val="pl-PL"/>
         </w:rPr>
       </w:pPr>
       <w:r>
@@ -658,7 +572,6 @@
           <w:kern w:val="0"/>
           <w:sz w:val="20"/>
           <w:lang w:val="pl-PL"/>
-          <w14:ligatures w14:val="none"/>
         </w:rPr>
         <w:t>☐</w:t>
       </w:r>
@@ -669,7 +582,6 @@
           <w:kern w:val="0"/>
           <w:sz w:val="20"/>
           <w:lang w:val="pl-PL"/>
-          <w14:ligatures w14:val="none"/>
         </w:rPr>
         <w:t xml:space="preserve"> 3.4. audyt krajobrazowy</w:t>
       </w:r>
@@ -682,12 +594,7 @@
         </w:tabs>
         <w:spacing w:before="50" w:after="50" w:line="240" w:lineRule="auto"/>
         <w:rPr>
-          <w:rFonts w:ascii="Arial" w:eastAsia="Times New Roman" w:hAnsi="Arial" w:cs="Arial"/>
-          <w:iCs/>
-          <w:kern w:val="0"/>
-          <w:sz w:val="20"/>
-          <w:lang w:val="pl-PL"/>
-          <w14:ligatures w14:val="none"/>
+          <w:lang w:val="pl-PL"/>
         </w:rPr>
       </w:pPr>
       <w:r>
@@ -697,7 +604,6 @@
           <w:kern w:val="0"/>
           <w:sz w:val="20"/>
           <w:lang w:val="pl-PL"/>
-          <w14:ligatures w14:val="none"/>
         </w:rPr>
         <w:t>☐</w:t>
       </w:r>
@@ -708,28 +614,33 @@
           <w:kern w:val="0"/>
           <w:sz w:val="20"/>
           <w:lang w:val="pl-PL"/>
-          <w14:ligatures w14:val="none"/>
         </w:rPr>
         <w:t xml:space="preserve"> 3.5. plan zagospodarowania przestrzennego województwa</w:t>
       </w:r>
     </w:p>
+    <w:bookmarkEnd w:id="4"/>
     <w:bookmarkEnd w:id="5"/>
-    <w:bookmarkEnd w:id="6"/>
     <w:p>
       <w:pPr>
         <w:shd w:val="clear" w:color="auto" w:fill="D9D9D9"/>
         <w:spacing w:before="100" w:after="60" w:line="240" w:lineRule="auto"/>
         <w:outlineLvl w:val="1"/>
         <w:rPr>
+          <w:lang w:val="pl-PL"/>
+        </w:rPr>
+      </w:pPr>
+      <w:r>
+        <w:rPr>
           <w:rFonts w:ascii="Arial" w:eastAsia="Calibri" w:hAnsi="Arial" w:cs="Arial"/>
           <w:b/>
           <w:bCs/>
           <w:kern w:val="0"/>
           <w:sz w:val="24"/>
           <w:lang w:val="pl-PL"/>
-          <w14:ligatures w14:val="none"/>
-        </w:rPr>
-      </w:pPr>
+        </w:rPr>
+        <w:t xml:space="preserve">4. DANE </w:t>
+      </w:r>
+      <w:bookmarkStart w:id="6" w:name="_Ref93054123"/>
       <w:r>
         <w:rPr>
           <w:rFonts w:ascii="Arial" w:eastAsia="Calibri" w:hAnsi="Arial" w:cs="Arial"/>
@@ -738,20 +649,6 @@
           <w:kern w:val="0"/>
           <w:sz w:val="24"/>
           <w:lang w:val="pl-PL"/>
-          <w14:ligatures w14:val="none"/>
-        </w:rPr>
-        <w:t xml:space="preserve">4. DANE </w:t>
-      </w:r>
-      <w:bookmarkStart w:id="7" w:name="_Ref93054123"/>
-      <w:r>
-        <w:rPr>
-          <w:rFonts w:ascii="Arial" w:eastAsia="Calibri" w:hAnsi="Arial" w:cs="Arial"/>
-          <w:b/>
-          <w:bCs/>
-          <w:kern w:val="0"/>
-          <w:sz w:val="24"/>
-          <w:lang w:val="pl-PL"/>
-          <w14:ligatures w14:val="none"/>
         </w:rPr>
         <w:t>SKŁADAJĄCEGO PISMO</w:t>
       </w:r>
@@ -763,11 +660,10 @@
           <w:sz w:val="24"/>
           <w:vertAlign w:val="superscript"/>
           <w:lang w:val="pl-PL"/>
-          <w14:ligatures w14:val="none"/>
         </w:rPr>
         <w:endnoteReference w:id="4"/>
       </w:r>
-      <w:bookmarkEnd w:id="7"/>
+      <w:bookmarkEnd w:id="6"/>
       <w:r>
         <w:rPr>
           <w:rFonts w:ascii="Arial" w:eastAsia="Calibri" w:hAnsi="Arial" w:cs="Arial"/>
@@ -776,7 +672,6 @@
           <w:sz w:val="24"/>
           <w:vertAlign w:val="superscript"/>
           <w:lang w:val="pl-PL"/>
-          <w14:ligatures w14:val="none"/>
         </w:rPr>
         <w:t>)</w:t>
       </w:r>
@@ -791,20 +686,18 @@
           <w:kern w:val="0"/>
           <w:sz w:val="20"/>
           <w:lang w:val="pl-PL" w:eastAsia="pl-PL"/>
-          <w14:ligatures w14:val="none"/>
-        </w:rPr>
-      </w:pPr>
-      <w:bookmarkStart w:id="8" w:name="_Hlk39475881"/>
-      <w:bookmarkStart w:id="9" w:name="_Hlk39476049"/>
-      <w:bookmarkEnd w:id="2"/>
-      <w:r>
-        <w:rPr>
-          <w:rFonts w:ascii="Arial" w:eastAsia="Times New Roman" w:hAnsi="Arial" w:cs="Arial"/>
-          <w:iCs/>
-          <w:kern w:val="0"/>
-          <w:sz w:val="20"/>
-          <w:lang w:val="pl-PL" w:eastAsia="pl-PL"/>
-          <w14:ligatures w14:val="none"/>
+        </w:rPr>
+      </w:pPr>
+      <w:bookmarkStart w:id="7" w:name="_Hlk39475881"/>
+      <w:bookmarkStart w:id="8" w:name="_Hlk39476049"/>
+      <w:bookmarkEnd w:id="1"/>
+      <w:r>
+        <w:rPr>
+          <w:rFonts w:ascii="Arial" w:eastAsia="Times New Roman" w:hAnsi="Arial" w:cs="Arial"/>
+          <w:iCs/>
+          <w:kern w:val="0"/>
+          <w:sz w:val="20"/>
+          <w:lang w:val="pl-PL" w:eastAsia="pl-PL"/>
         </w:rPr>
         <w:t>Imię i nazwisko lub nazwa: ……</w:t>
       </w:r>
@@ -819,17 +712,15 @@
           <w:kern w:val="0"/>
           <w:sz w:val="20"/>
           <w:lang w:val="pl-PL" w:eastAsia="pl-PL"/>
-          <w14:ligatures w14:val="none"/>
-        </w:rPr>
-      </w:pPr>
-      <w:r>
-        <w:rPr>
-          <w:rFonts w:ascii="Arial" w:eastAsia="Times New Roman" w:hAnsi="Arial" w:cs="Arial"/>
-          <w:iCs/>
-          <w:kern w:val="0"/>
-          <w:sz w:val="20"/>
-          <w:lang w:val="pl-PL" w:eastAsia="pl-PL"/>
-          <w14:ligatures w14:val="none"/>
+        </w:rPr>
+      </w:pPr>
+      <w:r>
+        <w:rPr>
+          <w:rFonts w:ascii="Arial" w:eastAsia="Times New Roman" w:hAnsi="Arial" w:cs="Arial"/>
+          <w:iCs/>
+          <w:kern w:val="0"/>
+          <w:sz w:val="20"/>
+          <w:lang w:val="pl-PL" w:eastAsia="pl-PL"/>
         </w:rPr>
         <w:t>Kraj: …….. Województwo:……</w:t>
       </w:r>
@@ -844,17 +735,15 @@
           <w:kern w:val="0"/>
           <w:sz w:val="20"/>
           <w:lang w:val="pl-PL" w:eastAsia="pl-PL"/>
-          <w14:ligatures w14:val="none"/>
-        </w:rPr>
-      </w:pPr>
-      <w:r>
-        <w:rPr>
-          <w:rFonts w:ascii="Arial" w:eastAsia="Times New Roman" w:hAnsi="Arial" w:cs="Arial"/>
-          <w:iCs/>
-          <w:kern w:val="0"/>
-          <w:sz w:val="20"/>
-          <w:lang w:val="pl-PL" w:eastAsia="pl-PL"/>
-          <w14:ligatures w14:val="none"/>
+        </w:rPr>
+      </w:pPr>
+      <w:r>
+        <w:rPr>
+          <w:rFonts w:ascii="Arial" w:eastAsia="Times New Roman" w:hAnsi="Arial" w:cs="Arial"/>
+          <w:iCs/>
+          <w:kern w:val="0"/>
+          <w:sz w:val="20"/>
+          <w:lang w:val="pl-PL" w:eastAsia="pl-PL"/>
         </w:rPr>
         <w:t>Powiat: …….. Gmina:……..</w:t>
       </w:r>
@@ -869,18 +758,16 @@
           <w:kern w:val="0"/>
           <w:sz w:val="20"/>
           <w:lang w:val="pl-PL" w:eastAsia="pl-PL"/>
-          <w14:ligatures w14:val="none"/>
-        </w:rPr>
-      </w:pPr>
-      <w:bookmarkStart w:id="10" w:name="_Hlk62123598"/>
-      <w:r>
-        <w:rPr>
-          <w:rFonts w:ascii="Arial" w:eastAsia="Times New Roman" w:hAnsi="Arial" w:cs="Arial"/>
-          <w:iCs/>
-          <w:kern w:val="0"/>
-          <w:sz w:val="20"/>
-          <w:lang w:val="pl-PL" w:eastAsia="pl-PL"/>
-          <w14:ligatures w14:val="none"/>
+        </w:rPr>
+      </w:pPr>
+      <w:bookmarkStart w:id="9" w:name="_Hlk62123598"/>
+      <w:r>
+        <w:rPr>
+          <w:rFonts w:ascii="Arial" w:eastAsia="Times New Roman" w:hAnsi="Arial" w:cs="Arial"/>
+          <w:iCs/>
+          <w:kern w:val="0"/>
+          <w:sz w:val="20"/>
+          <w:lang w:val="pl-PL" w:eastAsia="pl-PL"/>
         </w:rPr>
         <w:t>Ulica: …………</w:t>
       </w:r>
@@ -891,13 +778,12 @@
           <w:kern w:val="0"/>
           <w:sz w:val="20"/>
           <w:lang w:val="pl-PL" w:eastAsia="pl-PL"/>
-          <w14:ligatures w14:val="none"/>
         </w:rPr>
         <w:tab/>
         <w:t>Nr domu: …. Nr lokalu: …..</w:t>
       </w:r>
     </w:p>
-    <w:bookmarkEnd w:id="10"/>
+    <w:bookmarkEnd w:id="9"/>
     <w:p>
       <w:pPr>
         <w:widowControl w:val="0"/>
@@ -908,17 +794,15 @@
           <w:kern w:val="0"/>
           <w:sz w:val="20"/>
           <w:lang w:val="pl-PL" w:eastAsia="pl-PL"/>
-          <w14:ligatures w14:val="none"/>
-        </w:rPr>
-      </w:pPr>
-      <w:r>
-        <w:rPr>
-          <w:rFonts w:ascii="Arial" w:eastAsia="Times New Roman" w:hAnsi="Arial" w:cs="Arial"/>
-          <w:iCs/>
-          <w:kern w:val="0"/>
-          <w:sz w:val="20"/>
-          <w:lang w:val="pl-PL" w:eastAsia="pl-PL"/>
-          <w14:ligatures w14:val="none"/>
+        </w:rPr>
+      </w:pPr>
+      <w:r>
+        <w:rPr>
+          <w:rFonts w:ascii="Arial" w:eastAsia="Times New Roman" w:hAnsi="Arial" w:cs="Arial"/>
+          <w:iCs/>
+          <w:kern w:val="0"/>
+          <w:sz w:val="20"/>
+          <w:lang w:val="pl-PL" w:eastAsia="pl-PL"/>
         </w:rPr>
         <w:t>Miejscowość: ………</w:t>
       </w:r>
@@ -929,7 +813,6 @@
           <w:kern w:val="0"/>
           <w:sz w:val="20"/>
           <w:lang w:val="pl-PL" w:eastAsia="pl-PL"/>
-          <w14:ligatures w14:val="none"/>
         </w:rPr>
         <w:tab/>
         <w:t>Kod pocztowy: ……</w:t>
@@ -946,7 +829,6 @@
           <w:sz w:val="20"/>
           <w:szCs w:val="20"/>
           <w:lang w:val="pl-PL" w:eastAsia="pl-PL"/>
-          <w14:ligatures w14:val="none"/>
         </w:rPr>
       </w:pPr>
       <w:r>
@@ -957,11 +839,10 @@
           <w:sz w:val="20"/>
           <w:szCs w:val="20"/>
           <w:lang w:val="pl-PL" w:eastAsia="pl-PL"/>
-          <w14:ligatures w14:val="none"/>
         </w:rPr>
         <w:t>E-mail</w:t>
       </w:r>
-      <w:bookmarkStart w:id="11" w:name="_Ref85021366"/>
+      <w:bookmarkStart w:id="10" w:name="_Ref85021366"/>
       <w:r>
         <w:rPr>
           <w:rFonts w:ascii="Arial" w:eastAsia="Times New Roman" w:hAnsi="Arial" w:cs="Arial"/>
@@ -970,11 +851,10 @@
           <w:sz w:val="20"/>
           <w:szCs w:val="20"/>
           <w:lang w:val="pl-PL" w:eastAsia="pl-PL"/>
-          <w14:ligatures w14:val="none"/>
         </w:rPr>
         <w:t xml:space="preserve"> (w przypadku gdy składający pismo posiada adres e-mail):</w:t>
       </w:r>
-      <w:bookmarkEnd w:id="11"/>
+      <w:bookmarkEnd w:id="10"/>
       <w:r>
         <w:rPr>
           <w:rFonts w:ascii="Arial" w:eastAsia="Times New Roman" w:hAnsi="Arial" w:cs="Arial"/>
@@ -983,7 +863,6 @@
           <w:sz w:val="20"/>
           <w:szCs w:val="20"/>
           <w:lang w:val="pl-PL" w:eastAsia="pl-PL"/>
-          <w14:ligatures w14:val="none"/>
         </w:rPr>
         <w:t xml:space="preserve"> ………</w:t>
       </w:r>
@@ -999,7 +878,6 @@
           <w:sz w:val="20"/>
           <w:szCs w:val="20"/>
           <w:lang w:val="pl-PL" w:eastAsia="pl-PL"/>
-          <w14:ligatures w14:val="none"/>
         </w:rPr>
       </w:pPr>
       <w:r>
@@ -1010,11 +888,10 @@
           <w:sz w:val="20"/>
           <w:szCs w:val="20"/>
           <w:lang w:val="pl-PL" w:eastAsia="pl-PL"/>
-          <w14:ligatures w14:val="none"/>
         </w:rPr>
         <w:t>Nr tel. (nieobowiązkowo): …..…</w:t>
       </w:r>
-      <w:bookmarkEnd w:id="8"/>
+      <w:bookmarkEnd w:id="7"/>
       <w:r>
         <w:rPr>
           <w:rFonts w:ascii="Arial" w:eastAsia="Times New Roman" w:hAnsi="Arial" w:cs="Arial"/>
@@ -1023,7 +900,6 @@
           <w:sz w:val="20"/>
           <w:szCs w:val="20"/>
           <w:lang w:val="pl-PL" w:eastAsia="pl-PL"/>
-          <w14:ligatures w14:val="none"/>
         </w:rPr>
         <w:t>……….................................................................................................................</w:t>
       </w:r>
@@ -1033,50 +909,20 @@
         <w:widowControl w:val="0"/>
         <w:spacing w:before="50" w:after="50" w:line="240" w:lineRule="auto"/>
         <w:rPr>
-          <w:rFonts w:ascii="Arial" w:eastAsia="Times New Roman" w:hAnsi="Arial" w:cs="Arial"/>
-          <w:iCs/>
-          <w:kern w:val="0"/>
-          <w:sz w:val="20"/>
-          <w:lang w:val="pl-PL" w:eastAsia="pl-PL"/>
-          <w14:ligatures w14:val="none"/>
-        </w:rPr>
-      </w:pPr>
-      <w:r>
-        <w:rPr>
-          <w:rFonts w:ascii="Arial" w:eastAsia="Times New Roman" w:hAnsi="Arial" w:cs="Arial"/>
-          <w:iCs/>
-          <w:kern w:val="0"/>
-          <w:sz w:val="20"/>
-          <w:lang w:val="pl-PL" w:eastAsia="pl-PL"/>
-          <w14:ligatures w14:val="none"/>
-        </w:rPr>
-        <w:t xml:space="preserve">Adres skrytki </w:t>
-      </w:r>
-      <w:proofErr w:type="spellStart"/>
-      <w:r>
-        <w:rPr>
-          <w:rFonts w:ascii="Arial" w:eastAsia="Times New Roman" w:hAnsi="Arial" w:cs="Arial"/>
-          <w:iCs/>
-          <w:kern w:val="0"/>
-          <w:sz w:val="20"/>
-          <w:lang w:val="pl-PL" w:eastAsia="pl-PL"/>
-          <w14:ligatures w14:val="none"/>
-        </w:rPr>
-        <w:t>ePUAP</w:t>
-      </w:r>
-      <w:proofErr w:type="spellEnd"/>
-      <w:r>
-        <w:rPr>
-          <w:rFonts w:ascii="Arial" w:eastAsia="Times New Roman" w:hAnsi="Arial" w:cs="Arial"/>
-          <w:iCs/>
-          <w:kern w:val="0"/>
-          <w:sz w:val="20"/>
-          <w:lang w:val="pl-PL" w:eastAsia="pl-PL"/>
-          <w14:ligatures w14:val="none"/>
-        </w:rPr>
-        <w:t xml:space="preserve"> lub adres do doręczeń elektronicznych</w:t>
-      </w:r>
-      <w:bookmarkStart w:id="12" w:name="_Ref141442516"/>
+          <w:lang w:val="pl-PL"/>
+        </w:rPr>
+      </w:pPr>
+      <w:r>
+        <w:rPr>
+          <w:rFonts w:ascii="Arial" w:eastAsia="Times New Roman" w:hAnsi="Arial" w:cs="Arial"/>
+          <w:iCs/>
+          <w:kern w:val="0"/>
+          <w:sz w:val="20"/>
+          <w:lang w:val="pl-PL" w:eastAsia="pl-PL"/>
+        </w:rPr>
+        <w:t>Adres skrytki ePUAP lub adres do doręczeń elektronicznych</w:t>
+      </w:r>
+      <w:bookmarkStart w:id="11" w:name="_Ref141442516"/>
       <w:r>
         <w:rPr>
           <w:rFonts w:ascii="Arial" w:eastAsia="Times New Roman" w:hAnsi="Arial" w:cs="Arial"/>
@@ -1086,11 +932,10 @@
           <w:szCs w:val="20"/>
           <w:vertAlign w:val="superscript"/>
           <w:lang w:val="pl-PL" w:eastAsia="pl-PL"/>
-          <w14:ligatures w14:val="none"/>
         </w:rPr>
         <w:endnoteReference w:id="5"/>
       </w:r>
-      <w:bookmarkEnd w:id="12"/>
+      <w:bookmarkEnd w:id="11"/>
       <w:r>
         <w:rPr>
           <w:rFonts w:ascii="Arial" w:eastAsia="Times New Roman" w:hAnsi="Arial" w:cs="Arial"/>
@@ -1100,7 +945,6 @@
           <w:szCs w:val="20"/>
           <w:vertAlign w:val="superscript"/>
           <w:lang w:val="pl-PL" w:eastAsia="pl-PL"/>
-          <w14:ligatures w14:val="none"/>
         </w:rPr>
         <w:t>)</w:t>
       </w:r>
@@ -1112,7 +956,6 @@
           <w:sz w:val="20"/>
           <w:szCs w:val="20"/>
           <w:lang w:val="pl-PL" w:eastAsia="pl-PL"/>
-          <w14:ligatures w14:val="none"/>
         </w:rPr>
         <w:t>:</w:t>
       </w:r>
@@ -1123,7 +966,6 @@
           <w:kern w:val="0"/>
           <w:sz w:val="20"/>
           <w:lang w:val="pl-PL" w:eastAsia="pl-PL"/>
-          <w14:ligatures w14:val="none"/>
         </w:rPr>
         <w:t xml:space="preserve"> ……………………….……………...…………......</w:t>
       </w:r>
@@ -1133,22 +975,16 @@
         <w:widowControl w:val="0"/>
         <w:spacing w:before="50" w:after="50" w:line="240" w:lineRule="auto"/>
         <w:rPr>
-          <w:rFonts w:ascii="Arial" w:eastAsia="Times New Roman" w:hAnsi="Arial" w:cs="Arial"/>
-          <w:iCs/>
-          <w:kern w:val="0"/>
-          <w:sz w:val="20"/>
-          <w:lang w:val="pl-PL"/>
-          <w14:ligatures w14:val="none"/>
-        </w:rPr>
-      </w:pPr>
-      <w:r>
-        <w:rPr>
-          <w:rFonts w:ascii="Arial" w:eastAsia="Times New Roman" w:hAnsi="Arial" w:cs="Arial"/>
-          <w:iCs/>
-          <w:kern w:val="0"/>
-          <w:sz w:val="20"/>
-          <w:lang w:val="pl-PL" w:eastAsia="pl-PL"/>
-          <w14:ligatures w14:val="none"/>
+          <w:lang w:val="pl-PL"/>
+        </w:rPr>
+      </w:pPr>
+      <w:r>
+        <w:rPr>
+          <w:rFonts w:ascii="Arial" w:eastAsia="Times New Roman" w:hAnsi="Arial" w:cs="Arial"/>
+          <w:iCs/>
+          <w:kern w:val="0"/>
+          <w:sz w:val="20"/>
+          <w:lang w:val="pl-PL" w:eastAsia="pl-PL"/>
         </w:rPr>
         <w:t>4.1. Czy składający pismo jest właścicielem lub użytkownikiem wieczystym nieruchomości objętej wnioskiem lub uwagą?</w:t>
       </w:r>
@@ -1158,12 +994,7 @@
         <w:widowControl w:val="0"/>
         <w:spacing w:before="50" w:after="50" w:line="240" w:lineRule="auto"/>
         <w:rPr>
-          <w:rFonts w:ascii="Arial" w:eastAsia="Times New Roman" w:hAnsi="Arial" w:cs="Arial"/>
-          <w:iCs/>
-          <w:kern w:val="0"/>
-          <w:sz w:val="20"/>
-          <w:lang w:val="pl-PL" w:eastAsia="pl-PL"/>
-          <w14:ligatures w14:val="none"/>
+          <w:lang w:val="pl-PL"/>
         </w:rPr>
       </w:pPr>
       <w:r>
@@ -1173,7 +1004,6 @@
           <w:kern w:val="0"/>
           <w:sz w:val="20"/>
           <w:lang w:val="pl-PL"/>
-          <w14:ligatures w14:val="none"/>
         </w:rPr>
         <w:t>☐</w:t>
       </w:r>
@@ -1184,7 +1014,6 @@
           <w:kern w:val="0"/>
           <w:sz w:val="20"/>
           <w:lang w:val="pl-PL"/>
-          <w14:ligatures w14:val="none"/>
         </w:rPr>
         <w:t xml:space="preserve"> </w:t>
       </w:r>
@@ -1196,7 +1025,6 @@
           <w:sz w:val="16"/>
           <w:szCs w:val="16"/>
           <w:lang w:val="pl-PL"/>
-          <w14:ligatures w14:val="none"/>
         </w:rPr>
         <w:t xml:space="preserve">tak   </w:t>
       </w:r>
@@ -1207,7 +1035,6 @@
           <w:kern w:val="0"/>
           <w:sz w:val="20"/>
           <w:lang w:val="pl-PL"/>
-          <w14:ligatures w14:val="none"/>
         </w:rPr>
         <w:t xml:space="preserve">     </w:t>
       </w:r>
@@ -1218,7 +1045,6 @@
           <w:kern w:val="0"/>
           <w:sz w:val="20"/>
           <w:lang w:val="pl-PL"/>
-          <w14:ligatures w14:val="none"/>
         </w:rPr>
         <w:t>☒</w:t>
       </w:r>
@@ -1229,7 +1055,6 @@
           <w:kern w:val="0"/>
           <w:sz w:val="20"/>
           <w:lang w:val="pl-PL"/>
-          <w14:ligatures w14:val="none"/>
         </w:rPr>
         <w:t xml:space="preserve"> </w:t>
       </w:r>
@@ -1241,7 +1066,6 @@
           <w:sz w:val="16"/>
           <w:szCs w:val="16"/>
           <w:lang w:val="pl-PL"/>
-          <w14:ligatures w14:val="none"/>
         </w:rPr>
         <w:t>nie</w:t>
       </w:r>
@@ -1253,24 +1077,17 @@
         <w:ind w:firstLine="108"/>
         <w:outlineLvl w:val="1"/>
         <w:rPr>
+          <w:lang w:val="pl-PL"/>
+        </w:rPr>
+      </w:pPr>
+      <w:r>
+        <w:rPr>
           <w:rFonts w:ascii="Arial" w:eastAsia="Calibri" w:hAnsi="Arial" w:cs="Arial"/>
           <w:b/>
           <w:bCs/>
           <w:kern w:val="0"/>
           <w:sz w:val="24"/>
           <w:lang w:val="pl-PL"/>
-          <w14:ligatures w14:val="none"/>
-        </w:rPr>
-      </w:pPr>
-      <w:r>
-        <w:rPr>
-          <w:rFonts w:ascii="Arial" w:eastAsia="Calibri" w:hAnsi="Arial" w:cs="Arial"/>
-          <w:b/>
-          <w:bCs/>
-          <w:kern w:val="0"/>
-          <w:sz w:val="24"/>
-          <w:lang w:val="pl-PL"/>
-          <w14:ligatures w14:val="none"/>
         </w:rPr>
         <w:t>5. ADRES DO KORESPONDENCJI SKŁADAJĄCEGO PISMO</w:t>
       </w:r>
@@ -1282,7 +1099,6 @@
           <w:sz w:val="24"/>
           <w:vertAlign w:val="superscript"/>
           <w:lang w:val="pl-PL"/>
-          <w14:ligatures w14:val="none"/>
         </w:rPr>
         <w:t>4)</w:t>
       </w:r>
@@ -1297,17 +1113,15 @@
           <w:kern w:val="0"/>
           <w:sz w:val="20"/>
           <w:lang w:val="pl-PL" w:eastAsia="pl-PL"/>
-          <w14:ligatures w14:val="none"/>
-        </w:rPr>
-      </w:pPr>
-      <w:r>
-        <w:rPr>
-          <w:rFonts w:ascii="Arial" w:eastAsia="Times New Roman" w:hAnsi="Arial" w:cs="Arial"/>
-          <w:iCs/>
-          <w:kern w:val="0"/>
-          <w:sz w:val="20"/>
-          <w:lang w:val="pl-PL" w:eastAsia="pl-PL"/>
-          <w14:ligatures w14:val="none"/>
+        </w:rPr>
+      </w:pPr>
+      <w:r>
+        <w:rPr>
+          <w:rFonts w:ascii="Arial" w:eastAsia="Times New Roman" w:hAnsi="Arial" w:cs="Arial"/>
+          <w:iCs/>
+          <w:kern w:val="0"/>
+          <w:sz w:val="20"/>
+          <w:lang w:val="pl-PL" w:eastAsia="pl-PL"/>
         </w:rPr>
         <w:t>(Nieobowiązkowo)</w:t>
       </w:r>
@@ -1322,17 +1136,15 @@
           <w:kern w:val="0"/>
           <w:sz w:val="20"/>
           <w:lang w:val="pl-PL" w:eastAsia="pl-PL"/>
-          <w14:ligatures w14:val="none"/>
-        </w:rPr>
-      </w:pPr>
-      <w:r>
-        <w:rPr>
-          <w:rFonts w:ascii="Arial" w:eastAsia="Times New Roman" w:hAnsi="Arial" w:cs="Arial"/>
-          <w:iCs/>
-          <w:kern w:val="0"/>
-          <w:sz w:val="20"/>
-          <w:lang w:val="pl-PL" w:eastAsia="pl-PL"/>
-          <w14:ligatures w14:val="none"/>
+        </w:rPr>
+      </w:pPr>
+      <w:r>
+        <w:rPr>
+          <w:rFonts w:ascii="Arial" w:eastAsia="Times New Roman" w:hAnsi="Arial" w:cs="Arial"/>
+          <w:iCs/>
+          <w:kern w:val="0"/>
+          <w:sz w:val="20"/>
+          <w:lang w:val="pl-PL" w:eastAsia="pl-PL"/>
         </w:rPr>
         <w:t>Kraj: …………………………………. Województwo: .…………………………………………………………………...</w:t>
       </w:r>
@@ -1347,17 +1159,15 @@
           <w:kern w:val="0"/>
           <w:sz w:val="20"/>
           <w:lang w:val="pl-PL" w:eastAsia="pl-PL"/>
-          <w14:ligatures w14:val="none"/>
-        </w:rPr>
-      </w:pPr>
-      <w:r>
-        <w:rPr>
-          <w:rFonts w:ascii="Arial" w:eastAsia="Times New Roman" w:hAnsi="Arial" w:cs="Arial"/>
-          <w:iCs/>
-          <w:kern w:val="0"/>
-          <w:sz w:val="20"/>
-          <w:lang w:val="pl-PL" w:eastAsia="pl-PL"/>
-          <w14:ligatures w14:val="none"/>
+        </w:rPr>
+      </w:pPr>
+      <w:r>
+        <w:rPr>
+          <w:rFonts w:ascii="Arial" w:eastAsia="Times New Roman" w:hAnsi="Arial" w:cs="Arial"/>
+          <w:iCs/>
+          <w:kern w:val="0"/>
+          <w:sz w:val="20"/>
+          <w:lang w:val="pl-PL" w:eastAsia="pl-PL"/>
         </w:rPr>
         <w:t>Powiat: ………………………………………….. Gmina: .………………..………………………………………………</w:t>
       </w:r>
@@ -1372,17 +1182,15 @@
           <w:kern w:val="0"/>
           <w:sz w:val="20"/>
           <w:lang w:val="pl-PL" w:eastAsia="pl-PL"/>
-          <w14:ligatures w14:val="none"/>
-        </w:rPr>
-      </w:pPr>
-      <w:r>
-        <w:rPr>
-          <w:rFonts w:ascii="Arial" w:eastAsia="Times New Roman" w:hAnsi="Arial" w:cs="Arial"/>
-          <w:iCs/>
-          <w:kern w:val="0"/>
-          <w:sz w:val="20"/>
-          <w:lang w:val="pl-PL" w:eastAsia="pl-PL"/>
-          <w14:ligatures w14:val="none"/>
+        </w:rPr>
+      </w:pPr>
+      <w:r>
+        <w:rPr>
+          <w:rFonts w:ascii="Arial" w:eastAsia="Times New Roman" w:hAnsi="Arial" w:cs="Arial"/>
+          <w:iCs/>
+          <w:kern w:val="0"/>
+          <w:sz w:val="20"/>
+          <w:lang w:val="pl-PL" w:eastAsia="pl-PL"/>
         </w:rPr>
         <w:t>Ulica: ………………………………………………………… Nr domu: …… Nr lokalu: ……………………................</w:t>
       </w:r>
@@ -1397,17 +1205,15 @@
           <w:kern w:val="0"/>
           <w:sz w:val="20"/>
           <w:lang w:val="pl-PL" w:eastAsia="pl-PL"/>
-          <w14:ligatures w14:val="none"/>
-        </w:rPr>
-      </w:pPr>
-      <w:r>
-        <w:rPr>
-          <w:rFonts w:ascii="Arial" w:eastAsia="Times New Roman" w:hAnsi="Arial" w:cs="Arial"/>
-          <w:iCs/>
-          <w:kern w:val="0"/>
-          <w:sz w:val="20"/>
-          <w:lang w:val="pl-PL" w:eastAsia="pl-PL"/>
-          <w14:ligatures w14:val="none"/>
+        </w:rPr>
+      </w:pPr>
+      <w:r>
+        <w:rPr>
+          <w:rFonts w:ascii="Arial" w:eastAsia="Times New Roman" w:hAnsi="Arial" w:cs="Arial"/>
+          <w:iCs/>
+          <w:kern w:val="0"/>
+          <w:sz w:val="20"/>
+          <w:lang w:val="pl-PL" w:eastAsia="pl-PL"/>
         </w:rPr>
         <w:t>Miejscowość: ……………………………………………………. Kod pocztowy: ...…………………………………….</w:t>
       </w:r>
@@ -1419,26 +1225,19 @@
         <w:ind w:firstLine="108"/>
         <w:outlineLvl w:val="1"/>
         <w:rPr>
+          <w:lang w:val="pl-PL"/>
+        </w:rPr>
+      </w:pPr>
+      <w:bookmarkStart w:id="13" w:name="_Hlk39476200"/>
+      <w:bookmarkEnd w:id="8"/>
+      <w:r>
+        <w:rPr>
           <w:rFonts w:ascii="Arial" w:eastAsia="Calibri" w:hAnsi="Arial" w:cs="Arial"/>
           <w:b/>
           <w:bCs/>
           <w:kern w:val="0"/>
           <w:sz w:val="24"/>
           <w:lang w:val="pl-PL"/>
-          <w14:ligatures w14:val="none"/>
-        </w:rPr>
-      </w:pPr>
-      <w:bookmarkStart w:id="14" w:name="_Hlk39476200"/>
-      <w:bookmarkEnd w:id="9"/>
-      <w:r>
-        <w:rPr>
-          <w:rFonts w:ascii="Arial" w:eastAsia="Calibri" w:hAnsi="Arial" w:cs="Arial"/>
-          <w:b/>
-          <w:bCs/>
-          <w:kern w:val="0"/>
-          <w:sz w:val="24"/>
-          <w:lang w:val="pl-PL"/>
-          <w14:ligatures w14:val="none"/>
         </w:rPr>
         <w:t>6. DANE PEŁNOMOCNIKA</w:t>
       </w:r>
@@ -1450,7 +1249,6 @@
           <w:sz w:val="24"/>
           <w:vertAlign w:val="superscript"/>
           <w:lang w:val="pl-PL"/>
-          <w14:ligatures w14:val="none"/>
         </w:rPr>
         <w:t>4)</w:t>
       </w:r>
@@ -1466,7 +1264,6 @@
           <w:sz w:val="20"/>
           <w:szCs w:val="20"/>
           <w:lang w:val="pl-PL" w:eastAsia="pl-PL"/>
-          <w14:ligatures w14:val="none"/>
         </w:rPr>
       </w:pPr>
       <w:r>
@@ -1477,7 +1274,6 @@
           <w:sz w:val="20"/>
           <w:szCs w:val="20"/>
           <w:lang w:val="pl-PL" w:eastAsia="pl-PL"/>
-          <w14:ligatures w14:val="none"/>
         </w:rPr>
         <w:t>(Nieobowiązkowo)</w:t>
       </w:r>
@@ -1490,12 +1286,7 @@
         </w:tabs>
         <w:spacing w:before="50" w:after="50" w:line="240" w:lineRule="auto"/>
         <w:rPr>
-          <w:rFonts w:ascii="Arial" w:eastAsia="Times New Roman" w:hAnsi="Arial" w:cs="Arial"/>
-          <w:iCs/>
-          <w:kern w:val="0"/>
-          <w:sz w:val="20"/>
-          <w:lang w:val="pl-PL"/>
-          <w14:ligatures w14:val="none"/>
+          <w:lang w:val="pl-PL"/>
         </w:rPr>
       </w:pPr>
       <w:r>
@@ -1505,7 +1296,6 @@
           <w:kern w:val="0"/>
           <w:sz w:val="20"/>
           <w:lang w:val="pl-PL"/>
-          <w14:ligatures w14:val="none"/>
         </w:rPr>
         <w:t>☐</w:t>
       </w:r>
@@ -1516,7 +1306,6 @@
           <w:kern w:val="0"/>
           <w:sz w:val="20"/>
           <w:lang w:val="pl-PL"/>
-          <w14:ligatures w14:val="none"/>
         </w:rPr>
         <w:t xml:space="preserve">  pełnomocnik </w:t>
       </w:r>
@@ -1527,7 +1316,6 @@
           <w:kern w:val="0"/>
           <w:sz w:val="20"/>
           <w:lang w:val="pl-PL" w:eastAsia="pl-PL"/>
-          <w14:ligatures w14:val="none"/>
         </w:rPr>
         <w:t xml:space="preserve">     </w:t>
       </w:r>
@@ -1538,7 +1326,6 @@
           <w:kern w:val="0"/>
           <w:sz w:val="20"/>
           <w:lang w:val="pl-PL"/>
-          <w14:ligatures w14:val="none"/>
         </w:rPr>
         <w:t>☐</w:t>
       </w:r>
@@ -1549,7 +1336,6 @@
           <w:kern w:val="0"/>
           <w:sz w:val="20"/>
           <w:lang w:val="pl-PL"/>
-          <w14:ligatures w14:val="none"/>
         </w:rPr>
         <w:t xml:space="preserve">  </w:t>
       </w:r>
@@ -1560,7 +1346,6 @@
           <w:kern w:val="0"/>
           <w:sz w:val="20"/>
           <w:lang w:val="pl-PL" w:eastAsia="pl-PL"/>
-          <w14:ligatures w14:val="none"/>
         </w:rPr>
         <w:t>pełnomocnik do doręczeń</w:t>
       </w:r>
@@ -1575,19 +1360,18 @@
           <w:kern w:val="0"/>
           <w:sz w:val="20"/>
           <w:lang w:val="pl-PL" w:eastAsia="pl-PL"/>
-          <w14:ligatures w14:val="none"/>
-        </w:rPr>
-      </w:pPr>
-      <w:bookmarkStart w:id="15" w:name="_Hlk60938603"/>
-      <w:bookmarkEnd w:id="14"/>
-      <w:r>
-        <w:rPr>
-          <w:rFonts w:ascii="Arial" w:eastAsia="Times New Roman" w:hAnsi="Arial" w:cs="Arial"/>
-          <w:iCs/>
-          <w:kern w:val="0"/>
-          <w:sz w:val="20"/>
-          <w:lang w:val="pl-PL" w:eastAsia="pl-PL"/>
-          <w14:ligatures w14:val="none"/>
+        </w:rPr>
+      </w:pPr>
+      <w:bookmarkStart w:id="14" w:name="_Hlk60938603"/>
+      <w:bookmarkStart w:id="15" w:name="_Hlk39479541"/>
+      <w:bookmarkEnd w:id="13"/>
+      <w:r>
+        <w:rPr>
+          <w:rFonts w:ascii="Arial" w:eastAsia="Times New Roman" w:hAnsi="Arial" w:cs="Arial"/>
+          <w:iCs/>
+          <w:kern w:val="0"/>
+          <w:sz w:val="20"/>
+          <w:lang w:val="pl-PL" w:eastAsia="pl-PL"/>
         </w:rPr>
         <w:t>Imię i nazwisko: ……………………………………………………………………………………………...……………..</w:t>
       </w:r>
@@ -1602,17 +1386,15 @@
           <w:kern w:val="0"/>
           <w:sz w:val="20"/>
           <w:lang w:val="pl-PL" w:eastAsia="pl-PL"/>
-          <w14:ligatures w14:val="none"/>
-        </w:rPr>
-      </w:pPr>
-      <w:r>
-        <w:rPr>
-          <w:rFonts w:ascii="Arial" w:eastAsia="Times New Roman" w:hAnsi="Arial" w:cs="Arial"/>
-          <w:iCs/>
-          <w:kern w:val="0"/>
-          <w:sz w:val="20"/>
-          <w:lang w:val="pl-PL" w:eastAsia="pl-PL"/>
-          <w14:ligatures w14:val="none"/>
+        </w:rPr>
+      </w:pPr>
+      <w:r>
+        <w:rPr>
+          <w:rFonts w:ascii="Arial" w:eastAsia="Times New Roman" w:hAnsi="Arial" w:cs="Arial"/>
+          <w:iCs/>
+          <w:kern w:val="0"/>
+          <w:sz w:val="20"/>
+          <w:lang w:val="pl-PL" w:eastAsia="pl-PL"/>
         </w:rPr>
         <w:t>Kraj: …………………………………. Województwo: .…………………………………………………………………...</w:t>
       </w:r>
@@ -1627,17 +1409,15 @@
           <w:kern w:val="0"/>
           <w:sz w:val="20"/>
           <w:lang w:val="pl-PL" w:eastAsia="pl-PL"/>
-          <w14:ligatures w14:val="none"/>
-        </w:rPr>
-      </w:pPr>
-      <w:r>
-        <w:rPr>
-          <w:rFonts w:ascii="Arial" w:eastAsia="Times New Roman" w:hAnsi="Arial" w:cs="Arial"/>
-          <w:iCs/>
-          <w:kern w:val="0"/>
-          <w:sz w:val="20"/>
-          <w:lang w:val="pl-PL" w:eastAsia="pl-PL"/>
-          <w14:ligatures w14:val="none"/>
+        </w:rPr>
+      </w:pPr>
+      <w:r>
+        <w:rPr>
+          <w:rFonts w:ascii="Arial" w:eastAsia="Times New Roman" w:hAnsi="Arial" w:cs="Arial"/>
+          <w:iCs/>
+          <w:kern w:val="0"/>
+          <w:sz w:val="20"/>
+          <w:lang w:val="pl-PL" w:eastAsia="pl-PL"/>
         </w:rPr>
         <w:t>Powiat: ………………………………………….. Gmina: .………………..………………………………………………</w:t>
       </w:r>
@@ -1652,17 +1432,15 @@
           <w:kern w:val="0"/>
           <w:sz w:val="20"/>
           <w:lang w:val="pl-PL" w:eastAsia="pl-PL"/>
-          <w14:ligatures w14:val="none"/>
-        </w:rPr>
-      </w:pPr>
-      <w:r>
-        <w:rPr>
-          <w:rFonts w:ascii="Arial" w:eastAsia="Times New Roman" w:hAnsi="Arial" w:cs="Arial"/>
-          <w:iCs/>
-          <w:kern w:val="0"/>
-          <w:sz w:val="20"/>
-          <w:lang w:val="pl-PL" w:eastAsia="pl-PL"/>
-          <w14:ligatures w14:val="none"/>
+        </w:rPr>
+      </w:pPr>
+      <w:r>
+        <w:rPr>
+          <w:rFonts w:ascii="Arial" w:eastAsia="Times New Roman" w:hAnsi="Arial" w:cs="Arial"/>
+          <w:iCs/>
+          <w:kern w:val="0"/>
+          <w:sz w:val="20"/>
+          <w:lang w:val="pl-PL" w:eastAsia="pl-PL"/>
         </w:rPr>
         <w:t>Ulica: ………………………………………………………… Nr domu: …… Nr lokalu: ……………………................</w:t>
       </w:r>
@@ -1677,22 +1455,20 @@
           <w:kern w:val="0"/>
           <w:sz w:val="20"/>
           <w:lang w:val="pl-PL" w:eastAsia="pl-PL"/>
-          <w14:ligatures w14:val="none"/>
-        </w:rPr>
-      </w:pPr>
-      <w:r>
-        <w:rPr>
-          <w:rFonts w:ascii="Arial" w:eastAsia="Times New Roman" w:hAnsi="Arial" w:cs="Arial"/>
-          <w:iCs/>
-          <w:kern w:val="0"/>
-          <w:sz w:val="20"/>
-          <w:lang w:val="pl-PL" w:eastAsia="pl-PL"/>
-          <w14:ligatures w14:val="none"/>
+        </w:rPr>
+      </w:pPr>
+      <w:r>
+        <w:rPr>
+          <w:rFonts w:ascii="Arial" w:eastAsia="Times New Roman" w:hAnsi="Arial" w:cs="Arial"/>
+          <w:iCs/>
+          <w:kern w:val="0"/>
+          <w:sz w:val="20"/>
+          <w:lang w:val="pl-PL" w:eastAsia="pl-PL"/>
         </w:rPr>
         <w:t xml:space="preserve">Miejscowość: ……………………………………………………. Kod pocztowy:...…………………………………….. </w:t>
       </w:r>
     </w:p>
-    <w:bookmarkEnd w:id="15"/>
+    <w:bookmarkEnd w:id="14"/>
     <w:p>
       <w:pPr>
         <w:widowControl w:val="0"/>
@@ -1705,7 +1481,6 @@
           <w:sz w:val="20"/>
           <w:szCs w:val="20"/>
           <w:lang w:val="pl-PL" w:eastAsia="pl-PL"/>
-          <w14:ligatures w14:val="none"/>
         </w:rPr>
       </w:pPr>
       <w:r>
@@ -1716,7 +1491,6 @@
           <w:sz w:val="20"/>
           <w:szCs w:val="20"/>
           <w:lang w:val="pl-PL" w:eastAsia="pl-PL"/>
-          <w14:ligatures w14:val="none"/>
         </w:rPr>
         <w:t xml:space="preserve">E-mail (w przypadku gdy pełnomocnik posiada adres e-mail): ………………………………………………………. </w:t>
       </w:r>
@@ -1733,7 +1507,6 @@
           <w:sz w:val="20"/>
           <w:szCs w:val="20"/>
           <w:lang w:val="pl-PL" w:eastAsia="pl-PL"/>
-          <w14:ligatures w14:val="none"/>
         </w:rPr>
       </w:pPr>
       <w:r>
@@ -1744,7 +1517,6 @@
           <w:sz w:val="20"/>
           <w:szCs w:val="20"/>
           <w:lang w:val="pl-PL" w:eastAsia="pl-PL"/>
-          <w14:ligatures w14:val="none"/>
         </w:rPr>
         <w:t>Nr tel. (nieobowiązkowo): .………………..…………...............................................................................................</w:t>
       </w:r>
@@ -1754,11 +1526,7 @@
         <w:widowControl w:val="0"/>
         <w:spacing w:before="50" w:after="50" w:line="240" w:lineRule="auto"/>
         <w:rPr>
-          <w:rFonts w:ascii="Arial" w:eastAsia="Calibri" w:hAnsi="Arial" w:cs="Arial"/>
-          <w:kern w:val="0"/>
-          <w:sz w:val="24"/>
-          <w:lang w:val="pl-PL"/>
-          <w14:ligatures w14:val="none"/>
+          <w:lang w:val="pl-PL"/>
         </w:rPr>
       </w:pPr>
       <w:r>
@@ -1769,32 +1537,16 @@
           <w:sz w:val="20"/>
           <w:szCs w:val="20"/>
           <w:lang w:val="pl-PL" w:eastAsia="pl-PL"/>
-          <w14:ligatures w14:val="none"/>
-        </w:rPr>
-        <w:t xml:space="preserve">Adres skrytki </w:t>
-      </w:r>
-      <w:proofErr w:type="spellStart"/>
-      <w:r>
-        <w:rPr>
-          <w:rFonts w:ascii="Arial" w:eastAsia="Times New Roman" w:hAnsi="Arial" w:cs="Arial"/>
-          <w:iCs/>
-          <w:kern w:val="0"/>
-          <w:sz w:val="20"/>
-          <w:szCs w:val="20"/>
-          <w:lang w:val="pl-PL" w:eastAsia="pl-PL"/>
-          <w14:ligatures w14:val="none"/>
-        </w:rPr>
-        <w:t>ePUAP</w:t>
-      </w:r>
-      <w:proofErr w:type="spellEnd"/>
-      <w:r>
-        <w:rPr>
-          <w:rFonts w:ascii="Arial" w:eastAsia="Times New Roman" w:hAnsi="Arial" w:cs="Arial"/>
-          <w:iCs/>
-          <w:kern w:val="0"/>
-          <w:sz w:val="20"/>
-          <w:lang w:val="pl-PL" w:eastAsia="pl-PL"/>
-          <w14:ligatures w14:val="none"/>
+        </w:rPr>
+        <w:t>Adres skrytki ePUAP</w:t>
+      </w:r>
+      <w:r>
+        <w:rPr>
+          <w:rFonts w:ascii="Arial" w:eastAsia="Times New Roman" w:hAnsi="Arial" w:cs="Arial"/>
+          <w:iCs/>
+          <w:kern w:val="0"/>
+          <w:sz w:val="20"/>
+          <w:lang w:val="pl-PL" w:eastAsia="pl-PL"/>
         </w:rPr>
         <w:t xml:space="preserve"> lub adres do doręczeń elektronicznych</w:t>
       </w:r>
@@ -1806,7 +1558,6 @@
           <w:sz w:val="20"/>
           <w:vertAlign w:val="superscript"/>
           <w:lang w:val="pl-PL" w:eastAsia="pl-PL"/>
-          <w14:ligatures w14:val="none"/>
         </w:rPr>
         <w:t>5</w:t>
       </w:r>
@@ -1819,7 +1570,6 @@
           <w:szCs w:val="20"/>
           <w:vertAlign w:val="superscript"/>
           <w:lang w:val="pl-PL" w:eastAsia="pl-PL"/>
-          <w14:ligatures w14:val="none"/>
         </w:rPr>
         <w:t>)</w:t>
       </w:r>
@@ -1831,7 +1581,6 @@
           <w:sz w:val="20"/>
           <w:szCs w:val="20"/>
           <w:lang w:val="pl-PL" w:eastAsia="pl-PL"/>
-          <w14:ligatures w14:val="none"/>
         </w:rPr>
         <w:t>:</w:t>
       </w:r>
@@ -1842,14 +1591,13 @@
           <w:kern w:val="0"/>
           <w:sz w:val="20"/>
           <w:lang w:val="pl-PL" w:eastAsia="pl-PL"/>
-          <w14:ligatures w14:val="none"/>
         </w:rPr>
         <w:t xml:space="preserve"> …………………………….……………...………...</w:t>
       </w:r>
     </w:p>
     <w:p>
       <w:pPr>
-        <w:spacing w:after="200" w:line="276" w:lineRule="auto"/>
+        <w:suppressAutoHyphens w:val="0"/>
         <w:rPr>
           <w:rFonts w:ascii="Arial" w:eastAsia="Calibri" w:hAnsi="Arial" w:cs="Arial"/>
           <w:b/>
@@ -1857,17 +1605,16 @@
           <w:kern w:val="0"/>
           <w:sz w:val="24"/>
           <w:lang w:val="pl-PL"/>
-          <w14:ligatures w14:val="none"/>
-        </w:rPr>
-      </w:pPr>
-      <w:r>
-        <w:rPr>
-          <w:rFonts w:ascii="Arial" w:eastAsia="Times New Roman" w:hAnsi="Arial" w:cs="Arial"/>
-          <w:iCs/>
-          <w:kern w:val="0"/>
-          <w:sz w:val="20"/>
-          <w:lang w:val="pl-PL" w:eastAsia="pl-PL"/>
-          <w14:ligatures w14:val="none"/>
+        </w:rPr>
+      </w:pPr>
+      <w:r>
+        <w:rPr>
+          <w:rFonts w:ascii="Arial" w:eastAsia="Calibri" w:hAnsi="Arial" w:cs="Arial"/>
+          <w:b/>
+          <w:bCs/>
+          <w:kern w:val="0"/>
+          <w:sz w:val="24"/>
+          <w:lang w:val="pl-PL"/>
         </w:rPr>
         <w:br w:type="page"/>
       </w:r>
@@ -1884,7 +1631,6 @@
           <w:kern w:val="0"/>
           <w:sz w:val="24"/>
           <w:lang w:val="pl-PL"/>
-          <w14:ligatures w14:val="none"/>
         </w:rPr>
       </w:pPr>
       <w:r>
@@ -1895,9 +1641,7 @@
           <w:kern w:val="0"/>
           <w:sz w:val="24"/>
           <w:lang w:val="pl-PL"/>
-          <w14:ligatures w14:val="none"/>
-        </w:rPr>
-        <w:lastRenderedPageBreak/>
+        </w:rPr>
         <w:t>7. TREŚĆ PISMA</w:t>
       </w:r>
     </w:p>
@@ -1906,25 +1650,29 @@
         <w:widowControl w:val="0"/>
         <w:spacing w:before="50" w:after="50" w:line="240" w:lineRule="auto"/>
         <w:rPr>
+          <w:lang w:val="pl-PL"/>
+        </w:rPr>
+      </w:pPr>
+      <w:r>
+        <w:rPr>
+          <w:rFonts w:ascii="Arial" w:eastAsia="Times New Roman" w:hAnsi="Arial" w:cs="Arial"/>
+          <w:iCs/>
+          <w:kern w:val="0"/>
+          <w:sz w:val="20"/>
+          <w:lang w:val="pl-PL" w:eastAsia="pl-PL"/>
+        </w:rPr>
+        <w:t>7.1. Treść</w:t>
+      </w:r>
+      <w:r>
+        <w:rPr>
           <w:rFonts w:ascii="Arial" w:eastAsia="Times New Roman" w:hAnsi="Arial" w:cs="Arial"/>
           <w:iCs/>
           <w:kern w:val="0"/>
           <w:sz w:val="20"/>
           <w:vertAlign w:val="superscript"/>
           <w:lang w:val="pl-PL" w:eastAsia="pl-PL"/>
-          <w14:ligatures w14:val="none"/>
-        </w:rPr>
-      </w:pPr>
-      <w:r>
-        <w:rPr>
-          <w:rFonts w:ascii="Arial" w:eastAsia="Times New Roman" w:hAnsi="Arial" w:cs="Arial"/>
-          <w:iCs/>
-          <w:kern w:val="0"/>
-          <w:sz w:val="20"/>
-          <w:lang w:val="pl-PL" w:eastAsia="pl-PL"/>
-          <w14:ligatures w14:val="none"/>
-        </w:rPr>
-        <w:t>7.1. Treść</w:t>
+        </w:rPr>
+        <w:endnoteReference w:id="6"/>
       </w:r>
       <w:r>
         <w:rPr>
@@ -1934,19 +1682,6 @@
           <w:sz w:val="20"/>
           <w:vertAlign w:val="superscript"/>
           <w:lang w:val="pl-PL" w:eastAsia="pl-PL"/>
-          <w14:ligatures w14:val="none"/>
-        </w:rPr>
-        <w:endnoteReference w:id="6"/>
-      </w:r>
-      <w:r>
-        <w:rPr>
-          <w:rFonts w:ascii="Arial" w:eastAsia="Times New Roman" w:hAnsi="Arial" w:cs="Arial"/>
-          <w:iCs/>
-          <w:kern w:val="0"/>
-          <w:sz w:val="20"/>
-          <w:vertAlign w:val="superscript"/>
-          <w:lang w:val="pl-PL" w:eastAsia="pl-PL"/>
-          <w14:ligatures w14:val="none"/>
         </w:rPr>
         <w:t>)</w:t>
       </w:r>
@@ -1956,22 +1691,16 @@
         <w:widowControl w:val="0"/>
         <w:spacing w:before="120" w:after="50" w:line="240" w:lineRule="auto"/>
         <w:rPr>
-          <w:rFonts w:ascii="Arial" w:eastAsia="Calibri" w:hAnsi="Arial" w:cs="Arial"/>
-          <w:iCs/>
-          <w:kern w:val="0"/>
-          <w:sz w:val="20"/>
-          <w:lang w:val="pl-PL" w:eastAsia="pl-PL"/>
-          <w14:ligatures w14:val="none"/>
-        </w:rPr>
-      </w:pPr>
-      <w:r>
-        <w:rPr>
-          <w:rFonts w:ascii="Arial" w:eastAsia="Times New Roman" w:hAnsi="Arial" w:cs="Arial"/>
-          <w:iCs/>
-          <w:kern w:val="0"/>
-          <w:sz w:val="20"/>
-          <w:lang w:val="pl-PL" w:eastAsia="pl-PL"/>
-          <w14:ligatures w14:val="none"/>
+          <w:lang w:val="pl-PL"/>
+        </w:rPr>
+      </w:pPr>
+      <w:r>
+        <w:rPr>
+          <w:rFonts w:ascii="Arial" w:eastAsia="Times New Roman" w:hAnsi="Arial" w:cs="Arial"/>
+          <w:iCs/>
+          <w:kern w:val="0"/>
+          <w:sz w:val="20"/>
+          <w:lang w:val="pl-PL" w:eastAsia="pl-PL"/>
         </w:rPr>
         <w:t xml:space="preserve">Uwaga dotyczy terenu położonego między Puszczą Bukową a autostradą A6 w Podjuchach (zob. </w:t>
       </w:r>
@@ -1984,7 +1713,6 @@
           <w:kern w:val="0"/>
           <w:sz w:val="20"/>
           <w:lang w:val="pl-PL" w:eastAsia="pl-PL"/>
-          <w14:ligatures w14:val="none"/>
         </w:rPr>
         <w:t>załącznik nr 1</w:t>
       </w:r>
@@ -1995,7 +1723,6 @@
           <w:kern w:val="0"/>
           <w:sz w:val="20"/>
           <w:lang w:val="pl-PL" w:eastAsia="pl-PL"/>
-          <w14:ligatures w14:val="none"/>
         </w:rPr>
         <w:t xml:space="preserve">). W projekcie planu teren ten tworzy strefę oznaczoną symbolem </w:t>
       </w:r>
@@ -2006,7 +1733,6 @@
           <w:kern w:val="0"/>
           <w:sz w:val="20"/>
           <w:lang w:val="pl-PL" w:eastAsia="pl-PL"/>
-          <w14:ligatures w14:val="none"/>
         </w:rPr>
         <w:t>1014SU – strefa usługowa, której przypisano wszystkie możliwe dodatkowe profile funkcjonalne, w tym „teren składów i magazynów”.</w:t>
       </w:r>
@@ -2021,7 +1747,6 @@
           <w:kern w:val="0"/>
           <w:sz w:val="20"/>
           <w:lang w:val="pl-PL" w:eastAsia="pl-PL"/>
-          <w14:ligatures w14:val="none"/>
         </w:rPr>
       </w:pPr>
       <w:r>
@@ -2031,7 +1756,6 @@
           <w:kern w:val="0"/>
           <w:sz w:val="20"/>
           <w:lang w:val="pl-PL" w:eastAsia="pl-PL"/>
-          <w14:ligatures w14:val="none"/>
         </w:rPr>
         <w:t>Wnoszę o wyznaczenie na tym terenie strefy zieleni i rekreacji zamiast strefy usługowej. Postulowana strefa zieleni i rekreacji powinna mieć przypisany fakultatywny profil funkcjonalny „teren usług sportu i rekreacji”.</w:t>
       </w:r>
@@ -2040,14 +1764,6 @@
       <w:pPr>
         <w:widowControl w:val="0"/>
         <w:spacing w:before="120" w:after="50" w:line="240" w:lineRule="auto"/>
-        <w:rPr>
-          <w:rFonts w:ascii="Arial" w:eastAsia="Times New Roman" w:hAnsi="Arial" w:cs="Arial"/>
-          <w:iCs/>
-          <w:kern w:val="0"/>
-          <w:sz w:val="20"/>
-          <w:lang w:val="pl-PL" w:eastAsia="pl-PL"/>
-          <w14:ligatures w14:val="none"/>
-        </w:rPr>
       </w:pPr>
       <w:r>
         <w:rPr>
@@ -2056,7 +1772,6 @@
           <w:kern w:val="0"/>
           <w:sz w:val="20"/>
           <w:lang w:val="pl-PL" w:eastAsia="pl-PL"/>
-          <w14:ligatures w14:val="none"/>
         </w:rPr>
         <w:t xml:space="preserve">Postulowane rozwiązanie zostało szczegółowo uzasadnione w </w:t>
       </w:r>
@@ -2069,7 +1784,6 @@
           <w:kern w:val="0"/>
           <w:sz w:val="20"/>
           <w:lang w:val="pl-PL" w:eastAsia="pl-PL"/>
-          <w14:ligatures w14:val="none"/>
         </w:rPr>
         <w:t>załączniku nr 2</w:t>
       </w:r>
@@ -2080,7 +1794,6 @@
           <w:kern w:val="0"/>
           <w:sz w:val="20"/>
           <w:lang w:val="pl-PL" w:eastAsia="pl-PL"/>
-          <w14:ligatures w14:val="none"/>
         </w:rPr>
         <w:t xml:space="preserve">. </w:t>
       </w:r>
@@ -2091,7 +1804,6 @@
           <w:kern w:val="0"/>
           <w:sz w:val="20"/>
           <w:lang w:val="pl-PL" w:eastAsia="pl-PL"/>
-          <w14:ligatures w14:val="none"/>
         </w:rPr>
         <w:t>Przemawiają za nim zwłaszcza:</w:t>
       </w:r>
@@ -2101,7 +1813,7 @@
         <w:widowControl w:val="0"/>
         <w:numPr>
           <w:ilvl w:val="0"/>
-          <w:numId w:val="4"/>
+          <w:numId w:val="1"/>
         </w:numPr>
         <w:spacing w:before="120" w:after="50" w:line="240" w:lineRule="auto"/>
         <w:rPr>
@@ -2110,17 +1822,15 @@
           <w:kern w:val="0"/>
           <w:sz w:val="20"/>
           <w:lang w:val="pl-PL" w:eastAsia="pl-PL"/>
-          <w14:ligatures w14:val="none"/>
-        </w:rPr>
-      </w:pPr>
-      <w:r>
-        <w:rPr>
-          <w:rFonts w:ascii="Arial" w:eastAsia="Times New Roman" w:hAnsi="Arial" w:cs="Arial"/>
-          <w:iCs/>
-          <w:kern w:val="0"/>
-          <w:sz w:val="20"/>
-          <w:lang w:val="pl-PL" w:eastAsia="pl-PL"/>
-          <w14:ligatures w14:val="none"/>
+        </w:rPr>
+      </w:pPr>
+      <w:r>
+        <w:rPr>
+          <w:rFonts w:ascii="Arial" w:eastAsia="Times New Roman" w:hAnsi="Arial" w:cs="Arial"/>
+          <w:iCs/>
+          <w:kern w:val="0"/>
+          <w:sz w:val="20"/>
+          <w:lang w:val="pl-PL" w:eastAsia="pl-PL"/>
         </w:rPr>
         <w:t>wymagania ładu przestrzennego (teren z trzech stron przylega do Puszczy Bukowej);</w:t>
       </w:r>
@@ -2130,7 +1840,7 @@
         <w:widowControl w:val="0"/>
         <w:numPr>
           <w:ilvl w:val="0"/>
-          <w:numId w:val="4"/>
+          <w:numId w:val="1"/>
         </w:numPr>
         <w:spacing w:before="120" w:after="50" w:line="240" w:lineRule="auto"/>
         <w:rPr>
@@ -2139,17 +1849,15 @@
           <w:kern w:val="0"/>
           <w:sz w:val="20"/>
           <w:lang w:val="pl-PL" w:eastAsia="pl-PL"/>
-          <w14:ligatures w14:val="none"/>
-        </w:rPr>
-      </w:pPr>
-      <w:r>
-        <w:rPr>
-          <w:rFonts w:ascii="Arial" w:eastAsia="Times New Roman" w:hAnsi="Arial" w:cs="Arial"/>
-          <w:iCs/>
-          <w:kern w:val="0"/>
-          <w:sz w:val="20"/>
-          <w:lang w:val="pl-PL" w:eastAsia="pl-PL"/>
-          <w14:ligatures w14:val="none"/>
+        </w:rPr>
+      </w:pPr>
+      <w:r>
+        <w:rPr>
+          <w:rFonts w:ascii="Arial" w:eastAsia="Times New Roman" w:hAnsi="Arial" w:cs="Arial"/>
+          <w:iCs/>
+          <w:kern w:val="0"/>
+          <w:sz w:val="20"/>
+          <w:lang w:val="pl-PL" w:eastAsia="pl-PL"/>
         </w:rPr>
         <w:t>uwarunkowania przyrodnicze (obecność lasów i wzgórz, bagnistość części obszarów, położenie terenu w otulinie Szczecińskiego Parku Krajobrazowego „Puszcza Bukowa” oraz sąsiedztwo tego parku, jak również obszaru Natura 2000 „Wzgórza Bukowe” oraz rezerwatu przyrody „Bukowe Zdroje”);</w:t>
       </w:r>
@@ -2159,7 +1867,7 @@
         <w:widowControl w:val="0"/>
         <w:numPr>
           <w:ilvl w:val="0"/>
-          <w:numId w:val="4"/>
+          <w:numId w:val="1"/>
         </w:numPr>
         <w:spacing w:before="120" w:after="50" w:line="240" w:lineRule="auto"/>
         <w:rPr>
@@ -2168,17 +1876,15 @@
           <w:kern w:val="0"/>
           <w:sz w:val="20"/>
           <w:lang w:val="pl-PL" w:eastAsia="pl-PL"/>
-          <w14:ligatures w14:val="none"/>
-        </w:rPr>
-      </w:pPr>
-      <w:r>
-        <w:rPr>
-          <w:rFonts w:ascii="Arial" w:eastAsia="Times New Roman" w:hAnsi="Arial" w:cs="Arial"/>
-          <w:iCs/>
-          <w:kern w:val="0"/>
-          <w:sz w:val="20"/>
-          <w:lang w:val="pl-PL" w:eastAsia="pl-PL"/>
-          <w14:ligatures w14:val="none"/>
+        </w:rPr>
+      </w:pPr>
+      <w:r>
+        <w:rPr>
+          <w:rFonts w:ascii="Arial" w:eastAsia="Times New Roman" w:hAnsi="Arial" w:cs="Arial"/>
+          <w:iCs/>
+          <w:kern w:val="0"/>
+          <w:sz w:val="20"/>
+          <w:lang w:val="pl-PL" w:eastAsia="pl-PL"/>
         </w:rPr>
         <w:t>względy infrastrukturalne (brak rozwiniętej infrastruktury przesyłowej, niedostępność komunikacji zbiorowej oraz ryzyko przeciążenia ulic osiedlowych w Podjuchach).</w:t>
       </w:r>
@@ -2193,7 +1899,6 @@
           <w:kern w:val="0"/>
           <w:sz w:val="20"/>
           <w:lang w:val="pl-PL" w:eastAsia="pl-PL"/>
-          <w14:ligatures w14:val="none"/>
         </w:rPr>
       </w:pPr>
     </w:p>
@@ -2207,17 +1912,15 @@
           <w:kern w:val="0"/>
           <w:sz w:val="20"/>
           <w:lang w:val="pl-PL" w:eastAsia="pl-PL"/>
-          <w14:ligatures w14:val="none"/>
-        </w:rPr>
-      </w:pPr>
-      <w:r>
-        <w:rPr>
-          <w:rFonts w:ascii="Arial" w:eastAsia="Times New Roman" w:hAnsi="Arial" w:cs="Arial"/>
-          <w:iCs/>
-          <w:kern w:val="0"/>
-          <w:sz w:val="20"/>
-          <w:lang w:val="pl-PL" w:eastAsia="pl-PL"/>
-          <w14:ligatures w14:val="none"/>
+        </w:rPr>
+      </w:pPr>
+      <w:r>
+        <w:rPr>
+          <w:rFonts w:ascii="Arial" w:eastAsia="Times New Roman" w:hAnsi="Arial" w:cs="Arial"/>
+          <w:iCs/>
+          <w:kern w:val="0"/>
+          <w:sz w:val="20"/>
+          <w:lang w:val="pl-PL" w:eastAsia="pl-PL"/>
         </w:rPr>
         <w:t>7.2. (Nieobowiązkowo) W przypadku wypełnienia, należy uzupełnić każdą z kolumn tabeli.</w:t>
       </w:r>
@@ -2227,12 +1930,7 @@
         <w:spacing w:before="120" w:after="60" w:line="276" w:lineRule="auto"/>
         <w:ind w:left="142"/>
         <w:rPr>
-          <w:rFonts w:ascii="Arial" w:eastAsia="Times New Roman" w:hAnsi="Arial" w:cs="Arial"/>
-          <w:iCs/>
-          <w:kern w:val="0"/>
-          <w:sz w:val="20"/>
-          <w:lang w:val="pl-PL"/>
-          <w14:ligatures w14:val="none"/>
+          <w:lang w:val="pl-PL"/>
         </w:rPr>
       </w:pPr>
       <w:r>
@@ -2243,18 +1941,20 @@
           <w:kern w:val="0"/>
           <w:sz w:val="20"/>
           <w:lang w:val="pl-PL" w:eastAsia="pl-PL"/>
-          <w14:ligatures w14:val="none"/>
         </w:rPr>
         <w:t>Szczegółowe informacje dotyczące treści pisma w odniesieniu do działek ewidencyjnych:</w:t>
       </w:r>
     </w:p>
     <w:tbl>
       <w:tblPr>
-        <w:tblStyle w:val="TableGrid"/>
         <w:tblW w:w="9952" w:type="dxa"/>
         <w:tblInd w:w="108" w:type="dxa"/>
         <w:tblLayout w:type="fixed"/>
-        <w:tblLook w:val="04A0" w:firstRow="1" w:lastRow="0" w:firstColumn="1" w:lastColumn="0" w:noHBand="0" w:noVBand="1"/>
+        <w:tblCellMar>
+          <w:left w:w="10" w:type="dxa"/>
+          <w:right w:w="10" w:type="dxa"/>
+        </w:tblCellMar>
+        <w:tblLook w:val="0000" w:firstRow="0" w:lastRow="0" w:firstColumn="0" w:lastColumn="0" w:noHBand="0" w:noVBand="0"/>
       </w:tblPr>
       <w:tblGrid>
         <w:gridCol w:w="454"/>
@@ -2271,27 +1971,43 @@
         <w:tc>
           <w:tcPr>
             <w:tcW w:w="454" w:type="dxa"/>
+            <w:tcBorders>
+              <w:top w:val="single" w:sz="4" w:space="0" w:color="000000"/>
+              <w:left w:val="single" w:sz="4" w:space="0" w:color="000000"/>
+              <w:bottom w:val="single" w:sz="4" w:space="0" w:color="000000"/>
+              <w:right w:val="single" w:sz="4" w:space="0" w:color="000000"/>
+            </w:tcBorders>
+            <w:shd w:val="clear" w:color="auto" w:fill="auto"/>
+            <w:tcMar>
+              <w:top w:w="0" w:type="dxa"/>
+              <w:left w:w="108" w:type="dxa"/>
+              <w:bottom w:w="0" w:type="dxa"/>
+              <w:right w:w="108" w:type="dxa"/>
+            </w:tcMar>
             <w:vAlign w:val="center"/>
           </w:tcPr>
           <w:p>
             <w:pPr>
               <w:widowControl w:val="0"/>
+              <w:spacing w:after="0" w:line="240" w:lineRule="auto"/>
               <w:jc w:val="center"/>
               <w:rPr>
                 <w:rFonts w:ascii="Arial" w:eastAsia="Times New Roman" w:hAnsi="Arial" w:cs="Arial"/>
                 <w:iCs/>
-                <w:sz w:val="16"/>
-                <w:szCs w:val="16"/>
-                <w:lang w:eastAsia="pl-PL"/>
+                <w:kern w:val="0"/>
+                <w:sz w:val="16"/>
+                <w:szCs w:val="16"/>
+                <w:lang w:val="pl-PL" w:eastAsia="pl-PL"/>
               </w:rPr>
             </w:pPr>
             <w:r>
               <w:rPr>
                 <w:rFonts w:ascii="Arial" w:eastAsia="Times New Roman" w:hAnsi="Arial" w:cs="Arial"/>
                 <w:iCs/>
-                <w:sz w:val="16"/>
-                <w:szCs w:val="16"/>
-                <w:lang w:eastAsia="pl-PL"/>
+                <w:kern w:val="0"/>
+                <w:sz w:val="16"/>
+                <w:szCs w:val="16"/>
+                <w:lang w:val="pl-PL" w:eastAsia="pl-PL"/>
               </w:rPr>
               <w:t>Lp.</w:t>
             </w:r>
@@ -2300,26 +2016,42 @@
         <w:tc>
           <w:tcPr>
             <w:tcW w:w="1418" w:type="dxa"/>
+            <w:tcBorders>
+              <w:top w:val="single" w:sz="4" w:space="0" w:color="000000"/>
+              <w:left w:val="single" w:sz="4" w:space="0" w:color="000000"/>
+              <w:bottom w:val="single" w:sz="4" w:space="0" w:color="000000"/>
+              <w:right w:val="single" w:sz="4" w:space="0" w:color="000000"/>
+            </w:tcBorders>
+            <w:shd w:val="clear" w:color="auto" w:fill="auto"/>
+            <w:tcMar>
+              <w:top w:w="0" w:type="dxa"/>
+              <w:left w:w="108" w:type="dxa"/>
+              <w:bottom w:w="0" w:type="dxa"/>
+              <w:right w:w="108" w:type="dxa"/>
+            </w:tcMar>
           </w:tcPr>
           <w:p>
             <w:pPr>
               <w:widowControl w:val="0"/>
+              <w:spacing w:after="0" w:line="240" w:lineRule="auto"/>
               <w:jc w:val="center"/>
               <w:rPr>
                 <w:rFonts w:ascii="Arial" w:eastAsia="Times New Roman" w:hAnsi="Arial" w:cs="Arial"/>
                 <w:iCs/>
-                <w:sz w:val="16"/>
-                <w:szCs w:val="16"/>
-                <w:lang w:eastAsia="pl-PL"/>
+                <w:kern w:val="0"/>
+                <w:sz w:val="16"/>
+                <w:szCs w:val="16"/>
+                <w:lang w:val="pl-PL" w:eastAsia="pl-PL"/>
               </w:rPr>
             </w:pPr>
             <w:r>
               <w:rPr>
                 <w:rFonts w:ascii="Arial" w:eastAsia="Times New Roman" w:hAnsi="Arial" w:cs="Arial"/>
                 <w:iCs/>
-                <w:sz w:val="16"/>
-                <w:szCs w:val="16"/>
-                <w:lang w:eastAsia="pl-PL"/>
+                <w:kern w:val="0"/>
+                <w:sz w:val="16"/>
+                <w:szCs w:val="16"/>
+                <w:lang w:val="pl-PL" w:eastAsia="pl-PL"/>
               </w:rPr>
               <w:t>7.2.1. Nazwa aktu planowania przestrzennego</w:t>
             </w:r>
@@ -2328,26 +2060,42 @@
         <w:tc>
           <w:tcPr>
             <w:tcW w:w="2515" w:type="dxa"/>
+            <w:tcBorders>
+              <w:top w:val="single" w:sz="4" w:space="0" w:color="000000"/>
+              <w:left w:val="single" w:sz="4" w:space="0" w:color="000000"/>
+              <w:bottom w:val="single" w:sz="4" w:space="0" w:color="000000"/>
+              <w:right w:val="single" w:sz="4" w:space="0" w:color="000000"/>
+            </w:tcBorders>
+            <w:shd w:val="clear" w:color="auto" w:fill="auto"/>
+            <w:tcMar>
+              <w:top w:w="0" w:type="dxa"/>
+              <w:left w:w="108" w:type="dxa"/>
+              <w:bottom w:w="0" w:type="dxa"/>
+              <w:right w:w="108" w:type="dxa"/>
+            </w:tcMar>
           </w:tcPr>
           <w:p>
             <w:pPr>
               <w:widowControl w:val="0"/>
+              <w:spacing w:after="0" w:line="240" w:lineRule="auto"/>
               <w:jc w:val="center"/>
               <w:rPr>
                 <w:rFonts w:ascii="Arial" w:eastAsia="Times New Roman" w:hAnsi="Arial" w:cs="Arial"/>
                 <w:iCs/>
-                <w:sz w:val="16"/>
-                <w:szCs w:val="16"/>
-                <w:lang w:eastAsia="pl-PL"/>
+                <w:kern w:val="0"/>
+                <w:sz w:val="16"/>
+                <w:szCs w:val="16"/>
+                <w:lang w:val="pl-PL" w:eastAsia="pl-PL"/>
               </w:rPr>
             </w:pPr>
             <w:r>
               <w:rPr>
                 <w:rFonts w:ascii="Arial" w:eastAsia="Times New Roman" w:hAnsi="Arial" w:cs="Arial"/>
                 <w:iCs/>
-                <w:sz w:val="16"/>
-                <w:szCs w:val="16"/>
-                <w:lang w:eastAsia="pl-PL"/>
+                <w:kern w:val="0"/>
+                <w:sz w:val="16"/>
+                <w:szCs w:val="16"/>
+                <w:lang w:val="pl-PL" w:eastAsia="pl-PL"/>
               </w:rPr>
               <w:t xml:space="preserve">7.2.2. Identyfikator działki lub działek ewidencyjnych </w:t>
             </w:r>
@@ -2356,58 +2104,72 @@
         <w:tc>
           <w:tcPr>
             <w:tcW w:w="2430" w:type="dxa"/>
+            <w:tcBorders>
+              <w:top w:val="single" w:sz="4" w:space="0" w:color="000000"/>
+              <w:left w:val="single" w:sz="4" w:space="0" w:color="000000"/>
+              <w:bottom w:val="single" w:sz="4" w:space="0" w:color="000000"/>
+              <w:right w:val="single" w:sz="4" w:space="0" w:color="000000"/>
+            </w:tcBorders>
+            <w:shd w:val="clear" w:color="auto" w:fill="auto"/>
+            <w:tcMar>
+              <w:top w:w="0" w:type="dxa"/>
+              <w:left w:w="108" w:type="dxa"/>
+              <w:bottom w:w="0" w:type="dxa"/>
+              <w:right w:w="108" w:type="dxa"/>
+            </w:tcMar>
           </w:tcPr>
           <w:p>
             <w:pPr>
               <w:widowControl w:val="0"/>
+              <w:spacing w:after="0" w:line="240" w:lineRule="auto"/>
               <w:jc w:val="center"/>
               <w:rPr>
+                <w:lang w:val="pl-PL"/>
+              </w:rPr>
+            </w:pPr>
+            <w:r>
+              <w:rPr>
                 <w:rFonts w:ascii="Arial" w:eastAsia="Times New Roman" w:hAnsi="Arial" w:cs="Arial"/>
                 <w:iCs/>
-                <w:sz w:val="16"/>
-                <w:szCs w:val="16"/>
-                <w:lang w:eastAsia="pl-PL"/>
-              </w:rPr>
-            </w:pPr>
+                <w:kern w:val="0"/>
+                <w:sz w:val="16"/>
+                <w:szCs w:val="16"/>
+                <w:lang w:val="pl-PL" w:eastAsia="pl-PL"/>
+              </w:rPr>
+              <w:t>7.2.3. Czy teren objęty pismem obejmuje całość działki lub działek ewidencyjnych</w:t>
+            </w:r>
             <w:r>
               <w:rPr>
                 <w:rFonts w:ascii="Arial" w:eastAsia="Times New Roman" w:hAnsi="Arial" w:cs="Arial"/>
                 <w:iCs/>
-                <w:sz w:val="16"/>
-                <w:szCs w:val="16"/>
-                <w:lang w:eastAsia="pl-PL"/>
-              </w:rPr>
-              <w:t>7.2.3. Czy teren objęty pismem obejmuje całość działki lub działek ewidencyjnych</w:t>
+                <w:kern w:val="0"/>
+                <w:sz w:val="16"/>
+                <w:szCs w:val="16"/>
+                <w:vertAlign w:val="superscript"/>
+                <w:lang w:val="pl-PL" w:eastAsia="pl-PL"/>
+              </w:rPr>
+              <w:endnoteReference w:id="7"/>
             </w:r>
             <w:r>
               <w:rPr>
                 <w:rFonts w:ascii="Arial" w:eastAsia="Times New Roman" w:hAnsi="Arial" w:cs="Arial"/>
                 <w:iCs/>
+                <w:kern w:val="0"/>
                 <w:sz w:val="16"/>
                 <w:szCs w:val="16"/>
                 <w:vertAlign w:val="superscript"/>
-                <w:lang w:eastAsia="pl-PL"/>
-              </w:rPr>
-              <w:endnoteReference w:id="7"/>
+                <w:lang w:val="pl-PL" w:eastAsia="pl-PL"/>
+              </w:rPr>
+              <w:t>)</w:t>
             </w:r>
             <w:r>
               <w:rPr>
                 <w:rFonts w:ascii="Arial" w:eastAsia="Times New Roman" w:hAnsi="Arial" w:cs="Arial"/>
                 <w:iCs/>
-                <w:sz w:val="16"/>
-                <w:szCs w:val="16"/>
-                <w:vertAlign w:val="superscript"/>
-                <w:lang w:eastAsia="pl-PL"/>
-              </w:rPr>
-              <w:t>)</w:t>
-            </w:r>
-            <w:r>
-              <w:rPr>
-                <w:rFonts w:ascii="Arial" w:eastAsia="Times New Roman" w:hAnsi="Arial" w:cs="Arial"/>
-                <w:iCs/>
-                <w:sz w:val="16"/>
-                <w:szCs w:val="16"/>
-                <w:lang w:eastAsia="pl-PL"/>
+                <w:kern w:val="0"/>
+                <w:sz w:val="16"/>
+                <w:szCs w:val="16"/>
+                <w:lang w:val="pl-PL" w:eastAsia="pl-PL"/>
               </w:rPr>
               <w:t xml:space="preserve"> </w:t>
             </w:r>
@@ -2416,37 +2178,46 @@
         <w:tc>
           <w:tcPr>
             <w:tcW w:w="3135" w:type="dxa"/>
+            <w:tcBorders>
+              <w:top w:val="single" w:sz="4" w:space="0" w:color="000000"/>
+              <w:left w:val="single" w:sz="4" w:space="0" w:color="000000"/>
+              <w:bottom w:val="single" w:sz="4" w:space="0" w:color="000000"/>
+              <w:right w:val="single" w:sz="4" w:space="0" w:color="000000"/>
+            </w:tcBorders>
+            <w:shd w:val="clear" w:color="auto" w:fill="auto"/>
+            <w:tcMar>
+              <w:top w:w="0" w:type="dxa"/>
+              <w:left w:w="108" w:type="dxa"/>
+              <w:bottom w:w="0" w:type="dxa"/>
+              <w:right w:w="108" w:type="dxa"/>
+            </w:tcMar>
           </w:tcPr>
           <w:p>
             <w:pPr>
               <w:widowControl w:val="0"/>
+              <w:spacing w:after="0" w:line="240" w:lineRule="auto"/>
               <w:jc w:val="center"/>
+            </w:pPr>
+            <w:r>
               <w:rPr>
                 <w:rFonts w:ascii="Arial" w:eastAsia="Times New Roman" w:hAnsi="Arial" w:cs="Arial"/>
                 <w:iCs/>
-                <w:sz w:val="16"/>
-                <w:szCs w:val="16"/>
-                <w:lang w:eastAsia="pl-PL"/>
-              </w:rPr>
-            </w:pPr>
+                <w:kern w:val="0"/>
+                <w:sz w:val="16"/>
+                <w:szCs w:val="16"/>
+                <w:lang w:val="pl-PL" w:eastAsia="pl-PL"/>
+              </w:rPr>
+              <w:t>7.2.4. Treść</w:t>
+            </w:r>
             <w:r>
               <w:rPr>
                 <w:rFonts w:ascii="Arial" w:eastAsia="Times New Roman" w:hAnsi="Arial" w:cs="Arial"/>
                 <w:iCs/>
-                <w:sz w:val="16"/>
-                <w:szCs w:val="16"/>
-                <w:lang w:eastAsia="pl-PL"/>
-              </w:rPr>
-              <w:t>7.2.4. Treść</w:t>
-            </w:r>
-            <w:r>
-              <w:rPr>
-                <w:rFonts w:ascii="Arial" w:eastAsia="Times New Roman" w:hAnsi="Arial" w:cs="Arial"/>
-                <w:iCs/>
+                <w:kern w:val="0"/>
                 <w:sz w:val="20"/>
                 <w:szCs w:val="20"/>
                 <w:vertAlign w:val="superscript"/>
-                <w:lang w:eastAsia="pl-PL"/>
+                <w:lang w:val="pl-PL" w:eastAsia="pl-PL"/>
               </w:rPr>
               <w:t>6)</w:t>
             </w:r>
@@ -2454,9 +2225,10 @@
               <w:rPr>
                 <w:rFonts w:ascii="Arial" w:eastAsia="Times New Roman" w:hAnsi="Arial" w:cs="Arial"/>
                 <w:iCs/>
-                <w:sz w:val="16"/>
-                <w:szCs w:val="16"/>
-                <w:lang w:eastAsia="pl-PL"/>
+                <w:kern w:val="0"/>
+                <w:sz w:val="16"/>
+                <w:szCs w:val="16"/>
+                <w:lang w:val="pl-PL" w:eastAsia="pl-PL"/>
               </w:rPr>
               <w:t xml:space="preserve"> </w:t>
             </w:r>
@@ -2467,28 +2239,44 @@
         <w:tc>
           <w:tcPr>
             <w:tcW w:w="454" w:type="dxa"/>
+            <w:tcBorders>
+              <w:top w:val="single" w:sz="4" w:space="0" w:color="000000"/>
+              <w:left w:val="single" w:sz="4" w:space="0" w:color="000000"/>
+              <w:bottom w:val="single" w:sz="4" w:space="0" w:color="000000"/>
+              <w:right w:val="single" w:sz="4" w:space="0" w:color="000000"/>
+            </w:tcBorders>
+            <w:shd w:val="clear" w:color="auto" w:fill="auto"/>
+            <w:tcMar>
+              <w:top w:w="0" w:type="dxa"/>
+              <w:left w:w="108" w:type="dxa"/>
+              <w:bottom w:w="0" w:type="dxa"/>
+              <w:right w:w="108" w:type="dxa"/>
+            </w:tcMar>
             <w:vAlign w:val="center"/>
           </w:tcPr>
           <w:p>
             <w:pPr>
               <w:widowControl w:val="0"/>
+              <w:spacing w:after="0" w:line="240" w:lineRule="auto"/>
               <w:ind w:left="505" w:hanging="505"/>
               <w:outlineLvl w:val="3"/>
               <w:rPr>
                 <w:rFonts w:ascii="Arial" w:eastAsia="Times New Roman" w:hAnsi="Arial" w:cs="Arial"/>
                 <w:iCs/>
-                <w:sz w:val="16"/>
-                <w:szCs w:val="16"/>
-                <w:lang w:eastAsia="pl-PL"/>
+                <w:kern w:val="0"/>
+                <w:sz w:val="16"/>
+                <w:szCs w:val="16"/>
+                <w:lang w:val="pl-PL" w:eastAsia="pl-PL"/>
               </w:rPr>
             </w:pPr>
             <w:r>
               <w:rPr>
                 <w:rFonts w:ascii="Arial" w:eastAsia="Times New Roman" w:hAnsi="Arial" w:cs="Arial"/>
                 <w:iCs/>
-                <w:sz w:val="16"/>
-                <w:szCs w:val="16"/>
-                <w:lang w:eastAsia="pl-PL"/>
+                <w:kern w:val="0"/>
+                <w:sz w:val="16"/>
+                <w:szCs w:val="16"/>
+                <w:lang w:val="pl-PL" w:eastAsia="pl-PL"/>
               </w:rPr>
               <w:t>1</w:t>
             </w:r>
@@ -2497,25 +2285,41 @@
         <w:tc>
           <w:tcPr>
             <w:tcW w:w="1418" w:type="dxa"/>
+            <w:tcBorders>
+              <w:top w:val="single" w:sz="4" w:space="0" w:color="000000"/>
+              <w:left w:val="single" w:sz="4" w:space="0" w:color="000000"/>
+              <w:bottom w:val="single" w:sz="4" w:space="0" w:color="000000"/>
+              <w:right w:val="single" w:sz="4" w:space="0" w:color="000000"/>
+            </w:tcBorders>
+            <w:shd w:val="clear" w:color="auto" w:fill="auto"/>
+            <w:tcMar>
+              <w:top w:w="0" w:type="dxa"/>
+              <w:left w:w="108" w:type="dxa"/>
+              <w:bottom w:w="0" w:type="dxa"/>
+              <w:right w:w="108" w:type="dxa"/>
+            </w:tcMar>
           </w:tcPr>
           <w:p>
             <w:pPr>
               <w:widowControl w:val="0"/>
+              <w:spacing w:after="0" w:line="240" w:lineRule="auto"/>
               <w:rPr>
                 <w:rFonts w:ascii="Arial" w:eastAsia="Times New Roman" w:hAnsi="Arial" w:cs="Arial"/>
                 <w:iCs/>
-                <w:sz w:val="16"/>
-                <w:szCs w:val="16"/>
-                <w:lang w:eastAsia="pl-PL"/>
+                <w:kern w:val="0"/>
+                <w:sz w:val="16"/>
+                <w:szCs w:val="16"/>
+                <w:lang w:val="pl-PL" w:eastAsia="pl-PL"/>
               </w:rPr>
             </w:pPr>
             <w:r>
               <w:rPr>
                 <w:rFonts w:ascii="Arial" w:eastAsia="Times New Roman" w:hAnsi="Arial" w:cs="Arial"/>
                 <w:iCs/>
-                <w:sz w:val="16"/>
-                <w:szCs w:val="16"/>
-                <w:lang w:eastAsia="pl-PL"/>
+                <w:kern w:val="0"/>
+                <w:sz w:val="16"/>
+                <w:szCs w:val="16"/>
+                <w:lang w:val="pl-PL" w:eastAsia="pl-PL"/>
               </w:rPr>
               <w:t>Plan ogólny miasta Szczecin</w:t>
             </w:r>
@@ -2524,25 +2328,41 @@
         <w:tc>
           <w:tcPr>
             <w:tcW w:w="2515" w:type="dxa"/>
+            <w:tcBorders>
+              <w:top w:val="single" w:sz="4" w:space="0" w:color="000000"/>
+              <w:left w:val="single" w:sz="4" w:space="0" w:color="000000"/>
+              <w:bottom w:val="single" w:sz="4" w:space="0" w:color="000000"/>
+              <w:right w:val="single" w:sz="4" w:space="0" w:color="000000"/>
+            </w:tcBorders>
+            <w:shd w:val="clear" w:color="auto" w:fill="auto"/>
+            <w:tcMar>
+              <w:top w:w="0" w:type="dxa"/>
+              <w:left w:w="108" w:type="dxa"/>
+              <w:bottom w:w="0" w:type="dxa"/>
+              <w:right w:w="108" w:type="dxa"/>
+            </w:tcMar>
           </w:tcPr>
           <w:p>
             <w:pPr>
               <w:widowControl w:val="0"/>
-              <w:rPr>
-                <w:rFonts w:ascii="Arial" w:hAnsi="Arial" w:cs="Arial"/>
-                <w:iCs/>
-                <w:sz w:val="16"/>
-                <w:szCs w:val="16"/>
-                <w:lang w:eastAsia="pl-PL"/>
+              <w:spacing w:after="0" w:line="240" w:lineRule="auto"/>
+              <w:rPr>
+                <w:rFonts w:ascii="Arial" w:eastAsia="Calibri" w:hAnsi="Arial" w:cs="Arial"/>
+                <w:iCs/>
+                <w:kern w:val="0"/>
+                <w:sz w:val="16"/>
+                <w:szCs w:val="16"/>
+                <w:lang w:val="pl-PL" w:eastAsia="pl-PL"/>
               </w:rPr>
             </w:pPr>
             <w:r>
               <w:rPr>
-                <w:rFonts w:ascii="Arial" w:hAnsi="Arial" w:cs="Arial"/>
-                <w:iCs/>
-                <w:sz w:val="16"/>
-                <w:szCs w:val="16"/>
-                <w:lang w:eastAsia="pl-PL"/>
+                <w:rFonts w:ascii="Arial" w:eastAsia="Calibri" w:hAnsi="Arial" w:cs="Arial"/>
+                <w:iCs/>
+                <w:kern w:val="0"/>
+                <w:sz w:val="16"/>
+                <w:szCs w:val="16"/>
+                <w:lang w:val="pl-PL" w:eastAsia="pl-PL"/>
               </w:rPr>
               <w:t>326201_1.4116.2/1 (całość)</w:t>
             </w:r>
@@ -2550,21 +2370,24 @@
           <w:p>
             <w:pPr>
               <w:widowControl w:val="0"/>
-              <w:rPr>
-                <w:rFonts w:ascii="Arial" w:hAnsi="Arial" w:cs="Arial"/>
-                <w:iCs/>
-                <w:sz w:val="16"/>
-                <w:szCs w:val="16"/>
-                <w:lang w:eastAsia="pl-PL"/>
+              <w:spacing w:after="0" w:line="240" w:lineRule="auto"/>
+              <w:rPr>
+                <w:rFonts w:ascii="Arial" w:eastAsia="Calibri" w:hAnsi="Arial" w:cs="Arial"/>
+                <w:iCs/>
+                <w:kern w:val="0"/>
+                <w:sz w:val="16"/>
+                <w:szCs w:val="16"/>
+                <w:lang w:val="pl-PL" w:eastAsia="pl-PL"/>
               </w:rPr>
             </w:pPr>
             <w:r>
               <w:rPr>
-                <w:rFonts w:ascii="Arial" w:hAnsi="Arial" w:cs="Arial"/>
-                <w:iCs/>
-                <w:sz w:val="16"/>
-                <w:szCs w:val="16"/>
-                <w:lang w:eastAsia="pl-PL"/>
+                <w:rFonts w:ascii="Arial" w:eastAsia="Calibri" w:hAnsi="Arial" w:cs="Arial"/>
+                <w:iCs/>
+                <w:kern w:val="0"/>
+                <w:sz w:val="16"/>
+                <w:szCs w:val="16"/>
+                <w:lang w:val="pl-PL" w:eastAsia="pl-PL"/>
               </w:rPr>
               <w:t>326201_1.4116.2/3 (całość)</w:t>
             </w:r>
@@ -2572,21 +2395,24 @@
           <w:p>
             <w:pPr>
               <w:widowControl w:val="0"/>
-              <w:rPr>
-                <w:rFonts w:ascii="Arial" w:hAnsi="Arial" w:cs="Arial"/>
-                <w:iCs/>
-                <w:sz w:val="16"/>
-                <w:szCs w:val="16"/>
-                <w:lang w:eastAsia="pl-PL"/>
+              <w:spacing w:after="0" w:line="240" w:lineRule="auto"/>
+              <w:rPr>
+                <w:rFonts w:ascii="Arial" w:eastAsia="Calibri" w:hAnsi="Arial" w:cs="Arial"/>
+                <w:iCs/>
+                <w:kern w:val="0"/>
+                <w:sz w:val="16"/>
+                <w:szCs w:val="16"/>
+                <w:lang w:val="pl-PL" w:eastAsia="pl-PL"/>
               </w:rPr>
             </w:pPr>
             <w:r>
               <w:rPr>
-                <w:rFonts w:ascii="Arial" w:hAnsi="Arial" w:cs="Arial"/>
-                <w:iCs/>
-                <w:sz w:val="16"/>
-                <w:szCs w:val="16"/>
-                <w:lang w:eastAsia="pl-PL"/>
+                <w:rFonts w:ascii="Arial" w:eastAsia="Calibri" w:hAnsi="Arial" w:cs="Arial"/>
+                <w:iCs/>
+                <w:kern w:val="0"/>
+                <w:sz w:val="16"/>
+                <w:szCs w:val="16"/>
+                <w:lang w:val="pl-PL" w:eastAsia="pl-PL"/>
               </w:rPr>
               <w:t>326201_1.4116.2/6 (cała)</w:t>
             </w:r>
@@ -2594,21 +2420,24 @@
           <w:p>
             <w:pPr>
               <w:widowControl w:val="0"/>
-              <w:rPr>
-                <w:rFonts w:ascii="Arial" w:hAnsi="Arial" w:cs="Arial"/>
-                <w:iCs/>
-                <w:sz w:val="16"/>
-                <w:szCs w:val="16"/>
-                <w:lang w:eastAsia="pl-PL"/>
+              <w:spacing w:after="0" w:line="240" w:lineRule="auto"/>
+              <w:rPr>
+                <w:rFonts w:ascii="Arial" w:eastAsia="Calibri" w:hAnsi="Arial" w:cs="Arial"/>
+                <w:iCs/>
+                <w:kern w:val="0"/>
+                <w:sz w:val="16"/>
+                <w:szCs w:val="16"/>
+                <w:lang w:val="pl-PL" w:eastAsia="pl-PL"/>
               </w:rPr>
             </w:pPr>
             <w:r>
               <w:rPr>
-                <w:rFonts w:ascii="Arial" w:hAnsi="Arial" w:cs="Arial"/>
-                <w:iCs/>
-                <w:sz w:val="16"/>
-                <w:szCs w:val="16"/>
-                <w:lang w:eastAsia="pl-PL"/>
+                <w:rFonts w:ascii="Arial" w:eastAsia="Calibri" w:hAnsi="Arial" w:cs="Arial"/>
+                <w:iCs/>
+                <w:kern w:val="0"/>
+                <w:sz w:val="16"/>
+                <w:szCs w:val="16"/>
+                <w:lang w:val="pl-PL" w:eastAsia="pl-PL"/>
               </w:rPr>
               <w:t>326201_1.4116.2/7 (część)</w:t>
             </w:r>
@@ -2616,21 +2445,24 @@
           <w:p>
             <w:pPr>
               <w:widowControl w:val="0"/>
-              <w:rPr>
-                <w:rFonts w:ascii="Arial" w:hAnsi="Arial" w:cs="Arial"/>
-                <w:iCs/>
-                <w:sz w:val="16"/>
-                <w:szCs w:val="16"/>
-                <w:lang w:eastAsia="pl-PL"/>
+              <w:spacing w:after="0" w:line="240" w:lineRule="auto"/>
+              <w:rPr>
+                <w:rFonts w:ascii="Arial" w:eastAsia="Calibri" w:hAnsi="Arial" w:cs="Arial"/>
+                <w:iCs/>
+                <w:kern w:val="0"/>
+                <w:sz w:val="16"/>
+                <w:szCs w:val="16"/>
+                <w:lang w:val="pl-PL" w:eastAsia="pl-PL"/>
               </w:rPr>
             </w:pPr>
             <w:r>
               <w:rPr>
-                <w:rFonts w:ascii="Arial" w:hAnsi="Arial" w:cs="Arial"/>
-                <w:iCs/>
-                <w:sz w:val="16"/>
-                <w:szCs w:val="16"/>
-                <w:lang w:eastAsia="pl-PL"/>
+                <w:rFonts w:ascii="Arial" w:eastAsia="Calibri" w:hAnsi="Arial" w:cs="Arial"/>
+                <w:iCs/>
+                <w:kern w:val="0"/>
+                <w:sz w:val="16"/>
+                <w:szCs w:val="16"/>
+                <w:lang w:val="pl-PL" w:eastAsia="pl-PL"/>
               </w:rPr>
               <w:t>326201_1.4116.3 (część)</w:t>
             </w:r>
@@ -2638,21 +2470,24 @@
           <w:p>
             <w:pPr>
               <w:widowControl w:val="0"/>
-              <w:rPr>
-                <w:rFonts w:ascii="Arial" w:hAnsi="Arial" w:cs="Arial"/>
-                <w:iCs/>
-                <w:sz w:val="16"/>
-                <w:szCs w:val="16"/>
-                <w:lang w:eastAsia="pl-PL"/>
+              <w:spacing w:after="0" w:line="240" w:lineRule="auto"/>
+              <w:rPr>
+                <w:rFonts w:ascii="Arial" w:eastAsia="Calibri" w:hAnsi="Arial" w:cs="Arial"/>
+                <w:iCs/>
+                <w:kern w:val="0"/>
+                <w:sz w:val="16"/>
+                <w:szCs w:val="16"/>
+                <w:lang w:val="pl-PL" w:eastAsia="pl-PL"/>
               </w:rPr>
             </w:pPr>
             <w:r>
               <w:rPr>
-                <w:rFonts w:ascii="Arial" w:hAnsi="Arial" w:cs="Arial"/>
-                <w:iCs/>
-                <w:sz w:val="16"/>
-                <w:szCs w:val="16"/>
-                <w:lang w:eastAsia="pl-PL"/>
+                <w:rFonts w:ascii="Arial" w:eastAsia="Calibri" w:hAnsi="Arial" w:cs="Arial"/>
+                <w:iCs/>
+                <w:kern w:val="0"/>
+                <w:sz w:val="16"/>
+                <w:szCs w:val="16"/>
+                <w:lang w:val="pl-PL" w:eastAsia="pl-PL"/>
               </w:rPr>
               <w:t>326201_1.4116.4 (część)</w:t>
             </w:r>
@@ -2660,21 +2495,24 @@
           <w:p>
             <w:pPr>
               <w:widowControl w:val="0"/>
-              <w:rPr>
-                <w:rFonts w:ascii="Arial" w:hAnsi="Arial" w:cs="Arial"/>
-                <w:iCs/>
-                <w:sz w:val="16"/>
-                <w:szCs w:val="16"/>
-                <w:lang w:eastAsia="pl-PL"/>
+              <w:spacing w:after="0" w:line="240" w:lineRule="auto"/>
+              <w:rPr>
+                <w:rFonts w:ascii="Arial" w:eastAsia="Calibri" w:hAnsi="Arial" w:cs="Arial"/>
+                <w:iCs/>
+                <w:kern w:val="0"/>
+                <w:sz w:val="16"/>
+                <w:szCs w:val="16"/>
+                <w:lang w:val="pl-PL" w:eastAsia="pl-PL"/>
               </w:rPr>
             </w:pPr>
             <w:r>
               <w:rPr>
-                <w:rFonts w:ascii="Arial" w:hAnsi="Arial" w:cs="Arial"/>
-                <w:iCs/>
-                <w:sz w:val="16"/>
-                <w:szCs w:val="16"/>
-                <w:lang w:eastAsia="pl-PL"/>
+                <w:rFonts w:ascii="Arial" w:eastAsia="Calibri" w:hAnsi="Arial" w:cs="Arial"/>
+                <w:iCs/>
+                <w:kern w:val="0"/>
+                <w:sz w:val="16"/>
+                <w:szCs w:val="16"/>
+                <w:lang w:val="pl-PL" w:eastAsia="pl-PL"/>
               </w:rPr>
               <w:t>326201_1.4116.5 (cała)</w:t>
             </w:r>
@@ -2682,21 +2520,24 @@
           <w:p>
             <w:pPr>
               <w:widowControl w:val="0"/>
-              <w:rPr>
-                <w:rFonts w:ascii="Arial" w:hAnsi="Arial" w:cs="Arial"/>
-                <w:iCs/>
-                <w:sz w:val="16"/>
-                <w:szCs w:val="16"/>
-                <w:lang w:eastAsia="pl-PL"/>
+              <w:spacing w:after="0" w:line="240" w:lineRule="auto"/>
+              <w:rPr>
+                <w:rFonts w:ascii="Arial" w:eastAsia="Calibri" w:hAnsi="Arial" w:cs="Arial"/>
+                <w:iCs/>
+                <w:kern w:val="0"/>
+                <w:sz w:val="16"/>
+                <w:szCs w:val="16"/>
+                <w:lang w:val="pl-PL" w:eastAsia="pl-PL"/>
               </w:rPr>
             </w:pPr>
             <w:r>
               <w:rPr>
-                <w:rFonts w:ascii="Arial" w:hAnsi="Arial" w:cs="Arial"/>
-                <w:iCs/>
-                <w:sz w:val="16"/>
-                <w:szCs w:val="16"/>
-                <w:lang w:eastAsia="pl-PL"/>
+                <w:rFonts w:ascii="Arial" w:eastAsia="Calibri" w:hAnsi="Arial" w:cs="Arial"/>
+                <w:iCs/>
+                <w:kern w:val="0"/>
+                <w:sz w:val="16"/>
+                <w:szCs w:val="16"/>
+                <w:lang w:val="pl-PL" w:eastAsia="pl-PL"/>
               </w:rPr>
               <w:t>326201_1.4116.6 (cała)</w:t>
             </w:r>
@@ -2704,21 +2545,24 @@
           <w:p>
             <w:pPr>
               <w:widowControl w:val="0"/>
-              <w:rPr>
-                <w:rFonts w:ascii="Arial" w:hAnsi="Arial" w:cs="Arial"/>
-                <w:iCs/>
-                <w:sz w:val="16"/>
-                <w:szCs w:val="16"/>
-                <w:lang w:eastAsia="pl-PL"/>
+              <w:spacing w:after="0" w:line="240" w:lineRule="auto"/>
+              <w:rPr>
+                <w:rFonts w:ascii="Arial" w:eastAsia="Calibri" w:hAnsi="Arial" w:cs="Arial"/>
+                <w:iCs/>
+                <w:kern w:val="0"/>
+                <w:sz w:val="16"/>
+                <w:szCs w:val="16"/>
+                <w:lang w:val="pl-PL" w:eastAsia="pl-PL"/>
               </w:rPr>
             </w:pPr>
             <w:r>
               <w:rPr>
-                <w:rFonts w:ascii="Arial" w:hAnsi="Arial" w:cs="Arial"/>
-                <w:iCs/>
-                <w:sz w:val="16"/>
-                <w:szCs w:val="16"/>
-                <w:lang w:eastAsia="pl-PL"/>
+                <w:rFonts w:ascii="Arial" w:eastAsia="Calibri" w:hAnsi="Arial" w:cs="Arial"/>
+                <w:iCs/>
+                <w:kern w:val="0"/>
+                <w:sz w:val="16"/>
+                <w:szCs w:val="16"/>
+                <w:lang w:val="pl-PL" w:eastAsia="pl-PL"/>
               </w:rPr>
               <w:t>326201_1.4116.7 (cała)</w:t>
             </w:r>
@@ -2726,21 +2570,24 @@
           <w:p>
             <w:pPr>
               <w:widowControl w:val="0"/>
-              <w:rPr>
-                <w:rFonts w:ascii="Arial" w:hAnsi="Arial" w:cs="Arial"/>
-                <w:iCs/>
-                <w:sz w:val="16"/>
-                <w:szCs w:val="16"/>
-                <w:lang w:eastAsia="pl-PL"/>
+              <w:spacing w:after="0" w:line="240" w:lineRule="auto"/>
+              <w:rPr>
+                <w:rFonts w:ascii="Arial" w:eastAsia="Calibri" w:hAnsi="Arial" w:cs="Arial"/>
+                <w:iCs/>
+                <w:kern w:val="0"/>
+                <w:sz w:val="16"/>
+                <w:szCs w:val="16"/>
+                <w:lang w:val="pl-PL" w:eastAsia="pl-PL"/>
               </w:rPr>
             </w:pPr>
             <w:r>
               <w:rPr>
-                <w:rFonts w:ascii="Arial" w:hAnsi="Arial" w:cs="Arial"/>
-                <w:iCs/>
-                <w:sz w:val="16"/>
-                <w:szCs w:val="16"/>
-                <w:lang w:eastAsia="pl-PL"/>
+                <w:rFonts w:ascii="Arial" w:eastAsia="Calibri" w:hAnsi="Arial" w:cs="Arial"/>
+                <w:iCs/>
+                <w:kern w:val="0"/>
+                <w:sz w:val="16"/>
+                <w:szCs w:val="16"/>
+                <w:lang w:val="pl-PL" w:eastAsia="pl-PL"/>
               </w:rPr>
               <w:t>326201_1.4116.8 (część)</w:t>
             </w:r>
@@ -2748,21 +2595,24 @@
           <w:p>
             <w:pPr>
               <w:widowControl w:val="0"/>
-              <w:rPr>
-                <w:rFonts w:ascii="Arial" w:hAnsi="Arial" w:cs="Arial"/>
-                <w:iCs/>
-                <w:sz w:val="16"/>
-                <w:szCs w:val="16"/>
-                <w:lang w:eastAsia="pl-PL"/>
+              <w:spacing w:after="0" w:line="240" w:lineRule="auto"/>
+              <w:rPr>
+                <w:rFonts w:ascii="Arial" w:eastAsia="Calibri" w:hAnsi="Arial" w:cs="Arial"/>
+                <w:iCs/>
+                <w:kern w:val="0"/>
+                <w:sz w:val="16"/>
+                <w:szCs w:val="16"/>
+                <w:lang w:val="pl-PL" w:eastAsia="pl-PL"/>
               </w:rPr>
             </w:pPr>
             <w:r>
               <w:rPr>
-                <w:rFonts w:ascii="Arial" w:hAnsi="Arial" w:cs="Arial"/>
-                <w:iCs/>
-                <w:sz w:val="16"/>
-                <w:szCs w:val="16"/>
-                <w:lang w:eastAsia="pl-PL"/>
+                <w:rFonts w:ascii="Arial" w:eastAsia="Calibri" w:hAnsi="Arial" w:cs="Arial"/>
+                <w:iCs/>
+                <w:kern w:val="0"/>
+                <w:sz w:val="16"/>
+                <w:szCs w:val="16"/>
+                <w:lang w:val="pl-PL" w:eastAsia="pl-PL"/>
               </w:rPr>
               <w:t>326201_1.4116.9 (całość)</w:t>
             </w:r>
@@ -2770,21 +2620,24 @@
           <w:p>
             <w:pPr>
               <w:widowControl w:val="0"/>
-              <w:rPr>
-                <w:rFonts w:ascii="Arial" w:hAnsi="Arial" w:cs="Arial"/>
-                <w:iCs/>
-                <w:sz w:val="16"/>
-                <w:szCs w:val="16"/>
-                <w:lang w:eastAsia="pl-PL"/>
+              <w:spacing w:after="0" w:line="240" w:lineRule="auto"/>
+              <w:rPr>
+                <w:rFonts w:ascii="Arial" w:eastAsia="Calibri" w:hAnsi="Arial" w:cs="Arial"/>
+                <w:iCs/>
+                <w:kern w:val="0"/>
+                <w:sz w:val="16"/>
+                <w:szCs w:val="16"/>
+                <w:lang w:val="pl-PL" w:eastAsia="pl-PL"/>
               </w:rPr>
             </w:pPr>
             <w:r>
               <w:rPr>
-                <w:rFonts w:ascii="Arial" w:hAnsi="Arial" w:cs="Arial"/>
-                <w:iCs/>
-                <w:sz w:val="16"/>
-                <w:szCs w:val="16"/>
-                <w:lang w:eastAsia="pl-PL"/>
+                <w:rFonts w:ascii="Arial" w:eastAsia="Calibri" w:hAnsi="Arial" w:cs="Arial"/>
+                <w:iCs/>
+                <w:kern w:val="0"/>
+                <w:sz w:val="16"/>
+                <w:szCs w:val="16"/>
+                <w:lang w:val="pl-PL" w:eastAsia="pl-PL"/>
               </w:rPr>
               <w:t>326201_1.4116.10 (całość)</w:t>
             </w:r>
@@ -2792,21 +2645,24 @@
           <w:p>
             <w:pPr>
               <w:widowControl w:val="0"/>
-              <w:rPr>
-                <w:rFonts w:ascii="Arial" w:hAnsi="Arial" w:cs="Arial"/>
-                <w:iCs/>
-                <w:sz w:val="16"/>
-                <w:szCs w:val="16"/>
-                <w:lang w:eastAsia="pl-PL"/>
+              <w:spacing w:after="0" w:line="240" w:lineRule="auto"/>
+              <w:rPr>
+                <w:rFonts w:ascii="Arial" w:eastAsia="Calibri" w:hAnsi="Arial" w:cs="Arial"/>
+                <w:iCs/>
+                <w:kern w:val="0"/>
+                <w:sz w:val="16"/>
+                <w:szCs w:val="16"/>
+                <w:lang w:val="pl-PL" w:eastAsia="pl-PL"/>
               </w:rPr>
             </w:pPr>
             <w:r>
               <w:rPr>
-                <w:rFonts w:ascii="Arial" w:hAnsi="Arial" w:cs="Arial"/>
-                <w:iCs/>
-                <w:sz w:val="16"/>
-                <w:szCs w:val="16"/>
-                <w:lang w:eastAsia="pl-PL"/>
+                <w:rFonts w:ascii="Arial" w:eastAsia="Calibri" w:hAnsi="Arial" w:cs="Arial"/>
+                <w:iCs/>
+                <w:kern w:val="0"/>
+                <w:sz w:val="16"/>
+                <w:szCs w:val="16"/>
+                <w:lang w:val="pl-PL" w:eastAsia="pl-PL"/>
               </w:rPr>
               <w:t>326201_1.4116.11 (część)</w:t>
             </w:r>
@@ -2814,21 +2670,24 @@
           <w:p>
             <w:pPr>
               <w:widowControl w:val="0"/>
-              <w:rPr>
-                <w:rFonts w:ascii="Arial" w:hAnsi="Arial" w:cs="Arial"/>
-                <w:iCs/>
-                <w:sz w:val="16"/>
-                <w:szCs w:val="16"/>
-                <w:lang w:eastAsia="pl-PL"/>
+              <w:spacing w:after="0" w:line="240" w:lineRule="auto"/>
+              <w:rPr>
+                <w:rFonts w:ascii="Arial" w:eastAsia="Calibri" w:hAnsi="Arial" w:cs="Arial"/>
+                <w:iCs/>
+                <w:kern w:val="0"/>
+                <w:sz w:val="16"/>
+                <w:szCs w:val="16"/>
+                <w:lang w:val="pl-PL" w:eastAsia="pl-PL"/>
               </w:rPr>
             </w:pPr>
             <w:r>
               <w:rPr>
-                <w:rFonts w:ascii="Arial" w:hAnsi="Arial" w:cs="Arial"/>
-                <w:iCs/>
-                <w:sz w:val="16"/>
-                <w:szCs w:val="16"/>
-                <w:lang w:eastAsia="pl-PL"/>
+                <w:rFonts w:ascii="Arial" w:eastAsia="Calibri" w:hAnsi="Arial" w:cs="Arial"/>
+                <w:iCs/>
+                <w:kern w:val="0"/>
+                <w:sz w:val="16"/>
+                <w:szCs w:val="16"/>
+                <w:lang w:val="pl-PL" w:eastAsia="pl-PL"/>
               </w:rPr>
               <w:t>326201_1.4116.12 (część)</w:t>
             </w:r>
@@ -2836,21 +2695,24 @@
           <w:p>
             <w:pPr>
               <w:widowControl w:val="0"/>
-              <w:rPr>
-                <w:rFonts w:ascii="Arial" w:hAnsi="Arial" w:cs="Arial"/>
-                <w:iCs/>
-                <w:sz w:val="16"/>
-                <w:szCs w:val="16"/>
-                <w:lang w:eastAsia="pl-PL"/>
+              <w:spacing w:after="0" w:line="240" w:lineRule="auto"/>
+              <w:rPr>
+                <w:rFonts w:ascii="Arial" w:eastAsia="Calibri" w:hAnsi="Arial" w:cs="Arial"/>
+                <w:iCs/>
+                <w:kern w:val="0"/>
+                <w:sz w:val="16"/>
+                <w:szCs w:val="16"/>
+                <w:lang w:val="pl-PL" w:eastAsia="pl-PL"/>
               </w:rPr>
             </w:pPr>
             <w:r>
               <w:rPr>
-                <w:rFonts w:ascii="Arial" w:hAnsi="Arial" w:cs="Arial"/>
-                <w:iCs/>
-                <w:sz w:val="16"/>
-                <w:szCs w:val="16"/>
-                <w:lang w:eastAsia="pl-PL"/>
+                <w:rFonts w:ascii="Arial" w:eastAsia="Calibri" w:hAnsi="Arial" w:cs="Arial"/>
+                <w:iCs/>
+                <w:kern w:val="0"/>
+                <w:sz w:val="16"/>
+                <w:szCs w:val="16"/>
+                <w:lang w:val="pl-PL" w:eastAsia="pl-PL"/>
               </w:rPr>
               <w:t>326201_1.4116.13 (całość)</w:t>
             </w:r>
@@ -2858,21 +2720,24 @@
           <w:p>
             <w:pPr>
               <w:widowControl w:val="0"/>
-              <w:rPr>
-                <w:rFonts w:ascii="Arial" w:hAnsi="Arial" w:cs="Arial"/>
-                <w:iCs/>
-                <w:sz w:val="16"/>
-                <w:szCs w:val="16"/>
-                <w:lang w:eastAsia="pl-PL"/>
+              <w:spacing w:after="0" w:line="240" w:lineRule="auto"/>
+              <w:rPr>
+                <w:rFonts w:ascii="Arial" w:eastAsia="Calibri" w:hAnsi="Arial" w:cs="Arial"/>
+                <w:iCs/>
+                <w:kern w:val="0"/>
+                <w:sz w:val="16"/>
+                <w:szCs w:val="16"/>
+                <w:lang w:val="pl-PL" w:eastAsia="pl-PL"/>
               </w:rPr>
             </w:pPr>
             <w:r>
               <w:rPr>
-                <w:rFonts w:ascii="Arial" w:hAnsi="Arial" w:cs="Arial"/>
-                <w:iCs/>
-                <w:sz w:val="16"/>
-                <w:szCs w:val="16"/>
-                <w:lang w:eastAsia="pl-PL"/>
+                <w:rFonts w:ascii="Arial" w:eastAsia="Calibri" w:hAnsi="Arial" w:cs="Arial"/>
+                <w:iCs/>
+                <w:kern w:val="0"/>
+                <w:sz w:val="16"/>
+                <w:szCs w:val="16"/>
+                <w:lang w:val="pl-PL" w:eastAsia="pl-PL"/>
               </w:rPr>
               <w:t>326201_1.4116.14 (część)</w:t>
             </w:r>
@@ -2880,21 +2745,24 @@
           <w:p>
             <w:pPr>
               <w:widowControl w:val="0"/>
-              <w:rPr>
-                <w:rFonts w:ascii="Arial" w:hAnsi="Arial" w:cs="Arial"/>
-                <w:iCs/>
-                <w:sz w:val="16"/>
-                <w:szCs w:val="16"/>
-                <w:lang w:eastAsia="pl-PL"/>
+              <w:spacing w:after="0" w:line="240" w:lineRule="auto"/>
+              <w:rPr>
+                <w:rFonts w:ascii="Arial" w:eastAsia="Calibri" w:hAnsi="Arial" w:cs="Arial"/>
+                <w:iCs/>
+                <w:kern w:val="0"/>
+                <w:sz w:val="16"/>
+                <w:szCs w:val="16"/>
+                <w:lang w:val="pl-PL" w:eastAsia="pl-PL"/>
               </w:rPr>
             </w:pPr>
             <w:r>
               <w:rPr>
-                <w:rFonts w:ascii="Arial" w:hAnsi="Arial" w:cs="Arial"/>
-                <w:iCs/>
-                <w:sz w:val="16"/>
-                <w:szCs w:val="16"/>
-                <w:lang w:eastAsia="pl-PL"/>
+                <w:rFonts w:ascii="Arial" w:eastAsia="Calibri" w:hAnsi="Arial" w:cs="Arial"/>
+                <w:iCs/>
+                <w:kern w:val="0"/>
+                <w:sz w:val="16"/>
+                <w:szCs w:val="16"/>
+                <w:lang w:val="pl-PL" w:eastAsia="pl-PL"/>
               </w:rPr>
               <w:t>326201_1.4116.15 (część)</w:t>
             </w:r>
@@ -2902,21 +2770,24 @@
           <w:p>
             <w:pPr>
               <w:widowControl w:val="0"/>
-              <w:rPr>
-                <w:rFonts w:ascii="Arial" w:hAnsi="Arial" w:cs="Arial"/>
-                <w:iCs/>
-                <w:sz w:val="16"/>
-                <w:szCs w:val="16"/>
-                <w:lang w:eastAsia="pl-PL"/>
+              <w:spacing w:after="0" w:line="240" w:lineRule="auto"/>
+              <w:rPr>
+                <w:rFonts w:ascii="Arial" w:eastAsia="Calibri" w:hAnsi="Arial" w:cs="Arial"/>
+                <w:iCs/>
+                <w:kern w:val="0"/>
+                <w:sz w:val="16"/>
+                <w:szCs w:val="16"/>
+                <w:lang w:val="pl-PL" w:eastAsia="pl-PL"/>
               </w:rPr>
             </w:pPr>
             <w:r>
               <w:rPr>
-                <w:rFonts w:ascii="Arial" w:hAnsi="Arial" w:cs="Arial"/>
-                <w:iCs/>
-                <w:sz w:val="16"/>
-                <w:szCs w:val="16"/>
-                <w:lang w:eastAsia="pl-PL"/>
+                <w:rFonts w:ascii="Arial" w:eastAsia="Calibri" w:hAnsi="Arial" w:cs="Arial"/>
+                <w:iCs/>
+                <w:kern w:val="0"/>
+                <w:sz w:val="16"/>
+                <w:szCs w:val="16"/>
+                <w:lang w:val="pl-PL" w:eastAsia="pl-PL"/>
               </w:rPr>
               <w:t>326201_1.4116.16 (część)</w:t>
             </w:r>
@@ -2924,12 +2795,14 @@
           <w:p>
             <w:pPr>
               <w:widowControl w:val="0"/>
+              <w:spacing w:after="0" w:line="240" w:lineRule="auto"/>
               <w:rPr>
                 <w:rFonts w:ascii="Arial" w:eastAsia="Times New Roman" w:hAnsi="Arial" w:cs="Arial"/>
                 <w:iCs/>
-                <w:sz w:val="16"/>
-                <w:szCs w:val="16"/>
-                <w:lang w:eastAsia="pl-PL"/>
+                <w:kern w:val="0"/>
+                <w:sz w:val="16"/>
+                <w:szCs w:val="16"/>
+                <w:lang w:val="pl-PL" w:eastAsia="pl-PL"/>
               </w:rPr>
             </w:pPr>
           </w:p>
@@ -2937,57 +2810,54 @@
         <w:tc>
           <w:tcPr>
             <w:tcW w:w="2430" w:type="dxa"/>
+            <w:tcBorders>
+              <w:top w:val="single" w:sz="4" w:space="0" w:color="000000"/>
+              <w:left w:val="single" w:sz="4" w:space="0" w:color="000000"/>
+              <w:bottom w:val="single" w:sz="4" w:space="0" w:color="000000"/>
+              <w:right w:val="single" w:sz="4" w:space="0" w:color="000000"/>
+            </w:tcBorders>
+            <w:shd w:val="clear" w:color="auto" w:fill="auto"/>
+            <w:tcMar>
+              <w:top w:w="0" w:type="dxa"/>
+              <w:left w:w="108" w:type="dxa"/>
+              <w:bottom w:w="0" w:type="dxa"/>
+              <w:right w:w="108" w:type="dxa"/>
+            </w:tcMar>
           </w:tcPr>
           <w:p>
             <w:pPr>
               <w:widowControl w:val="0"/>
+              <w:spacing w:after="0" w:line="240" w:lineRule="auto"/>
               <w:jc w:val="center"/>
+            </w:pPr>
+            <w:r>
+              <w:rPr>
+                <w:rFonts w:ascii="Segoe UI Symbol" w:eastAsia="Times New Roman" w:hAnsi="Segoe UI Symbol" w:cs="Segoe UI Symbol"/>
+                <w:iCs/>
+                <w:kern w:val="0"/>
+                <w:sz w:val="20"/>
+                <w:lang w:val="pl-PL"/>
+              </w:rPr>
+              <w:t>☐</w:t>
+            </w:r>
+            <w:r>
               <w:rPr>
                 <w:rFonts w:ascii="Arial" w:eastAsia="Times New Roman" w:hAnsi="Arial" w:cs="Arial"/>
                 <w:iCs/>
+                <w:kern w:val="0"/>
                 <w:sz w:val="20"/>
-              </w:rPr>
-            </w:pPr>
-            <w:sdt>
-              <w:sdtPr>
-                <w:rPr>
-                  <w:rFonts w:ascii="Arial" w:eastAsia="Times New Roman" w:hAnsi="Arial" w:cs="Arial"/>
-                  <w:iCs/>
-                  <w:sz w:val="20"/>
-                </w:rPr>
-                <w:id w:val="629293441"/>
-                <w14:checkbox>
-                  <w14:checked w14:val="0"/>
-                  <w14:checkedState w14:val="2612" w14:font="MS Gothic"/>
-                  <w14:uncheckedState w14:val="2610" w14:font="MS Gothic"/>
-                </w14:checkbox>
-              </w:sdtPr>
-              <w:sdtEndPr/>
-              <w:sdtContent>
-                <w:r>
-                  <w:rPr>
-                    <w:rFonts w:ascii="Segoe UI Symbol" w:eastAsia="Times New Roman" w:hAnsi="Segoe UI Symbol" w:cs="Segoe UI Symbol"/>
-                    <w:iCs/>
-                    <w:sz w:val="20"/>
-                  </w:rPr>
-                  <w:t>☐</w:t>
-                </w:r>
-              </w:sdtContent>
-            </w:sdt>
+                <w:lang w:val="pl-PL"/>
+              </w:rPr>
+              <w:t xml:space="preserve"> </w:t>
+            </w:r>
             <w:r>
               <w:rPr>
                 <w:rFonts w:ascii="Arial" w:eastAsia="Times New Roman" w:hAnsi="Arial" w:cs="Arial"/>
                 <w:iCs/>
-                <w:sz w:val="20"/>
-              </w:rPr>
-              <w:t xml:space="preserve"> </w:t>
-            </w:r>
-            <w:r>
-              <w:rPr>
-                <w:rFonts w:ascii="Arial" w:eastAsia="Times New Roman" w:hAnsi="Arial" w:cs="Arial"/>
-                <w:iCs/>
-                <w:sz w:val="16"/>
-                <w:szCs w:val="16"/>
+                <w:kern w:val="0"/>
+                <w:sz w:val="16"/>
+                <w:szCs w:val="16"/>
+                <w:lang w:val="pl-PL"/>
               </w:rPr>
               <w:t>tak</w:t>
             </w:r>
@@ -2995,46 +2865,26 @@
           <w:p>
             <w:pPr>
               <w:widowControl w:val="0"/>
+              <w:spacing w:after="0" w:line="240" w:lineRule="auto"/>
               <w:jc w:val="center"/>
-              <w:rPr>
-                <w:rFonts w:ascii="MS Gothic" w:eastAsia="MS Gothic" w:hAnsi="MS Gothic" w:cs="Arial"/>
-                <w:iCs/>
-                <w:sz w:val="14"/>
-                <w:szCs w:val="14"/>
-                <w:lang w:eastAsia="pl-PL"/>
-              </w:rPr>
             </w:pPr>
-            <w:sdt>
-              <w:sdtPr>
-                <w:rPr>
-                  <w:rFonts w:ascii="Arial" w:eastAsia="Times New Roman" w:hAnsi="Arial" w:cs="Arial"/>
-                  <w:iCs/>
-                  <w:sz w:val="20"/>
-                </w:rPr>
-                <w:id w:val="888999039"/>
-                <w14:checkbox>
-                  <w14:checked w14:val="1"/>
-                  <w14:checkedState w14:val="2612" w14:font="MS Gothic"/>
-                  <w14:uncheckedState w14:val="2610" w14:font="MS Gothic"/>
-                </w14:checkbox>
-              </w:sdtPr>
-              <w:sdtEndPr/>
-              <w:sdtContent>
-                <w:r>
-                  <w:rPr>
-                    <w:rFonts w:ascii="Segoe UI Symbol" w:eastAsia="Times New Roman" w:hAnsi="Segoe UI Symbol" w:cs="Segoe UI Symbol"/>
-                    <w:iCs/>
-                    <w:sz w:val="20"/>
-                  </w:rPr>
-                  <w:t>☒</w:t>
-                </w:r>
-              </w:sdtContent>
-            </w:sdt>
+            <w:r>
+              <w:rPr>
+                <w:rFonts w:ascii="Segoe UI Symbol" w:eastAsia="Times New Roman" w:hAnsi="Segoe UI Symbol" w:cs="Segoe UI Symbol"/>
+                <w:iCs/>
+                <w:kern w:val="0"/>
+                <w:sz w:val="20"/>
+                <w:lang w:val="pl-PL"/>
+              </w:rPr>
+              <w:t>☒</w:t>
+            </w:r>
             <w:r>
               <w:rPr>
                 <w:rFonts w:ascii="Arial" w:eastAsia="Times New Roman" w:hAnsi="Arial" w:cs="Arial"/>
                 <w:iCs/>
+                <w:kern w:val="0"/>
                 <w:sz w:val="20"/>
+                <w:lang w:val="pl-PL"/>
               </w:rPr>
               <w:t xml:space="preserve"> </w:t>
             </w:r>
@@ -3042,8 +2892,10 @@
               <w:rPr>
                 <w:rFonts w:ascii="Arial" w:eastAsia="Times New Roman" w:hAnsi="Arial" w:cs="Arial"/>
                 <w:iCs/>
-                <w:sz w:val="16"/>
-                <w:szCs w:val="16"/>
+                <w:kern w:val="0"/>
+                <w:sz w:val="16"/>
+                <w:szCs w:val="16"/>
+                <w:lang w:val="pl-PL"/>
               </w:rPr>
               <w:t>nie</w:t>
             </w:r>
@@ -3052,25 +2904,41 @@
         <w:tc>
           <w:tcPr>
             <w:tcW w:w="3135" w:type="dxa"/>
+            <w:tcBorders>
+              <w:top w:val="single" w:sz="4" w:space="0" w:color="000000"/>
+              <w:left w:val="single" w:sz="4" w:space="0" w:color="000000"/>
+              <w:bottom w:val="single" w:sz="4" w:space="0" w:color="000000"/>
+              <w:right w:val="single" w:sz="4" w:space="0" w:color="000000"/>
+            </w:tcBorders>
+            <w:shd w:val="clear" w:color="auto" w:fill="auto"/>
+            <w:tcMar>
+              <w:top w:w="0" w:type="dxa"/>
+              <w:left w:w="108" w:type="dxa"/>
+              <w:bottom w:w="0" w:type="dxa"/>
+              <w:right w:w="108" w:type="dxa"/>
+            </w:tcMar>
           </w:tcPr>
           <w:p>
             <w:pPr>
               <w:widowControl w:val="0"/>
+              <w:spacing w:after="0" w:line="240" w:lineRule="auto"/>
               <w:rPr>
                 <w:rFonts w:ascii="Arial" w:eastAsia="Times New Roman" w:hAnsi="Arial" w:cs="Arial"/>
                 <w:iCs/>
-                <w:sz w:val="16"/>
-                <w:szCs w:val="16"/>
-                <w:lang w:eastAsia="pl-PL"/>
+                <w:kern w:val="0"/>
+                <w:sz w:val="16"/>
+                <w:szCs w:val="16"/>
+                <w:lang w:val="pl-PL" w:eastAsia="pl-PL"/>
               </w:rPr>
             </w:pPr>
             <w:r>
               <w:rPr>
                 <w:rFonts w:ascii="Arial" w:eastAsia="Times New Roman" w:hAnsi="Arial" w:cs="Arial"/>
                 <w:iCs/>
-                <w:sz w:val="16"/>
-                <w:szCs w:val="16"/>
-                <w:lang w:eastAsia="pl-PL"/>
+                <w:kern w:val="0"/>
+                <w:sz w:val="16"/>
+                <w:szCs w:val="16"/>
+                <w:lang w:val="pl-PL" w:eastAsia="pl-PL"/>
               </w:rPr>
               <w:t>Wnoszę o wyznaczenie „strefy zieleni i rekreacji” z profilem dodatkowym „teren usług sportu i rekreacji” zamiast „strefy usługowej” (z profilem dodatkowym „teren składów i magazynów”).</w:t>
             </w:r>
@@ -3078,33 +2946,33 @@
           <w:p>
             <w:pPr>
               <w:widowControl w:val="0"/>
+              <w:spacing w:after="0" w:line="240" w:lineRule="auto"/>
               <w:rPr>
                 <w:rFonts w:ascii="Arial" w:eastAsia="Times New Roman" w:hAnsi="Arial" w:cs="Arial"/>
                 <w:iCs/>
-                <w:sz w:val="16"/>
-                <w:szCs w:val="16"/>
-                <w:lang w:eastAsia="pl-PL"/>
+                <w:kern w:val="0"/>
+                <w:sz w:val="16"/>
+                <w:szCs w:val="16"/>
+                <w:lang w:val="pl-PL" w:eastAsia="pl-PL"/>
               </w:rPr>
             </w:pPr>
           </w:p>
           <w:p>
             <w:pPr>
               <w:widowControl w:val="0"/>
+              <w:spacing w:after="0" w:line="240" w:lineRule="auto"/>
+              <w:rPr>
+                <w:lang w:val="pl-PL"/>
+              </w:rPr>
+            </w:pPr>
+            <w:r>
               <w:rPr>
                 <w:rFonts w:ascii="Arial" w:eastAsia="Times New Roman" w:hAnsi="Arial" w:cs="Arial"/>
                 <w:iCs/>
-                <w:sz w:val="16"/>
-                <w:szCs w:val="16"/>
-                <w:lang w:eastAsia="pl-PL"/>
-              </w:rPr>
-            </w:pPr>
-            <w:r>
-              <w:rPr>
-                <w:rFonts w:ascii="Arial" w:eastAsia="Times New Roman" w:hAnsi="Arial" w:cs="Arial"/>
-                <w:iCs/>
-                <w:sz w:val="16"/>
-                <w:szCs w:val="16"/>
-                <w:lang w:eastAsia="pl-PL"/>
+                <w:kern w:val="0"/>
+                <w:sz w:val="16"/>
+                <w:szCs w:val="16"/>
+                <w:lang w:val="pl-PL" w:eastAsia="pl-PL"/>
               </w:rPr>
               <w:t xml:space="preserve">Szczegółowe uzasadnienie proponowanego rozwiązania przedstawiono w </w:t>
             </w:r>
@@ -3114,9 +2982,10 @@
                 <w:b/>
                 <w:bCs/>
                 <w:iCs/>
-                <w:sz w:val="16"/>
-                <w:szCs w:val="16"/>
-                <w:lang w:eastAsia="pl-PL"/>
+                <w:kern w:val="0"/>
+                <w:sz w:val="16"/>
+                <w:szCs w:val="16"/>
+                <w:lang w:val="pl-PL" w:eastAsia="pl-PL"/>
               </w:rPr>
               <w:t>Załączniku nr 2</w:t>
             </w:r>
@@ -3124,9 +2993,10 @@
               <w:rPr>
                 <w:rFonts w:ascii="Arial" w:eastAsia="Times New Roman" w:hAnsi="Arial" w:cs="Arial"/>
                 <w:iCs/>
-                <w:sz w:val="16"/>
-                <w:szCs w:val="16"/>
-                <w:lang w:eastAsia="pl-PL"/>
+                <w:kern w:val="0"/>
+                <w:sz w:val="16"/>
+                <w:szCs w:val="16"/>
+                <w:lang w:val="pl-PL" w:eastAsia="pl-PL"/>
               </w:rPr>
               <w:t>.</w:t>
             </w:r>
@@ -3147,7 +3017,6 @@
           <w:kern w:val="0"/>
           <w:sz w:val="20"/>
           <w:lang w:val="pl-PL" w:eastAsia="pl-PL"/>
-          <w14:ligatures w14:val="none"/>
         </w:rPr>
       </w:pPr>
     </w:p>
@@ -3160,17 +3029,15 @@
           <w:kern w:val="0"/>
           <w:sz w:val="20"/>
           <w:lang w:val="pl-PL" w:eastAsia="pl-PL"/>
-          <w14:ligatures w14:val="none"/>
-        </w:rPr>
-      </w:pPr>
-      <w:r>
-        <w:rPr>
-          <w:rFonts w:ascii="Arial" w:eastAsia="Times New Roman" w:hAnsi="Arial" w:cs="Arial"/>
-          <w:iCs/>
-          <w:kern w:val="0"/>
-          <w:sz w:val="20"/>
-          <w:lang w:val="pl-PL" w:eastAsia="pl-PL"/>
-          <w14:ligatures w14:val="none"/>
+        </w:rPr>
+      </w:pPr>
+      <w:r>
+        <w:rPr>
+          <w:rFonts w:ascii="Arial" w:eastAsia="Times New Roman" w:hAnsi="Arial" w:cs="Arial"/>
+          <w:iCs/>
+          <w:kern w:val="0"/>
+          <w:sz w:val="20"/>
+          <w:lang w:val="pl-PL" w:eastAsia="pl-PL"/>
         </w:rPr>
         <w:t>7.3. (Nieobowiązkowo) W przypadku wypełnienia, należy uzupełnić każdą z kolumn tabeli.</w:t>
       </w:r>
@@ -3188,7 +3055,6 @@
           <w:kern w:val="0"/>
           <w:sz w:val="20"/>
           <w:lang w:val="pl-PL" w:eastAsia="pl-PL"/>
-          <w14:ligatures w14:val="none"/>
         </w:rPr>
       </w:pPr>
       <w:bookmarkStart w:id="16" w:name="_Hlk150006504"/>
@@ -3199,18 +3065,20 @@
           <w:kern w:val="0"/>
           <w:sz w:val="20"/>
           <w:lang w:val="pl-PL" w:eastAsia="pl-PL"/>
-          <w14:ligatures w14:val="none"/>
         </w:rPr>
         <w:t>Szczegółowe informacje dotyczące działek ewidencyjnych oraz niektórych parametrów – w przypadku zaznaczenia w pkt 2: wniosku do projektu aktu (pkt 2.1), uwagi do konsultowanego projektu aktu (pkt 2.2) lub wniosku o zmianę aktu (pkt 2.3) oraz w pkt 3: planu ogólnego gminy (pkt 3.1) lub miejscowego planu zagospodarowania przestrzennego, w tym zintegrowanego planu inwestycyjnego lub miejscowego planu rewitalizacji (pkt 3.2):</w:t>
       </w:r>
     </w:p>
     <w:tbl>
       <w:tblPr>
-        <w:tblStyle w:val="TableGrid"/>
         <w:tblW w:w="9952" w:type="dxa"/>
         <w:tblInd w:w="108" w:type="dxa"/>
         <w:tblLayout w:type="fixed"/>
-        <w:tblLook w:val="04A0" w:firstRow="1" w:lastRow="0" w:firstColumn="1" w:lastColumn="0" w:noHBand="0" w:noVBand="1"/>
+        <w:tblCellMar>
+          <w:left w:w="10" w:type="dxa"/>
+          <w:right w:w="10" w:type="dxa"/>
+        </w:tblCellMar>
+        <w:tblLook w:val="0000" w:firstRow="0" w:lastRow="0" w:firstColumn="0" w:lastColumn="0" w:noHBand="0" w:noVBand="0"/>
       </w:tblPr>
       <w:tblGrid>
         <w:gridCol w:w="454"/>
@@ -3230,29 +3098,44 @@
         <w:tc>
           <w:tcPr>
             <w:tcW w:w="454" w:type="dxa"/>
+            <w:tcBorders>
+              <w:top w:val="single" w:sz="4" w:space="0" w:color="000000"/>
+              <w:left w:val="single" w:sz="4" w:space="0" w:color="000000"/>
+              <w:bottom w:val="single" w:sz="4" w:space="0" w:color="000000"/>
+              <w:right w:val="single" w:sz="4" w:space="0" w:color="000000"/>
+            </w:tcBorders>
+            <w:shd w:val="clear" w:color="auto" w:fill="auto"/>
+            <w:tcMar>
+              <w:top w:w="0" w:type="dxa"/>
+              <w:left w:w="108" w:type="dxa"/>
+              <w:bottom w:w="0" w:type="dxa"/>
+              <w:right w:w="108" w:type="dxa"/>
+            </w:tcMar>
             <w:vAlign w:val="center"/>
           </w:tcPr>
           <w:bookmarkEnd w:id="16"/>
           <w:p>
             <w:pPr>
               <w:widowControl w:val="0"/>
-              <w:spacing w:before="50" w:after="50"/>
+              <w:spacing w:before="50" w:after="50" w:line="240" w:lineRule="auto"/>
               <w:jc w:val="center"/>
               <w:rPr>
                 <w:rFonts w:ascii="Arial" w:eastAsia="Times New Roman" w:hAnsi="Arial" w:cs="Arial"/>
                 <w:iCs/>
-                <w:sz w:val="16"/>
-                <w:szCs w:val="16"/>
-                <w:lang w:eastAsia="pl-PL"/>
+                <w:kern w:val="0"/>
+                <w:sz w:val="16"/>
+                <w:szCs w:val="16"/>
+                <w:lang w:val="pl-PL" w:eastAsia="pl-PL"/>
               </w:rPr>
             </w:pPr>
             <w:r>
               <w:rPr>
                 <w:rFonts w:ascii="Arial" w:eastAsia="Times New Roman" w:hAnsi="Arial" w:cs="Arial"/>
                 <w:iCs/>
-                <w:sz w:val="16"/>
-                <w:szCs w:val="16"/>
-                <w:lang w:eastAsia="pl-PL"/>
+                <w:kern w:val="0"/>
+                <w:sz w:val="16"/>
+                <w:szCs w:val="16"/>
+                <w:lang w:val="pl-PL" w:eastAsia="pl-PL"/>
               </w:rPr>
               <w:t>Lp.</w:t>
             </w:r>
@@ -3261,27 +3144,42 @@
         <w:tc>
           <w:tcPr>
             <w:tcW w:w="1560" w:type="dxa"/>
+            <w:tcBorders>
+              <w:top w:val="single" w:sz="4" w:space="0" w:color="000000"/>
+              <w:left w:val="single" w:sz="4" w:space="0" w:color="000000"/>
+              <w:bottom w:val="single" w:sz="4" w:space="0" w:color="000000"/>
+              <w:right w:val="single" w:sz="4" w:space="0" w:color="000000"/>
+            </w:tcBorders>
+            <w:shd w:val="clear" w:color="auto" w:fill="auto"/>
+            <w:tcMar>
+              <w:top w:w="0" w:type="dxa"/>
+              <w:left w:w="108" w:type="dxa"/>
+              <w:bottom w:w="0" w:type="dxa"/>
+              <w:right w:w="108" w:type="dxa"/>
+            </w:tcMar>
           </w:tcPr>
           <w:p>
             <w:pPr>
               <w:widowControl w:val="0"/>
-              <w:spacing w:before="50" w:after="50"/>
+              <w:spacing w:before="50" w:after="50" w:line="240" w:lineRule="auto"/>
               <w:jc w:val="center"/>
               <w:rPr>
                 <w:rFonts w:ascii="Arial" w:eastAsia="Times New Roman" w:hAnsi="Arial" w:cs="Arial"/>
                 <w:iCs/>
-                <w:sz w:val="16"/>
-                <w:szCs w:val="16"/>
-                <w:lang w:eastAsia="pl-PL"/>
+                <w:kern w:val="0"/>
+                <w:sz w:val="16"/>
+                <w:szCs w:val="16"/>
+                <w:lang w:val="pl-PL" w:eastAsia="pl-PL"/>
               </w:rPr>
             </w:pPr>
             <w:r>
               <w:rPr>
                 <w:rFonts w:ascii="Arial" w:eastAsia="Times New Roman" w:hAnsi="Arial" w:cs="Arial"/>
                 <w:iCs/>
-                <w:sz w:val="16"/>
-                <w:szCs w:val="16"/>
-                <w:lang w:eastAsia="pl-PL"/>
+                <w:kern w:val="0"/>
+                <w:sz w:val="16"/>
+                <w:szCs w:val="16"/>
+                <w:lang w:val="pl-PL" w:eastAsia="pl-PL"/>
               </w:rPr>
               <w:t>7.3.1. Nazwa planu ogólnego gminy lub miejscowego planu zagospodarowania przestrzennego</w:t>
             </w:r>
@@ -3290,27 +3188,42 @@
         <w:tc>
           <w:tcPr>
             <w:tcW w:w="1417" w:type="dxa"/>
+            <w:tcBorders>
+              <w:top w:val="single" w:sz="4" w:space="0" w:color="000000"/>
+              <w:left w:val="single" w:sz="4" w:space="0" w:color="000000"/>
+              <w:bottom w:val="single" w:sz="4" w:space="0" w:color="000000"/>
+              <w:right w:val="single" w:sz="4" w:space="0" w:color="000000"/>
+            </w:tcBorders>
+            <w:shd w:val="clear" w:color="auto" w:fill="auto"/>
+            <w:tcMar>
+              <w:top w:w="0" w:type="dxa"/>
+              <w:left w:w="108" w:type="dxa"/>
+              <w:bottom w:w="0" w:type="dxa"/>
+              <w:right w:w="108" w:type="dxa"/>
+            </w:tcMar>
           </w:tcPr>
           <w:p>
             <w:pPr>
               <w:widowControl w:val="0"/>
-              <w:spacing w:before="50" w:after="50"/>
+              <w:spacing w:before="50" w:after="50" w:line="240" w:lineRule="auto"/>
               <w:jc w:val="center"/>
               <w:rPr>
                 <w:rFonts w:ascii="Arial" w:eastAsia="Times New Roman" w:hAnsi="Arial" w:cs="Arial"/>
                 <w:iCs/>
-                <w:sz w:val="16"/>
-                <w:szCs w:val="16"/>
-                <w:lang w:eastAsia="pl-PL"/>
+                <w:kern w:val="0"/>
+                <w:sz w:val="16"/>
+                <w:szCs w:val="16"/>
+                <w:lang w:val="pl-PL" w:eastAsia="pl-PL"/>
               </w:rPr>
             </w:pPr>
             <w:r>
               <w:rPr>
                 <w:rFonts w:ascii="Arial" w:eastAsia="Times New Roman" w:hAnsi="Arial" w:cs="Arial"/>
                 <w:iCs/>
-                <w:sz w:val="16"/>
-                <w:szCs w:val="16"/>
-                <w:lang w:eastAsia="pl-PL"/>
+                <w:kern w:val="0"/>
+                <w:sz w:val="16"/>
+                <w:szCs w:val="16"/>
+                <w:lang w:val="pl-PL" w:eastAsia="pl-PL"/>
               </w:rPr>
               <w:t xml:space="preserve">7.3.2. </w:t>
             </w:r>
@@ -3318,23 +3231,25 @@
           <w:p>
             <w:pPr>
               <w:widowControl w:val="0"/>
-              <w:spacing w:before="50" w:after="50"/>
+              <w:spacing w:before="50" w:after="50" w:line="240" w:lineRule="auto"/>
               <w:jc w:val="center"/>
               <w:rPr>
                 <w:rFonts w:ascii="Arial" w:eastAsia="Times New Roman" w:hAnsi="Arial" w:cs="Arial"/>
                 <w:iCs/>
-                <w:sz w:val="16"/>
-                <w:szCs w:val="16"/>
-                <w:lang w:eastAsia="pl-PL"/>
+                <w:kern w:val="0"/>
+                <w:sz w:val="16"/>
+                <w:szCs w:val="16"/>
+                <w:lang w:val="pl-PL" w:eastAsia="pl-PL"/>
               </w:rPr>
             </w:pPr>
             <w:r>
               <w:rPr>
                 <w:rFonts w:ascii="Arial" w:eastAsia="Times New Roman" w:hAnsi="Arial" w:cs="Arial"/>
                 <w:iCs/>
-                <w:sz w:val="16"/>
-                <w:szCs w:val="16"/>
-                <w:lang w:eastAsia="pl-PL"/>
+                <w:kern w:val="0"/>
+                <w:sz w:val="16"/>
+                <w:szCs w:val="16"/>
+                <w:lang w:val="pl-PL" w:eastAsia="pl-PL"/>
               </w:rPr>
               <w:t>Identyfikator działki lub działek ewidencyjnych</w:t>
             </w:r>
@@ -3343,38 +3258,49 @@
         <w:tc>
           <w:tcPr>
             <w:tcW w:w="1276" w:type="dxa"/>
+            <w:tcBorders>
+              <w:top w:val="single" w:sz="4" w:space="0" w:color="000000"/>
+              <w:left w:val="single" w:sz="4" w:space="0" w:color="000000"/>
+              <w:bottom w:val="single" w:sz="4" w:space="0" w:color="000000"/>
+              <w:right w:val="single" w:sz="4" w:space="0" w:color="000000"/>
+            </w:tcBorders>
+            <w:shd w:val="clear" w:color="auto" w:fill="auto"/>
+            <w:tcMar>
+              <w:top w:w="0" w:type="dxa"/>
+              <w:left w:w="108" w:type="dxa"/>
+              <w:bottom w:w="0" w:type="dxa"/>
+              <w:right w:w="108" w:type="dxa"/>
+            </w:tcMar>
           </w:tcPr>
           <w:p>
             <w:pPr>
               <w:widowControl w:val="0"/>
-              <w:spacing w:before="50" w:after="50"/>
+              <w:spacing w:before="50" w:after="50" w:line="240" w:lineRule="auto"/>
               <w:jc w:val="center"/>
               <w:rPr>
+                <w:lang w:val="pl-PL"/>
+              </w:rPr>
+            </w:pPr>
+            <w:r>
+              <w:rPr>
                 <w:rFonts w:ascii="Arial" w:eastAsia="Times New Roman" w:hAnsi="Arial" w:cs="Arial"/>
                 <w:iCs/>
-                <w:sz w:val="16"/>
-                <w:szCs w:val="16"/>
-                <w:lang w:eastAsia="pl-PL"/>
-              </w:rPr>
-            </w:pPr>
+                <w:kern w:val="0"/>
+                <w:sz w:val="16"/>
+                <w:szCs w:val="16"/>
+                <w:lang w:val="pl-PL" w:eastAsia="pl-PL"/>
+              </w:rPr>
+              <w:t>7.3.3. Czy teren objęty pismem obejmuje całość działki lub działek ewidencyjnych</w:t>
+            </w:r>
             <w:r>
               <w:rPr>
                 <w:rFonts w:ascii="Arial" w:eastAsia="Times New Roman" w:hAnsi="Arial" w:cs="Arial"/>
                 <w:iCs/>
-                <w:sz w:val="16"/>
-                <w:szCs w:val="16"/>
-                <w:lang w:eastAsia="pl-PL"/>
-              </w:rPr>
-              <w:t>7.3.3. Czy teren objęty pismem obejmuje całość działki lub działek ewidencyjnych</w:t>
-            </w:r>
-            <w:r>
-              <w:rPr>
-                <w:rFonts w:ascii="Arial" w:eastAsia="Times New Roman" w:hAnsi="Arial" w:cs="Arial"/>
-                <w:iCs/>
+                <w:kern w:val="0"/>
                 <w:sz w:val="16"/>
                 <w:szCs w:val="16"/>
                 <w:vertAlign w:val="superscript"/>
-                <w:lang w:eastAsia="pl-PL"/>
+                <w:lang w:val="pl-PL" w:eastAsia="pl-PL"/>
               </w:rPr>
               <w:t xml:space="preserve">7) </w:t>
             </w:r>
@@ -3383,59 +3309,72 @@
         <w:tc>
           <w:tcPr>
             <w:tcW w:w="1418" w:type="dxa"/>
+            <w:tcBorders>
+              <w:top w:val="single" w:sz="4" w:space="0" w:color="000000"/>
+              <w:left w:val="single" w:sz="4" w:space="0" w:color="000000"/>
+              <w:bottom w:val="single" w:sz="4" w:space="0" w:color="000000"/>
+              <w:right w:val="single" w:sz="4" w:space="0" w:color="000000"/>
+            </w:tcBorders>
+            <w:shd w:val="clear" w:color="auto" w:fill="auto"/>
+            <w:tcMar>
+              <w:top w:w="0" w:type="dxa"/>
+              <w:left w:w="108" w:type="dxa"/>
+              <w:bottom w:w="0" w:type="dxa"/>
+              <w:right w:w="108" w:type="dxa"/>
+            </w:tcMar>
           </w:tcPr>
           <w:p>
             <w:pPr>
               <w:widowControl w:val="0"/>
-              <w:spacing w:before="50" w:after="50"/>
+              <w:spacing w:before="50" w:after="50" w:line="240" w:lineRule="auto"/>
               <w:jc w:val="center"/>
               <w:rPr>
+                <w:lang w:val="pl-PL"/>
+              </w:rPr>
+            </w:pPr>
+            <w:r>
+              <w:rPr>
                 <w:rFonts w:ascii="Arial" w:eastAsia="Times New Roman" w:hAnsi="Arial" w:cs="Arial"/>
                 <w:iCs/>
-                <w:sz w:val="16"/>
-                <w:szCs w:val="16"/>
-                <w:lang w:eastAsia="pl-PL"/>
-              </w:rPr>
-            </w:pPr>
+                <w:kern w:val="0"/>
+                <w:sz w:val="16"/>
+                <w:szCs w:val="16"/>
+                <w:lang w:val="pl-PL" w:eastAsia="pl-PL"/>
+              </w:rPr>
+              <w:t>7.3.4. Nazwa lub nazwy klasy przeznaczenia terenu (albo symbol lub symbole klasy przeznaczenia terenu)</w:t>
+            </w:r>
             <w:r>
               <w:rPr>
                 <w:rFonts w:ascii="Arial" w:eastAsia="Times New Roman" w:hAnsi="Arial" w:cs="Arial"/>
                 <w:iCs/>
-                <w:sz w:val="16"/>
-                <w:szCs w:val="16"/>
-                <w:lang w:eastAsia="pl-PL"/>
-              </w:rPr>
-              <w:t>7.3.4. Nazwa lub nazwy klasy przeznaczenia terenu (albo symbol lub symbole klasy przeznaczenia terenu)</w:t>
+                <w:kern w:val="0"/>
+                <w:sz w:val="16"/>
+                <w:szCs w:val="16"/>
+                <w:vertAlign w:val="superscript"/>
+                <w:lang w:val="pl-PL" w:eastAsia="pl-PL"/>
+              </w:rPr>
+              <w:endnoteReference w:id="8"/>
             </w:r>
             <w:r>
               <w:rPr>
                 <w:rFonts w:ascii="Arial" w:eastAsia="Times New Roman" w:hAnsi="Arial" w:cs="Arial"/>
                 <w:iCs/>
+                <w:kern w:val="0"/>
                 <w:sz w:val="16"/>
                 <w:szCs w:val="16"/>
                 <w:vertAlign w:val="superscript"/>
-                <w:lang w:eastAsia="pl-PL"/>
-              </w:rPr>
-              <w:endnoteReference w:id="8"/>
+                <w:lang w:val="pl-PL" w:eastAsia="pl-PL"/>
+              </w:rPr>
+              <w:t>)</w:t>
             </w:r>
             <w:r>
               <w:rPr>
                 <w:rFonts w:ascii="Arial" w:eastAsia="Times New Roman" w:hAnsi="Arial" w:cs="Arial"/>
                 <w:iCs/>
-                <w:sz w:val="16"/>
-                <w:szCs w:val="16"/>
-                <w:vertAlign w:val="superscript"/>
-                <w:lang w:eastAsia="pl-PL"/>
-              </w:rPr>
-              <w:t>)</w:t>
-            </w:r>
-            <w:r>
-              <w:rPr>
-                <w:rFonts w:ascii="Arial" w:eastAsia="Times New Roman" w:hAnsi="Arial" w:cs="Arial"/>
-                <w:iCs/>
-                <w:sz w:val="16"/>
-                <w:szCs w:val="16"/>
-                <w:lang w:eastAsia="pl-PL"/>
+                <w:kern w:val="0"/>
+                <w:sz w:val="16"/>
+                <w:szCs w:val="16"/>
+                <w:lang w:val="pl-PL" w:eastAsia="pl-PL"/>
               </w:rPr>
               <w:t xml:space="preserve"> </w:t>
             </w:r>
@@ -3443,14 +3382,15 @@
           <w:p>
             <w:pPr>
               <w:widowControl w:val="0"/>
-              <w:spacing w:before="50" w:after="50"/>
+              <w:spacing w:before="50" w:after="50" w:line="240" w:lineRule="auto"/>
               <w:jc w:val="center"/>
               <w:rPr>
                 <w:rFonts w:ascii="Arial" w:eastAsia="Times New Roman" w:hAnsi="Arial" w:cs="Arial"/>
                 <w:iCs/>
-                <w:sz w:val="16"/>
-                <w:szCs w:val="16"/>
-                <w:lang w:eastAsia="pl-PL"/>
+                <w:kern w:val="0"/>
+                <w:sz w:val="16"/>
+                <w:szCs w:val="16"/>
+                <w:lang w:val="pl-PL" w:eastAsia="pl-PL"/>
               </w:rPr>
             </w:pPr>
           </w:p>
@@ -3458,27 +3398,42 @@
         <w:tc>
           <w:tcPr>
             <w:tcW w:w="1276" w:type="dxa"/>
+            <w:tcBorders>
+              <w:top w:val="single" w:sz="4" w:space="0" w:color="000000"/>
+              <w:left w:val="single" w:sz="4" w:space="0" w:color="000000"/>
+              <w:bottom w:val="single" w:sz="4" w:space="0" w:color="000000"/>
+              <w:right w:val="single" w:sz="4" w:space="0" w:color="000000"/>
+            </w:tcBorders>
+            <w:shd w:val="clear" w:color="auto" w:fill="auto"/>
+            <w:tcMar>
+              <w:top w:w="0" w:type="dxa"/>
+              <w:left w:w="108" w:type="dxa"/>
+              <w:bottom w:w="0" w:type="dxa"/>
+              <w:right w:w="108" w:type="dxa"/>
+            </w:tcMar>
           </w:tcPr>
           <w:p>
             <w:pPr>
               <w:widowControl w:val="0"/>
-              <w:spacing w:before="50" w:after="50"/>
+              <w:spacing w:before="50" w:after="50" w:line="240" w:lineRule="auto"/>
               <w:jc w:val="center"/>
               <w:rPr>
                 <w:rFonts w:ascii="Arial" w:eastAsia="Times New Roman" w:hAnsi="Arial" w:cs="Arial"/>
                 <w:iCs/>
-                <w:sz w:val="16"/>
-                <w:szCs w:val="16"/>
-                <w:lang w:eastAsia="pl-PL"/>
+                <w:kern w:val="0"/>
+                <w:sz w:val="16"/>
+                <w:szCs w:val="16"/>
+                <w:lang w:val="pl-PL" w:eastAsia="pl-PL"/>
               </w:rPr>
             </w:pPr>
             <w:r>
               <w:rPr>
                 <w:rFonts w:ascii="Arial" w:eastAsia="Times New Roman" w:hAnsi="Arial" w:cs="Arial"/>
                 <w:iCs/>
-                <w:sz w:val="16"/>
-                <w:szCs w:val="16"/>
-                <w:lang w:eastAsia="pl-PL"/>
+                <w:kern w:val="0"/>
+                <w:sz w:val="16"/>
+                <w:szCs w:val="16"/>
+                <w:lang w:val="pl-PL" w:eastAsia="pl-PL"/>
               </w:rPr>
               <w:t>7.3.5. Maksymalny udział powierzchni   zabudowy [%]</w:t>
             </w:r>
@@ -3487,27 +3442,42 @@
         <w:tc>
           <w:tcPr>
             <w:tcW w:w="1275" w:type="dxa"/>
+            <w:tcBorders>
+              <w:top w:val="single" w:sz="4" w:space="0" w:color="000000"/>
+              <w:left w:val="single" w:sz="4" w:space="0" w:color="000000"/>
+              <w:bottom w:val="single" w:sz="4" w:space="0" w:color="000000"/>
+              <w:right w:val="single" w:sz="4" w:space="0" w:color="000000"/>
+            </w:tcBorders>
+            <w:shd w:val="clear" w:color="auto" w:fill="auto"/>
+            <w:tcMar>
+              <w:top w:w="0" w:type="dxa"/>
+              <w:left w:w="108" w:type="dxa"/>
+              <w:bottom w:w="0" w:type="dxa"/>
+              <w:right w:w="108" w:type="dxa"/>
+            </w:tcMar>
           </w:tcPr>
           <w:p>
             <w:pPr>
               <w:widowControl w:val="0"/>
-              <w:spacing w:before="50" w:after="50"/>
+              <w:spacing w:before="50" w:after="50" w:line="240" w:lineRule="auto"/>
               <w:jc w:val="center"/>
               <w:rPr>
                 <w:rFonts w:ascii="Arial" w:eastAsia="Times New Roman" w:hAnsi="Arial" w:cs="Arial"/>
                 <w:iCs/>
-                <w:sz w:val="16"/>
-                <w:szCs w:val="16"/>
-                <w:lang w:eastAsia="pl-PL"/>
+                <w:kern w:val="0"/>
+                <w:sz w:val="16"/>
+                <w:szCs w:val="16"/>
+                <w:lang w:val="pl-PL" w:eastAsia="pl-PL"/>
               </w:rPr>
             </w:pPr>
             <w:r>
               <w:rPr>
                 <w:rFonts w:ascii="Arial" w:eastAsia="Times New Roman" w:hAnsi="Arial" w:cs="Arial"/>
                 <w:iCs/>
-                <w:sz w:val="16"/>
-                <w:szCs w:val="16"/>
-                <w:lang w:eastAsia="pl-PL"/>
+                <w:kern w:val="0"/>
+                <w:sz w:val="16"/>
+                <w:szCs w:val="16"/>
+                <w:lang w:val="pl-PL" w:eastAsia="pl-PL"/>
               </w:rPr>
               <w:t>7.3.6. Maksymalna wysokość zabudowy [m]</w:t>
             </w:r>
@@ -3516,48 +3486,60 @@
         <w:tc>
           <w:tcPr>
             <w:tcW w:w="1276" w:type="dxa"/>
+            <w:tcBorders>
+              <w:top w:val="single" w:sz="4" w:space="0" w:color="000000"/>
+              <w:left w:val="single" w:sz="4" w:space="0" w:color="000000"/>
+              <w:bottom w:val="single" w:sz="4" w:space="0" w:color="000000"/>
+              <w:right w:val="single" w:sz="4" w:space="0" w:color="000000"/>
+            </w:tcBorders>
+            <w:shd w:val="clear" w:color="auto" w:fill="auto"/>
+            <w:tcMar>
+              <w:top w:w="0" w:type="dxa"/>
+              <w:left w:w="108" w:type="dxa"/>
+              <w:bottom w:w="0" w:type="dxa"/>
+              <w:right w:w="108" w:type="dxa"/>
+            </w:tcMar>
           </w:tcPr>
           <w:p>
             <w:pPr>
               <w:widowControl w:val="0"/>
-              <w:spacing w:before="50" w:after="50"/>
+              <w:spacing w:before="50" w:after="50" w:line="240" w:lineRule="auto"/>
               <w:jc w:val="center"/>
               <w:rPr>
+                <w:lang w:val="pl-PL"/>
+              </w:rPr>
+            </w:pPr>
+            <w:r>
+              <w:rPr>
                 <w:rFonts w:ascii="Arial" w:eastAsia="Times New Roman" w:hAnsi="Arial" w:cs="Arial"/>
                 <w:iCs/>
-                <w:sz w:val="16"/>
-                <w:szCs w:val="16"/>
-                <w:lang w:eastAsia="pl-PL"/>
-              </w:rPr>
-            </w:pPr>
+                <w:kern w:val="0"/>
+                <w:sz w:val="16"/>
+                <w:szCs w:val="16"/>
+                <w:lang w:val="pl-PL" w:eastAsia="pl-PL"/>
+              </w:rPr>
+              <w:t>7.3.7.</w:t>
+            </w:r>
             <w:r>
               <w:rPr>
                 <w:rFonts w:ascii="Arial" w:eastAsia="Times New Roman" w:hAnsi="Arial" w:cs="Arial"/>
                 <w:iCs/>
-                <w:sz w:val="16"/>
-                <w:szCs w:val="16"/>
-                <w:lang w:eastAsia="pl-PL"/>
-              </w:rPr>
-              <w:t>7.3.7.</w:t>
+                <w:color w:val="FF0000"/>
+                <w:kern w:val="0"/>
+                <w:sz w:val="16"/>
+                <w:szCs w:val="16"/>
+                <w:lang w:val="pl-PL" w:eastAsia="pl-PL"/>
+              </w:rPr>
+              <w:t xml:space="preserve"> </w:t>
             </w:r>
             <w:r>
               <w:rPr>
                 <w:rFonts w:ascii="Arial" w:eastAsia="Times New Roman" w:hAnsi="Arial" w:cs="Arial"/>
                 <w:iCs/>
-                <w:color w:val="FF0000"/>
-                <w:sz w:val="16"/>
-                <w:szCs w:val="16"/>
-                <w:lang w:eastAsia="pl-PL"/>
-              </w:rPr>
-              <w:t xml:space="preserve"> </w:t>
-            </w:r>
-            <w:r>
-              <w:rPr>
-                <w:rFonts w:ascii="Arial" w:eastAsia="Times New Roman" w:hAnsi="Arial" w:cs="Arial"/>
-                <w:iCs/>
-                <w:sz w:val="16"/>
-                <w:szCs w:val="16"/>
-                <w:lang w:eastAsia="pl-PL"/>
+                <w:kern w:val="0"/>
+                <w:sz w:val="16"/>
+                <w:szCs w:val="16"/>
+                <w:lang w:val="pl-PL" w:eastAsia="pl-PL"/>
               </w:rPr>
               <w:t>Minimalny udział powierzchni biologicznie czynnej [%]</w:t>
             </w:r>
@@ -3568,28 +3550,44 @@
         <w:tc>
           <w:tcPr>
             <w:tcW w:w="454" w:type="dxa"/>
+            <w:tcBorders>
+              <w:top w:val="single" w:sz="4" w:space="0" w:color="000000"/>
+              <w:left w:val="single" w:sz="4" w:space="0" w:color="000000"/>
+              <w:bottom w:val="single" w:sz="4" w:space="0" w:color="000000"/>
+              <w:right w:val="single" w:sz="4" w:space="0" w:color="000000"/>
+            </w:tcBorders>
+            <w:shd w:val="clear" w:color="auto" w:fill="auto"/>
+            <w:tcMar>
+              <w:top w:w="0" w:type="dxa"/>
+              <w:left w:w="108" w:type="dxa"/>
+              <w:bottom w:w="0" w:type="dxa"/>
+              <w:right w:w="108" w:type="dxa"/>
+            </w:tcMar>
             <w:vAlign w:val="center"/>
           </w:tcPr>
           <w:p>
             <w:pPr>
               <w:widowControl w:val="0"/>
+              <w:spacing w:after="0" w:line="240" w:lineRule="auto"/>
               <w:ind w:left="505" w:hanging="505"/>
               <w:outlineLvl w:val="3"/>
               <w:rPr>
                 <w:rFonts w:ascii="Arial" w:eastAsia="Times New Roman" w:hAnsi="Arial" w:cs="Arial"/>
                 <w:iCs/>
-                <w:sz w:val="16"/>
-                <w:szCs w:val="16"/>
-                <w:lang w:eastAsia="pl-PL"/>
+                <w:kern w:val="0"/>
+                <w:sz w:val="16"/>
+                <w:szCs w:val="16"/>
+                <w:lang w:val="pl-PL" w:eastAsia="pl-PL"/>
               </w:rPr>
             </w:pPr>
             <w:r>
               <w:rPr>
                 <w:rFonts w:ascii="Arial" w:eastAsia="Times New Roman" w:hAnsi="Arial" w:cs="Arial"/>
                 <w:iCs/>
-                <w:sz w:val="16"/>
-                <w:szCs w:val="16"/>
-                <w:lang w:eastAsia="pl-PL"/>
+                <w:kern w:val="0"/>
+                <w:sz w:val="16"/>
+                <w:szCs w:val="16"/>
+                <w:lang w:val="pl-PL" w:eastAsia="pl-PL"/>
               </w:rPr>
               <w:t>1.</w:t>
             </w:r>
@@ -3598,26 +3596,41 @@
         <w:tc>
           <w:tcPr>
             <w:tcW w:w="1560" w:type="dxa"/>
+            <w:tcBorders>
+              <w:top w:val="single" w:sz="4" w:space="0" w:color="000000"/>
+              <w:left w:val="single" w:sz="4" w:space="0" w:color="000000"/>
+              <w:bottom w:val="single" w:sz="4" w:space="0" w:color="000000"/>
+              <w:right w:val="single" w:sz="4" w:space="0" w:color="000000"/>
+            </w:tcBorders>
+            <w:shd w:val="clear" w:color="auto" w:fill="auto"/>
+            <w:tcMar>
+              <w:top w:w="0" w:type="dxa"/>
+              <w:left w:w="108" w:type="dxa"/>
+              <w:bottom w:w="0" w:type="dxa"/>
+              <w:right w:w="108" w:type="dxa"/>
+            </w:tcMar>
           </w:tcPr>
           <w:p>
             <w:pPr>
               <w:widowControl w:val="0"/>
-              <w:spacing w:before="50" w:after="50"/>
+              <w:spacing w:before="50" w:after="50" w:line="240" w:lineRule="auto"/>
               <w:rPr>
                 <w:rFonts w:ascii="Arial" w:eastAsia="Times New Roman" w:hAnsi="Arial" w:cs="Arial"/>
                 <w:iCs/>
-                <w:sz w:val="16"/>
-                <w:szCs w:val="16"/>
-                <w:lang w:eastAsia="pl-PL"/>
+                <w:kern w:val="0"/>
+                <w:sz w:val="16"/>
+                <w:szCs w:val="16"/>
+                <w:lang w:val="pl-PL" w:eastAsia="pl-PL"/>
               </w:rPr>
             </w:pPr>
             <w:r>
               <w:rPr>
                 <w:rFonts w:ascii="Arial" w:eastAsia="Times New Roman" w:hAnsi="Arial" w:cs="Arial"/>
                 <w:iCs/>
-                <w:sz w:val="16"/>
-                <w:szCs w:val="16"/>
-                <w:lang w:eastAsia="pl-PL"/>
+                <w:kern w:val="0"/>
+                <w:sz w:val="16"/>
+                <w:szCs w:val="16"/>
+                <w:lang w:val="pl-PL" w:eastAsia="pl-PL"/>
               </w:rPr>
               <w:t>Plan ogólny miasta Szczecin</w:t>
             </w:r>
@@ -3626,27 +3639,42 @@
         <w:tc>
           <w:tcPr>
             <w:tcW w:w="1417" w:type="dxa"/>
+            <w:tcBorders>
+              <w:top w:val="single" w:sz="4" w:space="0" w:color="000000"/>
+              <w:left w:val="single" w:sz="4" w:space="0" w:color="000000"/>
+              <w:bottom w:val="single" w:sz="4" w:space="0" w:color="000000"/>
+              <w:right w:val="single" w:sz="4" w:space="0" w:color="000000"/>
+            </w:tcBorders>
+            <w:shd w:val="clear" w:color="auto" w:fill="auto"/>
+            <w:tcMar>
+              <w:top w:w="0" w:type="dxa"/>
+              <w:left w:w="108" w:type="dxa"/>
+              <w:bottom w:w="0" w:type="dxa"/>
+              <w:right w:w="108" w:type="dxa"/>
+            </w:tcMar>
           </w:tcPr>
           <w:p>
             <w:pPr>
               <w:widowControl w:val="0"/>
-              <w:spacing w:before="50" w:after="50"/>
+              <w:spacing w:before="50" w:after="50" w:line="240" w:lineRule="auto"/>
               <w:jc w:val="center"/>
               <w:rPr>
                 <w:rFonts w:ascii="Arial" w:eastAsia="Times New Roman" w:hAnsi="Arial" w:cs="Arial"/>
                 <w:iCs/>
-                <w:sz w:val="16"/>
-                <w:szCs w:val="16"/>
-                <w:lang w:eastAsia="pl-PL"/>
+                <w:kern w:val="0"/>
+                <w:sz w:val="16"/>
+                <w:szCs w:val="16"/>
+                <w:lang w:val="pl-PL" w:eastAsia="pl-PL"/>
               </w:rPr>
             </w:pPr>
             <w:r>
               <w:rPr>
                 <w:rFonts w:ascii="Arial" w:eastAsia="Times New Roman" w:hAnsi="Arial" w:cs="Arial"/>
                 <w:iCs/>
-                <w:sz w:val="16"/>
-                <w:szCs w:val="16"/>
-                <w:lang w:eastAsia="pl-PL"/>
+                <w:kern w:val="0"/>
+                <w:sz w:val="16"/>
+                <w:szCs w:val="16"/>
+                <w:lang w:val="pl-PL" w:eastAsia="pl-PL"/>
               </w:rPr>
               <w:t>Działki i ich części wskazane w wierszu 1 tabeli w pkt 7.2</w:t>
             </w:r>
@@ -3655,53 +3683,45 @@
         <w:tc>
           <w:tcPr>
             <w:tcW w:w="1276" w:type="dxa"/>
+            <w:tcBorders>
+              <w:top w:val="single" w:sz="4" w:space="0" w:color="000000"/>
+              <w:left w:val="single" w:sz="4" w:space="0" w:color="000000"/>
+              <w:bottom w:val="single" w:sz="4" w:space="0" w:color="000000"/>
+              <w:right w:val="single" w:sz="4" w:space="0" w:color="000000"/>
+            </w:tcBorders>
+            <w:shd w:val="clear" w:color="auto" w:fill="auto"/>
+            <w:tcMar>
+              <w:top w:w="0" w:type="dxa"/>
+              <w:left w:w="108" w:type="dxa"/>
+              <w:bottom w:w="0" w:type="dxa"/>
+              <w:right w:w="108" w:type="dxa"/>
+            </w:tcMar>
           </w:tcPr>
           <w:p>
             <w:pPr>
               <w:widowControl w:val="0"/>
-              <w:spacing w:before="50" w:after="50"/>
+              <w:spacing w:before="50" w:after="50" w:line="240" w:lineRule="auto"/>
               <w:jc w:val="center"/>
+            </w:pPr>
+            <w:r>
+              <w:rPr>
+                <w:rFonts w:ascii="Segoe UI Symbol" w:eastAsia="Times New Roman" w:hAnsi="Segoe UI Symbol" w:cs="Segoe UI Symbol"/>
+                <w:iCs/>
+                <w:kern w:val="0"/>
+                <w:sz w:val="16"/>
+                <w:szCs w:val="16"/>
+                <w:lang w:val="pl-PL"/>
+              </w:rPr>
+              <w:t>☐</w:t>
+            </w:r>
+            <w:r>
               <w:rPr>
                 <w:rFonts w:ascii="Arial" w:eastAsia="Times New Roman" w:hAnsi="Arial" w:cs="Arial"/>
                 <w:iCs/>
-                <w:sz w:val="16"/>
-                <w:szCs w:val="16"/>
-              </w:rPr>
-            </w:pPr>
-            <w:sdt>
-              <w:sdtPr>
-                <w:rPr>
-                  <w:rFonts w:ascii="Arial" w:eastAsia="Times New Roman" w:hAnsi="Arial" w:cs="Arial"/>
-                  <w:iCs/>
-                  <w:sz w:val="16"/>
-                  <w:szCs w:val="16"/>
-                </w:rPr>
-                <w:id w:val="1499925860"/>
-                <w14:checkbox>
-                  <w14:checked w14:val="0"/>
-                  <w14:checkedState w14:val="2612" w14:font="MS Gothic"/>
-                  <w14:uncheckedState w14:val="2610" w14:font="MS Gothic"/>
-                </w14:checkbox>
-              </w:sdtPr>
-              <w:sdtEndPr/>
-              <w:sdtContent>
-                <w:r>
-                  <w:rPr>
-                    <w:rFonts w:ascii="Segoe UI Symbol" w:eastAsia="Times New Roman" w:hAnsi="Segoe UI Symbol" w:cs="Segoe UI Symbol"/>
-                    <w:iCs/>
-                    <w:sz w:val="16"/>
-                    <w:szCs w:val="16"/>
-                  </w:rPr>
-                  <w:t>☐</w:t>
-                </w:r>
-              </w:sdtContent>
-            </w:sdt>
-            <w:r>
-              <w:rPr>
-                <w:rFonts w:ascii="Arial" w:eastAsia="Times New Roman" w:hAnsi="Arial" w:cs="Arial"/>
-                <w:iCs/>
-                <w:sz w:val="16"/>
-                <w:szCs w:val="16"/>
+                <w:kern w:val="0"/>
+                <w:sz w:val="16"/>
+                <w:szCs w:val="16"/>
+                <w:lang w:val="pl-PL"/>
               </w:rPr>
               <w:t xml:space="preserve"> tak</w:t>
             </w:r>
@@ -3709,49 +3729,28 @@
           <w:p>
             <w:pPr>
               <w:widowControl w:val="0"/>
-              <w:spacing w:before="50" w:after="50"/>
+              <w:spacing w:before="50" w:after="50" w:line="240" w:lineRule="auto"/>
               <w:jc w:val="center"/>
+            </w:pPr>
+            <w:r>
+              <w:rPr>
+                <w:rFonts w:ascii="Segoe UI Symbol" w:eastAsia="Times New Roman" w:hAnsi="Segoe UI Symbol" w:cs="Segoe UI Symbol"/>
+                <w:iCs/>
+                <w:kern w:val="0"/>
+                <w:sz w:val="16"/>
+                <w:szCs w:val="16"/>
+                <w:lang w:val="pl-PL"/>
+              </w:rPr>
+              <w:t>☒</w:t>
+            </w:r>
+            <w:r>
               <w:rPr>
                 <w:rFonts w:ascii="Arial" w:eastAsia="Times New Roman" w:hAnsi="Arial" w:cs="Arial"/>
                 <w:iCs/>
-                <w:sz w:val="16"/>
-                <w:szCs w:val="16"/>
-              </w:rPr>
-            </w:pPr>
-            <w:sdt>
-              <w:sdtPr>
-                <w:rPr>
-                  <w:rFonts w:ascii="Arial" w:eastAsia="Times New Roman" w:hAnsi="Arial" w:cs="Arial"/>
-                  <w:iCs/>
-                  <w:sz w:val="16"/>
-                  <w:szCs w:val="16"/>
-                </w:rPr>
-                <w:id w:val="198047391"/>
-                <w14:checkbox>
-                  <w14:checked w14:val="1"/>
-                  <w14:checkedState w14:val="2612" w14:font="MS Gothic"/>
-                  <w14:uncheckedState w14:val="2610" w14:font="MS Gothic"/>
-                </w14:checkbox>
-              </w:sdtPr>
-              <w:sdtEndPr/>
-              <w:sdtContent>
-                <w:r>
-                  <w:rPr>
-                    <w:rFonts w:ascii="Segoe UI Symbol" w:eastAsia="Times New Roman" w:hAnsi="Segoe UI Symbol" w:cs="Segoe UI Symbol"/>
-                    <w:iCs/>
-                    <w:sz w:val="16"/>
-                    <w:szCs w:val="16"/>
-                  </w:rPr>
-                  <w:t>☒</w:t>
-                </w:r>
-              </w:sdtContent>
-            </w:sdt>
-            <w:r>
-              <w:rPr>
-                <w:rFonts w:ascii="Arial" w:eastAsia="Times New Roman" w:hAnsi="Arial" w:cs="Arial"/>
-                <w:iCs/>
-                <w:sz w:val="16"/>
-                <w:szCs w:val="16"/>
+                <w:kern w:val="0"/>
+                <w:sz w:val="16"/>
+                <w:szCs w:val="16"/>
+                <w:lang w:val="pl-PL"/>
               </w:rPr>
               <w:t xml:space="preserve"> nie</w:t>
             </w:r>
@@ -3760,27 +3759,42 @@
         <w:tc>
           <w:tcPr>
             <w:tcW w:w="1418" w:type="dxa"/>
+            <w:tcBorders>
+              <w:top w:val="single" w:sz="4" w:space="0" w:color="000000"/>
+              <w:left w:val="single" w:sz="4" w:space="0" w:color="000000"/>
+              <w:bottom w:val="single" w:sz="4" w:space="0" w:color="000000"/>
+              <w:right w:val="single" w:sz="4" w:space="0" w:color="000000"/>
+            </w:tcBorders>
+            <w:shd w:val="clear" w:color="auto" w:fill="auto"/>
+            <w:tcMar>
+              <w:top w:w="0" w:type="dxa"/>
+              <w:left w:w="108" w:type="dxa"/>
+              <w:bottom w:w="0" w:type="dxa"/>
+              <w:right w:w="108" w:type="dxa"/>
+            </w:tcMar>
           </w:tcPr>
           <w:p>
             <w:pPr>
               <w:widowControl w:val="0"/>
-              <w:spacing w:before="50" w:after="50"/>
+              <w:spacing w:before="50" w:after="50" w:line="240" w:lineRule="auto"/>
               <w:jc w:val="center"/>
               <w:rPr>
                 <w:rFonts w:ascii="Arial" w:eastAsia="Times New Roman" w:hAnsi="Arial" w:cs="Arial"/>
                 <w:iCs/>
-                <w:sz w:val="16"/>
-                <w:szCs w:val="16"/>
-                <w:lang w:eastAsia="pl-PL"/>
+                <w:kern w:val="0"/>
+                <w:sz w:val="16"/>
+                <w:szCs w:val="16"/>
+                <w:lang w:val="pl-PL" w:eastAsia="pl-PL"/>
               </w:rPr>
             </w:pPr>
             <w:r>
               <w:rPr>
                 <w:rFonts w:ascii="Arial" w:eastAsia="Times New Roman" w:hAnsi="Arial" w:cs="Arial"/>
                 <w:iCs/>
-                <w:sz w:val="16"/>
-                <w:szCs w:val="16"/>
-                <w:lang w:eastAsia="pl-PL"/>
+                <w:kern w:val="0"/>
+                <w:sz w:val="16"/>
+                <w:szCs w:val="16"/>
+                <w:lang w:val="pl-PL" w:eastAsia="pl-PL"/>
               </w:rPr>
               <w:t>Strefa zieleni i rekreacji</w:t>
             </w:r>
@@ -3789,27 +3803,42 @@
         <w:tc>
           <w:tcPr>
             <w:tcW w:w="1276" w:type="dxa"/>
+            <w:tcBorders>
+              <w:top w:val="single" w:sz="4" w:space="0" w:color="000000"/>
+              <w:left w:val="single" w:sz="4" w:space="0" w:color="000000"/>
+              <w:bottom w:val="single" w:sz="4" w:space="0" w:color="000000"/>
+              <w:right w:val="single" w:sz="4" w:space="0" w:color="000000"/>
+            </w:tcBorders>
+            <w:shd w:val="clear" w:color="auto" w:fill="auto"/>
+            <w:tcMar>
+              <w:top w:w="0" w:type="dxa"/>
+              <w:left w:w="108" w:type="dxa"/>
+              <w:bottom w:w="0" w:type="dxa"/>
+              <w:right w:w="108" w:type="dxa"/>
+            </w:tcMar>
           </w:tcPr>
           <w:p>
             <w:pPr>
               <w:widowControl w:val="0"/>
-              <w:spacing w:before="50" w:after="50"/>
+              <w:spacing w:before="50" w:after="50" w:line="240" w:lineRule="auto"/>
               <w:jc w:val="center"/>
               <w:rPr>
                 <w:rFonts w:ascii="Arial" w:eastAsia="Times New Roman" w:hAnsi="Arial" w:cs="Arial"/>
                 <w:iCs/>
-                <w:sz w:val="16"/>
-                <w:szCs w:val="16"/>
-                <w:lang w:eastAsia="pl-PL"/>
+                <w:kern w:val="0"/>
+                <w:sz w:val="16"/>
+                <w:szCs w:val="16"/>
+                <w:lang w:val="pl-PL" w:eastAsia="pl-PL"/>
               </w:rPr>
             </w:pPr>
             <w:r>
               <w:rPr>
                 <w:rFonts w:ascii="Arial" w:eastAsia="Times New Roman" w:hAnsi="Arial" w:cs="Arial"/>
                 <w:iCs/>
-                <w:sz w:val="16"/>
-                <w:szCs w:val="16"/>
-                <w:lang w:eastAsia="pl-PL"/>
+                <w:kern w:val="0"/>
+                <w:sz w:val="16"/>
+                <w:szCs w:val="16"/>
+                <w:lang w:val="pl-PL" w:eastAsia="pl-PL"/>
               </w:rPr>
               <w:t>-</w:t>
             </w:r>
@@ -3818,27 +3847,42 @@
         <w:tc>
           <w:tcPr>
             <w:tcW w:w="1275" w:type="dxa"/>
+            <w:tcBorders>
+              <w:top w:val="single" w:sz="4" w:space="0" w:color="000000"/>
+              <w:left w:val="single" w:sz="4" w:space="0" w:color="000000"/>
+              <w:bottom w:val="single" w:sz="4" w:space="0" w:color="000000"/>
+              <w:right w:val="single" w:sz="4" w:space="0" w:color="000000"/>
+            </w:tcBorders>
+            <w:shd w:val="clear" w:color="auto" w:fill="auto"/>
+            <w:tcMar>
+              <w:top w:w="0" w:type="dxa"/>
+              <w:left w:w="108" w:type="dxa"/>
+              <w:bottom w:w="0" w:type="dxa"/>
+              <w:right w:w="108" w:type="dxa"/>
+            </w:tcMar>
           </w:tcPr>
           <w:p>
             <w:pPr>
               <w:widowControl w:val="0"/>
-              <w:spacing w:before="50" w:after="50"/>
+              <w:spacing w:before="50" w:after="50" w:line="240" w:lineRule="auto"/>
               <w:jc w:val="center"/>
               <w:rPr>
                 <w:rFonts w:ascii="Arial" w:eastAsia="Times New Roman" w:hAnsi="Arial" w:cs="Arial"/>
                 <w:iCs/>
-                <w:sz w:val="16"/>
-                <w:szCs w:val="16"/>
-                <w:lang w:eastAsia="pl-PL"/>
+                <w:kern w:val="0"/>
+                <w:sz w:val="16"/>
+                <w:szCs w:val="16"/>
+                <w:lang w:val="pl-PL" w:eastAsia="pl-PL"/>
               </w:rPr>
             </w:pPr>
             <w:r>
               <w:rPr>
                 <w:rFonts w:ascii="Arial" w:eastAsia="Times New Roman" w:hAnsi="Arial" w:cs="Arial"/>
                 <w:iCs/>
-                <w:sz w:val="16"/>
-                <w:szCs w:val="16"/>
-                <w:lang w:eastAsia="pl-PL"/>
+                <w:kern w:val="0"/>
+                <w:sz w:val="16"/>
+                <w:szCs w:val="16"/>
+                <w:lang w:val="pl-PL" w:eastAsia="pl-PL"/>
               </w:rPr>
               <w:t>-</w:t>
             </w:r>
@@ -3847,27 +3891,42 @@
         <w:tc>
           <w:tcPr>
             <w:tcW w:w="1276" w:type="dxa"/>
+            <w:tcBorders>
+              <w:top w:val="single" w:sz="4" w:space="0" w:color="000000"/>
+              <w:left w:val="single" w:sz="4" w:space="0" w:color="000000"/>
+              <w:bottom w:val="single" w:sz="4" w:space="0" w:color="000000"/>
+              <w:right w:val="single" w:sz="4" w:space="0" w:color="000000"/>
+            </w:tcBorders>
+            <w:shd w:val="clear" w:color="auto" w:fill="auto"/>
+            <w:tcMar>
+              <w:top w:w="0" w:type="dxa"/>
+              <w:left w:w="108" w:type="dxa"/>
+              <w:bottom w:w="0" w:type="dxa"/>
+              <w:right w:w="108" w:type="dxa"/>
+            </w:tcMar>
           </w:tcPr>
           <w:p>
             <w:pPr>
               <w:widowControl w:val="0"/>
-              <w:spacing w:before="50" w:after="50"/>
+              <w:spacing w:before="50" w:after="50" w:line="240" w:lineRule="auto"/>
               <w:jc w:val="center"/>
               <w:rPr>
                 <w:rFonts w:ascii="Arial" w:eastAsia="Times New Roman" w:hAnsi="Arial" w:cs="Arial"/>
                 <w:iCs/>
-                <w:sz w:val="16"/>
-                <w:szCs w:val="16"/>
-                <w:lang w:eastAsia="pl-PL"/>
+                <w:kern w:val="0"/>
+                <w:sz w:val="16"/>
+                <w:szCs w:val="16"/>
+                <w:lang w:val="pl-PL" w:eastAsia="pl-PL"/>
               </w:rPr>
             </w:pPr>
             <w:r>
               <w:rPr>
                 <w:rFonts w:ascii="Arial" w:eastAsia="Times New Roman" w:hAnsi="Arial" w:cs="Arial"/>
                 <w:iCs/>
-                <w:sz w:val="16"/>
-                <w:szCs w:val="16"/>
-                <w:lang w:eastAsia="pl-PL"/>
+                <w:kern w:val="0"/>
+                <w:sz w:val="16"/>
+                <w:szCs w:val="16"/>
+                <w:lang w:val="pl-PL" w:eastAsia="pl-PL"/>
               </w:rPr>
               <w:t>70%</w:t>
             </w:r>
@@ -3875,29 +3934,12 @@
         </w:tc>
       </w:tr>
     </w:tbl>
-    <w:p>
-      <w:pPr>
-        <w:widowControl w:val="0"/>
-        <w:spacing w:before="120" w:after="60" w:line="240" w:lineRule="auto"/>
-        <w:rPr>
-          <w:rFonts w:ascii="Arial" w:eastAsia="Times New Roman" w:hAnsi="Arial" w:cs="Arial"/>
-          <w:iCs/>
-          <w:kern w:val="0"/>
-          <w:sz w:val="20"/>
-          <w:lang w:val="pl-PL" w:eastAsia="pl-PL"/>
-          <w14:ligatures w14:val="none"/>
-        </w:rPr>
-      </w:pPr>
-      <w:bookmarkStart w:id="19" w:name="_Hlk39498299"/>
-      <w:bookmarkEnd w:id="1"/>
-    </w:p>
+    <w:bookmarkEnd w:id="15"/>
     <w:bookmarkEnd w:id="0"/>
-    <w:bookmarkEnd w:id="19"/>
     <w:p>
       <w:pPr>
         <w:shd w:val="clear" w:color="auto" w:fill="D9D9D9"/>
         <w:spacing w:before="100" w:after="60" w:line="240" w:lineRule="auto"/>
-        <w:ind w:firstLine="108"/>
         <w:outlineLvl w:val="1"/>
         <w:rPr>
           <w:rFonts w:ascii="Arial" w:eastAsia="Calibri" w:hAnsi="Arial" w:cs="Arial"/>
@@ -3906,7 +3948,6 @@
           <w:kern w:val="0"/>
           <w:sz w:val="24"/>
           <w:lang w:val="pl-PL"/>
-          <w14:ligatures w14:val="none"/>
         </w:rPr>
       </w:pPr>
       <w:r>
@@ -3917,26 +3958,20 @@
           <w:kern w:val="0"/>
           <w:sz w:val="24"/>
           <w:lang w:val="pl-PL"/>
-          <w14:ligatures w14:val="none"/>
         </w:rPr>
         <w:t>8. OŚWIADCZENIE W SPRAWIE KORESPONDENCJI ELEKTRONICZNEJ</w:t>
       </w:r>
     </w:p>
     <w:tbl>
       <w:tblPr>
-        <w:tblStyle w:val="TableGrid"/>
         <w:tblW w:w="5103" w:type="dxa"/>
         <w:jc w:val="center"/>
-        <w:tblBorders>
-          <w:top w:val="none" w:sz="0" w:space="0" w:color="auto"/>
-          <w:left w:val="none" w:sz="0" w:space="0" w:color="auto"/>
-          <w:bottom w:val="none" w:sz="0" w:space="0" w:color="auto"/>
-          <w:right w:val="none" w:sz="0" w:space="0" w:color="auto"/>
-          <w:insideH w:val="none" w:sz="0" w:space="0" w:color="auto"/>
-          <w:insideV w:val="none" w:sz="0" w:space="0" w:color="auto"/>
-        </w:tblBorders>
         <w:tblLayout w:type="fixed"/>
-        <w:tblLook w:val="04A0" w:firstRow="1" w:lastRow="0" w:firstColumn="1" w:lastColumn="0" w:noHBand="0" w:noVBand="1"/>
+        <w:tblCellMar>
+          <w:left w:w="10" w:type="dxa"/>
+          <w:right w:w="10" w:type="dxa"/>
+        </w:tblCellMar>
+        <w:tblLook w:val="0000" w:firstRow="0" w:lastRow="0" w:firstColumn="0" w:lastColumn="0" w:noHBand="0" w:noVBand="0"/>
       </w:tblPr>
       <w:tblGrid>
         <w:gridCol w:w="425"/>
@@ -3948,135 +3983,113 @@
         <w:trPr>
           <w:jc w:val="center"/>
         </w:trPr>
-        <w:sdt>
-          <w:sdtPr>
-            <w:rPr>
-              <w:rFonts w:ascii="Arial" w:eastAsia="Times New Roman" w:hAnsi="Arial" w:cs="Arial"/>
-              <w:iCs/>
-              <w:sz w:val="20"/>
-            </w:rPr>
-            <w:id w:val="1689867656"/>
-            <w14:checkbox>
-              <w14:checked w14:val="1"/>
-              <w14:checkedState w14:val="2612" w14:font="MS Gothic"/>
-              <w14:uncheckedState w14:val="2610" w14:font="MS Gothic"/>
-            </w14:checkbox>
-          </w:sdtPr>
-          <w:sdtEndPr/>
-          <w:sdtContent>
-            <w:tc>
-              <w:tcPr>
-                <w:tcW w:w="425" w:type="dxa"/>
-              </w:tcPr>
-              <w:p>
-                <w:pPr>
-                  <w:widowControl w:val="0"/>
-                  <w:spacing w:before="50" w:after="50"/>
-                  <w:rPr>
-                    <w:rFonts w:ascii="Arial" w:eastAsia="Times New Roman" w:hAnsi="Arial" w:cs="Arial"/>
-                    <w:iCs/>
-                    <w:sz w:val="20"/>
-                  </w:rPr>
-                </w:pPr>
-                <w:r>
-                  <w:rPr>
-                    <w:rFonts w:ascii="Segoe UI Symbol" w:eastAsia="Times New Roman" w:hAnsi="Segoe UI Symbol" w:cs="Segoe UI Symbol"/>
-                    <w:iCs/>
-                    <w:sz w:val="20"/>
-                  </w:rPr>
-                  <w:t>☒</w:t>
-                </w:r>
-              </w:p>
-            </w:tc>
-          </w:sdtContent>
-        </w:sdt>
         <w:tc>
           <w:tcPr>
-            <w:tcW w:w="2269" w:type="dxa"/>
+            <w:tcW w:w="425" w:type="dxa"/>
+            <w:shd w:val="clear" w:color="auto" w:fill="auto"/>
+            <w:tcMar>
+              <w:top w:w="0" w:type="dxa"/>
+              <w:left w:w="108" w:type="dxa"/>
+              <w:bottom w:w="0" w:type="dxa"/>
+              <w:right w:w="108" w:type="dxa"/>
+            </w:tcMar>
           </w:tcPr>
           <w:p>
             <w:pPr>
               <w:widowControl w:val="0"/>
-              <w:spacing w:before="50" w:after="50"/>
-              <w:rPr>
-                <w:rFonts w:ascii="Arial" w:eastAsia="Times New Roman" w:hAnsi="Arial" w:cs="Arial"/>
-                <w:iCs/>
+              <w:spacing w:before="50" w:after="50" w:line="240" w:lineRule="auto"/>
+            </w:pPr>
+            <w:r>
+              <w:rPr>
+                <w:rFonts w:ascii="Segoe UI Symbol" w:eastAsia="Times New Roman" w:hAnsi="Segoe UI Symbol" w:cs="Segoe UI Symbol"/>
+                <w:iCs/>
+                <w:kern w:val="0"/>
                 <w:sz w:val="20"/>
-              </w:rPr>
-            </w:pPr>
-            <w:r>
-              <w:rPr>
-                <w:rFonts w:ascii="Arial" w:eastAsia="Times New Roman" w:hAnsi="Arial" w:cs="Arial"/>
-                <w:iCs/>
-                <w:sz w:val="20"/>
-                <w:lang w:eastAsia="pl-PL"/>
-              </w:rPr>
-              <w:t>Wyrażam zgodę</w:t>
+                <w:lang w:val="pl-PL"/>
+              </w:rPr>
+              <w:t>☒</w:t>
             </w:r>
           </w:p>
         </w:tc>
-        <w:sdt>
-          <w:sdtPr>
-            <w:rPr>
-              <w:rFonts w:ascii="Arial" w:eastAsia="Times New Roman" w:hAnsi="Arial" w:cs="Arial"/>
-              <w:iCs/>
-              <w:sz w:val="20"/>
-            </w:rPr>
-            <w:id w:val="-345408251"/>
-            <w14:checkbox>
-              <w14:checked w14:val="0"/>
-              <w14:checkedState w14:val="2612" w14:font="MS Gothic"/>
-              <w14:uncheckedState w14:val="2610" w14:font="MS Gothic"/>
-            </w14:checkbox>
-          </w:sdtPr>
-          <w:sdtEndPr/>
-          <w:sdtContent>
-            <w:tc>
-              <w:tcPr>
-                <w:tcW w:w="425" w:type="dxa"/>
-              </w:tcPr>
-              <w:p>
-                <w:pPr>
-                  <w:widowControl w:val="0"/>
-                  <w:spacing w:before="50" w:after="50"/>
-                  <w:rPr>
-                    <w:rFonts w:ascii="Arial" w:eastAsia="Times New Roman" w:hAnsi="Arial" w:cs="Arial"/>
-                    <w:iCs/>
-                    <w:sz w:val="20"/>
-                  </w:rPr>
-                </w:pPr>
-                <w:r>
-                  <w:rPr>
-                    <w:rFonts w:ascii="Segoe UI Symbol" w:eastAsia="Times New Roman" w:hAnsi="Segoe UI Symbol" w:cs="Segoe UI Symbol"/>
-                    <w:iCs/>
-                    <w:sz w:val="20"/>
-                  </w:rPr>
-                  <w:t>☐</w:t>
-                </w:r>
-              </w:p>
-            </w:tc>
-          </w:sdtContent>
-        </w:sdt>
         <w:tc>
           <w:tcPr>
-            <w:tcW w:w="1984" w:type="dxa"/>
+            <w:tcW w:w="2269" w:type="dxa"/>
+            <w:shd w:val="clear" w:color="auto" w:fill="auto"/>
+            <w:tcMar>
+              <w:top w:w="0" w:type="dxa"/>
+              <w:left w:w="108" w:type="dxa"/>
+              <w:bottom w:w="0" w:type="dxa"/>
+              <w:right w:w="108" w:type="dxa"/>
+            </w:tcMar>
           </w:tcPr>
           <w:p>
             <w:pPr>
               <w:widowControl w:val="0"/>
-              <w:spacing w:before="50" w:after="50"/>
+              <w:spacing w:before="50" w:after="50" w:line="240" w:lineRule="auto"/>
+            </w:pPr>
+            <w:r>
               <w:rPr>
                 <w:rFonts w:ascii="Arial" w:eastAsia="Times New Roman" w:hAnsi="Arial" w:cs="Arial"/>
                 <w:iCs/>
+                <w:kern w:val="0"/>
                 <w:sz w:val="20"/>
-              </w:rPr>
+                <w:lang w:val="pl-PL" w:eastAsia="pl-PL"/>
+              </w:rPr>
+              <w:t>Wyrażam zgodę</w:t>
+            </w:r>
+          </w:p>
+        </w:tc>
+        <w:tc>
+          <w:tcPr>
+            <w:tcW w:w="425" w:type="dxa"/>
+            <w:shd w:val="clear" w:color="auto" w:fill="auto"/>
+            <w:tcMar>
+              <w:top w:w="0" w:type="dxa"/>
+              <w:left w:w="108" w:type="dxa"/>
+              <w:bottom w:w="0" w:type="dxa"/>
+              <w:right w:w="108" w:type="dxa"/>
+            </w:tcMar>
+          </w:tcPr>
+          <w:p>
+            <w:pPr>
+              <w:widowControl w:val="0"/>
+              <w:spacing w:before="50" w:after="50" w:line="240" w:lineRule="auto"/>
             </w:pPr>
             <w:r>
               <w:rPr>
+                <w:rFonts w:ascii="Segoe UI Symbol" w:eastAsia="Times New Roman" w:hAnsi="Segoe UI Symbol" w:cs="Segoe UI Symbol"/>
+                <w:iCs/>
+                <w:kern w:val="0"/>
+                <w:sz w:val="20"/>
+                <w:lang w:val="pl-PL"/>
+              </w:rPr>
+              <w:t>☐</w:t>
+            </w:r>
+          </w:p>
+        </w:tc>
+        <w:tc>
+          <w:tcPr>
+            <w:tcW w:w="1984" w:type="dxa"/>
+            <w:shd w:val="clear" w:color="auto" w:fill="auto"/>
+            <w:tcMar>
+              <w:top w:w="0" w:type="dxa"/>
+              <w:left w:w="108" w:type="dxa"/>
+              <w:bottom w:w="0" w:type="dxa"/>
+              <w:right w:w="108" w:type="dxa"/>
+            </w:tcMar>
+          </w:tcPr>
+          <w:p>
+            <w:pPr>
+              <w:widowControl w:val="0"/>
+              <w:spacing w:before="50" w:after="50" w:line="240" w:lineRule="auto"/>
+            </w:pPr>
+            <w:r>
+              <w:rPr>
                 <w:rFonts w:ascii="Arial" w:eastAsia="Times New Roman" w:hAnsi="Arial" w:cs="Arial"/>
                 <w:iCs/>
+                <w:kern w:val="0"/>
                 <w:sz w:val="20"/>
-                <w:lang w:eastAsia="pl-PL"/>
+                <w:lang w:val="pl-PL" w:eastAsia="pl-PL"/>
               </w:rPr>
               <w:t>Nie wyrażam zgody</w:t>
             </w:r>
@@ -4095,27 +4108,21 @@
           <w:kern w:val="0"/>
           <w:sz w:val="20"/>
           <w:lang w:val="pl-PL" w:eastAsia="pl-PL"/>
-          <w14:ligatures w14:val="none"/>
-        </w:rPr>
-      </w:pPr>
-      <w:r>
-        <w:rPr>
-          <w:rFonts w:ascii="Arial" w:eastAsia="Times New Roman" w:hAnsi="Arial" w:cs="Arial"/>
-          <w:iCs/>
-          <w:kern w:val="0"/>
-          <w:sz w:val="20"/>
-          <w:lang w:val="pl-PL" w:eastAsia="pl-PL"/>
-          <w14:ligatures w14:val="none"/>
+        </w:rPr>
+      </w:pPr>
+      <w:r>
+        <w:rPr>
+          <w:rFonts w:ascii="Arial" w:eastAsia="Times New Roman" w:hAnsi="Arial" w:cs="Arial"/>
+          <w:iCs/>
+          <w:kern w:val="0"/>
+          <w:sz w:val="20"/>
+          <w:lang w:val="pl-PL" w:eastAsia="pl-PL"/>
         </w:rPr>
         <w:t>na doręczanie korespondencji w niniejszej sprawie za pomocą środków komunikacji elektronicznej w rozumieniu art. 2 pkt 5 ustawy z dnia 18 lipca 2002 r. o świadczeniu usług drogą elektroniczną (Dz. U. z 2020 r. poz. 344).</w:t>
       </w:r>
     </w:p>
     <w:p>
       <w:pPr>
-        <w:numPr>
-          <w:ilvl w:val="1"/>
-          <w:numId w:val="0"/>
-        </w:numPr>
         <w:shd w:val="clear" w:color="auto" w:fill="D9D9D9"/>
         <w:spacing w:before="100" w:after="60" w:line="240" w:lineRule="auto"/>
         <w:ind w:firstLine="108"/>
@@ -4128,7 +4135,6 @@
           <w:sz w:val="24"/>
           <w:szCs w:val="24"/>
           <w:lang w:val="pl-PL"/>
-          <w14:ligatures w14:val="none"/>
         </w:rPr>
       </w:pPr>
       <w:r>
@@ -4140,25 +4146,19 @@
           <w:sz w:val="24"/>
           <w:szCs w:val="24"/>
           <w:lang w:val="pl-PL"/>
-          <w14:ligatures w14:val="none"/>
         </w:rPr>
         <w:t>9. ZAŁĄCZNIKI</w:t>
       </w:r>
     </w:p>
     <w:tbl>
       <w:tblPr>
-        <w:tblStyle w:val="TableGrid"/>
-        <w:tblW w:w="0" w:type="auto"/>
+        <w:tblW w:w="9638" w:type="dxa"/>
         <w:tblInd w:w="108" w:type="dxa"/>
-        <w:tblBorders>
-          <w:top w:val="none" w:sz="0" w:space="0" w:color="auto"/>
-          <w:left w:val="none" w:sz="0" w:space="0" w:color="auto"/>
-          <w:bottom w:val="none" w:sz="0" w:space="0" w:color="auto"/>
-          <w:right w:val="none" w:sz="0" w:space="0" w:color="auto"/>
-          <w:insideH w:val="none" w:sz="0" w:space="0" w:color="auto"/>
-          <w:insideV w:val="none" w:sz="0" w:space="0" w:color="auto"/>
-        </w:tblBorders>
-        <w:tblLook w:val="04A0" w:firstRow="1" w:lastRow="0" w:firstColumn="1" w:lastColumn="0" w:noHBand="0" w:noVBand="1"/>
+        <w:tblCellMar>
+          <w:left w:w="10" w:type="dxa"/>
+          <w:right w:w="10" w:type="dxa"/>
+        </w:tblCellMar>
+        <w:tblLook w:val="0000" w:firstRow="0" w:lastRow="0" w:firstColumn="0" w:lastColumn="0" w:noHBand="0" w:noVBand="0"/>
       </w:tblPr>
       <w:tblGrid>
         <w:gridCol w:w="415"/>
@@ -4168,75 +4168,65 @@
         <w:tc>
           <w:tcPr>
             <w:tcW w:w="415" w:type="dxa"/>
+            <w:shd w:val="clear" w:color="auto" w:fill="auto"/>
+            <w:tcMar>
+              <w:top w:w="0" w:type="dxa"/>
+              <w:left w:w="108" w:type="dxa"/>
+              <w:bottom w:w="0" w:type="dxa"/>
+              <w:right w:w="108" w:type="dxa"/>
+            </w:tcMar>
           </w:tcPr>
           <w:p>
             <w:pPr>
               <w:widowControl w:val="0"/>
-              <w:spacing w:before="50" w:after="50"/>
-              <w:rPr>
-                <w:rFonts w:ascii="Arial" w:eastAsia="Times New Roman" w:hAnsi="Arial" w:cs="Arial"/>
-                <w:iCs/>
-                <w:sz w:val="16"/>
-                <w:szCs w:val="16"/>
-                <w:lang w:eastAsia="pl-PL"/>
-              </w:rPr>
+              <w:spacing w:before="50" w:after="50" w:line="240" w:lineRule="auto"/>
             </w:pPr>
-            <w:sdt>
-              <w:sdtPr>
-                <w:rPr>
-                  <w:rFonts w:ascii="Arial" w:eastAsia="Times New Roman" w:hAnsi="Arial" w:cs="Arial"/>
-                  <w:iCs/>
-                  <w:sz w:val="16"/>
-                  <w:szCs w:val="16"/>
-                  <w:lang w:eastAsia="pl-PL"/>
-                </w:rPr>
-                <w:id w:val="397104863"/>
-                <w14:checkbox>
-                  <w14:checked w14:val="0"/>
-                  <w14:checkedState w14:val="2612" w14:font="MS Gothic"/>
-                  <w14:uncheckedState w14:val="2610" w14:font="MS Gothic"/>
-                </w14:checkbox>
-              </w:sdtPr>
-              <w:sdtEndPr/>
-              <w:sdtContent>
-                <w:r>
-                  <w:rPr>
-                    <w:rFonts w:ascii="Segoe UI Symbol" w:eastAsia="Times New Roman" w:hAnsi="Segoe UI Symbol" w:cs="Segoe UI Symbol"/>
-                    <w:iCs/>
-                    <w:sz w:val="16"/>
-                    <w:szCs w:val="16"/>
-                    <w:lang w:eastAsia="pl-PL"/>
-                  </w:rPr>
-                  <w:t>☐</w:t>
-                </w:r>
-              </w:sdtContent>
-            </w:sdt>
+            <w:r>
+              <w:rPr>
+                <w:rFonts w:ascii="Segoe UI Symbol" w:eastAsia="Times New Roman" w:hAnsi="Segoe UI Symbol" w:cs="Segoe UI Symbol"/>
+                <w:iCs/>
+                <w:kern w:val="0"/>
+                <w:sz w:val="16"/>
+                <w:szCs w:val="16"/>
+                <w:lang w:val="pl-PL" w:eastAsia="pl-PL"/>
+              </w:rPr>
+              <w:t>☐</w:t>
+            </w:r>
           </w:p>
         </w:tc>
         <w:tc>
           <w:tcPr>
             <w:tcW w:w="9223" w:type="dxa"/>
+            <w:shd w:val="clear" w:color="auto" w:fill="auto"/>
+            <w:tcMar>
+              <w:top w:w="0" w:type="dxa"/>
+              <w:left w:w="108" w:type="dxa"/>
+              <w:bottom w:w="0" w:type="dxa"/>
+              <w:right w:w="108" w:type="dxa"/>
+            </w:tcMar>
           </w:tcPr>
           <w:p>
             <w:pPr>
               <w:widowControl w:val="0"/>
-              <w:spacing w:before="50" w:after="50"/>
+              <w:spacing w:before="50" w:after="50" w:line="240" w:lineRule="auto"/>
               <w:jc w:val="both"/>
               <w:rPr>
                 <w:rFonts w:ascii="Arial" w:eastAsia="Times New Roman" w:hAnsi="Arial" w:cs="Arial"/>
                 <w:iCs/>
-                <w:sz w:val="16"/>
-                <w:szCs w:val="16"/>
-                <w:lang w:eastAsia="pl-PL"/>
+                <w:kern w:val="0"/>
+                <w:sz w:val="16"/>
+                <w:szCs w:val="16"/>
+                <w:lang w:val="pl-PL" w:eastAsia="pl-PL"/>
               </w:rPr>
             </w:pPr>
             <w:r>
               <w:rPr>
                 <w:rFonts w:ascii="Arial" w:eastAsia="Times New Roman" w:hAnsi="Arial" w:cs="Arial"/>
                 <w:iCs/>
-                <w:sz w:val="16"/>
-                <w:szCs w:val="16"/>
-                <w:lang w:eastAsia="pl-PL"/>
+                <w:kern w:val="0"/>
+                <w:sz w:val="16"/>
+                <w:szCs w:val="16"/>
+                <w:lang w:val="pl-PL" w:eastAsia="pl-PL"/>
               </w:rPr>
               <w:t>Pełnomocnictwo do reprezentowania składającego pismo lub pełnomocnictwo do doręczeń (zgodnie z ustawą z dnia 16 listopada 2006 r. o opłacie skarbowej (Dz. U. z 2023 r. poz. 2111)) – jeżeli składający pismo działa przez pełnomocnika.</w:t>
             </w:r>
@@ -4247,67 +4237,56 @@
         <w:tc>
           <w:tcPr>
             <w:tcW w:w="415" w:type="dxa"/>
+            <w:shd w:val="clear" w:color="auto" w:fill="auto"/>
+            <w:tcMar>
+              <w:top w:w="0" w:type="dxa"/>
+              <w:left w:w="108" w:type="dxa"/>
+              <w:bottom w:w="0" w:type="dxa"/>
+              <w:right w:w="108" w:type="dxa"/>
+            </w:tcMar>
           </w:tcPr>
           <w:p>
             <w:pPr>
               <w:widowControl w:val="0"/>
-              <w:spacing w:before="50" w:after="50"/>
-              <w:rPr>
-                <w:rFonts w:ascii="Arial" w:eastAsia="Times New Roman" w:hAnsi="Arial" w:cs="Arial"/>
-                <w:iCs/>
-                <w:sz w:val="16"/>
-                <w:szCs w:val="16"/>
-                <w:lang w:eastAsia="pl-PL"/>
-              </w:rPr>
+              <w:spacing w:before="50" w:after="50" w:line="240" w:lineRule="auto"/>
             </w:pPr>
-            <w:sdt>
-              <w:sdtPr>
-                <w:rPr>
-                  <w:rFonts w:ascii="Arial" w:eastAsia="Times New Roman" w:hAnsi="Arial" w:cs="Arial"/>
-                  <w:iCs/>
-                  <w:sz w:val="16"/>
-                  <w:szCs w:val="16"/>
-                  <w:lang w:eastAsia="pl-PL"/>
-                </w:rPr>
-                <w:id w:val="-981380866"/>
-                <w14:checkbox>
-                  <w14:checked w14:val="0"/>
-                  <w14:checkedState w14:val="2612" w14:font="MS Gothic"/>
-                  <w14:uncheckedState w14:val="2610" w14:font="MS Gothic"/>
-                </w14:checkbox>
-              </w:sdtPr>
-              <w:sdtEndPr/>
-              <w:sdtContent>
-                <w:r>
-                  <w:rPr>
-                    <w:rFonts w:ascii="Segoe UI Symbol" w:eastAsia="Times New Roman" w:hAnsi="Segoe UI Symbol" w:cs="Segoe UI Symbol"/>
-                    <w:iCs/>
-                    <w:sz w:val="16"/>
-                    <w:szCs w:val="16"/>
-                    <w:lang w:eastAsia="pl-PL"/>
-                  </w:rPr>
-                  <w:t>☐</w:t>
-                </w:r>
-              </w:sdtContent>
-            </w:sdt>
+            <w:r>
+              <w:rPr>
+                <w:rFonts w:ascii="Segoe UI Symbol" w:eastAsia="Times New Roman" w:hAnsi="Segoe UI Symbol" w:cs="Segoe UI Symbol"/>
+                <w:iCs/>
+                <w:kern w:val="0"/>
+                <w:sz w:val="16"/>
+                <w:szCs w:val="16"/>
+                <w:lang w:val="pl-PL" w:eastAsia="pl-PL"/>
+              </w:rPr>
+              <w:t>☐</w:t>
+            </w:r>
           </w:p>
         </w:tc>
         <w:tc>
           <w:tcPr>
             <w:tcW w:w="9223" w:type="dxa"/>
+            <w:shd w:val="clear" w:color="auto" w:fill="auto"/>
+            <w:tcMar>
+              <w:top w:w="0" w:type="dxa"/>
+              <w:left w:w="108" w:type="dxa"/>
+              <w:bottom w:w="0" w:type="dxa"/>
+              <w:right w:w="108" w:type="dxa"/>
+            </w:tcMar>
           </w:tcPr>
           <w:p>
             <w:pPr>
               <w:widowControl w:val="0"/>
-              <w:spacing w:before="50" w:after="50"/>
+              <w:spacing w:before="50" w:after="50" w:line="240" w:lineRule="auto"/>
               <w:jc w:val="both"/>
               <w:rPr>
                 <w:rFonts w:ascii="Arial" w:eastAsia="Times New Roman" w:hAnsi="Arial" w:cs="Arial"/>
                 <w:iCs/>
                 <w:spacing w:val="-2"/>
-                <w:sz w:val="16"/>
-                <w:szCs w:val="16"/>
-                <w:lang w:eastAsia="pl-PL"/>
+                <w:kern w:val="0"/>
+                <w:sz w:val="16"/>
+                <w:szCs w:val="16"/>
+                <w:lang w:val="pl-PL" w:eastAsia="pl-PL"/>
               </w:rPr>
             </w:pPr>
             <w:r>
@@ -4315,9 +4294,10 @@
                 <w:rFonts w:ascii="Arial" w:eastAsia="Times New Roman" w:hAnsi="Arial" w:cs="Arial"/>
                 <w:iCs/>
                 <w:spacing w:val="-2"/>
-                <w:sz w:val="16"/>
-                <w:szCs w:val="16"/>
-                <w:lang w:eastAsia="pl-PL"/>
+                <w:kern w:val="0"/>
+                <w:sz w:val="16"/>
+                <w:szCs w:val="16"/>
+                <w:lang w:val="pl-PL" w:eastAsia="pl-PL"/>
               </w:rPr>
               <w:t>Potwierdzenie uiszczenia opłaty skarbowej od pełnomocnictwa – jeżeli obowiązek uiszczenia takiej opłaty wynika z ustawy z dnia 16 listopada 2006 r. o opłacie skarbowej.</w:t>
             </w:r>
@@ -4328,75 +4308,61 @@
         <w:tc>
           <w:tcPr>
             <w:tcW w:w="415" w:type="dxa"/>
+            <w:shd w:val="clear" w:color="auto" w:fill="auto"/>
+            <w:tcMar>
+              <w:top w:w="0" w:type="dxa"/>
+              <w:left w:w="108" w:type="dxa"/>
+              <w:bottom w:w="0" w:type="dxa"/>
+              <w:right w:w="108" w:type="dxa"/>
+            </w:tcMar>
           </w:tcPr>
           <w:p>
             <w:pPr>
               <w:widowControl w:val="0"/>
-              <w:spacing w:before="50" w:after="50"/>
-              <w:rPr>
-                <w:rFonts w:ascii="Arial" w:eastAsia="Times New Roman" w:hAnsi="Arial" w:cs="Arial"/>
-                <w:iCs/>
-                <w:sz w:val="20"/>
-                <w:lang w:eastAsia="pl-PL"/>
-              </w:rPr>
+              <w:spacing w:before="50" w:after="50" w:line="240" w:lineRule="auto"/>
             </w:pPr>
-            <w:sdt>
-              <w:sdtPr>
-                <w:rPr>
-                  <w:rFonts w:ascii="Arial" w:eastAsia="Times New Roman" w:hAnsi="Arial" w:cs="Arial"/>
-                  <w:iCs/>
-                  <w:sz w:val="16"/>
-                  <w:szCs w:val="16"/>
-                  <w:lang w:eastAsia="pl-PL"/>
-                </w:rPr>
-                <w:id w:val="-1531023367"/>
-                <w14:checkbox>
-                  <w14:checked w14:val="0"/>
-                  <w14:checkedState w14:val="2612" w14:font="MS Gothic"/>
-                  <w14:uncheckedState w14:val="2610" w14:font="MS Gothic"/>
-                </w14:checkbox>
-              </w:sdtPr>
-              <w:sdtEndPr/>
-              <w:sdtContent>
-                <w:r>
-                  <w:rPr>
-                    <w:rFonts w:ascii="Segoe UI Symbol" w:eastAsia="Times New Roman" w:hAnsi="Segoe UI Symbol" w:cs="Segoe UI Symbol"/>
-                    <w:iCs/>
-                    <w:sz w:val="16"/>
-                    <w:szCs w:val="16"/>
-                    <w:lang w:eastAsia="pl-PL"/>
-                  </w:rPr>
-                  <w:t>☐</w:t>
-                </w:r>
-              </w:sdtContent>
-            </w:sdt>
+            <w:r>
+              <w:rPr>
+                <w:rFonts w:ascii="Segoe UI Symbol" w:eastAsia="Times New Roman" w:hAnsi="Segoe UI Symbol" w:cs="Segoe UI Symbol"/>
+                <w:iCs/>
+                <w:kern w:val="0"/>
+                <w:sz w:val="16"/>
+                <w:szCs w:val="16"/>
+                <w:lang w:val="pl-PL" w:eastAsia="pl-PL"/>
+              </w:rPr>
+              <w:t>☐</w:t>
+            </w:r>
           </w:p>
         </w:tc>
         <w:tc>
           <w:tcPr>
             <w:tcW w:w="9223" w:type="dxa"/>
+            <w:shd w:val="clear" w:color="auto" w:fill="auto"/>
+            <w:tcMar>
+              <w:top w:w="0" w:type="dxa"/>
+              <w:left w:w="108" w:type="dxa"/>
+              <w:bottom w:w="0" w:type="dxa"/>
+              <w:right w:w="108" w:type="dxa"/>
+            </w:tcMar>
           </w:tcPr>
           <w:p>
             <w:pPr>
               <w:widowControl w:val="0"/>
-              <w:spacing w:before="50" w:after="50"/>
+              <w:spacing w:before="50" w:after="50" w:line="240" w:lineRule="auto"/>
               <w:jc w:val="both"/>
               <w:rPr>
+                <w:lang w:val="pl-PL"/>
+              </w:rPr>
+            </w:pPr>
+            <w:r>
+              <w:rPr>
                 <w:rFonts w:ascii="Arial" w:eastAsia="Times New Roman" w:hAnsi="Arial" w:cs="Arial"/>
                 <w:iCs/>
-                <w:sz w:val="16"/>
-                <w:szCs w:val="16"/>
-                <w:lang w:eastAsia="pl-PL"/>
-              </w:rPr>
-            </w:pPr>
-            <w:r>
-              <w:rPr>
-                <w:rFonts w:ascii="Arial" w:eastAsia="Times New Roman" w:hAnsi="Arial" w:cs="Arial"/>
-                <w:iCs/>
                 <w:spacing w:val="-2"/>
-                <w:sz w:val="16"/>
-                <w:szCs w:val="16"/>
-                <w:lang w:eastAsia="pl-PL"/>
+                <w:kern w:val="0"/>
+                <w:sz w:val="16"/>
+                <w:szCs w:val="16"/>
+                <w:lang w:val="pl-PL" w:eastAsia="pl-PL"/>
               </w:rPr>
               <w:t>(Nieobowiązkowo). Określenie granic terenu w formie graficznej w przypadku wskazania terenu objętego pismem jako części działki ewidencyjnej lub działek ewidencyjnych.</w:t>
             </w:r>
@@ -4407,102 +4373,87 @@
         <w:tc>
           <w:tcPr>
             <w:tcW w:w="415" w:type="dxa"/>
+            <w:shd w:val="clear" w:color="auto" w:fill="auto"/>
+            <w:tcMar>
+              <w:top w:w="0" w:type="dxa"/>
+              <w:left w:w="108" w:type="dxa"/>
+              <w:bottom w:w="0" w:type="dxa"/>
+              <w:right w:w="108" w:type="dxa"/>
+            </w:tcMar>
           </w:tcPr>
           <w:p>
             <w:pPr>
               <w:widowControl w:val="0"/>
-              <w:spacing w:before="50" w:after="50"/>
-              <w:rPr>
-                <w:rFonts w:ascii="Arial" w:eastAsia="Times New Roman" w:hAnsi="Arial" w:cs="Arial"/>
-                <w:iCs/>
-                <w:sz w:val="16"/>
-                <w:szCs w:val="16"/>
-                <w:lang w:eastAsia="pl-PL"/>
-              </w:rPr>
+              <w:spacing w:before="50" w:after="50" w:line="240" w:lineRule="auto"/>
             </w:pPr>
-            <w:sdt>
-              <w:sdtPr>
-                <w:rPr>
-                  <w:rFonts w:ascii="Arial" w:eastAsia="Times New Roman" w:hAnsi="Arial" w:cs="Arial"/>
-                  <w:iCs/>
-                  <w:sz w:val="16"/>
-                  <w:szCs w:val="16"/>
-                  <w:lang w:eastAsia="pl-PL"/>
-                </w:rPr>
-                <w:id w:val="-142579581"/>
-                <w14:checkbox>
-                  <w14:checked w14:val="1"/>
-                  <w14:checkedState w14:val="2612" w14:font="MS Gothic"/>
-                  <w14:uncheckedState w14:val="2610" w14:font="MS Gothic"/>
-                </w14:checkbox>
-              </w:sdtPr>
-              <w:sdtEndPr/>
-              <w:sdtContent>
-                <w:r>
-                  <w:rPr>
-                    <w:rFonts w:ascii="Segoe UI Symbol" w:eastAsia="Times New Roman" w:hAnsi="Segoe UI Symbol" w:cs="Segoe UI Symbol"/>
-                    <w:iCs/>
-                    <w:sz w:val="16"/>
-                    <w:szCs w:val="16"/>
-                    <w:lang w:eastAsia="pl-PL"/>
-                  </w:rPr>
-                  <w:t>☒</w:t>
-                </w:r>
-              </w:sdtContent>
-            </w:sdt>
+            <w:r>
+              <w:rPr>
+                <w:rFonts w:ascii="Segoe UI Symbol" w:eastAsia="Times New Roman" w:hAnsi="Segoe UI Symbol" w:cs="Segoe UI Symbol"/>
+                <w:iCs/>
+                <w:kern w:val="0"/>
+                <w:sz w:val="16"/>
+                <w:szCs w:val="16"/>
+                <w:lang w:val="pl-PL" w:eastAsia="pl-PL"/>
+              </w:rPr>
+              <w:t>☒</w:t>
+            </w:r>
           </w:p>
         </w:tc>
         <w:tc>
           <w:tcPr>
             <w:tcW w:w="9223" w:type="dxa"/>
+            <w:shd w:val="clear" w:color="auto" w:fill="auto"/>
+            <w:tcMar>
+              <w:top w:w="0" w:type="dxa"/>
+              <w:left w:w="108" w:type="dxa"/>
+              <w:bottom w:w="0" w:type="dxa"/>
+              <w:right w:w="108" w:type="dxa"/>
+            </w:tcMar>
           </w:tcPr>
           <w:p>
             <w:pPr>
               <w:widowControl w:val="0"/>
-              <w:spacing w:before="50" w:after="50"/>
+              <w:spacing w:before="50" w:after="50" w:line="240" w:lineRule="auto"/>
               <w:jc w:val="both"/>
               <w:rPr>
+                <w:lang w:val="pl-PL"/>
+              </w:rPr>
+            </w:pPr>
+            <w:r>
+              <w:rPr>
                 <w:rFonts w:ascii="Arial" w:eastAsia="Times New Roman" w:hAnsi="Arial" w:cs="Arial"/>
                 <w:iCs/>
                 <w:spacing w:val="-2"/>
+                <w:kern w:val="0"/>
+                <w:sz w:val="16"/>
+                <w:szCs w:val="16"/>
+                <w:lang w:val="pl-PL" w:eastAsia="pl-PL"/>
+              </w:rPr>
+              <w:t>(Nieobowiązkowo). Inne załączniki – w przypadku zaznaczenia pola należy podać nazwy załączników.</w:t>
+            </w:r>
+            <w:r>
+              <w:rPr>
+                <w:rFonts w:ascii="Arial" w:eastAsia="Times New Roman" w:hAnsi="Arial" w:cs="Arial"/>
+                <w:iCs/>
+                <w:spacing w:val="-2"/>
+                <w:kern w:val="0"/>
                 <w:sz w:val="16"/>
                 <w:szCs w:val="16"/>
                 <w:vertAlign w:val="superscript"/>
-                <w:lang w:eastAsia="pl-PL"/>
-              </w:rPr>
-            </w:pPr>
+                <w:lang w:val="pl-PL" w:eastAsia="pl-PL"/>
+              </w:rPr>
+              <w:endnoteReference w:id="9"/>
+            </w:r>
             <w:r>
               <w:rPr>
                 <w:rFonts w:ascii="Arial" w:eastAsia="Times New Roman" w:hAnsi="Arial" w:cs="Arial"/>
                 <w:iCs/>
                 <w:spacing w:val="-2"/>
-                <w:sz w:val="16"/>
-                <w:szCs w:val="16"/>
-                <w:lang w:eastAsia="pl-PL"/>
-              </w:rPr>
-              <w:t>(Nieobowiązkowo). Inne załączniki – w przypadku zaznaczenia pola należy podać nazwy załączników.</w:t>
-            </w:r>
-            <w:r>
-              <w:rPr>
-                <w:rFonts w:ascii="Arial" w:eastAsia="Times New Roman" w:hAnsi="Arial" w:cs="Arial"/>
-                <w:iCs/>
-                <w:spacing w:val="-2"/>
+                <w:kern w:val="0"/>
                 <w:sz w:val="16"/>
                 <w:szCs w:val="16"/>
                 <w:vertAlign w:val="superscript"/>
-                <w:lang w:eastAsia="pl-PL"/>
-              </w:rPr>
-              <w:endnoteReference w:id="9"/>
-            </w:r>
-            <w:r>
-              <w:rPr>
-                <w:rFonts w:ascii="Arial" w:eastAsia="Times New Roman" w:hAnsi="Arial" w:cs="Arial"/>
-                <w:iCs/>
-                <w:spacing w:val="-2"/>
-                <w:sz w:val="16"/>
-                <w:szCs w:val="16"/>
-                <w:vertAlign w:val="superscript"/>
-                <w:lang w:eastAsia="pl-PL"/>
+                <w:lang w:val="pl-PL" w:eastAsia="pl-PL"/>
               </w:rPr>
               <w:t>)</w:t>
             </w:r>
@@ -4514,15 +4465,16 @@
                 <w:ilvl w:val="0"/>
                 <w:numId w:val="3"/>
               </w:numPr>
-              <w:spacing w:before="50" w:after="50"/>
+              <w:spacing w:before="50" w:after="50" w:line="240" w:lineRule="auto"/>
               <w:jc w:val="both"/>
               <w:rPr>
                 <w:rFonts w:ascii="Arial" w:eastAsia="Times New Roman" w:hAnsi="Arial" w:cs="Arial"/>
                 <w:iCs/>
                 <w:spacing w:val="-2"/>
-                <w:sz w:val="16"/>
-                <w:szCs w:val="16"/>
-                <w:lang w:eastAsia="pl-PL"/>
+                <w:kern w:val="0"/>
+                <w:sz w:val="16"/>
+                <w:szCs w:val="16"/>
+                <w:lang w:val="pl-PL" w:eastAsia="pl-PL"/>
               </w:rPr>
             </w:pPr>
             <w:r>
@@ -4530,9 +4482,10 @@
                 <w:rFonts w:ascii="Arial" w:eastAsia="Times New Roman" w:hAnsi="Arial" w:cs="Arial"/>
                 <w:iCs/>
                 <w:spacing w:val="-2"/>
-                <w:sz w:val="16"/>
-                <w:szCs w:val="16"/>
-                <w:lang w:eastAsia="pl-PL"/>
+                <w:kern w:val="0"/>
+                <w:sz w:val="16"/>
+                <w:szCs w:val="16"/>
+                <w:lang w:val="pl-PL" w:eastAsia="pl-PL"/>
               </w:rPr>
               <w:t>Załącznik nr 1 – granica obszaru objętego wnioskiem na tle przeznaczeń terenów przewidzianych w konsultowanym projekcie planu.</w:t>
             </w:r>
@@ -4544,15 +4497,16 @@
                 <w:ilvl w:val="0"/>
                 <w:numId w:val="3"/>
               </w:numPr>
-              <w:spacing w:before="50" w:after="50"/>
+              <w:spacing w:before="50" w:after="50" w:line="240" w:lineRule="auto"/>
               <w:jc w:val="both"/>
               <w:rPr>
                 <w:rFonts w:ascii="Arial" w:eastAsia="Times New Roman" w:hAnsi="Arial" w:cs="Arial"/>
                 <w:iCs/>
                 <w:spacing w:val="-2"/>
-                <w:sz w:val="16"/>
-                <w:szCs w:val="16"/>
-                <w:lang w:eastAsia="pl-PL"/>
+                <w:kern w:val="0"/>
+                <w:sz w:val="16"/>
+                <w:szCs w:val="16"/>
+                <w:lang w:val="pl-PL" w:eastAsia="pl-PL"/>
               </w:rPr>
             </w:pPr>
             <w:r>
@@ -4560,9 +4514,10 @@
                 <w:rFonts w:ascii="Arial" w:eastAsia="Times New Roman" w:hAnsi="Arial" w:cs="Arial"/>
                 <w:iCs/>
                 <w:spacing w:val="-2"/>
-                <w:sz w:val="16"/>
-                <w:szCs w:val="16"/>
-                <w:lang w:eastAsia="pl-PL"/>
+                <w:kern w:val="0"/>
+                <w:sz w:val="16"/>
+                <w:szCs w:val="16"/>
+                <w:lang w:val="pl-PL" w:eastAsia="pl-PL"/>
               </w:rPr>
               <w:t>Załącznik nr 2 – uzasadnienie postulowanych rozwiązań.</w:t>
             </w:r>
@@ -4572,10 +4527,6 @@
     </w:tbl>
     <w:p>
       <w:pPr>
-        <w:numPr>
-          <w:ilvl w:val="1"/>
-          <w:numId w:val="0"/>
-        </w:numPr>
         <w:shd w:val="clear" w:color="auto" w:fill="D9D9D9"/>
         <w:spacing w:before="100" w:after="60" w:line="240" w:lineRule="auto"/>
         <w:ind w:firstLine="108"/>
@@ -4588,7 +4539,6 @@
           <w:sz w:val="24"/>
           <w:szCs w:val="24"/>
           <w:lang w:val="pl-PL"/>
-          <w14:ligatures w14:val="none"/>
         </w:rPr>
       </w:pPr>
       <w:r>
@@ -4600,7 +4550,6 @@
           <w:sz w:val="24"/>
           <w:szCs w:val="24"/>
           <w:lang w:val="pl-PL"/>
-          <w14:ligatures w14:val="none"/>
         </w:rPr>
         <w:t>10. PODPIS SKŁADAJĄCEGO PISMO (PEŁNOMOCNIKA) I DATA PODPISU</w:t>
       </w:r>
@@ -4610,12 +4559,7 @@
         <w:widowControl w:val="0"/>
         <w:spacing w:before="50" w:after="50" w:line="240" w:lineRule="auto"/>
         <w:rPr>
-          <w:rFonts w:ascii="Arial" w:eastAsia="Times New Roman" w:hAnsi="Arial" w:cs="Arial"/>
-          <w:iCs/>
-          <w:kern w:val="0"/>
-          <w:sz w:val="20"/>
-          <w:lang w:val="pl-PL" w:eastAsia="pl-PL"/>
-          <w14:ligatures w14:val="none"/>
+          <w:lang w:val="pl-PL"/>
         </w:rPr>
       </w:pPr>
       <w:r>
@@ -4626,7 +4570,6 @@
           <w:sz w:val="16"/>
           <w:szCs w:val="16"/>
           <w:lang w:val="pl-PL" w:eastAsia="pl-PL"/>
-          <w14:ligatures w14:val="none"/>
         </w:rPr>
         <w:t>Podpis powinien być czytelny. Podpis i datę podpisu umieszcza się w przypadku składania pisma w postaci papierowej.</w:t>
       </w:r>
@@ -4637,22 +4580,16 @@
         <w:spacing w:before="240" w:after="50" w:line="240" w:lineRule="auto"/>
         <w:jc w:val="both"/>
         <w:rPr>
-          <w:rFonts w:ascii="Arial" w:eastAsia="Calibri" w:hAnsi="Arial" w:cs="Arial"/>
-          <w:kern w:val="0"/>
-          <w:sz w:val="20"/>
-          <w:szCs w:val="24"/>
-          <w:lang w:val="pl-PL"/>
-          <w14:ligatures w14:val="none"/>
-        </w:rPr>
-      </w:pPr>
-      <w:r>
-        <w:rPr>
-          <w:rFonts w:ascii="Arial" w:eastAsia="Times New Roman" w:hAnsi="Arial" w:cs="Arial"/>
-          <w:iCs/>
-          <w:kern w:val="0"/>
-          <w:sz w:val="20"/>
-          <w:lang w:val="pl-PL" w:eastAsia="pl-PL"/>
-          <w14:ligatures w14:val="none"/>
+          <w:lang w:val="pl-PL"/>
+        </w:rPr>
+      </w:pPr>
+      <w:r>
+        <w:rPr>
+          <w:rFonts w:ascii="Arial" w:eastAsia="Times New Roman" w:hAnsi="Arial" w:cs="Arial"/>
+          <w:iCs/>
+          <w:kern w:val="0"/>
+          <w:sz w:val="20"/>
+          <w:lang w:val="pl-PL" w:eastAsia="pl-PL"/>
         </w:rPr>
         <w:t>Podpis: …………………………………………………………………          Data: ……………………………</w:t>
       </w:r>
@@ -4664,26 +4601,13 @@
           <w:sz w:val="2"/>
           <w:szCs w:val="2"/>
           <w:lang w:val="pl-PL" w:eastAsia="pl-PL"/>
-          <w14:ligatures w14:val="none"/>
         </w:rPr>
         <w:t>D</w:t>
       </w:r>
     </w:p>
     <w:p>
       <w:pPr>
-        <w:rPr>
-          <w:lang w:val="pl-PL"/>
-        </w:rPr>
-      </w:pPr>
-      <w:r>
-        <w:rPr>
-          <w:lang w:val="pl-PL"/>
-        </w:rPr>
-        <w:br w:type="page"/>
-      </w:r>
-    </w:p>
-    <w:p>
-      <w:pPr>
+        <w:pageBreakBefore/>
         <w:rPr>
           <w:lang w:val="pl-PL"/>
         </w:rPr>
@@ -4696,20 +4620,16 @@
         </w:rPr>
         <w:sectPr>
           <w:pgSz w:w="11906" w:h="16838"/>
-          <w:pgMar w:top="994" w:right="1080" w:bottom="1440" w:left="1080" w:header="706" w:footer="706" w:gutter="0"/>
-          <w:cols w:space="708"/>
-          <w:docGrid w:linePitch="360"/>
+          <w:pgMar w:top="994" w:right="1080" w:bottom="1440" w:left="1080" w:header="720" w:footer="720" w:gutter="0"/>
+          <w:cols w:space="720"/>
         </w:sectPr>
       </w:pPr>
     </w:p>
     <w:p>
       <w:pPr>
         <w:pStyle w:val="NormalWeb"/>
-        <w:spacing w:before="0" w:beforeAutospacing="0" w:after="0" w:afterAutospacing="0" w:line="312" w:lineRule="auto"/>
-        <w:rPr>
-          <w:rFonts w:ascii="Arial" w:hAnsi="Arial" w:cs="Arial"/>
-          <w:b/>
-          <w:bCs/>
+        <w:spacing w:before="0" w:after="0" w:line="312" w:lineRule="auto"/>
+        <w:rPr>
           <w:lang w:val="pl-PL"/>
         </w:rPr>
       </w:pPr>
@@ -4734,39 +4654,29 @@
           <w:lang w:val="pl-PL"/>
         </w:rPr>
         <w:drawing>
-          <wp:inline distT="0" distB="0" distL="0" distR="0" wp14:anchorId="14F2F4D9" wp14:editId="3CB84ADC">
-            <wp:extent cx="5911913" cy="5981027"/>
-            <wp:effectExtent l="0" t="0" r="0" b="1270"/>
-            <wp:docPr id="198885216" name="Picture 2" descr="A map of land with land and land names&#10;&#10;AI-generated content may be incorrect."/>
-            <wp:cNvGraphicFramePr>
-              <a:graphicFrameLocks xmlns:a="http://schemas.openxmlformats.org/drawingml/2006/main" noChangeAspect="1"/>
-            </wp:cNvGraphicFramePr>
+          <wp:inline distT="0" distB="0" distL="0" distR="0" wp14:anchorId="14739872" wp14:editId="14739873">
+            <wp:extent cx="5924562" cy="5993818"/>
+            <wp:effectExtent l="0" t="0" r="0" b="6932"/>
+            <wp:docPr id="1202927267" name="Picture 2" descr="A map of land with land and land names&#10;&#10;AI-generated content may be incorrect."/>
+            <wp:cNvGraphicFramePr/>
             <a:graphic xmlns:a="http://schemas.openxmlformats.org/drawingml/2006/main">
               <a:graphicData uri="http://schemas.openxmlformats.org/drawingml/2006/picture">
                 <pic:pic xmlns:pic="http://schemas.openxmlformats.org/drawingml/2006/picture">
                   <pic:nvPicPr>
-                    <pic:cNvPr id="198885216" name="Picture 2" descr="A map of land with land and land names&#10;&#10;AI-generated content may be incorrect."/>
-                    <pic:cNvPicPr>
-                      <a:picLocks noChangeAspect="1" noChangeArrowheads="1"/>
-                    </pic:cNvPicPr>
+                    <pic:cNvPr id="0" name=""/>
+                    <pic:cNvPicPr/>
                   </pic:nvPicPr>
                   <pic:blipFill>
-                    <a:blip r:embed="rId7">
-                      <a:extLst>
-                        <a:ext uri="{28A0092B-C50C-407E-A947-70E740481C1C}">
-                          <a14:useLocalDpi xmlns:a14="http://schemas.microsoft.com/office/drawing/2010/main" val="0"/>
-                        </a:ext>
-                      </a:extLst>
-                    </a:blip>
+                    <a:blip r:embed="rId7"/>
                     <a:srcRect/>
                     <a:stretch>
                       <a:fillRect/>
                     </a:stretch>
                   </pic:blipFill>
-                  <pic:spPr bwMode="auto">
+                  <pic:spPr>
                     <a:xfrm>
                       <a:off x="0" y="0"/>
-                      <a:ext cx="5924561" cy="5993823"/>
+                      <a:ext cx="5924562" cy="5993818"/>
                     </a:xfrm>
                     <a:prstGeom prst="rect">
                       <a:avLst/>
@@ -4774,6 +4684,7 @@
                     <a:noFill/>
                     <a:ln>
                       <a:noFill/>
+                      <a:prstDash/>
                     </a:ln>
                   </pic:spPr>
                 </pic:pic>
@@ -4786,12 +4697,9 @@
     <w:p>
       <w:pPr>
         <w:pStyle w:val="NormalWeb"/>
-        <w:spacing w:before="0" w:beforeAutospacing="0" w:after="0" w:afterAutospacing="0" w:line="288" w:lineRule="auto"/>
+        <w:spacing w:before="0" w:after="0" w:line="288" w:lineRule="auto"/>
         <w:ind w:left="810" w:hanging="810"/>
         <w:rPr>
-          <w:rFonts w:ascii="Arial" w:hAnsi="Arial" w:cs="Arial"/>
-          <w:sz w:val="20"/>
-          <w:szCs w:val="20"/>
           <w:lang w:val="pl-PL"/>
         </w:rPr>
       </w:pPr>
@@ -4800,39 +4708,29 @@
           <w:noProof/>
         </w:rPr>
         <w:drawing>
-          <wp:inline distT="0" distB="0" distL="0" distR="0" wp14:anchorId="55E399F3" wp14:editId="1F0C0FC6">
-            <wp:extent cx="261620" cy="59690"/>
-            <wp:effectExtent l="0" t="0" r="5080" b="0"/>
-            <wp:docPr id="1781628106" name="Picture 1"/>
-            <wp:cNvGraphicFramePr>
-              <a:graphicFrameLocks xmlns:a="http://schemas.openxmlformats.org/drawingml/2006/main" noChangeAspect="1"/>
-            </wp:cNvGraphicFramePr>
+          <wp:inline distT="0" distB="0" distL="0" distR="0" wp14:anchorId="14739874" wp14:editId="14739875">
+            <wp:extent cx="260988" cy="57780"/>
+            <wp:effectExtent l="0" t="0" r="5712" b="0"/>
+            <wp:docPr id="815600455" name="Picture 1"/>
+            <wp:cNvGraphicFramePr/>
             <a:graphic xmlns:a="http://schemas.openxmlformats.org/drawingml/2006/main">
               <a:graphicData uri="http://schemas.openxmlformats.org/drawingml/2006/picture">
                 <pic:pic xmlns:pic="http://schemas.openxmlformats.org/drawingml/2006/picture">
                   <pic:nvPicPr>
-                    <pic:cNvPr id="0" name="Picture 1"/>
-                    <pic:cNvPicPr>
-                      <a:picLocks noChangeAspect="1" noChangeArrowheads="1"/>
-                    </pic:cNvPicPr>
+                    <pic:cNvPr id="0" name=""/>
+                    <pic:cNvPicPr/>
                   </pic:nvPicPr>
                   <pic:blipFill>
-                    <a:blip r:embed="rId8">
-                      <a:extLst>
-                        <a:ext uri="{28A0092B-C50C-407E-A947-70E740481C1C}">
-                          <a14:useLocalDpi xmlns:a14="http://schemas.microsoft.com/office/drawing/2010/main" val="0"/>
-                        </a:ext>
-                      </a:extLst>
-                    </a:blip>
+                    <a:blip r:embed="rId8"/>
                     <a:srcRect/>
                     <a:stretch>
                       <a:fillRect/>
                     </a:stretch>
                   </pic:blipFill>
-                  <pic:spPr bwMode="auto">
+                  <pic:spPr>
                     <a:xfrm>
                       <a:off x="0" y="0"/>
-                      <a:ext cx="261620" cy="59690"/>
+                      <a:ext cx="260988" cy="57780"/>
                     </a:xfrm>
                     <a:prstGeom prst="rect">
                       <a:avLst/>
@@ -4840,6 +4738,7 @@
                     <a:noFill/>
                     <a:ln>
                       <a:noFill/>
+                      <a:prstDash/>
                     </a:ln>
                   </pic:spPr>
                 </pic:pic>
@@ -4855,136 +4754,45 @@
           <w:szCs w:val="20"/>
           <w:lang w:val="pl-PL"/>
         </w:rPr>
-        <w:t xml:space="preserve"> – granice obszaru objętego wnioskiem,</w:t>
-      </w:r>
-      <w:r>
-        <w:rPr>
-          <w:rFonts w:ascii="Arial" w:hAnsi="Arial" w:cs="Arial"/>
-          <w:sz w:val="20"/>
-          <w:szCs w:val="20"/>
-          <w:lang w:val="pl-PL"/>
-        </w:rPr>
-        <w:t xml:space="preserve"> </w:t>
-      </w:r>
-      <w:r>
-        <w:rPr>
-          <w:rFonts w:ascii="Arial" w:hAnsi="Arial" w:cs="Arial"/>
-          <w:sz w:val="20"/>
-          <w:szCs w:val="20"/>
-          <w:lang w:val="pl-PL"/>
-        </w:rPr>
-        <w:t xml:space="preserve">tożsame z granicami strefy </w:t>
-      </w:r>
-      <w:r>
-        <w:rPr>
-          <w:rFonts w:ascii="Arial" w:hAnsi="Arial" w:cs="Arial"/>
-          <w:sz w:val="20"/>
-          <w:szCs w:val="20"/>
-          <w:lang w:val="pl-PL"/>
-        </w:rPr>
-        <w:t>usług</w:t>
-      </w:r>
-      <w:r>
-        <w:rPr>
-          <w:rFonts w:ascii="Arial" w:hAnsi="Arial" w:cs="Arial"/>
-          <w:sz w:val="20"/>
-          <w:szCs w:val="20"/>
-          <w:lang w:val="pl-PL"/>
-        </w:rPr>
-        <w:t xml:space="preserve"> </w:t>
-      </w:r>
-      <w:r>
-        <w:rPr>
-          <w:rFonts w:ascii="Arial" w:hAnsi="Arial" w:cs="Arial"/>
-          <w:sz w:val="20"/>
-          <w:szCs w:val="20"/>
-          <w:lang w:val="pl-PL"/>
-        </w:rPr>
-        <w:t>1014SU</w:t>
-      </w:r>
-      <w:r>
-        <w:rPr>
-          <w:rFonts w:ascii="Arial" w:hAnsi="Arial" w:cs="Arial"/>
-          <w:sz w:val="20"/>
-          <w:szCs w:val="20"/>
-          <w:lang w:val="pl-PL"/>
-        </w:rPr>
-        <w:t xml:space="preserve"> </w:t>
-      </w:r>
-      <w:r>
-        <w:rPr>
-          <w:rFonts w:ascii="Arial" w:hAnsi="Arial" w:cs="Arial"/>
-          <w:sz w:val="20"/>
-          <w:szCs w:val="20"/>
-          <w:lang w:val="pl-PL"/>
-        </w:rPr>
-        <w:t>przewidzianej w konsultowanym</w:t>
-      </w:r>
-      <w:r>
-        <w:rPr>
-          <w:rFonts w:ascii="Arial" w:hAnsi="Arial" w:cs="Arial"/>
-          <w:sz w:val="20"/>
-          <w:szCs w:val="20"/>
-          <w:lang w:val="pl-PL"/>
-        </w:rPr>
-        <w:t xml:space="preserve"> projekc</w:t>
-      </w:r>
-      <w:r>
-        <w:rPr>
-          <w:rFonts w:ascii="Arial" w:hAnsi="Arial" w:cs="Arial"/>
-          <w:sz w:val="20"/>
-          <w:szCs w:val="20"/>
-          <w:lang w:val="pl-PL"/>
-        </w:rPr>
-        <w:t>ie</w:t>
-      </w:r>
-      <w:r>
-        <w:rPr>
-          <w:rFonts w:ascii="Arial" w:hAnsi="Arial" w:cs="Arial"/>
-          <w:sz w:val="20"/>
-          <w:szCs w:val="20"/>
-          <w:lang w:val="pl-PL"/>
-        </w:rPr>
-        <w:t xml:space="preserve"> planu</w:t>
-      </w:r>
-    </w:p>
-    <w:p>
-      <w:pPr>
-        <w:pStyle w:val="NormalWeb"/>
-        <w:spacing w:before="0" w:beforeAutospacing="0" w:after="0" w:afterAutospacing="0" w:line="312" w:lineRule="auto"/>
+        <w:t xml:space="preserve"> – granice obszaru objętego wnioskiem, tożsame z granicami strefy usług 1014SU przewidzianej w konsultowanym projekcie planu</w:t>
+      </w:r>
+    </w:p>
+    <w:p>
+      <w:pPr>
+        <w:suppressAutoHyphens w:val="0"/>
+        <w:rPr>
+          <w:rFonts w:ascii="Arial" w:eastAsia="Times New Roman" w:hAnsi="Arial" w:cs="Arial"/>
+          <w:b/>
+          <w:bCs/>
+          <w:kern w:val="0"/>
+          <w:sz w:val="24"/>
+          <w:szCs w:val="24"/>
+          <w:lang w:val="pl-PL" w:eastAsia="en-NL"/>
+        </w:rPr>
+      </w:pPr>
+      <w:r>
         <w:rPr>
           <w:rFonts w:ascii="Arial" w:hAnsi="Arial" w:cs="Arial"/>
           <w:b/>
           <w:bCs/>
           <w:lang w:val="pl-PL"/>
         </w:rPr>
+        <w:br w:type="page"/>
+      </w:r>
+    </w:p>
+    <w:p>
+      <w:pPr>
+        <w:pStyle w:val="NormalWeb"/>
+        <w:spacing w:before="0" w:after="0" w:line="312" w:lineRule="auto"/>
+        <w:rPr>
+          <w:lang w:val="pl-PL"/>
+        </w:rPr>
       </w:pPr>
       <w:r>
         <w:rPr>
           <w:rFonts w:ascii="Arial" w:hAnsi="Arial" w:cs="Arial"/>
           <w:b/>
           <w:bCs/>
-          <w:lang w:val="pl-PL"/>
-        </w:rPr>
-        <w:br w:type="page"/>
-      </w:r>
-    </w:p>
-    <w:p>
-      <w:pPr>
-        <w:pStyle w:val="NormalWeb"/>
-        <w:spacing w:before="0" w:beforeAutospacing="0" w:after="0" w:afterAutospacing="0" w:line="312" w:lineRule="auto"/>
-        <w:rPr>
-          <w:rFonts w:ascii="Arial" w:hAnsi="Arial" w:cs="Arial"/>
-          <w:sz w:val="20"/>
-          <w:szCs w:val="20"/>
-          <w:lang w:val="pl-PL"/>
-        </w:rPr>
-      </w:pPr>
-      <w:r>
-        <w:rPr>
-          <w:rFonts w:ascii="Arial" w:hAnsi="Arial" w:cs="Arial"/>
-          <w:b/>
-          <w:bCs/>
           <w:sz w:val="20"/>
           <w:szCs w:val="20"/>
           <w:lang w:val="pl-PL"/>
@@ -5004,7 +4812,6 @@
           <w:sz w:val="20"/>
           <w:szCs w:val="20"/>
           <w:lang w:val="pl-PL" w:eastAsia="pl-PL"/>
-          <w14:ligatures w14:val="none"/>
         </w:rPr>
       </w:pPr>
       <w:r>
@@ -5014,7 +4821,6 @@
           <w:sz w:val="20"/>
           <w:szCs w:val="20"/>
           <w:lang w:val="pl-PL" w:eastAsia="pl-PL"/>
-          <w14:ligatures w14:val="none"/>
         </w:rPr>
         <w:t>Niniejsza uwaga dotyczy terenu położonego między Puszczą Bukową a autostradą A6 w Podjuchach. W projekcie planu teren ten stanowi strefę oznaczoną symbolem 1014SU – „strefa usługowa”. Przypisano jej wszystkie dopuszczalne dodatkowe profile funkcjonalne, w tym „teren składów i magazynów”. Na całym obszarze tej strefy projekt planu ustala maksymalną wysokość zabudowy na 12,0 m, współczynnik intensywności zabudowy na 0,8 oraz minimalny udział powierzchni biologicznie czynnej na poziomie 50%.</w:t>
       </w:r>
@@ -5030,7 +4836,6 @@
           <w:sz w:val="20"/>
           <w:szCs w:val="20"/>
           <w:lang w:val="pl-PL" w:eastAsia="pl-PL"/>
-          <w14:ligatures w14:val="none"/>
         </w:rPr>
       </w:pPr>
       <w:r>
@@ -5040,7 +4845,6 @@
           <w:sz w:val="20"/>
           <w:szCs w:val="20"/>
           <w:lang w:val="pl-PL" w:eastAsia="pl-PL"/>
-          <w14:ligatures w14:val="none"/>
         </w:rPr>
         <w:t>Wnoszę o wyznaczenie na tym terenie strefy zieleni i rekreacji zamiast strefy usługowej. Postulowana strefa zieleni i rekreacji powinna mieć przypisany, jako jeden z przewidzianych w rozporządzeniu dodatkowych profili funkcjonalnych, profil „teren usług sportu i rekreacji”.</w:t>
       </w:r>
@@ -5051,88 +4855,37 @@
         <w:spacing w:before="120" w:after="50" w:line="312" w:lineRule="auto"/>
         <w:jc w:val="both"/>
         <w:rPr>
+          <w:lang w:val="pl-PL"/>
+        </w:rPr>
+      </w:pPr>
+      <w:r>
+        <w:rPr>
           <w:rFonts w:ascii="Arial" w:eastAsia="Times New Roman" w:hAnsi="Arial" w:cs="Arial"/>
           <w:kern w:val="0"/>
           <w:sz w:val="20"/>
           <w:szCs w:val="20"/>
           <w:lang w:val="pl-PL" w:eastAsia="pl-PL"/>
-          <w14:ligatures w14:val="none"/>
-        </w:rPr>
-      </w:pPr>
-      <w:r>
-        <w:rPr>
-          <w:rFonts w:ascii="Arial" w:eastAsia="Times New Roman" w:hAnsi="Arial" w:cs="Arial"/>
-          <w:kern w:val="0"/>
+        </w:rPr>
+        <w:t xml:space="preserve">Za proponowanym rozwiązaniem przemawiają </w:t>
+      </w:r>
+      <w:r>
+        <w:rPr>
+          <w:rFonts w:ascii="Arial" w:hAnsi="Arial" w:cs="Arial"/>
           <w:sz w:val="20"/>
           <w:szCs w:val="20"/>
-          <w:lang w:val="pl-PL" w:eastAsia="pl-PL"/>
-          <w14:ligatures w14:val="none"/>
-        </w:rPr>
-        <w:t xml:space="preserve">Za proponowanym rozwiązaniem przemawiają </w:t>
-      </w:r>
-      <w:r>
-        <w:rPr>
-          <w:rFonts w:ascii="Arial" w:hAnsi="Arial" w:cs="Arial"/>
+          <w:lang w:val="pl-PL"/>
+        </w:rPr>
+        <w:t xml:space="preserve">między innymi: </w:t>
+      </w:r>
+      <w:r>
+        <w:rPr>
+          <w:rFonts w:ascii="Arial" w:eastAsia="Times New Roman" w:hAnsi="Arial" w:cs="Arial"/>
+          <w:kern w:val="0"/>
           <w:sz w:val="20"/>
           <w:szCs w:val="20"/>
-          <w:lang w:val="pl-PL"/>
-        </w:rPr>
-        <w:t xml:space="preserve">między innymi: </w:t>
-      </w:r>
-      <w:r>
-        <w:rPr>
-          <w:rFonts w:ascii="Arial" w:eastAsia="Times New Roman" w:hAnsi="Arial" w:cs="Arial"/>
-          <w:kern w:val="0"/>
-          <w:sz w:val="20"/>
-          <w:szCs w:val="20"/>
-          <w:lang w:val="pl-PL" w:eastAsia="pl-PL"/>
-          <w14:ligatures w14:val="none"/>
-        </w:rPr>
-        <w:t xml:space="preserve">wymagania ładu przestrzennego (teren z trzech stron przylega do Puszczy Bukowej), uwarunkowania przyrodnicze (obecność lasów i wzgórz, bagnistość części obszarów, położenie terenu w otulinie Szczecińskiego Parku Krajobrazowego „Puszcza Bukowa” oraz sąsiedztwo tego parku, jak również sąsiedztwo obszaru Natura 2000 „Wzgórza Bukowe” oraz rezerwatu przyrody </w:t>
-      </w:r>
-      <w:r>
-        <w:rPr>
-          <w:rFonts w:ascii="Arial" w:eastAsia="Times New Roman" w:hAnsi="Arial" w:cs="Arial"/>
-          <w:kern w:val="0"/>
-          <w:sz w:val="20"/>
-          <w:szCs w:val="20"/>
-          <w:lang w:val="pl-PL" w:eastAsia="pl-PL"/>
-          <w14:ligatures w14:val="none"/>
-        </w:rPr>
-        <w:t>„</w:t>
-      </w:r>
-      <w:r>
-        <w:rPr>
-          <w:rFonts w:ascii="Arial" w:eastAsia="Times New Roman" w:hAnsi="Arial" w:cs="Arial"/>
-          <w:kern w:val="0"/>
-          <w:sz w:val="20"/>
-          <w:szCs w:val="20"/>
-          <w:lang w:val="pl-PL" w:eastAsia="pl-PL"/>
-          <w14:ligatures w14:val="none"/>
-        </w:rPr>
-        <w:t>Bukowe Zdroje</w:t>
-      </w:r>
-      <w:r>
-        <w:rPr>
-          <w:rFonts w:ascii="Arial" w:eastAsia="Times New Roman" w:hAnsi="Arial" w:cs="Arial"/>
-          <w:kern w:val="0"/>
-          <w:sz w:val="20"/>
-          <w:szCs w:val="20"/>
-          <w:lang w:val="pl-PL" w:eastAsia="pl-PL"/>
-          <w14:ligatures w14:val="none"/>
-        </w:rPr>
-        <w:t>”</w:t>
-      </w:r>
-      <w:r>
-        <w:rPr>
-          <w:rFonts w:ascii="Arial" w:eastAsia="Times New Roman" w:hAnsi="Arial" w:cs="Arial"/>
-          <w:kern w:val="0"/>
-          <w:sz w:val="20"/>
-          <w:szCs w:val="20"/>
-          <w:lang w:val="pl-PL" w:eastAsia="pl-PL"/>
-          <w14:ligatures w14:val="none"/>
-        </w:rPr>
-        <w:t>) oraz względy infrastrukturalne (brak rozwiniętej infrastruktury przesyłowej, niedostępność komunikacji zbiorowej oraz ryzyko przeciążenia ulic osiedlowych w Podjuchach).</w:t>
+          <w:lang w:val="pl-PL" w:eastAsia="pl-PL"/>
+        </w:rPr>
+        <w:t>wymagania ładu przestrzennego (teren z trzech stron przylega do Puszczy Bukowej), uwarunkowania przyrodnicze (obecność lasów i wzgórz, bagnistość części obszarów, położenie terenu w otulinie Szczecińskiego Parku Krajobrazowego „Puszcza Bukowa” oraz sąsiedztwo tego parku, jak również sąsiedztwo obszaru Natura 2000 „Wzgórza Bukowe” oraz rezerwatu przyrody „Bukowe Zdroje”) oraz względy infrastrukturalne (brak rozwiniętej infrastruktury przesyłowej, niedostępność komunikacji zbiorowej oraz ryzyko przeciążenia ulic osiedlowych w Podjuchach).</w:t>
       </w:r>
     </w:p>
     <w:p>
@@ -5141,7 +4894,7 @@
         <w:widowControl w:val="0"/>
         <w:numPr>
           <w:ilvl w:val="0"/>
-          <w:numId w:val="1"/>
+          <w:numId w:val="4"/>
         </w:numPr>
         <w:spacing w:before="120" w:after="50" w:line="312" w:lineRule="auto"/>
         <w:jc w:val="both"/>
@@ -5151,7 +4904,6 @@
           <w:sz w:val="20"/>
           <w:szCs w:val="20"/>
           <w:lang w:val="pl-PL" w:eastAsia="pl-PL"/>
-          <w14:ligatures w14:val="none"/>
         </w:rPr>
       </w:pPr>
       <w:r>
@@ -5161,7 +4913,6 @@
           <w:sz w:val="20"/>
           <w:szCs w:val="20"/>
           <w:lang w:val="pl-PL" w:eastAsia="pl-PL"/>
-          <w14:ligatures w14:val="none"/>
         </w:rPr>
         <w:t>Wymagania ładu przestrzennego</w:t>
       </w:r>
@@ -5185,43 +4936,7 @@
           <w:szCs w:val="20"/>
           <w:lang w:val="pl-PL"/>
         </w:rPr>
-        <w:t>Zasadniczym aspektem, który należy brać pod uwagę w planowaniu przestrzennym, są wymagania ładu przestrzennego oraz walory architektoniczne i krajobrazowe (art. 1 ust. 2 pkt 1 i 2 ustawy o planowaniu i zagospodarowaniu przestrzennym). Przedmiotowy teren z trzech stron otoczony jest Puszczą Bukową</w:t>
-      </w:r>
-      <w:r>
-        <w:rPr>
-          <w:rFonts w:ascii="Arial" w:hAnsi="Arial" w:cs="Arial"/>
-          <w:sz w:val="20"/>
-          <w:szCs w:val="20"/>
-          <w:lang w:val="pl-PL"/>
-        </w:rPr>
-        <w:t xml:space="preserve"> (granicząc częściowo bezpośrednio z puszczą znajdującą się w gminie Stare Czarnowo, a częściowo ze strefą otwartą 86SO</w:t>
-      </w:r>
-      <w:r>
-        <w:rPr>
-          <w:rFonts w:ascii="Arial" w:hAnsi="Arial" w:cs="Arial"/>
-          <w:sz w:val="20"/>
-          <w:szCs w:val="20"/>
-          <w:lang w:val="pl-PL"/>
-        </w:rPr>
-        <w:t>. Po drugiej stronie autostrady także znajdują się tereny zieleni i rekreacji</w:t>
-      </w:r>
-      <w:r>
-        <w:rPr>
-          <w:rFonts w:ascii="Arial" w:hAnsi="Arial" w:cs="Arial"/>
-          <w:sz w:val="20"/>
-          <w:szCs w:val="20"/>
-          <w:lang w:val="pl-PL"/>
-        </w:rPr>
-        <w:t xml:space="preserve"> (strefa 401SN)</w:t>
-      </w:r>
-      <w:r>
-        <w:rPr>
-          <w:rFonts w:ascii="Arial" w:hAnsi="Arial" w:cs="Arial"/>
-          <w:sz w:val="20"/>
-          <w:szCs w:val="20"/>
-          <w:lang w:val="pl-PL"/>
-        </w:rPr>
-        <w:t>. Zabudowa górnych Podjuch ma w przeważającej mierze charakter jednorodzinny.</w:t>
+        <w:t>Zasadniczym aspektem, który należy brać pod uwagę w planowaniu przestrzennym, są wymagania ładu przestrzennego oraz walory architektoniczne i krajobrazowe (art. 1 ust. 2 pkt 1 i 2 ustawy o planowaniu i zagospodarowaniu przestrzennym). Przedmiotowy teren z trzech stron otoczony jest Puszczą Bukową (granicząc częściowo bezpośrednio z puszczą znajdującą się w gminie Stare Czarnowo, a częściowo ze strefą otwartą 86SO. Po drugiej stronie autostrady także znajdują się tereny zieleni i rekreacji (strefa 401SN). Zabudowa górnych Podjuch ma w przeważającej mierze charakter jednorodzinny.</w:t>
       </w:r>
     </w:p>
     <w:p>
@@ -5230,7 +4945,7 @@
         <w:widowControl w:val="0"/>
         <w:numPr>
           <w:ilvl w:val="0"/>
-          <w:numId w:val="1"/>
+          <w:numId w:val="4"/>
         </w:numPr>
         <w:spacing w:before="120" w:after="50" w:line="312" w:lineRule="auto"/>
         <w:jc w:val="both"/>
@@ -5279,9 +4994,6 @@
         <w:spacing w:before="120" w:after="50" w:line="312" w:lineRule="auto"/>
         <w:jc w:val="both"/>
         <w:rPr>
-          <w:rFonts w:ascii="Arial" w:hAnsi="Arial" w:cs="Arial"/>
-          <w:sz w:val="20"/>
-          <w:szCs w:val="20"/>
           <w:lang w:val="pl-PL"/>
         </w:rPr>
       </w:pPr>
@@ -5337,22 +5049,27 @@
         <w:spacing w:before="120" w:after="50" w:line="312" w:lineRule="auto"/>
         <w:jc w:val="both"/>
         <w:rPr>
-          <w:rFonts w:ascii="Arial" w:eastAsia="Times New Roman" w:hAnsi="Arial" w:cs="Arial"/>
-          <w:kern w:val="0"/>
+          <w:lang w:val="pl-PL"/>
+        </w:rPr>
+      </w:pPr>
+      <w:r>
+        <w:rPr>
+          <w:rFonts w:ascii="Arial" w:hAnsi="Arial" w:cs="Arial"/>
           <w:sz w:val="20"/>
           <w:szCs w:val="20"/>
-          <w:lang w:val="pl-PL" w:eastAsia="pl-PL"/>
-          <w14:ligatures w14:val="none"/>
-        </w:rPr>
-      </w:pPr>
-      <w:r>
-        <w:rPr>
-          <w:rFonts w:ascii="Arial" w:hAnsi="Arial" w:cs="Arial"/>
+          <w:lang w:val="pl-PL"/>
+        </w:rPr>
+        <w:t xml:space="preserve">Jednocześnie przedmiotowy teren bezpośrednio graniczy z obszarem </w:t>
+      </w:r>
+      <w:r>
+        <w:rPr>
+          <w:rFonts w:ascii="Arial" w:eastAsia="Times New Roman" w:hAnsi="Arial" w:cs="Arial"/>
+          <w:kern w:val="0"/>
           <w:sz w:val="20"/>
           <w:szCs w:val="20"/>
-          <w:lang w:val="pl-PL"/>
-        </w:rPr>
-        <w:t xml:space="preserve">Jednocześnie przedmiotowy teren bezpośrednio graniczy z obszarem </w:t>
+          <w:lang w:val="pl-PL" w:eastAsia="pl-PL"/>
+        </w:rPr>
+        <w:t xml:space="preserve">Natura 2000 „Wzgórza Bukowe”. Zidentyfikowano na nim występowanie 19 typów siedlisk przyrodniczych określonych w załączniku I Dyrektywy siedliskowej oraz 11 gatunków z załącznika II tej dyrektywy. Flora liczy około tysiąca gatunków roślin naczyniowych, z czego 94 gatunki to rośliny chronione, a 50 to gatunki z krajowej </w:t>
       </w:r>
       <w:r>
         <w:rPr>
@@ -5361,18 +5078,6 @@
           <w:sz w:val="20"/>
           <w:szCs w:val="20"/>
           <w:lang w:val="pl-PL" w:eastAsia="pl-PL"/>
-          <w14:ligatures w14:val="none"/>
-        </w:rPr>
-        <w:t xml:space="preserve">Natura 2000 „Wzgórza Bukowe”. Zidentyfikowano na nim występowanie 19 typów siedlisk przyrodniczych określonych w załączniku I Dyrektywy siedliskowej oraz 11 gatunków z załącznika II tej dyrektywy. Flora liczy około tysiąca gatunków roślin naczyniowych, z czego 94 gatunki to rośliny chronione, a 50 to gatunki z krajowej </w:t>
-      </w:r>
-      <w:r>
-        <w:rPr>
-          <w:rFonts w:ascii="Arial" w:eastAsia="Times New Roman" w:hAnsi="Arial" w:cs="Arial"/>
-          <w:kern w:val="0"/>
-          <w:sz w:val="20"/>
-          <w:szCs w:val="20"/>
-          <w:lang w:val="pl-PL" w:eastAsia="pl-PL"/>
-          <w14:ligatures w14:val="none"/>
         </w:rPr>
         <w:lastRenderedPageBreak/>
         <w:t>czerwonej listy. Występują tu też 62 gatunki chronionych mchów i wątrobowców, 21 gatunków grzybów chronionych, 149 gatunków grzybów zagrożonych w skali kraju, 41 gatunków chronionych porostów i 85 gatunków zagrożonych w skali kraju. Stwierdzono również występowanie 59 gatunków chronionych bezkręgowców i 62 gatunków bezkręgowców zagrożonych w skali kraju. Wzgórza Bukowe są także siedliskiem dla 242 gatunków kręgowców objętych ochroną prawną oraz 45 gatunków zagrożonych w skali kraju</w:t>
@@ -5385,7 +5090,6 @@
           <w:sz w:val="20"/>
           <w:szCs w:val="20"/>
           <w:lang w:val="pl-PL" w:eastAsia="pl-PL"/>
-          <w14:ligatures w14:val="none"/>
         </w:rPr>
         <w:footnoteReference w:id="2"/>
       </w:r>
@@ -5396,7 +5100,6 @@
           <w:sz w:val="20"/>
           <w:szCs w:val="20"/>
           <w:lang w:val="pl-PL" w:eastAsia="pl-PL"/>
-          <w14:ligatures w14:val="none"/>
         </w:rPr>
         <w:t xml:space="preserve">. Można zasadnie przyjąć, że z racji bezpośredniego sąsiedztwa obszaru Natura 2000 znaczna część chronionych gatunków występuje także na terenie objętym niniejszą uwagą. Teren ten </w:t>
       </w:r>
@@ -5416,53 +5119,8 @@
           <w:sz w:val="20"/>
           <w:szCs w:val="20"/>
           <w:lang w:val="pl-PL" w:eastAsia="pl-PL"/>
-          <w14:ligatures w14:val="none"/>
-        </w:rPr>
-        <w:t xml:space="preserve">rezerwatu przyrody </w:t>
-      </w:r>
-      <w:r>
-        <w:rPr>
-          <w:rFonts w:ascii="Arial" w:eastAsia="Times New Roman" w:hAnsi="Arial" w:cs="Arial"/>
-          <w:kern w:val="0"/>
-          <w:sz w:val="20"/>
-          <w:szCs w:val="20"/>
-          <w:lang w:val="pl-PL" w:eastAsia="pl-PL"/>
-          <w14:ligatures w14:val="none"/>
-        </w:rPr>
-        <w:t>„</w:t>
-      </w:r>
-      <w:r>
-        <w:rPr>
-          <w:rFonts w:ascii="Arial" w:eastAsia="Times New Roman" w:hAnsi="Arial" w:cs="Arial"/>
-          <w:kern w:val="0"/>
-          <w:sz w:val="20"/>
-          <w:szCs w:val="20"/>
-          <w:lang w:val="pl-PL" w:eastAsia="pl-PL"/>
-          <w14:ligatures w14:val="none"/>
-        </w:rPr>
-        <w:t>Bukowe Zdroje im. Profesora Tadeusza Dominika</w:t>
-      </w:r>
-      <w:r>
-        <w:rPr>
-          <w:rFonts w:ascii="Arial" w:eastAsia="Times New Roman" w:hAnsi="Arial" w:cs="Arial"/>
-          <w:kern w:val="0"/>
-          <w:sz w:val="20"/>
-          <w:szCs w:val="20"/>
-          <w:lang w:val="pl-PL" w:eastAsia="pl-PL"/>
-          <w14:ligatures w14:val="none"/>
-        </w:rPr>
-        <w:t>”</w:t>
-      </w:r>
-      <w:r>
-        <w:rPr>
-          <w:rFonts w:ascii="Arial" w:eastAsia="Times New Roman" w:hAnsi="Arial" w:cs="Arial"/>
-          <w:kern w:val="0"/>
-          <w:sz w:val="20"/>
-          <w:szCs w:val="20"/>
-          <w:lang w:val="pl-PL" w:eastAsia="pl-PL"/>
-          <w14:ligatures w14:val="none"/>
-        </w:rPr>
-        <w:t xml:space="preserve">. </w:t>
+        </w:rPr>
+        <w:t xml:space="preserve">rezerwatu przyrody „Bukowe Zdroje im. Profesora Tadeusza Dominika”. </w:t>
       </w:r>
     </w:p>
     <w:p>
@@ -5493,7 +5151,7 @@
         <w:widowControl w:val="0"/>
         <w:numPr>
           <w:ilvl w:val="0"/>
-          <w:numId w:val="1"/>
+          <w:numId w:val="4"/>
         </w:numPr>
         <w:spacing w:before="120" w:after="50" w:line="312" w:lineRule="auto"/>
         <w:jc w:val="both"/>
@@ -5564,7 +5222,7 @@
         <w:widowControl w:val="0"/>
         <w:numPr>
           <w:ilvl w:val="0"/>
-          <w:numId w:val="1"/>
+          <w:numId w:val="4"/>
         </w:numPr>
         <w:spacing w:before="120" w:after="50" w:line="312" w:lineRule="auto"/>
         <w:jc w:val="both"/>
@@ -5591,29 +5249,25 @@
         <w:spacing w:after="50" w:line="312" w:lineRule="auto"/>
         <w:jc w:val="both"/>
         <w:rPr>
+          <w:lang w:val="pl-PL"/>
+        </w:rPr>
+      </w:pPr>
+      <w:r>
+        <w:rPr>
           <w:rFonts w:ascii="Arial" w:hAnsi="Arial" w:cs="Arial"/>
           <w:sz w:val="20"/>
           <w:szCs w:val="20"/>
           <w:lang w:val="pl-PL"/>
         </w:rPr>
-      </w:pPr>
-      <w:r>
-        <w:rPr>
-          <w:rFonts w:ascii="Arial" w:hAnsi="Arial" w:cs="Arial"/>
+        <w:t xml:space="preserve">Przedstawione wyżej względy ładu przestrzennego i ochrony środowiska oraz ograniczenia infrastrukturalne przemawiają za wprowadzeniem wnioskowanych zmian w projekcie planu, tj. </w:t>
+      </w:r>
+      <w:r>
+        <w:rPr>
+          <w:rFonts w:ascii="Arial" w:eastAsia="Calibri" w:hAnsi="Arial" w:cs="Arial"/>
+          <w:kern w:val="0"/>
           <w:sz w:val="20"/>
           <w:szCs w:val="20"/>
-          <w:lang w:val="pl-PL"/>
-        </w:rPr>
-        <w:t xml:space="preserve">Przedstawione wyżej względy ładu przestrzennego i ochrony środowiska oraz ograniczenia infrastrukturalne przemawiają za wprowadzeniem wnioskowanych zmian w projekcie planu, tj. </w:t>
-      </w:r>
-      <w:r>
-        <w:rPr>
-          <w:rFonts w:ascii="Arial" w:eastAsia="Calibri" w:hAnsi="Arial" w:cs="Arial"/>
-          <w:kern w:val="0"/>
-          <w:sz w:val="20"/>
-          <w:szCs w:val="20"/>
-          <w:lang w:val="pl-PL" w:eastAsia="pl-PL"/>
-          <w14:ligatures w14:val="none"/>
+          <w:lang w:val="pl-PL" w:eastAsia="pl-PL"/>
         </w:rPr>
         <w:t xml:space="preserve">wyznaczeniem strefy zieleni i rekreacji (z profilem dodatkowym „teren usług sportu i rekreacji”) zamiast strefy usługowej, która w konsultowanym projekcie planu ma profil dodatkowy „teren składów i magazynów”. Jednocześnie postulowane </w:t>
       </w:r>
@@ -5629,9 +5283,8 @@
     </w:p>
     <w:sectPr>
       <w:pgSz w:w="11906" w:h="16838"/>
-      <w:pgMar w:top="1440" w:right="1440" w:bottom="1440" w:left="1440" w:header="708" w:footer="708" w:gutter="0"/>
-      <w:cols w:space="708"/>
-      <w:docGrid w:linePitch="360"/>
+      <w:pgMar w:top="1440" w:right="1440" w:bottom="1440" w:left="1440" w:header="720" w:footer="720" w:gutter="0"/>
+      <w:cols w:space="720"/>
     </w:sectPr>
   </w:body>
 </w:document>
@@ -5665,20 +5318,20 @@
         <w:pStyle w:val="EndnoteText"/>
         <w:jc w:val="both"/>
         <w:rPr>
-          <w:color w:val="000000"/>
+          <w:rFonts w:ascii="Arial" w:hAnsi="Arial" w:cs="Arial"/>
           <w:lang w:val="pl-PL"/>
         </w:rPr>
       </w:pPr>
       <w:r>
         <w:rPr>
           <w:rStyle w:val="EndnoteReference"/>
-          <w:sz w:val="16"/>
-          <w:szCs w:val="16"/>
+          <w:rFonts w:ascii="Arial" w:hAnsi="Arial" w:cs="Arial"/>
         </w:rPr>
         <w:endnoteRef/>
       </w:r>
       <w:r>
         <w:rPr>
+          <w:rFonts w:ascii="Arial" w:hAnsi="Arial" w:cs="Arial"/>
           <w:sz w:val="16"/>
           <w:szCs w:val="16"/>
           <w:vertAlign w:val="superscript"/>
@@ -5689,6 +5342,7 @@
       <w:r>
         <w:rPr>
           <w:rStyle w:val="EndnoteReference"/>
+          <w:rFonts w:ascii="Arial" w:hAnsi="Arial" w:cs="Arial"/>
           <w:sz w:val="16"/>
           <w:szCs w:val="16"/>
           <w:lang w:val="pl-PL"/>
@@ -5697,6 +5351,7 @@
       </w:r>
       <w:r>
         <w:rPr>
+          <w:rFonts w:ascii="Arial" w:hAnsi="Arial" w:cs="Arial"/>
           <w:sz w:val="16"/>
           <w:szCs w:val="16"/>
           <w:lang w:val="pl-PL"/>
@@ -5705,6 +5360,7 @@
       </w:r>
       <w:r>
         <w:rPr>
+          <w:rFonts w:ascii="Arial" w:hAnsi="Arial" w:cs="Arial"/>
           <w:color w:val="000000"/>
           <w:sz w:val="16"/>
           <w:szCs w:val="16"/>
@@ -5720,23 +5376,20 @@
         <w:pStyle w:val="EndnoteText"/>
         <w:jc w:val="both"/>
         <w:rPr>
-          <w:color w:val="000000"/>
-          <w:sz w:val="16"/>
-          <w:szCs w:val="16"/>
+          <w:rFonts w:ascii="Arial" w:hAnsi="Arial" w:cs="Arial"/>
           <w:lang w:val="pl-PL"/>
         </w:rPr>
       </w:pPr>
       <w:r>
         <w:rPr>
           <w:rStyle w:val="EndnoteReference"/>
-          <w:color w:val="000000"/>
-          <w:sz w:val="16"/>
-          <w:szCs w:val="16"/>
+          <w:rFonts w:ascii="Arial" w:hAnsi="Arial" w:cs="Arial"/>
         </w:rPr>
         <w:endnoteRef/>
       </w:r>
       <w:r>
         <w:rPr>
+          <w:rFonts w:ascii="Arial" w:hAnsi="Arial" w:cs="Arial"/>
           <w:color w:val="000000"/>
           <w:sz w:val="16"/>
           <w:szCs w:val="16"/>
@@ -5748,6 +5401,7 @@
       <w:r>
         <w:rPr>
           <w:rStyle w:val="EndnoteReference"/>
+          <w:rFonts w:ascii="Arial" w:hAnsi="Arial" w:cs="Arial"/>
           <w:color w:val="000000"/>
           <w:lang w:val="pl-PL"/>
         </w:rPr>
@@ -5755,6 +5409,7 @@
       </w:r>
       <w:r>
         <w:rPr>
+          <w:rFonts w:ascii="Arial" w:hAnsi="Arial" w:cs="Arial"/>
           <w:color w:val="000000"/>
           <w:sz w:val="16"/>
           <w:szCs w:val="16"/>
@@ -5770,23 +5425,20 @@
         <w:pStyle w:val="EndnoteText"/>
         <w:jc w:val="both"/>
         <w:rPr>
-          <w:color w:val="000000"/>
-          <w:sz w:val="16"/>
-          <w:szCs w:val="16"/>
+          <w:rFonts w:ascii="Arial" w:hAnsi="Arial" w:cs="Arial"/>
           <w:lang w:val="pl-PL"/>
         </w:rPr>
       </w:pPr>
       <w:r>
         <w:rPr>
           <w:rStyle w:val="EndnoteReference"/>
-          <w:color w:val="000000"/>
-          <w:sz w:val="16"/>
-          <w:szCs w:val="16"/>
+          <w:rFonts w:ascii="Arial" w:hAnsi="Arial" w:cs="Arial"/>
         </w:rPr>
         <w:endnoteRef/>
       </w:r>
       <w:r>
         <w:rPr>
+          <w:rFonts w:ascii="Arial" w:hAnsi="Arial" w:cs="Arial"/>
           <w:color w:val="000000"/>
           <w:sz w:val="16"/>
           <w:szCs w:val="16"/>
@@ -5797,6 +5449,7 @@
       </w:r>
       <w:r>
         <w:rPr>
+          <w:rFonts w:ascii="Arial" w:hAnsi="Arial" w:cs="Arial"/>
           <w:color w:val="000000"/>
           <w:lang w:val="pl-PL"/>
         </w:rPr>
@@ -5804,6 +5457,7 @@
       </w:r>
       <w:r>
         <w:rPr>
+          <w:rFonts w:ascii="Arial" w:hAnsi="Arial" w:cs="Arial"/>
           <w:color w:val="000000"/>
           <w:sz w:val="16"/>
           <w:szCs w:val="16"/>
@@ -5819,133 +5473,116 @@
         <w:pStyle w:val="ODNONIKtreodnonika"/>
         <w:spacing w:before="0" w:after="0"/>
         <w:jc w:val="both"/>
+      </w:pPr>
+      <w:r>
+        <w:rPr>
+          <w:rStyle w:val="EndnoteReference"/>
+        </w:rPr>
+        <w:endnoteRef/>
+      </w:r>
+      <w:r>
         <w:rPr>
           <w:color w:val="000000"/>
           <w:szCs w:val="16"/>
-        </w:rPr>
-      </w:pPr>
+          <w:vertAlign w:val="superscript"/>
+        </w:rPr>
+        <w:t>)</w:t>
+      </w:r>
+      <w:r>
+        <w:rPr>
+          <w:color w:val="000000"/>
+          <w:szCs w:val="16"/>
+        </w:rPr>
+        <w:t xml:space="preserve"> W pkt 4 należy podać adres zamieszkania albo siedziby składającego pismo. W przypadku wypełnienia pkt 5 podaje się adres do korespondencji składającego pismo, jeżeli jest inny niż adres podany w pkt 4. W przypadku wypełnienia pkt 6 podaje się adres zamieszkania albo siedziby pełnomocnika. W przypadku większej liczby składających pismo lub pełnomocników dane kolejnych składających pismo lub pełnomocników dodaje się w formularzu albo zamieszcza na osobnych stronach i dołącza do formularza. </w:t>
+      </w:r>
+    </w:p>
+  </w:endnote>
+  <w:endnote w:id="5">
+    <w:p>
+      <w:pPr>
+        <w:pStyle w:val="ODNONIKtreodnonika"/>
+        <w:spacing w:before="0" w:after="0"/>
+        <w:jc w:val="both"/>
+      </w:pPr>
+      <w:r>
+        <w:rPr>
+          <w:rStyle w:val="EndnoteReference"/>
+        </w:rPr>
+        <w:endnoteRef/>
+      </w:r>
       <w:r>
         <w:rPr>
           <w:rStyle w:val="EndnoteReference"/>
           <w:color w:val="000000"/>
           <w:szCs w:val="16"/>
         </w:rPr>
-        <w:endnoteRef/>
+        <w:t>)</w:t>
       </w:r>
       <w:r>
         <w:rPr>
           <w:color w:val="000000"/>
           <w:szCs w:val="16"/>
-          <w:vertAlign w:val="superscript"/>
-        </w:rPr>
-        <w:t>)</w:t>
-      </w:r>
+        </w:rPr>
+        <w:t xml:space="preserve"> </w:t>
+      </w:r>
+      <w:bookmarkStart w:id="12" w:name="_Hlk150008472"/>
       <w:r>
         <w:rPr>
           <w:color w:val="000000"/>
           <w:szCs w:val="16"/>
         </w:rPr>
-        <w:t xml:space="preserve"> W pkt 4 należy podać adres zamieszkania albo siedziby składającego pismo. W przypadku wypełnienia pkt 5 podaje się adres do korespondencji składającego pismo, jeżeli jest inny niż adres podany w pkt 4. W przypadku wypełnienia pkt 6 podaje się adres zamieszkania albo siedziby pełnomocnika. W przypadku większej liczby składających pismo lub pełnomocników dane kolejnych składających pismo lub pełnomocników dodaje się w formularzu albo zamieszcza na osobnych stronach i dołącza do formularza. </w:t>
+        <w:t xml:space="preserve">Adres </w:t>
+      </w:r>
+      <w:r>
+        <w:rPr>
+          <w:color w:val="000000"/>
+          <w:spacing w:val="-2"/>
+          <w:szCs w:val="16"/>
+        </w:rPr>
+        <w:t>skrytki ePUAP lub adres do doręczeń elektronicznych wskazuje się w przypadku wyrażenia zgody na doręczanie korespondencji za pomocą środków komunikacji elektronicznej, z zastrzeżeniem przypadków, w których organ, zgodnie z przepisami ustawy z dnia 18 listopada 2020 r. o doręczeniach elektronicznych (Dz. U. z 2023 r. poz. 285, z późn. zm.), ma obowiązek doręczenia korespondencji na adres do doręczeń elektronicznych</w:t>
+      </w:r>
+      <w:bookmarkEnd w:id="12"/>
+      <w:r>
+        <w:rPr>
+          <w:color w:val="000000"/>
+          <w:spacing w:val="-2"/>
+          <w:szCs w:val="16"/>
+        </w:rPr>
+        <w:t>.</w:t>
       </w:r>
     </w:p>
   </w:endnote>
-  <w:endnote w:id="5">
+  <w:endnote w:id="6">
     <w:p>
       <w:pPr>
         <w:pStyle w:val="ODNONIKtreodnonika"/>
         <w:spacing w:before="0" w:after="0"/>
         <w:jc w:val="both"/>
+      </w:pPr>
+      <w:r>
+        <w:rPr>
+          <w:rStyle w:val="EndnoteReference"/>
+        </w:rPr>
+        <w:endnoteRef/>
+      </w:r>
+      <w:r>
+        <w:rPr>
+          <w:color w:val="000000"/>
+          <w:vertAlign w:val="superscript"/>
+        </w:rPr>
+        <w:t>)</w:t>
+      </w:r>
+      <w:r>
+        <w:rPr>
+          <w:color w:val="000000"/>
+        </w:rPr>
+        <w:t xml:space="preserve"> </w:t>
+      </w:r>
+      <w:r>
         <w:rPr>
           <w:color w:val="000000"/>
           <w:szCs w:val="16"/>
         </w:rPr>
-      </w:pPr>
-      <w:r>
-        <w:rPr>
-          <w:rStyle w:val="EndnoteReference"/>
-          <w:color w:val="000000"/>
-          <w:szCs w:val="16"/>
-        </w:rPr>
-        <w:endnoteRef/>
-      </w:r>
-      <w:r>
-        <w:rPr>
-          <w:rStyle w:val="EndnoteReference"/>
-          <w:color w:val="000000"/>
-          <w:szCs w:val="16"/>
-        </w:rPr>
-        <w:t>)</w:t>
-      </w:r>
-      <w:r>
-        <w:rPr>
-          <w:color w:val="000000"/>
-          <w:szCs w:val="16"/>
-        </w:rPr>
-        <w:t xml:space="preserve"> </w:t>
-      </w:r>
-      <w:bookmarkStart w:id="13" w:name="_Hlk150008472"/>
-      <w:r>
-        <w:rPr>
-          <w:color w:val="000000"/>
-          <w:szCs w:val="16"/>
-        </w:rPr>
-        <w:t xml:space="preserve">Adres </w:t>
-      </w:r>
-      <w:r>
-        <w:rPr>
-          <w:color w:val="000000"/>
-          <w:spacing w:val="-2"/>
-          <w:szCs w:val="16"/>
-        </w:rPr>
-        <w:t>skrytki ePUAP lub adres do doręczeń elektronicznych wskazuje się w przypadku wyrażenia zgody na doręczanie korespondencji za pomocą środków komunikacji elektronicznej, z zastrzeżeniem przypadków, w których organ, zgodnie z przepisami ustawy z dnia 18 listopada 2020 r. o doręczeniach elektronicznych (Dz. U. z 2023 r. poz. 285, z późn. zm.), ma obowiązek doręczenia korespondencji na adres do doręczeń elektronicznych</w:t>
-      </w:r>
-      <w:bookmarkEnd w:id="13"/>
-      <w:r>
-        <w:rPr>
-          <w:color w:val="000000"/>
-          <w:spacing w:val="-2"/>
-          <w:szCs w:val="16"/>
-        </w:rPr>
-        <w:t>.</w:t>
-      </w:r>
-    </w:p>
-  </w:endnote>
-  <w:endnote w:id="6">
-    <w:p>
-      <w:pPr>
-        <w:pStyle w:val="ODNONIKtreodnonika"/>
-        <w:spacing w:before="0" w:after="0"/>
-        <w:jc w:val="both"/>
-        <w:rPr>
-          <w:color w:val="000000"/>
-          <w:szCs w:val="16"/>
-        </w:rPr>
-      </w:pPr>
-      <w:r>
-        <w:rPr>
-          <w:rStyle w:val="EndnoteReference"/>
-          <w:color w:val="000000"/>
-        </w:rPr>
-        <w:endnoteRef/>
-      </w:r>
-      <w:r>
-        <w:rPr>
-          <w:color w:val="000000"/>
-          <w:vertAlign w:val="superscript"/>
-        </w:rPr>
-        <w:t>)</w:t>
-      </w:r>
-      <w:r>
-        <w:rPr>
-          <w:color w:val="000000"/>
-        </w:rPr>
-        <w:t xml:space="preserve"> </w:t>
-      </w:r>
-      <w:r>
-        <w:rPr>
-          <w:color w:val="000000"/>
-          <w:szCs w:val="16"/>
-        </w:rPr>
         <w:t xml:space="preserve">Maksymalna liczba znaków w pkt 7.1. wynosi 1000, natomiast w przypadku pkt 7.2.4. wartość ta odnosi się do pojedynczego wiersza. W przypadku potrzeby dodatkowego uzasadnienia, które wykracza poza wskazany limit znaków, uzasadnienie zamieszcza się na osobnych stronach i dołącza do formularza. W przypadku większej liczby wierszy w pkt 7.2.4. kolejne wiersze dodaje się w formularzu albo zamieszcza na osobnych stronach i dołącza do formularza. </w:t>
       </w:r>
     </w:p>
@@ -5956,21 +5593,20 @@
         <w:pStyle w:val="EndnoteText"/>
         <w:jc w:val="both"/>
         <w:rPr>
-          <w:color w:val="000000"/>
+          <w:rFonts w:ascii="Arial" w:hAnsi="Arial" w:cs="Arial"/>
           <w:lang w:val="pl-PL"/>
         </w:rPr>
       </w:pPr>
       <w:r>
         <w:rPr>
           <w:rStyle w:val="EndnoteReference"/>
-          <w:color w:val="000000"/>
-          <w:sz w:val="16"/>
-          <w:szCs w:val="16"/>
+          <w:rFonts w:ascii="Arial" w:hAnsi="Arial" w:cs="Arial"/>
         </w:rPr>
         <w:endnoteRef/>
       </w:r>
       <w:r>
         <w:rPr>
+          <w:rFonts w:ascii="Arial" w:hAnsi="Arial" w:cs="Arial"/>
           <w:color w:val="000000"/>
           <w:sz w:val="16"/>
           <w:szCs w:val="16"/>
@@ -5981,6 +5617,7 @@
       </w:r>
       <w:r>
         <w:rPr>
+          <w:rFonts w:ascii="Arial" w:hAnsi="Arial" w:cs="Arial"/>
           <w:color w:val="000000"/>
           <w:lang w:val="pl-PL"/>
         </w:rPr>
@@ -5988,6 +5625,7 @@
       </w:r>
       <w:r>
         <w:rPr>
+          <w:rFonts w:ascii="Arial" w:hAnsi="Arial" w:cs="Arial"/>
           <w:color w:val="000000"/>
           <w:sz w:val="16"/>
           <w:szCs w:val="16"/>
@@ -6003,16 +5641,10 @@
         <w:pStyle w:val="ODNONIKtreodnonika"/>
         <w:spacing w:before="0" w:after="0"/>
         <w:jc w:val="both"/>
-        <w:rPr>
-          <w:color w:val="000000"/>
-          <w:szCs w:val="16"/>
-        </w:rPr>
       </w:pPr>
       <w:r>
         <w:rPr>
           <w:rStyle w:val="EndnoteReference"/>
-          <w:color w:val="000000"/>
-          <w:szCs w:val="16"/>
         </w:rPr>
         <w:endnoteRef/>
       </w:r>
@@ -6046,30 +5678,14 @@
           <w:color w:val="000000"/>
           <w:szCs w:val="16"/>
         </w:rPr>
-        <w:t xml:space="preserve"> (Dz. U. z 2023 r. poz. 977, z </w:t>
-      </w:r>
-      <w:proofErr w:type="spellStart"/>
+        <w:t xml:space="preserve"> (Dz. U. z 2023 r. poz. 977, z późn. zm.).</w:t>
+      </w:r>
+      <w:bookmarkEnd w:id="18"/>
       <w:r>
         <w:rPr>
           <w:color w:val="000000"/>
           <w:szCs w:val="16"/>
         </w:rPr>
-        <w:t>późn</w:t>
-      </w:r>
-      <w:proofErr w:type="spellEnd"/>
-      <w:r>
-        <w:rPr>
-          <w:color w:val="000000"/>
-          <w:szCs w:val="16"/>
-        </w:rPr>
-        <w:t>. zm.).</w:t>
-      </w:r>
-      <w:bookmarkEnd w:id="18"/>
-      <w:r>
-        <w:rPr>
-          <w:color w:val="000000"/>
-          <w:szCs w:val="16"/>
-        </w:rPr>
         <w:t xml:space="preserve"> </w:t>
       </w:r>
     </w:p>
@@ -6080,23 +5696,20 @@
         <w:pStyle w:val="EndnoteText"/>
         <w:jc w:val="both"/>
         <w:rPr>
-          <w:color w:val="000000"/>
-          <w:sz w:val="16"/>
-          <w:szCs w:val="16"/>
+          <w:rFonts w:ascii="Arial" w:hAnsi="Arial" w:cs="Arial"/>
           <w:lang w:val="pl-PL"/>
         </w:rPr>
       </w:pPr>
       <w:r>
         <w:rPr>
           <w:rStyle w:val="EndnoteReference"/>
-          <w:color w:val="000000"/>
-          <w:sz w:val="16"/>
-          <w:szCs w:val="16"/>
+          <w:rFonts w:ascii="Arial" w:hAnsi="Arial" w:cs="Arial"/>
         </w:rPr>
         <w:endnoteRef/>
       </w:r>
       <w:r>
         <w:rPr>
+          <w:rFonts w:ascii="Arial" w:hAnsi="Arial" w:cs="Arial"/>
           <w:color w:val="000000"/>
           <w:sz w:val="16"/>
           <w:szCs w:val="16"/>
@@ -6107,6 +5720,7 @@
       </w:r>
       <w:r>
         <w:rPr>
+          <w:rFonts w:ascii="Arial" w:hAnsi="Arial" w:cs="Arial"/>
           <w:color w:val="000000"/>
           <w:sz w:val="16"/>
           <w:szCs w:val="16"/>
@@ -6120,6 +5734,7 @@
         <w:pStyle w:val="EndnoteText"/>
         <w:jc w:val="both"/>
         <w:rPr>
+          <w:rFonts w:ascii="Arial" w:hAnsi="Arial" w:cs="Arial"/>
           <w:color w:val="000000"/>
           <w:sz w:val="16"/>
           <w:szCs w:val="16"/>
@@ -6132,6 +5747,7 @@
         <w:pStyle w:val="EndnoteText"/>
         <w:jc w:val="both"/>
         <w:rPr>
+          <w:rFonts w:ascii="Arial" w:hAnsi="Arial" w:cs="Arial"/>
           <w:color w:val="000000"/>
           <w:sz w:val="16"/>
           <w:szCs w:val="16"/>
@@ -6144,6 +5760,7 @@
         <w:pStyle w:val="EndnoteText"/>
         <w:jc w:val="both"/>
         <w:rPr>
+          <w:rFonts w:ascii="Arial" w:hAnsi="Arial" w:cs="Arial"/>
           <w:color w:val="000000"/>
           <w:sz w:val="16"/>
           <w:szCs w:val="16"/>
@@ -6156,6 +5773,7 @@
         <w:pStyle w:val="EndnoteText"/>
         <w:jc w:val="both"/>
         <w:rPr>
+          <w:rFonts w:ascii="Arial" w:hAnsi="Arial" w:cs="Arial"/>
           <w:color w:val="000000"/>
           <w:sz w:val="16"/>
           <w:szCs w:val="16"/>
@@ -6168,18 +5786,13 @@
         <w:spacing w:after="120"/>
         <w:jc w:val="center"/>
         <w:rPr>
-          <w:rFonts w:eastAsia="Calibri"/>
-          <w:b/>
-          <w:bCs/>
-          <w:iCs/>
-          <w:sz w:val="18"/>
-          <w:szCs w:val="18"/>
-          <w:lang w:val="pl-PL"/>
-        </w:rPr>
-      </w:pPr>
-      <w:r>
-        <w:rPr>
-          <w:rFonts w:eastAsia="Calibri"/>
+          <w:rFonts w:ascii="Arial" w:hAnsi="Arial" w:cs="Arial"/>
+          <w:lang w:val="pl-PL"/>
+        </w:rPr>
+      </w:pPr>
+      <w:r>
+        <w:rPr>
+          <w:rFonts w:ascii="Arial" w:eastAsia="Calibri" w:hAnsi="Arial" w:cs="Arial"/>
           <w:b/>
           <w:bCs/>
           <w:sz w:val="18"/>
@@ -6194,8 +5807,7 @@
         <w:spacing w:after="120"/>
         <w:jc w:val="both"/>
         <w:rPr>
-          <w:rFonts w:eastAsia="Calibri"/>
-          <w:iCs/>
+          <w:rFonts w:ascii="Arial" w:hAnsi="Arial" w:cs="Arial"/>
           <w:sz w:val="16"/>
           <w:szCs w:val="16"/>
           <w:lang w:val="pl-PL"/>
@@ -6203,7 +5815,7 @@
       </w:pPr>
       <w:r>
         <w:rPr>
-          <w:rFonts w:eastAsia="Calibri"/>
+          <w:rFonts w:ascii="Arial" w:eastAsia="Calibri" w:hAnsi="Arial" w:cs="Arial"/>
           <w:sz w:val="16"/>
           <w:szCs w:val="16"/>
           <w:lang w:val="pl-PL"/>
@@ -6221,8 +5833,7 @@
         <w:contextualSpacing/>
         <w:jc w:val="both"/>
         <w:rPr>
-          <w:rFonts w:eastAsia="Calibri"/>
-          <w:iCs/>
+          <w:rFonts w:ascii="Arial" w:hAnsi="Arial" w:cs="Arial"/>
           <w:sz w:val="16"/>
           <w:szCs w:val="16"/>
           <w:lang w:val="pl-PL"/>
@@ -6230,7 +5841,7 @@
       </w:pPr>
       <w:r>
         <w:rPr>
-          <w:rFonts w:eastAsia="Calibri"/>
+          <w:rFonts w:ascii="Arial" w:eastAsia="Calibri" w:hAnsi="Arial" w:cs="Arial"/>
           <w:sz w:val="16"/>
           <w:szCs w:val="16"/>
           <w:lang w:val="pl-PL"/>
@@ -6248,8 +5859,7 @@
         <w:contextualSpacing/>
         <w:jc w:val="both"/>
         <w:rPr>
-          <w:rFonts w:eastAsia="Calibri"/>
-          <w:iCs/>
+          <w:rFonts w:ascii="Arial" w:hAnsi="Arial" w:cs="Arial"/>
           <w:sz w:val="16"/>
           <w:szCs w:val="16"/>
           <w:lang w:val="pl-PL"/>
@@ -6257,7 +5867,7 @@
       </w:pPr>
       <w:r>
         <w:rPr>
-          <w:rFonts w:eastAsia="Calibri"/>
+          <w:rFonts w:ascii="Arial" w:eastAsia="Calibri" w:hAnsi="Arial" w:cs="Arial"/>
           <w:sz w:val="16"/>
           <w:szCs w:val="16"/>
           <w:lang w:val="pl-PL"/>
@@ -6275,8 +5885,7 @@
         <w:contextualSpacing/>
         <w:jc w:val="both"/>
         <w:rPr>
-          <w:rFonts w:eastAsia="Calibri"/>
-          <w:iCs/>
+          <w:rFonts w:ascii="Arial" w:hAnsi="Arial" w:cs="Arial"/>
           <w:sz w:val="16"/>
           <w:szCs w:val="16"/>
           <w:lang w:val="pl-PL"/>
@@ -6284,7 +5893,7 @@
       </w:pPr>
       <w:r>
         <w:rPr>
-          <w:rFonts w:eastAsia="Calibri"/>
+          <w:rFonts w:ascii="Arial" w:eastAsia="Calibri" w:hAnsi="Arial" w:cs="Arial"/>
           <w:sz w:val="16"/>
           <w:szCs w:val="16"/>
           <w:lang w:val="pl-PL"/>
@@ -6302,8 +5911,7 @@
         <w:contextualSpacing/>
         <w:jc w:val="both"/>
         <w:rPr>
-          <w:rFonts w:eastAsia="Calibri"/>
-          <w:iCs/>
+          <w:rFonts w:ascii="Arial" w:hAnsi="Arial" w:cs="Arial"/>
           <w:sz w:val="16"/>
           <w:szCs w:val="16"/>
           <w:lang w:val="pl-PL"/>
@@ -6311,7 +5919,7 @@
       </w:pPr>
       <w:r>
         <w:rPr>
-          <w:rFonts w:eastAsia="Calibri"/>
+          <w:rFonts w:ascii="Arial" w:eastAsia="Calibri" w:hAnsi="Arial" w:cs="Arial"/>
           <w:sz w:val="16"/>
           <w:szCs w:val="16"/>
           <w:lang w:val="pl-PL"/>
@@ -6329,8 +5937,7 @@
         <w:contextualSpacing/>
         <w:jc w:val="both"/>
         <w:rPr>
-          <w:rFonts w:eastAsia="Calibri"/>
-          <w:iCs/>
+          <w:rFonts w:ascii="Arial" w:hAnsi="Arial" w:cs="Arial"/>
           <w:sz w:val="16"/>
           <w:szCs w:val="16"/>
           <w:lang w:val="pl-PL"/>
@@ -6338,7 +5945,7 @@
       </w:pPr>
       <w:r>
         <w:rPr>
-          <w:rFonts w:eastAsia="Calibri"/>
+          <w:rFonts w:ascii="Arial" w:eastAsia="Calibri" w:hAnsi="Arial" w:cs="Arial"/>
           <w:sz w:val="16"/>
           <w:szCs w:val="16"/>
           <w:lang w:val="pl-PL"/>
@@ -6356,8 +5963,7 @@
         <w:contextualSpacing/>
         <w:jc w:val="both"/>
         <w:rPr>
-          <w:rFonts w:eastAsia="Calibri"/>
-          <w:iCs/>
+          <w:rFonts w:ascii="Arial" w:hAnsi="Arial" w:cs="Arial"/>
           <w:sz w:val="16"/>
           <w:szCs w:val="16"/>
           <w:lang w:val="pl-PL"/>
@@ -6365,7 +5971,7 @@
       </w:pPr>
       <w:r>
         <w:rPr>
-          <w:rFonts w:eastAsia="Calibri"/>
+          <w:rFonts w:ascii="Arial" w:eastAsia="Calibri" w:hAnsi="Arial" w:cs="Arial"/>
           <w:sz w:val="16"/>
           <w:szCs w:val="16"/>
           <w:lang w:val="pl-PL"/>
@@ -6383,8 +5989,7 @@
         <w:contextualSpacing/>
         <w:jc w:val="both"/>
         <w:rPr>
-          <w:rFonts w:eastAsia="Calibri"/>
-          <w:iCs/>
+          <w:rFonts w:ascii="Arial" w:hAnsi="Arial" w:cs="Arial"/>
           <w:sz w:val="16"/>
           <w:szCs w:val="16"/>
           <w:lang w:val="pl-PL"/>
@@ -6392,7 +5997,7 @@
       </w:pPr>
       <w:r>
         <w:rPr>
-          <w:rFonts w:eastAsia="Calibri"/>
+          <w:rFonts w:ascii="Arial" w:eastAsia="Calibri" w:hAnsi="Arial" w:cs="Arial"/>
           <w:sz w:val="16"/>
           <w:szCs w:val="16"/>
           <w:lang w:val="pl-PL"/>
@@ -6406,8 +6011,7 @@
         <w:ind w:left="851" w:hanging="142"/>
         <w:jc w:val="both"/>
         <w:rPr>
-          <w:rFonts w:eastAsia="Calibri"/>
-          <w:iCs/>
+          <w:rFonts w:ascii="Arial" w:hAnsi="Arial" w:cs="Arial"/>
           <w:sz w:val="16"/>
           <w:szCs w:val="16"/>
           <w:lang w:val="pl-PL"/>
@@ -6415,7 +6019,7 @@
       </w:pPr>
       <w:r>
         <w:rPr>
-          <w:rFonts w:eastAsia="Calibri"/>
+          <w:rFonts w:ascii="Arial" w:eastAsia="Calibri" w:hAnsi="Arial" w:cs="Arial"/>
           <w:sz w:val="16"/>
           <w:szCs w:val="16"/>
           <w:lang w:val="pl-PL"/>
@@ -6424,7 +6028,7 @@
       </w:r>
       <w:r>
         <w:rPr>
-          <w:rFonts w:eastAsia="Calibri"/>
+          <w:rFonts w:ascii="Arial" w:eastAsia="Calibri" w:hAnsi="Arial" w:cs="Arial"/>
           <w:sz w:val="16"/>
           <w:szCs w:val="16"/>
           <w:lang w:val="pl-PL"/>
@@ -6439,8 +6043,7 @@
         <w:ind w:left="851" w:hanging="142"/>
         <w:jc w:val="both"/>
         <w:rPr>
-          <w:rFonts w:eastAsia="Calibri"/>
-          <w:iCs/>
+          <w:rFonts w:ascii="Arial" w:hAnsi="Arial" w:cs="Arial"/>
           <w:sz w:val="16"/>
           <w:szCs w:val="16"/>
           <w:lang w:val="pl-PL"/>
@@ -6448,7 +6051,7 @@
       </w:pPr>
       <w:r>
         <w:rPr>
-          <w:rFonts w:eastAsia="Calibri"/>
+          <w:rFonts w:ascii="Arial" w:eastAsia="Calibri" w:hAnsi="Arial" w:cs="Arial"/>
           <w:sz w:val="16"/>
           <w:szCs w:val="16"/>
           <w:lang w:val="pl-PL"/>
@@ -6462,8 +6065,7 @@
         <w:ind w:left="851" w:hanging="142"/>
         <w:jc w:val="both"/>
         <w:rPr>
-          <w:rFonts w:eastAsia="Calibri"/>
-          <w:iCs/>
+          <w:rFonts w:ascii="Arial" w:hAnsi="Arial" w:cs="Arial"/>
           <w:sz w:val="16"/>
           <w:szCs w:val="16"/>
           <w:lang w:val="pl-PL"/>
@@ -6471,7 +6073,7 @@
       </w:pPr>
       <w:r>
         <w:rPr>
-          <w:rFonts w:eastAsia="Calibri"/>
+          <w:rFonts w:ascii="Arial" w:eastAsia="Calibri" w:hAnsi="Arial" w:cs="Arial"/>
           <w:sz w:val="16"/>
           <w:szCs w:val="16"/>
           <w:lang w:val="pl-PL"/>
@@ -6489,8 +6091,7 @@
         <w:contextualSpacing/>
         <w:jc w:val="both"/>
         <w:rPr>
-          <w:rFonts w:eastAsia="Calibri"/>
-          <w:iCs/>
+          <w:rFonts w:ascii="Arial" w:hAnsi="Arial" w:cs="Arial"/>
           <w:sz w:val="16"/>
           <w:szCs w:val="16"/>
           <w:lang w:val="pl-PL"/>
@@ -6498,7 +6099,7 @@
       </w:pPr>
       <w:r>
         <w:rPr>
-          <w:rFonts w:eastAsia="Calibri"/>
+          <w:rFonts w:ascii="Arial" w:eastAsia="Calibri" w:hAnsi="Arial" w:cs="Arial"/>
           <w:sz w:val="16"/>
           <w:szCs w:val="16"/>
           <w:lang w:val="pl-PL"/>
@@ -6516,8 +6117,7 @@
         <w:contextualSpacing/>
         <w:jc w:val="both"/>
         <w:rPr>
-          <w:rFonts w:eastAsia="Calibri"/>
-          <w:iCs/>
+          <w:rFonts w:ascii="Arial" w:hAnsi="Arial" w:cs="Arial"/>
           <w:sz w:val="16"/>
           <w:szCs w:val="16"/>
           <w:lang w:val="pl-PL"/>
@@ -6525,7 +6125,7 @@
       </w:pPr>
       <w:r>
         <w:rPr>
-          <w:rFonts w:eastAsia="Calibri"/>
+          <w:rFonts w:ascii="Arial" w:eastAsia="Calibri" w:hAnsi="Arial" w:cs="Arial"/>
           <w:sz w:val="16"/>
           <w:szCs w:val="16"/>
           <w:lang w:val="pl-PL"/>
@@ -6543,8 +6143,7 @@
         <w:contextualSpacing/>
         <w:jc w:val="both"/>
         <w:rPr>
-          <w:rFonts w:eastAsia="Calibri"/>
-          <w:iCs/>
+          <w:rFonts w:ascii="Arial" w:hAnsi="Arial" w:cs="Arial"/>
           <w:sz w:val="16"/>
           <w:szCs w:val="16"/>
           <w:lang w:val="pl-PL"/>
@@ -6552,25 +6151,13 @@
       </w:pPr>
       <w:r>
         <w:rPr>
-          <w:rFonts w:eastAsia="Calibri"/>
+          <w:rFonts w:ascii="Arial" w:eastAsia="Calibri" w:hAnsi="Arial" w:cs="Arial"/>
           <w:sz w:val="16"/>
           <w:szCs w:val="16"/>
           <w:lang w:val="pl-PL"/>
         </w:rPr>
         <w:t>Osoba, której dane osobowe nie zostały od niej zebrane, ma prawo do informacji o źródle ich pochodzenia. Prawo to przysługuje, jeżeli nie wpływa na ochronę praw i wolności osoby, od której dane te pozyskano.</w:t>
       </w:r>
-    </w:p>
-    <w:p>
-      <w:pPr>
-        <w:pStyle w:val="EndnoteText"/>
-        <w:jc w:val="both"/>
-        <w:rPr>
-          <w:color w:val="FF0000"/>
-          <w:sz w:val="16"/>
-          <w:szCs w:val="16"/>
-          <w:lang w:val="pl-PL"/>
-        </w:rPr>
-      </w:pPr>
     </w:p>
   </w:endnote>
 </w:endnotes>
@@ -6584,6 +6171,9 @@
         <w:spacing w:after="0" w:line="240" w:lineRule="auto"/>
       </w:pPr>
       <w:r>
+        <w:rPr>
+          <w:color w:val="000000"/>
+        </w:rPr>
         <w:separator/>
       </w:r>
     </w:p>
@@ -6624,7 +6214,29 @@
           <w:szCs w:val="16"/>
           <w:lang w:val="pl-PL"/>
         </w:rPr>
-        <w:t>Z</w:t>
+        <w:t>Załącznik nr 1 do rozporządzenia Nr 113/2006 Wojewody Zachodniopomorskiego z dnia 22 sierpnia 2006 r. (poz. 1777))</w:t>
+      </w:r>
+      <w:r>
+        <w:rPr>
+          <w:lang w:val="pl-PL"/>
+        </w:rPr>
+        <w:t xml:space="preserve"> </w:t>
+      </w:r>
+    </w:p>
+  </w:footnote>
+  <w:footnote w:id="2">
+    <w:p>
+      <w:pPr>
+        <w:pStyle w:val="FootnoteText"/>
+        <w:rPr>
+          <w:lang w:val="pl-PL"/>
+        </w:rPr>
+      </w:pPr>
+      <w:r>
+        <w:rPr>
+          <w:rStyle w:val="FootnoteReference"/>
+        </w:rPr>
+        <w:footnoteRef/>
       </w:r>
       <w:r>
         <w:rPr>
@@ -6632,84 +6244,37 @@
           <w:szCs w:val="16"/>
           <w:lang w:val="pl-PL"/>
         </w:rPr>
-        <w:t>ałącznik nr 1 do rozporządzenia Nr 113/2006 Wojewody Zachodniopomorskiego z dnia 22 sierpnia 2006 r. (poz. 1777))</w:t>
-      </w:r>
-      <w:r>
-        <w:rPr>
-          <w:lang w:val="pl-PL"/>
-        </w:rPr>
-        <w:t xml:space="preserve"> </w:t>
-      </w:r>
-    </w:p>
-  </w:footnote>
-  <w:footnote w:id="2">
-    <w:p>
-      <w:pPr>
-        <w:pStyle w:val="FootnoteText"/>
-        <w:rPr>
+        <w:t xml:space="preserve"> Generalna Dyrekcja Ochrony Środowiska, </w:t>
+      </w:r>
+      <w:r>
+        <w:rPr>
+          <w:i/>
+          <w:iCs/>
           <w:sz w:val="16"/>
           <w:szCs w:val="16"/>
           <w:lang w:val="pl-PL"/>
         </w:rPr>
-      </w:pPr>
-      <w:r>
-        <w:rPr>
-          <w:rStyle w:val="FootnoteReference"/>
+        <w:t>Standardowy formularz danych dla obszaru PLH320020 Wzgórza Bukowe</w:t>
+      </w:r>
+      <w:r>
+        <w:rPr>
           <w:sz w:val="16"/>
           <w:szCs w:val="16"/>
-        </w:rPr>
-        <w:footnoteRef/>
-      </w:r>
-      <w:r>
-        <w:rPr>
-          <w:sz w:val="16"/>
-          <w:szCs w:val="16"/>
-          <w:lang w:val="pl-PL"/>
-        </w:rPr>
-        <w:t xml:space="preserve"> Generalna Dyrekcja Ochrony Środowiska, </w:t>
-      </w:r>
-      <w:r>
-        <w:rPr>
-          <w:i/>
-          <w:iCs/>
-          <w:sz w:val="16"/>
-          <w:szCs w:val="16"/>
-          <w:lang w:val="pl-PL"/>
-        </w:rPr>
-        <w:t>Standardowy formularz danych dla obszaru PLH320020 Wzgórza Bukowe</w:t>
-      </w:r>
-      <w:r>
-        <w:rPr>
-          <w:sz w:val="16"/>
-          <w:szCs w:val="16"/>
           <w:lang w:val="pl-PL"/>
         </w:rPr>
         <w:t xml:space="preserve"> (data opracowania: 2007-05, data aktualizacji: 2025-07), </w:t>
       </w:r>
-      <w:r>
-        <w:fldChar w:fldCharType="begin"/>
-      </w:r>
-      <w:r>
-        <w:rPr>
-          <w:lang w:val="pl-PL"/>
-        </w:rPr>
-        <w:instrText>HYPERLINK "https://n2k-ws.gdos.gov.pl/wyszukiwarkaN2k/webresources/pdf/PLH320020"</w:instrText>
-      </w:r>
-      <w:r>
-        <w:fldChar w:fldCharType="separate"/>
-      </w:r>
-      <w:r>
-        <w:rPr>
-          <w:rStyle w:val="Hyperlink"/>
-          <w:sz w:val="16"/>
-          <w:szCs w:val="16"/>
-          <w:lang w:val="pl-PL"/>
-        </w:rPr>
-        <w:t>https://n2k-ws.gdos.gov.pl/wyszukiwarkaN2k/webresources/pdf/PLH320020</w:t>
-      </w:r>
-      <w:r>
-        <w:fldChar w:fldCharType="end"/>
-      </w:r>
+      <w:hyperlink r:id="rId1" w:history="1">
+        <w:r>
+          <w:rPr>
+            <w:rStyle w:val="Hyperlink"/>
+            <w:sz w:val="16"/>
+            <w:szCs w:val="16"/>
+            <w:lang w:val="pl-PL"/>
+          </w:rPr>
+          <w:t>https://n2k-ws.gdos.gov.pl/wyszukiwarkaN2k/webresources/pdf/PLH320020</w:t>
+        </w:r>
+      </w:hyperlink>
       <w:r>
         <w:rPr>
           <w:sz w:val="16"/>
@@ -6726,11 +6291,10 @@
 <file path=word/numbering.xml><?xml version="1.0" encoding="utf-8"?>
 <w:numbering xmlns:wpc="http://schemas.microsoft.com/office/word/2010/wordprocessingCanvas" xmlns:cx="http://schemas.microsoft.com/office/drawing/2014/chartex" xmlns:cx1="http://schemas.microsoft.com/office/drawing/2015/9/8/chartex" xmlns:cx2="http://schemas.microsoft.com/office/drawing/2015/10/21/chartex" xmlns:cx3="http://schemas.microsoft.com/office/drawing/2016/5/9/chartex" xmlns:cx4="http://schemas.microsoft.com/office/drawing/2016/5/10/chartex" xmlns:cx5="http://schemas.microsoft.com/office/drawing/2016/5/11/chartex" xmlns:cx6="http://schemas.microsoft.com/office/drawing/2016/5/12/chartex" xmlns:cx7="http://schemas.microsoft.com/office/drawing/2016/5/13/chartex" xmlns:cx8="http://schemas.microsoft.com/office/drawing/2016/5/14/chartex" xmlns:mc="http://schemas.openxmlformats.org/markup-compatibility/2006" xmlns:aink="http://schemas.microsoft.com/office/drawing/2016/ink" xmlns:am3d="http://schemas.microsoft.com/office/drawing/2017/model3d" xmlns:o="urn:schemas-microsoft-com:office:office" xmlns:oel="http://schemas.microsoft.com/office/2019/extlst" xmlns:r="http://schemas.openxmlformats.org/officeDocument/2006/relationships" xmlns:m="http://schemas.openxmlformats.org/officeDocument/2006/math" xmlns:v="urn:schemas-microsoft-com:vml" xmlns:wp14="http://schemas.microsoft.com/office/word/2010/wordprocessingDrawing" xmlns:wp="http://schemas.openxmlformats.org/drawingml/2006/wordprocessingDrawing" xmlns:w10="urn:schemas-microsoft-com:office:word" xmlns:w="http://schemas.openxmlformats.org/wordprocessingml/2006/main" xmlns:w14="http://schemas.microsoft.com/office/word/2010/wordml" xmlns:w15="http://schemas.microsoft.com/office/word/2012/wordml" xmlns:w16cex="http://schemas.microsoft.com/office/word/2018/wordml/cex" xmlns:w16cid="http://schemas.microsoft.com/office/word/2016/wordml/cid" xmlns:w16="http://schemas.microsoft.com/office/word/2018/wordml" xmlns:w16du="http://schemas.microsoft.com/office/word/2023/wordml/word16du" xmlns:w16sdtdh="http://schemas.microsoft.com/office/word/2020/wordml/sdtdatahash" xmlns:w16sdtfl="http://schemas.microsoft.com/office/word/2024/wordml/sdtformatlock" xmlns:w16se="http://schemas.microsoft.com/office/word/2015/wordml/symex" xmlns:wpg="http://schemas.microsoft.com/office/word/2010/wordprocessingGroup" xmlns:wpi="http://schemas.microsoft.com/office/word/2010/wordprocessingInk" xmlns:wne="http://schemas.microsoft.com/office/word/2006/wordml" xmlns:wps="http://schemas.microsoft.com/office/word/2010/wordprocessingShape" mc:Ignorable="w14 w15 w16se w16cid w16 w16cex w16sdtdh w16sdtfl w16du wp14">
   <w:abstractNum w:abstractNumId="0" w15:restartNumberingAfterBreak="0">
-    <w:nsid w:val="12E460BE"/>
-    <w:multiLevelType w:val="hybridMultilevel"/>
-    <w:tmpl w:val="2D0A4D5C"/>
-    <w:lvl w:ilvl="0" w:tplc="20000001">
-      <w:start w:val="1"/>
+    <w:nsid w:val="22AD0EB2"/>
+    <w:multiLevelType w:val="multilevel"/>
+    <w:tmpl w:val="F8185C7C"/>
+    <w:lvl w:ilvl="0">
       <w:numFmt w:val="bullet"/>
       <w:lvlText w:val=""/>
       <w:lvlJc w:val="left"/>
@@ -6738,11 +6302,10 @@
         <w:ind w:left="720" w:hanging="360"/>
       </w:pPr>
       <w:rPr>
-        <w:rFonts w:ascii="Symbol" w:hAnsi="Symbol" w:hint="default"/>
+        <w:rFonts w:ascii="Symbol" w:hAnsi="Symbol"/>
       </w:rPr>
     </w:lvl>
-    <w:lvl w:ilvl="1" w:tplc="20000003" w:tentative="1">
-      <w:start w:val="1"/>
+    <w:lvl w:ilvl="1">
       <w:numFmt w:val="bullet"/>
       <w:lvlText w:val="o"/>
       <w:lvlJc w:val="left"/>
@@ -6750,11 +6313,10 @@
         <w:ind w:left="1440" w:hanging="360"/>
       </w:pPr>
       <w:rPr>
-        <w:rFonts w:ascii="Courier New" w:hAnsi="Courier New" w:cs="Courier New" w:hint="default"/>
+        <w:rFonts w:ascii="Courier New" w:hAnsi="Courier New" w:cs="Courier New"/>
       </w:rPr>
     </w:lvl>
-    <w:lvl w:ilvl="2" w:tplc="20000005" w:tentative="1">
-      <w:start w:val="1"/>
+    <w:lvl w:ilvl="2">
       <w:numFmt w:val="bullet"/>
       <w:lvlText w:val=""/>
       <w:lvlJc w:val="left"/>
@@ -6762,11 +6324,10 @@
         <w:ind w:left="2160" w:hanging="360"/>
       </w:pPr>
       <w:rPr>
-        <w:rFonts w:ascii="Wingdings" w:hAnsi="Wingdings" w:hint="default"/>
+        <w:rFonts w:ascii="Wingdings" w:hAnsi="Wingdings"/>
       </w:rPr>
     </w:lvl>
-    <w:lvl w:ilvl="3" w:tplc="20000001" w:tentative="1">
-      <w:start w:val="1"/>
+    <w:lvl w:ilvl="3">
       <w:numFmt w:val="bullet"/>
       <w:lvlText w:val=""/>
       <w:lvlJc w:val="left"/>
@@ -6774,11 +6335,10 @@
         <w:ind w:left="2880" w:hanging="360"/>
       </w:pPr>
       <w:rPr>
-        <w:rFonts w:ascii="Symbol" w:hAnsi="Symbol" w:hint="default"/>
+        <w:rFonts w:ascii="Symbol" w:hAnsi="Symbol"/>
       </w:rPr>
     </w:lvl>
-    <w:lvl w:ilvl="4" w:tplc="20000003" w:tentative="1">
-      <w:start w:val="1"/>
+    <w:lvl w:ilvl="4">
       <w:numFmt w:val="bullet"/>
       <w:lvlText w:val="o"/>
       <w:lvlJc w:val="left"/>
@@ -6786,11 +6346,10 @@
         <w:ind w:left="3600" w:hanging="360"/>
       </w:pPr>
       <w:rPr>
-        <w:rFonts w:ascii="Courier New" w:hAnsi="Courier New" w:cs="Courier New" w:hint="default"/>
+        <w:rFonts w:ascii="Courier New" w:hAnsi="Courier New" w:cs="Courier New"/>
       </w:rPr>
     </w:lvl>
-    <w:lvl w:ilvl="5" w:tplc="20000005" w:tentative="1">
-      <w:start w:val="1"/>
+    <w:lvl w:ilvl="5">
       <w:numFmt w:val="bullet"/>
       <w:lvlText w:val=""/>
       <w:lvlJc w:val="left"/>
@@ -6798,11 +6357,10 @@
         <w:ind w:left="4320" w:hanging="360"/>
       </w:pPr>
       <w:rPr>
-        <w:rFonts w:ascii="Wingdings" w:hAnsi="Wingdings" w:hint="default"/>
+        <w:rFonts w:ascii="Wingdings" w:hAnsi="Wingdings"/>
       </w:rPr>
     </w:lvl>
-    <w:lvl w:ilvl="6" w:tplc="20000001" w:tentative="1">
-      <w:start w:val="1"/>
+    <w:lvl w:ilvl="6">
       <w:numFmt w:val="bullet"/>
       <w:lvlText w:val=""/>
       <w:lvlJc w:val="left"/>
@@ -6810,11 +6368,10 @@
         <w:ind w:left="5040" w:hanging="360"/>
       </w:pPr>
       <w:rPr>
-        <w:rFonts w:ascii="Symbol" w:hAnsi="Symbol" w:hint="default"/>
+        <w:rFonts w:ascii="Symbol" w:hAnsi="Symbol"/>
       </w:rPr>
     </w:lvl>
-    <w:lvl w:ilvl="7" w:tplc="20000003" w:tentative="1">
-      <w:start w:val="1"/>
+    <w:lvl w:ilvl="7">
       <w:numFmt w:val="bullet"/>
       <w:lvlText w:val="o"/>
       <w:lvlJc w:val="left"/>
@@ -6822,11 +6379,10 @@
         <w:ind w:left="5760" w:hanging="360"/>
       </w:pPr>
       <w:rPr>
-        <w:rFonts w:ascii="Courier New" w:hAnsi="Courier New" w:cs="Courier New" w:hint="default"/>
+        <w:rFonts w:ascii="Courier New" w:hAnsi="Courier New" w:cs="Courier New"/>
       </w:rPr>
     </w:lvl>
-    <w:lvl w:ilvl="8" w:tplc="20000005" w:tentative="1">
-      <w:start w:val="1"/>
+    <w:lvl w:ilvl="8">
       <w:numFmt w:val="bullet"/>
       <w:lvlText w:val=""/>
       <w:lvlJc w:val="left"/>
@@ -6834,129 +6390,15 @@
         <w:ind w:left="6480" w:hanging="360"/>
       </w:pPr>
       <w:rPr>
-        <w:rFonts w:ascii="Wingdings" w:hAnsi="Wingdings" w:hint="default"/>
+        <w:rFonts w:ascii="Wingdings" w:hAnsi="Wingdings"/>
       </w:rPr>
     </w:lvl>
   </w:abstractNum>
   <w:abstractNum w:abstractNumId="1" w15:restartNumberingAfterBreak="0">
-    <w:nsid w:val="29C227B3"/>
-    <w:multiLevelType w:val="hybridMultilevel"/>
-    <w:tmpl w:val="C29A1346"/>
-    <w:lvl w:ilvl="0" w:tplc="AB324028">
-      <w:start w:val="1"/>
-      <w:numFmt w:val="bullet"/>
-      <w:lvlText w:val=""/>
-      <w:lvlJc w:val="left"/>
-      <w:pPr>
-        <w:ind w:left="720" w:hanging="360"/>
-      </w:pPr>
-      <w:rPr>
-        <w:rFonts w:ascii="Wingdings" w:hAnsi="Wingdings" w:hint="default"/>
-        <w:sz w:val="16"/>
-      </w:rPr>
-    </w:lvl>
-    <w:lvl w:ilvl="1" w:tplc="20000003" w:tentative="1">
-      <w:start w:val="1"/>
-      <w:numFmt w:val="bullet"/>
-      <w:lvlText w:val="o"/>
-      <w:lvlJc w:val="left"/>
-      <w:pPr>
-        <w:ind w:left="1440" w:hanging="360"/>
-      </w:pPr>
-      <w:rPr>
-        <w:rFonts w:ascii="Courier New" w:hAnsi="Courier New" w:cs="Courier New" w:hint="default"/>
-      </w:rPr>
-    </w:lvl>
-    <w:lvl w:ilvl="2" w:tplc="20000005" w:tentative="1">
-      <w:start w:val="1"/>
-      <w:numFmt w:val="bullet"/>
-      <w:lvlText w:val=""/>
-      <w:lvlJc w:val="left"/>
-      <w:pPr>
-        <w:ind w:left="2160" w:hanging="360"/>
-      </w:pPr>
-      <w:rPr>
-        <w:rFonts w:ascii="Wingdings" w:hAnsi="Wingdings" w:hint="default"/>
-      </w:rPr>
-    </w:lvl>
-    <w:lvl w:ilvl="3" w:tplc="20000001" w:tentative="1">
-      <w:start w:val="1"/>
-      <w:numFmt w:val="bullet"/>
-      <w:lvlText w:val=""/>
-      <w:lvlJc w:val="left"/>
-      <w:pPr>
-        <w:ind w:left="2880" w:hanging="360"/>
-      </w:pPr>
-      <w:rPr>
-        <w:rFonts w:ascii="Symbol" w:hAnsi="Symbol" w:hint="default"/>
-      </w:rPr>
-    </w:lvl>
-    <w:lvl w:ilvl="4" w:tplc="20000003" w:tentative="1">
-      <w:start w:val="1"/>
-      <w:numFmt w:val="bullet"/>
-      <w:lvlText w:val="o"/>
-      <w:lvlJc w:val="left"/>
-      <w:pPr>
-        <w:ind w:left="3600" w:hanging="360"/>
-      </w:pPr>
-      <w:rPr>
-        <w:rFonts w:ascii="Courier New" w:hAnsi="Courier New" w:cs="Courier New" w:hint="default"/>
-      </w:rPr>
-    </w:lvl>
-    <w:lvl w:ilvl="5" w:tplc="20000005" w:tentative="1">
-      <w:start w:val="1"/>
-      <w:numFmt w:val="bullet"/>
-      <w:lvlText w:val=""/>
-      <w:lvlJc w:val="left"/>
-      <w:pPr>
-        <w:ind w:left="4320" w:hanging="360"/>
-      </w:pPr>
-      <w:rPr>
-        <w:rFonts w:ascii="Wingdings" w:hAnsi="Wingdings" w:hint="default"/>
-      </w:rPr>
-    </w:lvl>
-    <w:lvl w:ilvl="6" w:tplc="20000001" w:tentative="1">
-      <w:start w:val="1"/>
-      <w:numFmt w:val="bullet"/>
-      <w:lvlText w:val=""/>
-      <w:lvlJc w:val="left"/>
-      <w:pPr>
-        <w:ind w:left="5040" w:hanging="360"/>
-      </w:pPr>
-      <w:rPr>
-        <w:rFonts w:ascii="Symbol" w:hAnsi="Symbol" w:hint="default"/>
-      </w:rPr>
-    </w:lvl>
-    <w:lvl w:ilvl="7" w:tplc="20000003" w:tentative="1">
-      <w:start w:val="1"/>
-      <w:numFmt w:val="bullet"/>
-      <w:lvlText w:val="o"/>
-      <w:lvlJc w:val="left"/>
-      <w:pPr>
-        <w:ind w:left="5760" w:hanging="360"/>
-      </w:pPr>
-      <w:rPr>
-        <w:rFonts w:ascii="Courier New" w:hAnsi="Courier New" w:cs="Courier New" w:hint="default"/>
-      </w:rPr>
-    </w:lvl>
-    <w:lvl w:ilvl="8" w:tplc="20000005" w:tentative="1">
-      <w:start w:val="1"/>
-      <w:numFmt w:val="bullet"/>
-      <w:lvlText w:val=""/>
-      <w:lvlJc w:val="left"/>
-      <w:pPr>
-        <w:ind w:left="6480" w:hanging="360"/>
-      </w:pPr>
-      <w:rPr>
-        <w:rFonts w:ascii="Wingdings" w:hAnsi="Wingdings" w:hint="default"/>
-      </w:rPr>
-    </w:lvl>
-  </w:abstractNum>
-  <w:abstractNum w:abstractNumId="2" w15:restartNumberingAfterBreak="0">
-    <w:nsid w:val="3D8B4A9D"/>
-    <w:multiLevelType w:val="hybridMultilevel"/>
-    <w:tmpl w:val="9E98A9E2"/>
-    <w:lvl w:ilvl="0" w:tplc="DCDA3828">
+    <w:nsid w:val="497B3CA8"/>
+    <w:multiLevelType w:val="multilevel"/>
+    <w:tmpl w:val="93467C86"/>
+    <w:lvl w:ilvl="0">
       <w:start w:val="1"/>
       <w:numFmt w:val="decimal"/>
       <w:lvlText w:val="%1."/>
@@ -6964,89 +6406,190 @@
       <w:pPr>
         <w:ind w:left="720" w:hanging="360"/>
       </w:pPr>
+    </w:lvl>
+    <w:lvl w:ilvl="1">
+      <w:start w:val="1"/>
+      <w:numFmt w:val="lowerLetter"/>
+      <w:lvlText w:val="."/>
+      <w:lvlJc w:val="left"/>
+      <w:pPr>
+        <w:ind w:left="1440" w:hanging="360"/>
+      </w:pPr>
+    </w:lvl>
+    <w:lvl w:ilvl="2">
+      <w:start w:val="1"/>
+      <w:numFmt w:val="lowerRoman"/>
+      <w:lvlText w:val="."/>
+      <w:lvlJc w:val="right"/>
+      <w:pPr>
+        <w:ind w:left="2160" w:hanging="180"/>
+      </w:pPr>
+    </w:lvl>
+    <w:lvl w:ilvl="3">
+      <w:start w:val="1"/>
+      <w:numFmt w:val="decimal"/>
+      <w:lvlText w:val="."/>
+      <w:lvlJc w:val="left"/>
+      <w:pPr>
+        <w:ind w:left="2880" w:hanging="360"/>
+      </w:pPr>
+    </w:lvl>
+    <w:lvl w:ilvl="4">
+      <w:start w:val="1"/>
+      <w:numFmt w:val="lowerLetter"/>
+      <w:lvlText w:val="."/>
+      <w:lvlJc w:val="left"/>
+      <w:pPr>
+        <w:ind w:left="3600" w:hanging="360"/>
+      </w:pPr>
+    </w:lvl>
+    <w:lvl w:ilvl="5">
+      <w:start w:val="1"/>
+      <w:numFmt w:val="lowerRoman"/>
+      <w:lvlText w:val="."/>
+      <w:lvlJc w:val="right"/>
+      <w:pPr>
+        <w:ind w:left="4320" w:hanging="180"/>
+      </w:pPr>
+    </w:lvl>
+    <w:lvl w:ilvl="6">
+      <w:start w:val="1"/>
+      <w:numFmt w:val="decimal"/>
+      <w:lvlText w:val="."/>
+      <w:lvlJc w:val="left"/>
+      <w:pPr>
+        <w:ind w:left="5040" w:hanging="360"/>
+      </w:pPr>
+    </w:lvl>
+    <w:lvl w:ilvl="7">
+      <w:start w:val="1"/>
+      <w:numFmt w:val="lowerLetter"/>
+      <w:lvlText w:val="."/>
+      <w:lvlJc w:val="left"/>
+      <w:pPr>
+        <w:ind w:left="5760" w:hanging="360"/>
+      </w:pPr>
+    </w:lvl>
+    <w:lvl w:ilvl="8">
+      <w:start w:val="1"/>
+      <w:numFmt w:val="lowerRoman"/>
+      <w:lvlText w:val="."/>
+      <w:lvlJc w:val="right"/>
+      <w:pPr>
+        <w:ind w:left="6480" w:hanging="180"/>
+      </w:pPr>
+    </w:lvl>
+  </w:abstractNum>
+  <w:abstractNum w:abstractNumId="2" w15:restartNumberingAfterBreak="0">
+    <w:nsid w:val="5CA157DE"/>
+    <w:multiLevelType w:val="multilevel"/>
+    <w:tmpl w:val="5B3CA73A"/>
+    <w:lvl w:ilvl="0">
+      <w:numFmt w:val="bullet"/>
+      <w:lvlText w:val=""/>
+      <w:lvlJc w:val="left"/>
+      <w:pPr>
+        <w:ind w:left="720" w:hanging="360"/>
+      </w:pPr>
       <w:rPr>
-        <w:rFonts w:asciiTheme="minorHAnsi" w:eastAsiaTheme="minorHAnsi" w:hAnsiTheme="minorHAnsi" w:cstheme="minorBidi" w:hint="default"/>
-        <w:sz w:val="22"/>
+        <w:rFonts w:ascii="Wingdings" w:hAnsi="Wingdings"/>
+        <w:sz w:val="16"/>
       </w:rPr>
     </w:lvl>
-    <w:lvl w:ilvl="1" w:tplc="20000019" w:tentative="1">
-      <w:start w:val="1"/>
-      <w:numFmt w:val="lowerLetter"/>
-      <w:lvlText w:val="%2."/>
+    <w:lvl w:ilvl="1">
+      <w:numFmt w:val="bullet"/>
+      <w:lvlText w:val="o"/>
       <w:lvlJc w:val="left"/>
       <w:pPr>
         <w:ind w:left="1440" w:hanging="360"/>
       </w:pPr>
+      <w:rPr>
+        <w:rFonts w:ascii="Courier New" w:hAnsi="Courier New" w:cs="Courier New"/>
+      </w:rPr>
     </w:lvl>
-    <w:lvl w:ilvl="2" w:tplc="2000001B" w:tentative="1">
-      <w:start w:val="1"/>
-      <w:numFmt w:val="lowerRoman"/>
-      <w:lvlText w:val="%3."/>
-      <w:lvlJc w:val="right"/>
-      <w:pPr>
-        <w:ind w:left="2160" w:hanging="180"/>
-      </w:pPr>
+    <w:lvl w:ilvl="2">
+      <w:numFmt w:val="bullet"/>
+      <w:lvlText w:val=""/>
+      <w:lvlJc w:val="left"/>
+      <w:pPr>
+        <w:ind w:left="2160" w:hanging="360"/>
+      </w:pPr>
+      <w:rPr>
+        <w:rFonts w:ascii="Wingdings" w:hAnsi="Wingdings"/>
+      </w:rPr>
     </w:lvl>
-    <w:lvl w:ilvl="3" w:tplc="2000000F" w:tentative="1">
-      <w:start w:val="1"/>
-      <w:numFmt w:val="decimal"/>
-      <w:lvlText w:val="%4."/>
+    <w:lvl w:ilvl="3">
+      <w:numFmt w:val="bullet"/>
+      <w:lvlText w:val=""/>
       <w:lvlJc w:val="left"/>
       <w:pPr>
         <w:ind w:left="2880" w:hanging="360"/>
       </w:pPr>
+      <w:rPr>
+        <w:rFonts w:ascii="Symbol" w:hAnsi="Symbol"/>
+      </w:rPr>
     </w:lvl>
-    <w:lvl w:ilvl="4" w:tplc="20000019" w:tentative="1">
-      <w:start w:val="1"/>
-      <w:numFmt w:val="lowerLetter"/>
-      <w:lvlText w:val="%5."/>
+    <w:lvl w:ilvl="4">
+      <w:numFmt w:val="bullet"/>
+      <w:lvlText w:val="o"/>
       <w:lvlJc w:val="left"/>
       <w:pPr>
         <w:ind w:left="3600" w:hanging="360"/>
       </w:pPr>
+      <w:rPr>
+        <w:rFonts w:ascii="Courier New" w:hAnsi="Courier New" w:cs="Courier New"/>
+      </w:rPr>
     </w:lvl>
-    <w:lvl w:ilvl="5" w:tplc="2000001B" w:tentative="1">
-      <w:start w:val="1"/>
-      <w:numFmt w:val="lowerRoman"/>
-      <w:lvlText w:val="%6."/>
-      <w:lvlJc w:val="right"/>
-      <w:pPr>
-        <w:ind w:left="4320" w:hanging="180"/>
-      </w:pPr>
+    <w:lvl w:ilvl="5">
+      <w:numFmt w:val="bullet"/>
+      <w:lvlText w:val=""/>
+      <w:lvlJc w:val="left"/>
+      <w:pPr>
+        <w:ind w:left="4320" w:hanging="360"/>
+      </w:pPr>
+      <w:rPr>
+        <w:rFonts w:ascii="Wingdings" w:hAnsi="Wingdings"/>
+      </w:rPr>
     </w:lvl>
-    <w:lvl w:ilvl="6" w:tplc="2000000F" w:tentative="1">
-      <w:start w:val="1"/>
-      <w:numFmt w:val="decimal"/>
-      <w:lvlText w:val="%7."/>
+    <w:lvl w:ilvl="6">
+      <w:numFmt w:val="bullet"/>
+      <w:lvlText w:val=""/>
       <w:lvlJc w:val="left"/>
       <w:pPr>
         <w:ind w:left="5040" w:hanging="360"/>
       </w:pPr>
+      <w:rPr>
+        <w:rFonts w:ascii="Symbol" w:hAnsi="Symbol"/>
+      </w:rPr>
     </w:lvl>
-    <w:lvl w:ilvl="7" w:tplc="20000019" w:tentative="1">
-      <w:start w:val="1"/>
-      <w:numFmt w:val="lowerLetter"/>
-      <w:lvlText w:val="%8."/>
+    <w:lvl w:ilvl="7">
+      <w:numFmt w:val="bullet"/>
+      <w:lvlText w:val="o"/>
       <w:lvlJc w:val="left"/>
       <w:pPr>
         <w:ind w:left="5760" w:hanging="360"/>
       </w:pPr>
+      <w:rPr>
+        <w:rFonts w:ascii="Courier New" w:hAnsi="Courier New" w:cs="Courier New"/>
+      </w:rPr>
     </w:lvl>
-    <w:lvl w:ilvl="8" w:tplc="2000001B" w:tentative="1">
-      <w:start w:val="1"/>
-      <w:numFmt w:val="lowerRoman"/>
-      <w:lvlText w:val="%9."/>
-      <w:lvlJc w:val="right"/>
-      <w:pPr>
-        <w:ind w:left="6480" w:hanging="180"/>
-      </w:pPr>
+    <w:lvl w:ilvl="8">
+      <w:numFmt w:val="bullet"/>
+      <w:lvlText w:val=""/>
+      <w:lvlJc w:val="left"/>
+      <w:pPr>
+        <w:ind w:left="6480" w:hanging="360"/>
+      </w:pPr>
+      <w:rPr>
+        <w:rFonts w:ascii="Wingdings" w:hAnsi="Wingdings"/>
+      </w:rPr>
     </w:lvl>
   </w:abstractNum>
   <w:abstractNum w:abstractNumId="3" w15:restartNumberingAfterBreak="0">
-    <w:nsid w:val="6D855120"/>
-    <w:multiLevelType w:val="hybridMultilevel"/>
-    <w:tmpl w:val="00DAF91E"/>
-    <w:lvl w:ilvl="0" w:tplc="0415000F">
+    <w:nsid w:val="6C7E5D0A"/>
+    <w:multiLevelType w:val="multilevel"/>
+    <w:tmpl w:val="4790E42C"/>
+    <w:lvl w:ilvl="0">
       <w:start w:val="1"/>
       <w:numFmt w:val="decimal"/>
       <w:lvlText w:val="%1."/>
@@ -7054,91 +6597,95 @@
       <w:pPr>
         <w:ind w:left="720" w:hanging="360"/>
       </w:pPr>
+      <w:rPr>
+        <w:rFonts w:ascii="Aptos" w:eastAsia="Aptos" w:hAnsi="Aptos" w:cs="Times New Roman"/>
+        <w:sz w:val="22"/>
+      </w:rPr>
     </w:lvl>
-    <w:lvl w:ilvl="1" w:tplc="04150019" w:tentative="1">
+    <w:lvl w:ilvl="1">
       <w:start w:val="1"/>
       <w:numFmt w:val="lowerLetter"/>
-      <w:lvlText w:val="%2."/>
+      <w:lvlText w:val="."/>
       <w:lvlJc w:val="left"/>
       <w:pPr>
         <w:ind w:left="1440" w:hanging="360"/>
       </w:pPr>
     </w:lvl>
-    <w:lvl w:ilvl="2" w:tplc="0415001B">
+    <w:lvl w:ilvl="2">
       <w:start w:val="1"/>
       <w:numFmt w:val="lowerRoman"/>
-      <w:lvlText w:val="%3."/>
+      <w:lvlText w:val="."/>
       <w:lvlJc w:val="right"/>
       <w:pPr>
         <w:ind w:left="2160" w:hanging="180"/>
       </w:pPr>
     </w:lvl>
-    <w:lvl w:ilvl="3" w:tplc="0415000F" w:tentative="1">
+    <w:lvl w:ilvl="3">
       <w:start w:val="1"/>
       <w:numFmt w:val="decimal"/>
-      <w:lvlText w:val="%4."/>
+      <w:lvlText w:val="."/>
       <w:lvlJc w:val="left"/>
       <w:pPr>
         <w:ind w:left="2880" w:hanging="360"/>
       </w:pPr>
     </w:lvl>
-    <w:lvl w:ilvl="4" w:tplc="04150019" w:tentative="1">
+    <w:lvl w:ilvl="4">
       <w:start w:val="1"/>
       <w:numFmt w:val="lowerLetter"/>
-      <w:lvlText w:val="%5."/>
+      <w:lvlText w:val="."/>
       <w:lvlJc w:val="left"/>
       <w:pPr>
         <w:ind w:left="3600" w:hanging="360"/>
       </w:pPr>
     </w:lvl>
-    <w:lvl w:ilvl="5" w:tplc="0415001B" w:tentative="1">
+    <w:lvl w:ilvl="5">
       <w:start w:val="1"/>
       <w:numFmt w:val="lowerRoman"/>
-      <w:lvlText w:val="%6."/>
+      <w:lvlText w:val="."/>
       <w:lvlJc w:val="right"/>
       <w:pPr>
         <w:ind w:left="4320" w:hanging="180"/>
       </w:pPr>
     </w:lvl>
-    <w:lvl w:ilvl="6" w:tplc="0415000F" w:tentative="1">
+    <w:lvl w:ilvl="6">
       <w:start w:val="1"/>
       <w:numFmt w:val="decimal"/>
-      <w:lvlText w:val="%7."/>
+      <w:lvlText w:val="."/>
       <w:lvlJc w:val="left"/>
       <w:pPr>
         <w:ind w:left="5040" w:hanging="360"/>
       </w:pPr>
     </w:lvl>
-    <w:lvl w:ilvl="7" w:tplc="04150019" w:tentative="1">
+    <w:lvl w:ilvl="7">
       <w:start w:val="1"/>
       <w:numFmt w:val="lowerLetter"/>
-      <w:lvlText w:val="%8."/>
+      <w:lvlText w:val="."/>
       <w:lvlJc w:val="left"/>
       <w:pPr>
         <w:ind w:left="5760" w:hanging="360"/>
       </w:pPr>
     </w:lvl>
-    <w:lvl w:ilvl="8" w:tplc="0415001B" w:tentative="1">
+    <w:lvl w:ilvl="8">
       <w:start w:val="1"/>
       <w:numFmt w:val="lowerRoman"/>
-      <w:lvlText w:val="%9."/>
+      <w:lvlText w:val="."/>
       <w:lvlJc w:val="right"/>
       <w:pPr>
         <w:ind w:left="6480" w:hanging="180"/>
       </w:pPr>
     </w:lvl>
   </w:abstractNum>
-  <w:num w:numId="1" w16cid:durableId="1329094434">
+  <w:num w:numId="1" w16cid:durableId="128936881">
     <w:abstractNumId w:val="2"/>
   </w:num>
-  <w:num w:numId="2" w16cid:durableId="1376656658">
-    <w:abstractNumId w:val="3"/>
+  <w:num w:numId="2" w16cid:durableId="1379626890">
+    <w:abstractNumId w:val="1"/>
   </w:num>
-  <w:num w:numId="3" w16cid:durableId="1259213531">
+  <w:num w:numId="3" w16cid:durableId="1258828747">
     <w:abstractNumId w:val="0"/>
   </w:num>
-  <w:num w:numId="4" w16cid:durableId="1173647258">
-    <w:abstractNumId w:val="1"/>
+  <w:num w:numId="4" w16cid:durableId="167211985">
+    <w:abstractNumId w:val="3"/>
   </w:num>
 </w:numbering>
 </file>
@@ -7148,17 +6695,17 @@
   <w:docDefaults>
     <w:rPrDefault>
       <w:rPr>
-        <w:rFonts w:asciiTheme="minorHAnsi" w:eastAsiaTheme="minorHAnsi" w:hAnsiTheme="minorHAnsi" w:cstheme="minorBidi"/>
-        <w:kern w:val="2"/>
+        <w:rFonts w:ascii="Aptos" w:eastAsia="Aptos" w:hAnsi="Aptos" w:cs="Times New Roman"/>
+        <w:kern w:val="3"/>
         <w:sz w:val="22"/>
         <w:szCs w:val="22"/>
         <w:lang w:val="en-NL" w:eastAsia="en-US" w:bidi="ar-SA"/>
-        <w14:ligatures w14:val="standardContextual"/>
       </w:rPr>
     </w:rPrDefault>
     <w:pPrDefault>
       <w:pPr>
-        <w:spacing w:after="160" w:line="259" w:lineRule="auto"/>
+        <w:autoSpaceDN w:val="0"/>
+        <w:spacing w:after="160" w:line="256" w:lineRule="auto"/>
       </w:pPr>
     </w:pPrDefault>
   </w:docDefaults>
@@ -7317,7 +6864,7 @@
     <w:lsdException w:name="Table Web 2" w:semiHidden="1" w:unhideWhenUsed="1"/>
     <w:lsdException w:name="Table Web 3" w:semiHidden="1" w:unhideWhenUsed="1"/>
     <w:lsdException w:name="Balloon Text" w:semiHidden="1" w:unhideWhenUsed="1"/>
-    <w:lsdException w:name="Table Grid" w:uiPriority="59"/>
+    <w:lsdException w:name="Table Grid" w:uiPriority="39"/>
     <w:lsdException w:name="Table Theme" w:semiHidden="1" w:unhideWhenUsed="1"/>
     <w:lsdException w:name="Placeholder Text" w:semiHidden="1"/>
     <w:lsdException w:name="No Spacing" w:uiPriority="1" w:qFormat="1"/>
@@ -7543,15 +7090,16 @@
   <w:style w:type="paragraph" w:default="1" w:styleId="Normal">
     <w:name w:val="Normal"/>
     <w:qFormat/>
+    <w:pPr>
+      <w:suppressAutoHyphens/>
+    </w:pPr>
   </w:style>
   <w:style w:type="paragraph" w:styleId="Heading1">
     <w:name w:val="heading 1"/>
     <w:basedOn w:val="Normal"/>
     <w:next w:val="Normal"/>
-    <w:link w:val="Heading1Char"/>
     <w:uiPriority w:val="9"/>
     <w:qFormat/>
-    <w:rsid w:val="003432FD"/>
     <w:pPr>
       <w:keepNext/>
       <w:keepLines/>
@@ -7559,8 +7107,8 @@
       <w:outlineLvl w:val="0"/>
     </w:pPr>
     <w:rPr>
-      <w:rFonts w:asciiTheme="majorHAnsi" w:eastAsiaTheme="majorEastAsia" w:hAnsiTheme="majorHAnsi" w:cstheme="majorBidi"/>
-      <w:color w:val="0F4761" w:themeColor="accent1" w:themeShade="BF"/>
+      <w:rFonts w:ascii="Aptos Display" w:eastAsia="Times New Roman" w:hAnsi="Aptos Display"/>
+      <w:color w:val="0F4761"/>
       <w:sz w:val="40"/>
       <w:szCs w:val="40"/>
     </w:rPr>
@@ -7569,12 +7117,10 @@
     <w:name w:val="heading 2"/>
     <w:basedOn w:val="Normal"/>
     <w:next w:val="Normal"/>
-    <w:link w:val="Heading2Char"/>
     <w:uiPriority w:val="9"/>
     <w:semiHidden/>
     <w:unhideWhenUsed/>
     <w:qFormat/>
-    <w:rsid w:val="003432FD"/>
     <w:pPr>
       <w:keepNext/>
       <w:keepLines/>
@@ -7582,8 +7128,8 @@
       <w:outlineLvl w:val="1"/>
     </w:pPr>
     <w:rPr>
-      <w:rFonts w:asciiTheme="majorHAnsi" w:eastAsiaTheme="majorEastAsia" w:hAnsiTheme="majorHAnsi" w:cstheme="majorBidi"/>
-      <w:color w:val="0F4761" w:themeColor="accent1" w:themeShade="BF"/>
+      <w:rFonts w:ascii="Aptos Display" w:eastAsia="Times New Roman" w:hAnsi="Aptos Display"/>
+      <w:color w:val="0F4761"/>
       <w:sz w:val="32"/>
       <w:szCs w:val="32"/>
     </w:rPr>
@@ -7592,12 +7138,10 @@
     <w:name w:val="heading 3"/>
     <w:basedOn w:val="Normal"/>
     <w:next w:val="Normal"/>
-    <w:link w:val="Heading3Char"/>
     <w:uiPriority w:val="9"/>
     <w:semiHidden/>
     <w:unhideWhenUsed/>
     <w:qFormat/>
-    <w:rsid w:val="003432FD"/>
     <w:pPr>
       <w:keepNext/>
       <w:keepLines/>
@@ -7605,8 +7149,8 @@
       <w:outlineLvl w:val="2"/>
     </w:pPr>
     <w:rPr>
-      <w:rFonts w:eastAsiaTheme="majorEastAsia" w:cstheme="majorBidi"/>
-      <w:color w:val="0F4761" w:themeColor="accent1" w:themeShade="BF"/>
+      <w:rFonts w:eastAsia="Times New Roman"/>
+      <w:color w:val="0F4761"/>
       <w:sz w:val="28"/>
       <w:szCs w:val="28"/>
     </w:rPr>
@@ -7615,12 +7159,10 @@
     <w:name w:val="heading 4"/>
     <w:basedOn w:val="Normal"/>
     <w:next w:val="Normal"/>
-    <w:link w:val="Heading4Char"/>
     <w:uiPriority w:val="9"/>
     <w:semiHidden/>
     <w:unhideWhenUsed/>
     <w:qFormat/>
-    <w:rsid w:val="003432FD"/>
     <w:pPr>
       <w:keepNext/>
       <w:keepLines/>
@@ -7628,22 +7170,20 @@
       <w:outlineLvl w:val="3"/>
     </w:pPr>
     <w:rPr>
-      <w:rFonts w:eastAsiaTheme="majorEastAsia" w:cstheme="majorBidi"/>
+      <w:rFonts w:eastAsia="Times New Roman"/>
       <w:i/>
       <w:iCs/>
-      <w:color w:val="0F4761" w:themeColor="accent1" w:themeShade="BF"/>
+      <w:color w:val="0F4761"/>
     </w:rPr>
   </w:style>
   <w:style w:type="paragraph" w:styleId="Heading5">
     <w:name w:val="heading 5"/>
     <w:basedOn w:val="Normal"/>
     <w:next w:val="Normal"/>
-    <w:link w:val="Heading5Char"/>
     <w:uiPriority w:val="9"/>
     <w:semiHidden/>
     <w:unhideWhenUsed/>
     <w:qFormat/>
-    <w:rsid w:val="003432FD"/>
     <w:pPr>
       <w:keepNext/>
       <w:keepLines/>
@@ -7651,20 +7191,18 @@
       <w:outlineLvl w:val="4"/>
     </w:pPr>
     <w:rPr>
-      <w:rFonts w:eastAsiaTheme="majorEastAsia" w:cstheme="majorBidi"/>
-      <w:color w:val="0F4761" w:themeColor="accent1" w:themeShade="BF"/>
+      <w:rFonts w:eastAsia="Times New Roman"/>
+      <w:color w:val="0F4761"/>
     </w:rPr>
   </w:style>
   <w:style w:type="paragraph" w:styleId="Heading6">
     <w:name w:val="heading 6"/>
     <w:basedOn w:val="Normal"/>
     <w:next w:val="Normal"/>
-    <w:link w:val="Heading6Char"/>
     <w:uiPriority w:val="9"/>
     <w:semiHidden/>
     <w:unhideWhenUsed/>
     <w:qFormat/>
-    <w:rsid w:val="003432FD"/>
     <w:pPr>
       <w:keepNext/>
       <w:keepLines/>
@@ -7672,22 +7210,16 @@
       <w:outlineLvl w:val="5"/>
     </w:pPr>
     <w:rPr>
-      <w:rFonts w:eastAsiaTheme="majorEastAsia" w:cstheme="majorBidi"/>
+      <w:rFonts w:eastAsia="Times New Roman"/>
       <w:i/>
       <w:iCs/>
-      <w:color w:val="595959" w:themeColor="text1" w:themeTint="A6"/>
+      <w:color w:val="595959"/>
     </w:rPr>
   </w:style>
   <w:style w:type="paragraph" w:styleId="Heading7">
     <w:name w:val="heading 7"/>
     <w:basedOn w:val="Normal"/>
     <w:next w:val="Normal"/>
-    <w:link w:val="Heading7Char"/>
-    <w:uiPriority w:val="9"/>
-    <w:semiHidden/>
-    <w:unhideWhenUsed/>
-    <w:qFormat/>
-    <w:rsid w:val="003432FD"/>
     <w:pPr>
       <w:keepNext/>
       <w:keepLines/>
@@ -7695,20 +7227,14 @@
       <w:outlineLvl w:val="6"/>
     </w:pPr>
     <w:rPr>
-      <w:rFonts w:eastAsiaTheme="majorEastAsia" w:cstheme="majorBidi"/>
-      <w:color w:val="595959" w:themeColor="text1" w:themeTint="A6"/>
+      <w:rFonts w:eastAsia="Times New Roman"/>
+      <w:color w:val="595959"/>
     </w:rPr>
   </w:style>
   <w:style w:type="paragraph" w:styleId="Heading8">
     <w:name w:val="heading 8"/>
     <w:basedOn w:val="Normal"/>
     <w:next w:val="Normal"/>
-    <w:link w:val="Heading8Char"/>
-    <w:uiPriority w:val="9"/>
-    <w:semiHidden/>
-    <w:unhideWhenUsed/>
-    <w:qFormat/>
-    <w:rsid w:val="003432FD"/>
     <w:pPr>
       <w:keepNext/>
       <w:keepLines/>
@@ -7716,22 +7242,16 @@
       <w:outlineLvl w:val="7"/>
     </w:pPr>
     <w:rPr>
-      <w:rFonts w:eastAsiaTheme="majorEastAsia" w:cstheme="majorBidi"/>
+      <w:rFonts w:eastAsia="Times New Roman"/>
       <w:i/>
       <w:iCs/>
-      <w:color w:val="272727" w:themeColor="text1" w:themeTint="D8"/>
+      <w:color w:val="272727"/>
     </w:rPr>
   </w:style>
   <w:style w:type="paragraph" w:styleId="Heading9">
     <w:name w:val="heading 9"/>
     <w:basedOn w:val="Normal"/>
     <w:next w:val="Normal"/>
-    <w:link w:val="Heading9Char"/>
-    <w:uiPriority w:val="9"/>
-    <w:semiHidden/>
-    <w:unhideWhenUsed/>
-    <w:qFormat/>
-    <w:rsid w:val="003432FD"/>
     <w:pPr>
       <w:keepNext/>
       <w:keepLines/>
@@ -7739,8 +7259,8 @@
       <w:outlineLvl w:val="8"/>
     </w:pPr>
     <w:rPr>
-      <w:rFonts w:eastAsiaTheme="majorEastAsia" w:cstheme="majorBidi"/>
-      <w:color w:val="272727" w:themeColor="text1" w:themeTint="D8"/>
+      <w:rFonts w:eastAsia="Times New Roman"/>
+      <w:color w:val="272727"/>
     </w:rPr>
   </w:style>
   <w:style w:type="character" w:default="1" w:styleId="DefaultParagraphFont">
@@ -7773,12 +7293,9 @@
   <w:style w:type="character" w:customStyle="1" w:styleId="Heading1Char">
     <w:name w:val="Heading 1 Char"/>
     <w:basedOn w:val="DefaultParagraphFont"/>
-    <w:link w:val="Heading1"/>
-    <w:uiPriority w:val="9"/>
-    <w:rsid w:val="003432FD"/>
     <w:rPr>
-      <w:rFonts w:asciiTheme="majorHAnsi" w:eastAsiaTheme="majorEastAsia" w:hAnsiTheme="majorHAnsi" w:cstheme="majorBidi"/>
-      <w:color w:val="0F4761" w:themeColor="accent1" w:themeShade="BF"/>
+      <w:rFonts w:ascii="Aptos Display" w:eastAsia="Times New Roman" w:hAnsi="Aptos Display" w:cs="Times New Roman"/>
+      <w:color w:val="0F4761"/>
       <w:sz w:val="40"/>
       <w:szCs w:val="40"/>
     </w:rPr>
@@ -7786,13 +7303,9 @@
   <w:style w:type="character" w:customStyle="1" w:styleId="Heading2Char">
     <w:name w:val="Heading 2 Char"/>
     <w:basedOn w:val="DefaultParagraphFont"/>
-    <w:link w:val="Heading2"/>
-    <w:uiPriority w:val="9"/>
-    <w:semiHidden/>
-    <w:rsid w:val="003432FD"/>
     <w:rPr>
-      <w:rFonts w:asciiTheme="majorHAnsi" w:eastAsiaTheme="majorEastAsia" w:hAnsiTheme="majorHAnsi" w:cstheme="majorBidi"/>
-      <w:color w:val="0F4761" w:themeColor="accent1" w:themeShade="BF"/>
+      <w:rFonts w:ascii="Aptos Display" w:eastAsia="Times New Roman" w:hAnsi="Aptos Display" w:cs="Times New Roman"/>
+      <w:color w:val="0F4761"/>
       <w:sz w:val="32"/>
       <w:szCs w:val="32"/>
     </w:rPr>
@@ -7800,13 +7313,9 @@
   <w:style w:type="character" w:customStyle="1" w:styleId="Heading3Char">
     <w:name w:val="Heading 3 Char"/>
     <w:basedOn w:val="DefaultParagraphFont"/>
-    <w:link w:val="Heading3"/>
-    <w:uiPriority w:val="9"/>
-    <w:semiHidden/>
-    <w:rsid w:val="003432FD"/>
     <w:rPr>
-      <w:rFonts w:eastAsiaTheme="majorEastAsia" w:cstheme="majorBidi"/>
-      <w:color w:val="0F4761" w:themeColor="accent1" w:themeShade="BF"/>
+      <w:rFonts w:eastAsia="Times New Roman" w:cs="Times New Roman"/>
+      <w:color w:val="0F4761"/>
       <w:sz w:val="28"/>
       <w:szCs w:val="28"/>
     </w:rPr>
@@ -7814,97 +7323,70 @@
   <w:style w:type="character" w:customStyle="1" w:styleId="Heading4Char">
     <w:name w:val="Heading 4 Char"/>
     <w:basedOn w:val="DefaultParagraphFont"/>
-    <w:link w:val="Heading4"/>
-    <w:uiPriority w:val="9"/>
-    <w:semiHidden/>
-    <w:rsid w:val="003432FD"/>
     <w:rPr>
-      <w:rFonts w:eastAsiaTheme="majorEastAsia" w:cstheme="majorBidi"/>
+      <w:rFonts w:eastAsia="Times New Roman" w:cs="Times New Roman"/>
       <w:i/>
       <w:iCs/>
-      <w:color w:val="0F4761" w:themeColor="accent1" w:themeShade="BF"/>
+      <w:color w:val="0F4761"/>
     </w:rPr>
   </w:style>
   <w:style w:type="character" w:customStyle="1" w:styleId="Heading5Char">
     <w:name w:val="Heading 5 Char"/>
     <w:basedOn w:val="DefaultParagraphFont"/>
-    <w:link w:val="Heading5"/>
-    <w:uiPriority w:val="9"/>
-    <w:semiHidden/>
-    <w:rsid w:val="003432FD"/>
     <w:rPr>
-      <w:rFonts w:eastAsiaTheme="majorEastAsia" w:cstheme="majorBidi"/>
-      <w:color w:val="0F4761" w:themeColor="accent1" w:themeShade="BF"/>
+      <w:rFonts w:eastAsia="Times New Roman" w:cs="Times New Roman"/>
+      <w:color w:val="0F4761"/>
     </w:rPr>
   </w:style>
   <w:style w:type="character" w:customStyle="1" w:styleId="Heading6Char">
     <w:name w:val="Heading 6 Char"/>
     <w:basedOn w:val="DefaultParagraphFont"/>
-    <w:link w:val="Heading6"/>
-    <w:uiPriority w:val="9"/>
-    <w:semiHidden/>
-    <w:rsid w:val="003432FD"/>
     <w:rPr>
-      <w:rFonts w:eastAsiaTheme="majorEastAsia" w:cstheme="majorBidi"/>
+      <w:rFonts w:eastAsia="Times New Roman" w:cs="Times New Roman"/>
       <w:i/>
       <w:iCs/>
-      <w:color w:val="595959" w:themeColor="text1" w:themeTint="A6"/>
+      <w:color w:val="595959"/>
     </w:rPr>
   </w:style>
   <w:style w:type="character" w:customStyle="1" w:styleId="Heading7Char">
     <w:name w:val="Heading 7 Char"/>
     <w:basedOn w:val="DefaultParagraphFont"/>
-    <w:link w:val="Heading7"/>
-    <w:uiPriority w:val="9"/>
-    <w:semiHidden/>
-    <w:rsid w:val="003432FD"/>
     <w:rPr>
-      <w:rFonts w:eastAsiaTheme="majorEastAsia" w:cstheme="majorBidi"/>
-      <w:color w:val="595959" w:themeColor="text1" w:themeTint="A6"/>
+      <w:rFonts w:eastAsia="Times New Roman" w:cs="Times New Roman"/>
+      <w:color w:val="595959"/>
     </w:rPr>
   </w:style>
   <w:style w:type="character" w:customStyle="1" w:styleId="Heading8Char">
     <w:name w:val="Heading 8 Char"/>
     <w:basedOn w:val="DefaultParagraphFont"/>
-    <w:link w:val="Heading8"/>
-    <w:uiPriority w:val="9"/>
-    <w:semiHidden/>
-    <w:rsid w:val="003432FD"/>
     <w:rPr>
-      <w:rFonts w:eastAsiaTheme="majorEastAsia" w:cstheme="majorBidi"/>
+      <w:rFonts w:eastAsia="Times New Roman" w:cs="Times New Roman"/>
       <w:i/>
       <w:iCs/>
-      <w:color w:val="272727" w:themeColor="text1" w:themeTint="D8"/>
+      <w:color w:val="272727"/>
     </w:rPr>
   </w:style>
   <w:style w:type="character" w:customStyle="1" w:styleId="Heading9Char">
     <w:name w:val="Heading 9 Char"/>
     <w:basedOn w:val="DefaultParagraphFont"/>
-    <w:link w:val="Heading9"/>
-    <w:uiPriority w:val="9"/>
-    <w:semiHidden/>
-    <w:rsid w:val="003432FD"/>
     <w:rPr>
-      <w:rFonts w:eastAsiaTheme="majorEastAsia" w:cstheme="majorBidi"/>
-      <w:color w:val="272727" w:themeColor="text1" w:themeTint="D8"/>
+      <w:rFonts w:eastAsia="Times New Roman" w:cs="Times New Roman"/>
+      <w:color w:val="272727"/>
     </w:rPr>
   </w:style>
   <w:style w:type="paragraph" w:styleId="Title">
     <w:name w:val="Title"/>
     <w:basedOn w:val="Normal"/>
     <w:next w:val="Normal"/>
-    <w:link w:val="TitleChar"/>
     <w:uiPriority w:val="10"/>
     <w:qFormat/>
-    <w:rsid w:val="003432FD"/>
     <w:pPr>
       <w:spacing w:after="80" w:line="240" w:lineRule="auto"/>
       <w:contextualSpacing/>
     </w:pPr>
     <w:rPr>
-      <w:rFonts w:asciiTheme="majorHAnsi" w:eastAsiaTheme="majorEastAsia" w:hAnsiTheme="majorHAnsi" w:cstheme="majorBidi"/>
+      <w:rFonts w:ascii="Aptos Display" w:eastAsia="Times New Roman" w:hAnsi="Aptos Display"/>
       <w:spacing w:val="-10"/>
-      <w:kern w:val="28"/>
       <w:sz w:val="56"/>
       <w:szCs w:val="56"/>
     </w:rPr>
@@ -7912,13 +7394,10 @@
   <w:style w:type="character" w:customStyle="1" w:styleId="TitleChar">
     <w:name w:val="Title Char"/>
     <w:basedOn w:val="DefaultParagraphFont"/>
-    <w:link w:val="Title"/>
-    <w:uiPriority w:val="10"/>
-    <w:rsid w:val="003432FD"/>
     <w:rPr>
-      <w:rFonts w:asciiTheme="majorHAnsi" w:eastAsiaTheme="majorEastAsia" w:hAnsiTheme="majorHAnsi" w:cstheme="majorBidi"/>
+      <w:rFonts w:ascii="Aptos Display" w:eastAsia="Times New Roman" w:hAnsi="Aptos Display" w:cs="Times New Roman"/>
       <w:spacing w:val="-10"/>
-      <w:kern w:val="28"/>
+      <w:kern w:val="3"/>
       <w:sz w:val="56"/>
       <w:szCs w:val="56"/>
     </w:rPr>
@@ -7927,18 +7406,11 @@
     <w:name w:val="Subtitle"/>
     <w:basedOn w:val="Normal"/>
     <w:next w:val="Normal"/>
-    <w:link w:val="SubtitleChar"/>
     <w:uiPriority w:val="11"/>
     <w:qFormat/>
-    <w:rsid w:val="003432FD"/>
-    <w:pPr>
-      <w:numPr>
-        <w:ilvl w:val="1"/>
-      </w:numPr>
-    </w:pPr>
     <w:rPr>
-      <w:rFonts w:eastAsiaTheme="majorEastAsia" w:cstheme="majorBidi"/>
-      <w:color w:val="595959" w:themeColor="text1" w:themeTint="A6"/>
+      <w:rFonts w:eastAsia="Times New Roman"/>
+      <w:color w:val="595959"/>
       <w:spacing w:val="15"/>
       <w:sz w:val="28"/>
       <w:szCs w:val="28"/>
@@ -7947,12 +7419,9 @@
   <w:style w:type="character" w:customStyle="1" w:styleId="SubtitleChar">
     <w:name w:val="Subtitle Char"/>
     <w:basedOn w:val="DefaultParagraphFont"/>
-    <w:link w:val="Subtitle"/>
-    <w:uiPriority w:val="11"/>
-    <w:rsid w:val="003432FD"/>
     <w:rPr>
-      <w:rFonts w:eastAsiaTheme="majorEastAsia" w:cstheme="majorBidi"/>
-      <w:color w:val="595959" w:themeColor="text1" w:themeTint="A6"/>
+      <w:rFonts w:eastAsia="Times New Roman" w:cs="Times New Roman"/>
+      <w:color w:val="595959"/>
       <w:spacing w:val="15"/>
       <w:sz w:val="28"/>
       <w:szCs w:val="28"/>
@@ -7962,10 +7431,6 @@
     <w:name w:val="Quote"/>
     <w:basedOn w:val="Normal"/>
     <w:next w:val="Normal"/>
-    <w:link w:val="QuoteChar"/>
-    <w:uiPriority w:val="29"/>
-    <w:qFormat/>
-    <w:rsid w:val="003432FD"/>
     <w:pPr>
       <w:spacing w:before="160"/>
       <w:jc w:val="center"/>
@@ -7973,27 +7438,21 @@
     <w:rPr>
       <w:i/>
       <w:iCs/>
-      <w:color w:val="404040" w:themeColor="text1" w:themeTint="BF"/>
+      <w:color w:val="404040"/>
     </w:rPr>
   </w:style>
   <w:style w:type="character" w:customStyle="1" w:styleId="QuoteChar">
     <w:name w:val="Quote Char"/>
     <w:basedOn w:val="DefaultParagraphFont"/>
-    <w:link w:val="Quote"/>
-    <w:uiPriority w:val="29"/>
-    <w:rsid w:val="003432FD"/>
     <w:rPr>
       <w:i/>
       <w:iCs/>
-      <w:color w:val="404040" w:themeColor="text1" w:themeTint="BF"/>
+      <w:color w:val="404040"/>
     </w:rPr>
   </w:style>
   <w:style w:type="paragraph" w:styleId="ListParagraph">
     <w:name w:val="List Paragraph"/>
     <w:basedOn w:val="Normal"/>
-    <w:uiPriority w:val="34"/>
-    <w:qFormat/>
-    <w:rsid w:val="003432FD"/>
     <w:pPr>
       <w:ind w:left="720"/>
       <w:contextualSpacing/>
@@ -8002,27 +7461,20 @@
   <w:style w:type="character" w:styleId="IntenseEmphasis">
     <w:name w:val="Intense Emphasis"/>
     <w:basedOn w:val="DefaultParagraphFont"/>
-    <w:uiPriority w:val="21"/>
-    <w:qFormat/>
-    <w:rsid w:val="003432FD"/>
     <w:rPr>
       <w:i/>
       <w:iCs/>
-      <w:color w:val="0F4761" w:themeColor="accent1" w:themeShade="BF"/>
+      <w:color w:val="0F4761"/>
     </w:rPr>
   </w:style>
   <w:style w:type="paragraph" w:styleId="IntenseQuote">
     <w:name w:val="Intense Quote"/>
     <w:basedOn w:val="Normal"/>
     <w:next w:val="Normal"/>
-    <w:link w:val="IntenseQuoteChar"/>
-    <w:uiPriority w:val="30"/>
-    <w:qFormat/>
-    <w:rsid w:val="003432FD"/>
     <w:pPr>
       <w:pBdr>
-        <w:top w:val="single" w:sz="4" w:space="10" w:color="0F4761" w:themeColor="accent1" w:themeShade="BF"/>
-        <w:bottom w:val="single" w:sz="4" w:space="10" w:color="0F4761" w:themeColor="accent1" w:themeShade="BF"/>
+        <w:top w:val="single" w:sz="4" w:space="10" w:color="0F4761"/>
+        <w:bottom w:val="single" w:sz="4" w:space="10" w:color="0F4761"/>
       </w:pBdr>
       <w:spacing w:before="360" w:after="360"/>
       <w:ind w:left="864" w:right="864"/>
@@ -8031,43 +7483,46 @@
     <w:rPr>
       <w:i/>
       <w:iCs/>
-      <w:color w:val="0F4761" w:themeColor="accent1" w:themeShade="BF"/>
+      <w:color w:val="0F4761"/>
     </w:rPr>
   </w:style>
   <w:style w:type="character" w:customStyle="1" w:styleId="IntenseQuoteChar">
     <w:name w:val="Intense Quote Char"/>
     <w:basedOn w:val="DefaultParagraphFont"/>
-    <w:link w:val="IntenseQuote"/>
-    <w:uiPriority w:val="30"/>
-    <w:rsid w:val="003432FD"/>
     <w:rPr>
       <w:i/>
       <w:iCs/>
-      <w:color w:val="0F4761" w:themeColor="accent1" w:themeShade="BF"/>
+      <w:color w:val="0F4761"/>
     </w:rPr>
   </w:style>
   <w:style w:type="character" w:styleId="IntenseReference">
     <w:name w:val="Intense Reference"/>
     <w:basedOn w:val="DefaultParagraphFont"/>
-    <w:uiPriority w:val="32"/>
-    <w:qFormat/>
-    <w:rsid w:val="003432FD"/>
     <w:rPr>
       <w:b/>
       <w:bCs/>
       <w:smallCaps/>
-      <w:color w:val="0F4761" w:themeColor="accent1" w:themeShade="BF"/>
+      <w:color w:val="0F4761"/>
       <w:spacing w:val="5"/>
+    </w:rPr>
+  </w:style>
+  <w:style w:type="paragraph" w:styleId="NormalWeb">
+    <w:name w:val="Normal (Web)"/>
+    <w:basedOn w:val="Normal"/>
+    <w:pPr>
+      <w:spacing w:before="100" w:after="100" w:line="240" w:lineRule="auto"/>
+    </w:pPr>
+    <w:rPr>
+      <w:rFonts w:ascii="Times New Roman" w:eastAsia="Times New Roman" w:hAnsi="Times New Roman"/>
+      <w:kern w:val="0"/>
+      <w:sz w:val="24"/>
+      <w:szCs w:val="24"/>
+      <w:lang w:eastAsia="en-NL"/>
     </w:rPr>
   </w:style>
   <w:style w:type="paragraph" w:styleId="FootnoteText">
     <w:name w:val="footnote text"/>
     <w:basedOn w:val="Normal"/>
-    <w:link w:val="FootnoteTextChar"/>
-    <w:uiPriority w:val="99"/>
-    <w:semiHidden/>
-    <w:unhideWhenUsed/>
-    <w:rsid w:val="003432FD"/>
     <w:pPr>
       <w:spacing w:after="0" w:line="240" w:lineRule="auto"/>
     </w:pPr>
@@ -8079,10 +7534,6 @@
   <w:style w:type="character" w:customStyle="1" w:styleId="FootnoteTextChar">
     <w:name w:val="Footnote Text Char"/>
     <w:basedOn w:val="DefaultParagraphFont"/>
-    <w:link w:val="FootnoteText"/>
-    <w:uiPriority w:val="99"/>
-    <w:semiHidden/>
-    <w:rsid w:val="003432FD"/>
     <w:rPr>
       <w:sz w:val="20"/>
       <w:szCs w:val="20"/>
@@ -8091,22 +7542,22 @@
   <w:style w:type="character" w:styleId="FootnoteReference">
     <w:name w:val="footnote reference"/>
     <w:basedOn w:val="DefaultParagraphFont"/>
-    <w:uiPriority w:val="99"/>
-    <w:semiHidden/>
-    <w:unhideWhenUsed/>
-    <w:rsid w:val="003432FD"/>
     <w:rPr>
+      <w:position w:val="0"/>
       <w:vertAlign w:val="superscript"/>
+    </w:rPr>
+  </w:style>
+  <w:style w:type="character" w:styleId="Hyperlink">
+    <w:name w:val="Hyperlink"/>
+    <w:basedOn w:val="DefaultParagraphFont"/>
+    <w:rPr>
+      <w:color w:val="467886"/>
+      <w:u w:val="single"/>
     </w:rPr>
   </w:style>
   <w:style w:type="paragraph" w:styleId="EndnoteText">
     <w:name w:val="endnote text"/>
     <w:basedOn w:val="Normal"/>
-    <w:link w:val="EndnoteTextChar"/>
-    <w:uiPriority w:val="99"/>
-    <w:semiHidden/>
-    <w:unhideWhenUsed/>
-    <w:rsid w:val="003432FD"/>
     <w:pPr>
       <w:spacing w:after="0" w:line="240" w:lineRule="auto"/>
     </w:pPr>
@@ -8118,10 +7569,6 @@
   <w:style w:type="character" w:customStyle="1" w:styleId="EndnoteTextChar">
     <w:name w:val="Endnote Text Char"/>
     <w:basedOn w:val="DefaultParagraphFont"/>
-    <w:link w:val="EndnoteText"/>
-    <w:uiPriority w:val="99"/>
-    <w:semiHidden/>
-    <w:rsid w:val="003432FD"/>
     <w:rPr>
       <w:sz w:val="20"/>
       <w:szCs w:val="20"/>
@@ -8130,73 +7577,14 @@
   <w:style w:type="character" w:styleId="EndnoteReference">
     <w:name w:val="endnote reference"/>
     <w:basedOn w:val="DefaultParagraphFont"/>
-    <w:uiPriority w:val="99"/>
-    <w:unhideWhenUsed/>
-    <w:rsid w:val="003432FD"/>
     <w:rPr>
+      <w:position w:val="0"/>
       <w:vertAlign w:val="superscript"/>
     </w:rPr>
-  </w:style>
-  <w:style w:type="paragraph" w:styleId="NormalWeb">
-    <w:name w:val="Normal (Web)"/>
-    <w:basedOn w:val="Normal"/>
-    <w:uiPriority w:val="99"/>
-    <w:unhideWhenUsed/>
-    <w:rsid w:val="008D621F"/>
-    <w:pPr>
-      <w:spacing w:before="100" w:beforeAutospacing="1" w:after="100" w:afterAutospacing="1" w:line="240" w:lineRule="auto"/>
-    </w:pPr>
-    <w:rPr>
-      <w:rFonts w:ascii="Times New Roman" w:eastAsia="Times New Roman" w:hAnsi="Times New Roman" w:cs="Times New Roman"/>
-      <w:kern w:val="0"/>
-      <w:sz w:val="24"/>
-      <w:szCs w:val="24"/>
-      <w:lang w:eastAsia="en-NL"/>
-      <w14:ligatures w14:val="none"/>
-    </w:rPr>
-  </w:style>
-  <w:style w:type="character" w:styleId="Hyperlink">
-    <w:name w:val="Hyperlink"/>
-    <w:basedOn w:val="DefaultParagraphFont"/>
-    <w:uiPriority w:val="99"/>
-    <w:unhideWhenUsed/>
-    <w:rsid w:val="008D621F"/>
-    <w:rPr>
-      <w:color w:val="467886" w:themeColor="hyperlink"/>
-      <w:u w:val="single"/>
-    </w:rPr>
-  </w:style>
-  <w:style w:type="table" w:styleId="TableGrid">
-    <w:name w:val="Table Grid"/>
-    <w:basedOn w:val="TableNormal"/>
-    <w:uiPriority w:val="59"/>
-    <w:rsid w:val="00034D09"/>
-    <w:pPr>
-      <w:spacing w:after="0" w:line="240" w:lineRule="auto"/>
-    </w:pPr>
-    <w:rPr>
-      <w:rFonts w:ascii="Calibri" w:eastAsia="Calibri" w:hAnsi="Calibri" w:cs="Calibri"/>
-      <w:kern w:val="0"/>
-      <w:lang w:val="pl-PL"/>
-      <w14:ligatures w14:val="none"/>
-    </w:rPr>
-    <w:tblPr>
-      <w:tblBorders>
-        <w:top w:val="single" w:sz="4" w:space="0" w:color="000000"/>
-        <w:left w:val="single" w:sz="4" w:space="0" w:color="000000"/>
-        <w:bottom w:val="single" w:sz="4" w:space="0" w:color="000000"/>
-        <w:right w:val="single" w:sz="4" w:space="0" w:color="000000"/>
-        <w:insideH w:val="single" w:sz="4" w:space="0" w:color="000000"/>
-        <w:insideV w:val="single" w:sz="4" w:space="0" w:color="000000"/>
-      </w:tblBorders>
-    </w:tblPr>
   </w:style>
   <w:style w:type="paragraph" w:customStyle="1" w:styleId="ODNONIKtreodnonika">
     <w:name w:val="ODNOŚNIK – treść odnośnika"/>
     <w:basedOn w:val="Normal"/>
-    <w:uiPriority w:val="19"/>
-    <w:qFormat/>
-    <w:rsid w:val="00034D09"/>
     <w:pPr>
       <w:widowControl w:val="0"/>
       <w:spacing w:before="50" w:after="50" w:line="240" w:lineRule="auto"/>
@@ -8208,7 +7596,6 @@
       <w:kern w:val="0"/>
       <w:sz w:val="16"/>
       <w:lang w:val="pl-PL" w:eastAsia="pl-PL"/>
-      <w14:ligatures w14:val="none"/>
     </w:rPr>
   </w:style>
 </w:styles>
@@ -8312,7 +7699,7 @@
         <a:latin typeface="Aptos" panose="02110004020202020204"/>
         <a:ea typeface=""/>
         <a:cs typeface=""/>
-        <a:font script="Jpan" typeface="游ゴシック"/>
+        <a:font script="Jpan" typeface="游明朝"/>
         <a:font script="Hang" typeface="맑은 고딕"/>
         <a:font script="Hans" typeface="等线"/>
         <a:font script="Hant" typeface="新細明體"/>
@@ -8420,13 +7807,6 @@
         </a:gradFill>
       </a:fillStyleLst>
       <a:lnStyleLst>
-        <a:ln w="6350" cap="flat" cmpd="sng" algn="ctr">
-          <a:solidFill>
-            <a:schemeClr val="phClr"/>
-          </a:solidFill>
-          <a:prstDash val="solid"/>
-          <a:miter lim="800000"/>
-        </a:ln>
         <a:ln w="12700" cap="flat" cmpd="sng" algn="ctr">
           <a:solidFill>
             <a:schemeClr val="phClr"/>
@@ -8435,6 +7815,13 @@
           <a:miter lim="800000"/>
         </a:ln>
         <a:ln w="19050" cap="flat" cmpd="sng" algn="ctr">
+          <a:solidFill>
+            <a:schemeClr val="phClr"/>
+          </a:solidFill>
+          <a:prstDash val="solid"/>
+          <a:miter lim="800000"/>
+        </a:ln>
+        <a:ln w="25400" cap="flat" cmpd="sng" algn="ctr">
           <a:solidFill>
             <a:schemeClr val="phClr"/>
           </a:solidFill>
@@ -8499,11 +7886,31 @@
       </a:bgFillStyleLst>
     </a:fmtScheme>
   </a:themeElements>
-  <a:objectDefaults/>
+  <a:objectDefaults>
+    <a:lnDef>
+      <a:spPr/>
+      <a:bodyPr/>
+      <a:lstStyle/>
+      <a:style>
+        <a:lnRef idx="2">
+          <a:schemeClr val="accent1"/>
+        </a:lnRef>
+        <a:fillRef idx="0">
+          <a:schemeClr val="accent1"/>
+        </a:fillRef>
+        <a:effectRef idx="1">
+          <a:schemeClr val="accent1"/>
+        </a:effectRef>
+        <a:fontRef idx="minor">
+          <a:schemeClr val="tx1"/>
+        </a:fontRef>
+      </a:style>
+    </a:lnDef>
+  </a:objectDefaults>
   <a:extraClrSchemeLst/>
   <a:extLst>
     <a:ext uri="{05A4C25C-085E-4340-85A3-A5531E510DB2}">
-      <thm15:themeFamily xmlns:thm15="http://schemas.microsoft.com/office/thememl/2012/main" name="Office Theme" id="{62F939B6-93AF-4DB8-9C6B-D6C7DFDC589F}" vid="{4A3C46E8-61CC-4603-A589-7422A47A8E4A}"/>
+      <thm15:themeFamily xmlns:thm15="http://schemas.microsoft.com/office/thememl/2012/main" name="Office Theme" id="{2E142A2C-CD16-42D6-873A-C26D2A0506FA}" vid="{1BDDFF52-6CD6-40A5-AB3C-68EB2F1E4D0A}"/>
     </a:ext>
   </a:extLst>
 </a:theme>

--- a/public/files/Szkic_uwagi (za autostrada).docx
+++ b/public/files/Szkic_uwagi (za autostrada).docx
@@ -35,7 +35,7 @@
     <w:p>
       <w:pPr>
         <w:widowControl w:val="0"/>
-        <w:spacing w:before="50" w:after="50" w:line="240" w:lineRule="auto"/>
+        <w:spacing w:before="50" w:after="50"/>
         <w:rPr>
           <w:rFonts w:ascii="Arial" w:eastAsia="Times New Roman" w:hAnsi="Arial" w:cs="Arial"/>
           <w:bCs/>
@@ -50,8 +50,7 @@
     <w:p>
       <w:pPr>
         <w:shd w:val="clear" w:color="auto" w:fill="D9D9D9"/>
-        <w:spacing w:before="100" w:after="60" w:line="240" w:lineRule="auto"/>
-        <w:ind w:firstLine="108"/>
+        <w:spacing w:before="100" w:after="60"/>
         <w:outlineLvl w:val="1"/>
         <w:rPr>
           <w:rFonts w:ascii="Arial" w:eastAsia="Calibri" w:hAnsi="Arial" w:cs="Arial"/>
@@ -78,7 +77,7 @@
     <w:p>
       <w:pPr>
         <w:widowControl w:val="0"/>
-        <w:spacing w:before="50" w:after="50" w:line="240" w:lineRule="auto"/>
+        <w:spacing w:before="50" w:after="50"/>
         <w:rPr>
           <w:rFonts w:ascii="Arial" w:eastAsia="Times New Roman" w:hAnsi="Arial" w:cs="Arial"/>
           <w:iCs/>
@@ -101,8 +100,7 @@
     <w:p>
       <w:pPr>
         <w:shd w:val="clear" w:color="auto" w:fill="D9D9D9"/>
-        <w:spacing w:before="100" w:after="60" w:line="240" w:lineRule="auto"/>
-        <w:ind w:firstLine="108"/>
+        <w:spacing w:before="100" w:after="60"/>
         <w:outlineLvl w:val="1"/>
         <w:rPr>
           <w:lang w:val="pl-PL"/>
@@ -159,7 +157,7 @@
         <w:tabs>
           <w:tab w:val="left" w:pos="2182"/>
         </w:tabs>
-        <w:spacing w:before="50" w:after="50" w:line="240" w:lineRule="auto"/>
+        <w:spacing w:before="50" w:after="50"/>
         <w:rPr>
           <w:lang w:val="pl-PL"/>
         </w:rPr>
@@ -283,7 +281,7 @@
         <w:tabs>
           <w:tab w:val="left" w:pos="2182"/>
         </w:tabs>
-        <w:spacing w:before="50" w:after="50" w:line="240" w:lineRule="auto"/>
+        <w:spacing w:before="50" w:after="50"/>
         <w:rPr>
           <w:lang w:val="pl-PL"/>
         </w:rPr>
@@ -407,8 +405,7 @@
     <w:p>
       <w:pPr>
         <w:shd w:val="clear" w:color="auto" w:fill="D9D9D9"/>
-        <w:spacing w:before="100" w:after="60" w:line="240" w:lineRule="auto"/>
-        <w:ind w:firstLine="108"/>
+        <w:spacing w:before="100" w:after="60"/>
         <w:outlineLvl w:val="1"/>
         <w:rPr>
           <w:lang w:val="pl-PL"/>
@@ -442,7 +439,7 @@
         <w:tabs>
           <w:tab w:val="left" w:pos="2182"/>
         </w:tabs>
-        <w:spacing w:before="50" w:after="50" w:line="240" w:lineRule="auto"/>
+        <w:spacing w:before="50" w:after="50"/>
         <w:rPr>
           <w:lang w:val="pl-PL"/>
         </w:rPr>
@@ -475,7 +472,7 @@
         <w:tabs>
           <w:tab w:val="left" w:pos="2182"/>
         </w:tabs>
-        <w:spacing w:before="50" w:after="50" w:line="240" w:lineRule="auto"/>
+        <w:spacing w:before="50" w:after="50"/>
         <w:rPr>
           <w:lang w:val="pl-PL"/>
         </w:rPr>
@@ -518,7 +515,17 @@
           <w:sz w:val="20"/>
           <w:lang w:val="pl-PL"/>
         </w:rPr>
-        <w:t>miejscowy plan rewitalizacji</w:t>
+        <w:t xml:space="preserve">miejscowy plan </w:t>
+      </w:r>
+      <w:r>
+        <w:rPr>
+          <w:rFonts w:ascii="Arial" w:eastAsia="Times New Roman" w:hAnsi="Arial" w:cs="Arial"/>
+          <w:iCs/>
+          <w:kern w:val="0"/>
+          <w:sz w:val="20"/>
+          <w:lang w:val="pl-PL"/>
+        </w:rPr>
+        <w:t>rewitalizacji</w:t>
       </w:r>
       <w:bookmarkStart w:id="5" w:name="_Hlk145671398"/>
     </w:p>
@@ -528,7 +535,7 @@
         <w:tabs>
           <w:tab w:val="left" w:pos="2182"/>
         </w:tabs>
-        <w:spacing w:before="50" w:after="50" w:line="240" w:lineRule="auto"/>
+        <w:spacing w:before="50" w:after="50"/>
         <w:rPr>
           <w:lang w:val="pl-PL"/>
         </w:rPr>
@@ -560,7 +567,7 @@
         <w:tabs>
           <w:tab w:val="left" w:pos="2182"/>
         </w:tabs>
-        <w:spacing w:before="50" w:after="50" w:line="240" w:lineRule="auto"/>
+        <w:spacing w:before="50" w:after="50"/>
         <w:rPr>
           <w:lang w:val="pl-PL"/>
         </w:rPr>
@@ -592,7 +599,7 @@
         <w:tabs>
           <w:tab w:val="left" w:pos="2182"/>
         </w:tabs>
-        <w:spacing w:before="50" w:after="50" w:line="240" w:lineRule="auto"/>
+        <w:spacing w:before="50" w:after="50"/>
         <w:rPr>
           <w:lang w:val="pl-PL"/>
         </w:rPr>
@@ -623,7 +630,7 @@
     <w:p>
       <w:pPr>
         <w:shd w:val="clear" w:color="auto" w:fill="D9D9D9"/>
-        <w:spacing w:before="100" w:after="60" w:line="240" w:lineRule="auto"/>
+        <w:spacing w:before="100" w:after="60"/>
         <w:outlineLvl w:val="1"/>
         <w:rPr>
           <w:lang w:val="pl-PL"/>
@@ -679,7 +686,7 @@
     <w:p>
       <w:pPr>
         <w:widowControl w:val="0"/>
-        <w:spacing w:before="50" w:after="50" w:line="240" w:lineRule="auto"/>
+        <w:spacing w:before="50" w:after="50"/>
         <w:rPr>
           <w:rFonts w:ascii="Arial" w:eastAsia="Times New Roman" w:hAnsi="Arial" w:cs="Arial"/>
           <w:iCs/>
@@ -705,7 +712,7 @@
     <w:p>
       <w:pPr>
         <w:widowControl w:val="0"/>
-        <w:spacing w:before="50" w:after="50" w:line="240" w:lineRule="auto"/>
+        <w:spacing w:before="50" w:after="50"/>
         <w:rPr>
           <w:rFonts w:ascii="Arial" w:eastAsia="Times New Roman" w:hAnsi="Arial" w:cs="Arial"/>
           <w:iCs/>
@@ -728,7 +735,7 @@
     <w:p>
       <w:pPr>
         <w:widowControl w:val="0"/>
-        <w:spacing w:before="50" w:after="50" w:line="240" w:lineRule="auto"/>
+        <w:spacing w:before="50" w:after="50"/>
         <w:rPr>
           <w:rFonts w:ascii="Arial" w:eastAsia="Times New Roman" w:hAnsi="Arial" w:cs="Arial"/>
           <w:iCs/>
@@ -751,7 +758,7 @@
     <w:p>
       <w:pPr>
         <w:widowControl w:val="0"/>
-        <w:spacing w:before="50" w:after="50" w:line="240" w:lineRule="auto"/>
+        <w:spacing w:before="50" w:after="50"/>
         <w:rPr>
           <w:rFonts w:ascii="Arial" w:eastAsia="Times New Roman" w:hAnsi="Arial" w:cs="Arial"/>
           <w:iCs/>
@@ -787,7 +794,7 @@
     <w:p>
       <w:pPr>
         <w:widowControl w:val="0"/>
-        <w:spacing w:before="50" w:after="50" w:line="240" w:lineRule="auto"/>
+        <w:spacing w:before="50" w:after="50"/>
         <w:rPr>
           <w:rFonts w:ascii="Arial" w:eastAsia="Times New Roman" w:hAnsi="Arial" w:cs="Arial"/>
           <w:iCs/>
@@ -821,7 +828,7 @@
     <w:p>
       <w:pPr>
         <w:widowControl w:val="0"/>
-        <w:spacing w:before="50" w:after="50" w:line="240" w:lineRule="auto"/>
+        <w:spacing w:before="50" w:after="50"/>
         <w:rPr>
           <w:rFonts w:ascii="Arial" w:eastAsia="Times New Roman" w:hAnsi="Arial" w:cs="Arial"/>
           <w:iCs/>
@@ -870,7 +877,7 @@
     <w:p>
       <w:pPr>
         <w:widowControl w:val="0"/>
-        <w:spacing w:before="50" w:after="50" w:line="240" w:lineRule="auto"/>
+        <w:spacing w:before="50" w:after="50"/>
         <w:rPr>
           <w:rFonts w:ascii="Arial" w:eastAsia="Times New Roman" w:hAnsi="Arial" w:cs="Arial"/>
           <w:iCs/>
@@ -907,20 +914,42 @@
     <w:p>
       <w:pPr>
         <w:widowControl w:val="0"/>
-        <w:spacing w:before="50" w:after="50" w:line="240" w:lineRule="auto"/>
-        <w:rPr>
-          <w:lang w:val="pl-PL"/>
-        </w:rPr>
-      </w:pPr>
-      <w:r>
-        <w:rPr>
-          <w:rFonts w:ascii="Arial" w:eastAsia="Times New Roman" w:hAnsi="Arial" w:cs="Arial"/>
-          <w:iCs/>
-          <w:kern w:val="0"/>
-          <w:sz w:val="20"/>
-          <w:lang w:val="pl-PL" w:eastAsia="pl-PL"/>
-        </w:rPr>
-        <w:t>Adres skrytki ePUAP lub adres do doręczeń elektronicznych</w:t>
+        <w:spacing w:before="50" w:after="50"/>
+        <w:rPr>
+          <w:lang w:val="pl-PL"/>
+        </w:rPr>
+      </w:pPr>
+      <w:r>
+        <w:rPr>
+          <w:rFonts w:ascii="Arial" w:eastAsia="Times New Roman" w:hAnsi="Arial" w:cs="Arial"/>
+          <w:iCs/>
+          <w:kern w:val="0"/>
+          <w:sz w:val="20"/>
+          <w:lang w:val="pl-PL" w:eastAsia="pl-PL"/>
+        </w:rPr>
+        <w:t xml:space="preserve">Adres skrytki </w:t>
+      </w:r>
+      <w:proofErr w:type="spellStart"/>
+      <w:r>
+        <w:rPr>
+          <w:rFonts w:ascii="Arial" w:eastAsia="Times New Roman" w:hAnsi="Arial" w:cs="Arial"/>
+          <w:iCs/>
+          <w:kern w:val="0"/>
+          <w:sz w:val="20"/>
+          <w:lang w:val="pl-PL" w:eastAsia="pl-PL"/>
+        </w:rPr>
+        <w:t>ePUAP</w:t>
+      </w:r>
+      <w:proofErr w:type="spellEnd"/>
+      <w:r>
+        <w:rPr>
+          <w:rFonts w:ascii="Arial" w:eastAsia="Times New Roman" w:hAnsi="Arial" w:cs="Arial"/>
+          <w:iCs/>
+          <w:kern w:val="0"/>
+          <w:sz w:val="20"/>
+          <w:lang w:val="pl-PL" w:eastAsia="pl-PL"/>
+        </w:rPr>
+        <w:t xml:space="preserve"> lub adres do doręczeń elektronicznych</w:t>
       </w:r>
       <w:bookmarkStart w:id="11" w:name="_Ref141442516"/>
       <w:r>
@@ -973,7 +1002,7 @@
     <w:p>
       <w:pPr>
         <w:widowControl w:val="0"/>
-        <w:spacing w:before="50" w:after="50" w:line="240" w:lineRule="auto"/>
+        <w:spacing w:before="50" w:after="50"/>
         <w:rPr>
           <w:lang w:val="pl-PL"/>
         </w:rPr>
@@ -992,7 +1021,7 @@
     <w:p>
       <w:pPr>
         <w:widowControl w:val="0"/>
-        <w:spacing w:before="50" w:after="50" w:line="240" w:lineRule="auto"/>
+        <w:spacing w:before="50" w:after="50"/>
         <w:rPr>
           <w:lang w:val="pl-PL"/>
         </w:rPr>
@@ -1073,8 +1102,7 @@
     <w:p>
       <w:pPr>
         <w:shd w:val="clear" w:color="auto" w:fill="D9D9D9"/>
-        <w:spacing w:before="100" w:after="60" w:line="240" w:lineRule="auto"/>
-        <w:ind w:firstLine="108"/>
+        <w:spacing w:before="100" w:after="60"/>
         <w:outlineLvl w:val="1"/>
         <w:rPr>
           <w:lang w:val="pl-PL"/>
@@ -1106,7 +1134,7 @@
     <w:p>
       <w:pPr>
         <w:widowControl w:val="0"/>
-        <w:spacing w:before="50" w:after="50" w:line="240" w:lineRule="auto"/>
+        <w:spacing w:before="50" w:after="50"/>
         <w:rPr>
           <w:rFonts w:ascii="Arial" w:eastAsia="Times New Roman" w:hAnsi="Arial" w:cs="Arial"/>
           <w:iCs/>
@@ -1129,7 +1157,7 @@
     <w:p>
       <w:pPr>
         <w:widowControl w:val="0"/>
-        <w:spacing w:before="50" w:after="50" w:line="240" w:lineRule="auto"/>
+        <w:spacing w:before="50" w:after="50"/>
         <w:rPr>
           <w:rFonts w:ascii="Arial" w:eastAsia="Times New Roman" w:hAnsi="Arial" w:cs="Arial"/>
           <w:iCs/>
@@ -1152,7 +1180,7 @@
     <w:p>
       <w:pPr>
         <w:widowControl w:val="0"/>
-        <w:spacing w:before="50" w:after="50" w:line="240" w:lineRule="auto"/>
+        <w:spacing w:before="50" w:after="50"/>
         <w:rPr>
           <w:rFonts w:ascii="Arial" w:eastAsia="Times New Roman" w:hAnsi="Arial" w:cs="Arial"/>
           <w:iCs/>
@@ -1175,30 +1203,40 @@
     <w:p>
       <w:pPr>
         <w:widowControl w:val="0"/>
-        <w:spacing w:before="50" w:after="50" w:line="240" w:lineRule="auto"/>
-        <w:rPr>
-          <w:rFonts w:ascii="Arial" w:eastAsia="Times New Roman" w:hAnsi="Arial" w:cs="Arial"/>
-          <w:iCs/>
-          <w:kern w:val="0"/>
-          <w:sz w:val="20"/>
-          <w:lang w:val="pl-PL" w:eastAsia="pl-PL"/>
-        </w:rPr>
-      </w:pPr>
-      <w:r>
-        <w:rPr>
-          <w:rFonts w:ascii="Arial" w:eastAsia="Times New Roman" w:hAnsi="Arial" w:cs="Arial"/>
-          <w:iCs/>
-          <w:kern w:val="0"/>
-          <w:sz w:val="20"/>
-          <w:lang w:val="pl-PL" w:eastAsia="pl-PL"/>
-        </w:rPr>
-        <w:t>Ulica: ………………………………………………………… Nr domu: …… Nr lokalu: ……………………................</w:t>
+        <w:spacing w:before="50" w:after="50"/>
+        <w:rPr>
+          <w:rFonts w:ascii="Arial" w:eastAsia="Times New Roman" w:hAnsi="Arial" w:cs="Arial"/>
+          <w:iCs/>
+          <w:kern w:val="0"/>
+          <w:sz w:val="20"/>
+          <w:lang w:val="pl-PL" w:eastAsia="pl-PL"/>
+        </w:rPr>
+      </w:pPr>
+      <w:r>
+        <w:rPr>
+          <w:rFonts w:ascii="Arial" w:eastAsia="Times New Roman" w:hAnsi="Arial" w:cs="Arial"/>
+          <w:iCs/>
+          <w:kern w:val="0"/>
+          <w:sz w:val="20"/>
+          <w:lang w:val="pl-PL" w:eastAsia="pl-PL"/>
+        </w:rPr>
+        <w:t xml:space="preserve">Ulica: ………………………………………………………… Nr domu: …… Nr </w:t>
+      </w:r>
+      <w:r>
+        <w:rPr>
+          <w:rFonts w:ascii="Arial" w:eastAsia="Times New Roman" w:hAnsi="Arial" w:cs="Arial"/>
+          <w:iCs/>
+          <w:kern w:val="0"/>
+          <w:sz w:val="20"/>
+          <w:lang w:val="pl-PL" w:eastAsia="pl-PL"/>
+        </w:rPr>
+        <w:t>lokalu: ……………………................</w:t>
       </w:r>
     </w:p>
     <w:p>
       <w:pPr>
         <w:widowControl w:val="0"/>
-        <w:spacing w:before="50" w:after="50" w:line="240" w:lineRule="auto"/>
+        <w:spacing w:before="50" w:after="50"/>
         <w:rPr>
           <w:rFonts w:ascii="Arial" w:eastAsia="Times New Roman" w:hAnsi="Arial" w:cs="Arial"/>
           <w:iCs/>
@@ -1221,8 +1259,7 @@
     <w:p>
       <w:pPr>
         <w:shd w:val="clear" w:color="auto" w:fill="D9D9D9"/>
-        <w:spacing w:before="100" w:after="60" w:line="240" w:lineRule="auto"/>
-        <w:ind w:firstLine="108"/>
+        <w:spacing w:before="100" w:after="60"/>
         <w:outlineLvl w:val="1"/>
         <w:rPr>
           <w:lang w:val="pl-PL"/>
@@ -1256,7 +1293,7 @@
     <w:p>
       <w:pPr>
         <w:widowControl w:val="0"/>
-        <w:spacing w:before="50" w:after="50" w:line="240" w:lineRule="auto"/>
+        <w:spacing w:before="50" w:after="50"/>
         <w:rPr>
           <w:rFonts w:ascii="Arial" w:eastAsia="Times New Roman" w:hAnsi="Arial" w:cs="Arial"/>
           <w:iCs/>
@@ -1284,7 +1321,7 @@
         <w:tabs>
           <w:tab w:val="left" w:pos="2182"/>
         </w:tabs>
-        <w:spacing w:before="50" w:after="50" w:line="240" w:lineRule="auto"/>
+        <w:spacing w:before="50" w:after="50"/>
         <w:rPr>
           <w:lang w:val="pl-PL"/>
         </w:rPr>
@@ -1353,7 +1390,7 @@
     <w:p>
       <w:pPr>
         <w:widowControl w:val="0"/>
-        <w:spacing w:before="50" w:after="50" w:line="240" w:lineRule="auto"/>
+        <w:spacing w:before="50" w:after="50"/>
         <w:rPr>
           <w:rFonts w:ascii="Arial" w:eastAsia="Times New Roman" w:hAnsi="Arial" w:cs="Arial"/>
           <w:iCs/>
@@ -1379,30 +1416,40 @@
     <w:p>
       <w:pPr>
         <w:widowControl w:val="0"/>
-        <w:spacing w:before="50" w:after="50" w:line="240" w:lineRule="auto"/>
-        <w:rPr>
-          <w:rFonts w:ascii="Arial" w:eastAsia="Times New Roman" w:hAnsi="Arial" w:cs="Arial"/>
-          <w:iCs/>
-          <w:kern w:val="0"/>
-          <w:sz w:val="20"/>
-          <w:lang w:val="pl-PL" w:eastAsia="pl-PL"/>
-        </w:rPr>
-      </w:pPr>
-      <w:r>
-        <w:rPr>
-          <w:rFonts w:ascii="Arial" w:eastAsia="Times New Roman" w:hAnsi="Arial" w:cs="Arial"/>
-          <w:iCs/>
-          <w:kern w:val="0"/>
-          <w:sz w:val="20"/>
-          <w:lang w:val="pl-PL" w:eastAsia="pl-PL"/>
-        </w:rPr>
-        <w:t>Kraj: …………………………………. Województwo: .…………………………………………………………………...</w:t>
+        <w:spacing w:before="50" w:after="50"/>
+        <w:rPr>
+          <w:rFonts w:ascii="Arial" w:eastAsia="Times New Roman" w:hAnsi="Arial" w:cs="Arial"/>
+          <w:iCs/>
+          <w:kern w:val="0"/>
+          <w:sz w:val="20"/>
+          <w:lang w:val="pl-PL" w:eastAsia="pl-PL"/>
+        </w:rPr>
+      </w:pPr>
+      <w:r>
+        <w:rPr>
+          <w:rFonts w:ascii="Arial" w:eastAsia="Times New Roman" w:hAnsi="Arial" w:cs="Arial"/>
+          <w:iCs/>
+          <w:kern w:val="0"/>
+          <w:sz w:val="20"/>
+          <w:lang w:val="pl-PL" w:eastAsia="pl-PL"/>
+        </w:rPr>
+        <w:t>Kraj:</w:t>
+      </w:r>
+      <w:r>
+        <w:rPr>
+          <w:rFonts w:ascii="Arial" w:eastAsia="Times New Roman" w:hAnsi="Arial" w:cs="Arial"/>
+          <w:iCs/>
+          <w:kern w:val="0"/>
+          <w:sz w:val="20"/>
+          <w:lang w:val="pl-PL" w:eastAsia="pl-PL"/>
+        </w:rPr>
+        <w:t xml:space="preserve"> …………………………………. Województwo: .…………………………………………………………………...</w:t>
       </w:r>
     </w:p>
     <w:p>
       <w:pPr>
         <w:widowControl w:val="0"/>
-        <w:spacing w:before="50" w:after="50" w:line="240" w:lineRule="auto"/>
+        <w:spacing w:before="50" w:after="50"/>
         <w:rPr>
           <w:rFonts w:ascii="Arial" w:eastAsia="Times New Roman" w:hAnsi="Arial" w:cs="Arial"/>
           <w:iCs/>
@@ -1425,7 +1472,7 @@
     <w:p>
       <w:pPr>
         <w:widowControl w:val="0"/>
-        <w:spacing w:before="50" w:after="50" w:line="240" w:lineRule="auto"/>
+        <w:spacing w:before="50" w:after="50"/>
         <w:rPr>
           <w:rFonts w:ascii="Arial" w:eastAsia="Times New Roman" w:hAnsi="Arial" w:cs="Arial"/>
           <w:iCs/>
@@ -1448,7 +1495,7 @@
     <w:p>
       <w:pPr>
         <w:widowControl w:val="0"/>
-        <w:spacing w:before="50" w:after="50" w:line="240" w:lineRule="auto"/>
+        <w:spacing w:before="50" w:after="50"/>
         <w:rPr>
           <w:rFonts w:ascii="Arial" w:eastAsia="Times New Roman" w:hAnsi="Arial" w:cs="Arial"/>
           <w:iCs/>
@@ -1472,7 +1519,7 @@
     <w:p>
       <w:pPr>
         <w:widowControl w:val="0"/>
-        <w:spacing w:before="50" w:after="50" w:line="240" w:lineRule="auto"/>
+        <w:spacing w:before="50" w:after="50"/>
         <w:jc w:val="both"/>
         <w:rPr>
           <w:rFonts w:ascii="Arial" w:eastAsia="Times New Roman" w:hAnsi="Arial" w:cs="Arial"/>
@@ -1498,7 +1545,7 @@
     <w:p>
       <w:pPr>
         <w:widowControl w:val="0"/>
-        <w:spacing w:before="50" w:after="50" w:line="240" w:lineRule="auto"/>
+        <w:spacing w:before="50" w:after="50"/>
         <w:jc w:val="both"/>
         <w:rPr>
           <w:rFonts w:ascii="Arial" w:eastAsia="Times New Roman" w:hAnsi="Arial" w:cs="Arial"/>
@@ -1518,13 +1565,24 @@
           <w:szCs w:val="20"/>
           <w:lang w:val="pl-PL" w:eastAsia="pl-PL"/>
         </w:rPr>
-        <w:t>Nr tel. (nieobowiązkowo): .………………..…………...............................................................................................</w:t>
+        <w:t xml:space="preserve">Nr tel. (nieobowiązkowo): </w:t>
+      </w:r>
+      <w:r>
+        <w:rPr>
+          <w:rFonts w:ascii="Arial" w:eastAsia="Times New Roman" w:hAnsi="Arial" w:cs="Arial"/>
+          <w:iCs/>
+          <w:kern w:val="0"/>
+          <w:sz w:val="20"/>
+          <w:szCs w:val="20"/>
+          <w:lang w:val="pl-PL" w:eastAsia="pl-PL"/>
+        </w:rPr>
+        <w:t>.………………..…………...............................................................................................</w:t>
       </w:r>
     </w:p>
     <w:p>
       <w:pPr>
         <w:widowControl w:val="0"/>
-        <w:spacing w:before="50" w:after="50" w:line="240" w:lineRule="auto"/>
+        <w:spacing w:before="50" w:after="50"/>
         <w:rPr>
           <w:lang w:val="pl-PL"/>
         </w:rPr>
@@ -1538,8 +1596,21 @@
           <w:szCs w:val="20"/>
           <w:lang w:val="pl-PL" w:eastAsia="pl-PL"/>
         </w:rPr>
-        <w:t>Adres skrytki ePUAP</w:t>
-      </w:r>
+        <w:t xml:space="preserve">Adres skrytki </w:t>
+      </w:r>
+      <w:proofErr w:type="spellStart"/>
+      <w:r>
+        <w:rPr>
+          <w:rFonts w:ascii="Arial" w:eastAsia="Times New Roman" w:hAnsi="Arial" w:cs="Arial"/>
+          <w:iCs/>
+          <w:kern w:val="0"/>
+          <w:sz w:val="20"/>
+          <w:szCs w:val="20"/>
+          <w:lang w:val="pl-PL" w:eastAsia="pl-PL"/>
+        </w:rPr>
+        <w:t>ePUAP</w:t>
+      </w:r>
+      <w:proofErr w:type="spellEnd"/>
       <w:r>
         <w:rPr>
           <w:rFonts w:ascii="Arial" w:eastAsia="Times New Roman" w:hAnsi="Arial" w:cs="Arial"/>
@@ -1597,7 +1668,31 @@
     </w:p>
     <w:p>
       <w:pPr>
-        <w:suppressAutoHyphens w:val="0"/>
+        <w:widowControl w:val="0"/>
+        <w:spacing w:before="50" w:after="50"/>
+        <w:rPr>
+          <w:rFonts w:ascii="Arial" w:eastAsia="Times New Roman" w:hAnsi="Arial" w:cs="Arial"/>
+          <w:iCs/>
+          <w:kern w:val="0"/>
+          <w:sz w:val="20"/>
+          <w:lang w:val="pl-PL" w:eastAsia="pl-PL"/>
+        </w:rPr>
+      </w:pPr>
+    </w:p>
+    <w:p>
+      <w:pPr>
+        <w:widowControl w:val="0"/>
+        <w:spacing w:before="50" w:after="50"/>
+        <w:rPr>
+          <w:lang w:val="pl-PL"/>
+        </w:rPr>
+      </w:pPr>
+    </w:p>
+    <w:p>
+      <w:pPr>
+        <w:shd w:val="clear" w:color="auto" w:fill="D9D9D9"/>
+        <w:spacing w:before="240" w:after="60"/>
+        <w:outlineLvl w:val="1"/>
         <w:rPr>
           <w:rFonts w:ascii="Arial" w:eastAsia="Calibri" w:hAnsi="Arial" w:cs="Arial"/>
           <w:b/>
@@ -1616,154 +1711,139 @@
           <w:sz w:val="24"/>
           <w:lang w:val="pl-PL"/>
         </w:rPr>
-        <w:br w:type="page"/>
-      </w:r>
-    </w:p>
-    <w:p>
-      <w:pPr>
-        <w:shd w:val="clear" w:color="auto" w:fill="D9D9D9"/>
-        <w:spacing w:before="240" w:after="60" w:line="240" w:lineRule="auto"/>
-        <w:outlineLvl w:val="1"/>
-        <w:rPr>
-          <w:rFonts w:ascii="Arial" w:eastAsia="Calibri" w:hAnsi="Arial" w:cs="Arial"/>
+        <w:lastRenderedPageBreak/>
+        <w:t>7. TREŚĆ PISMA</w:t>
+      </w:r>
+    </w:p>
+    <w:p>
+      <w:pPr>
+        <w:widowControl w:val="0"/>
+        <w:spacing w:before="50" w:after="50"/>
+        <w:rPr>
+          <w:lang w:val="pl-PL"/>
+        </w:rPr>
+      </w:pPr>
+      <w:r>
+        <w:rPr>
+          <w:rFonts w:ascii="Arial" w:eastAsia="Times New Roman" w:hAnsi="Arial" w:cs="Arial"/>
+          <w:iCs/>
+          <w:kern w:val="0"/>
+          <w:sz w:val="20"/>
+          <w:lang w:val="pl-PL" w:eastAsia="pl-PL"/>
+        </w:rPr>
+        <w:t>7.1. Treść</w:t>
+      </w:r>
+      <w:r>
+        <w:rPr>
+          <w:rFonts w:ascii="Arial" w:eastAsia="Times New Roman" w:hAnsi="Arial" w:cs="Arial"/>
+          <w:iCs/>
+          <w:kern w:val="0"/>
+          <w:sz w:val="20"/>
+          <w:vertAlign w:val="superscript"/>
+          <w:lang w:val="pl-PL" w:eastAsia="pl-PL"/>
+        </w:rPr>
+        <w:endnoteReference w:id="6"/>
+      </w:r>
+      <w:r>
+        <w:rPr>
+          <w:rFonts w:ascii="Arial" w:eastAsia="Times New Roman" w:hAnsi="Arial" w:cs="Arial"/>
+          <w:iCs/>
+          <w:kern w:val="0"/>
+          <w:sz w:val="20"/>
+          <w:vertAlign w:val="superscript"/>
+          <w:lang w:val="pl-PL" w:eastAsia="pl-PL"/>
+        </w:rPr>
+        <w:t>)</w:t>
+      </w:r>
+    </w:p>
+    <w:p>
+      <w:pPr>
+        <w:widowControl w:val="0"/>
+        <w:spacing w:before="120" w:after="50"/>
+        <w:rPr>
+          <w:lang w:val="pl-PL"/>
+        </w:rPr>
+      </w:pPr>
+      <w:r>
+        <w:rPr>
+          <w:rFonts w:ascii="Arial" w:eastAsia="Times New Roman" w:hAnsi="Arial" w:cs="Arial"/>
+          <w:iCs/>
+          <w:kern w:val="0"/>
+          <w:sz w:val="20"/>
+          <w:lang w:val="pl-PL" w:eastAsia="pl-PL"/>
+        </w:rPr>
+        <w:t xml:space="preserve">Uwaga dotyczy terenu położonego między Puszczą Bukową a autostradą A6 w Podjuchach (zob. </w:t>
+      </w:r>
+      <w:r>
+        <w:rPr>
+          <w:rFonts w:ascii="Arial" w:eastAsia="Times New Roman" w:hAnsi="Arial" w:cs="Arial"/>
           <w:b/>
           <w:bCs/>
-          <w:kern w:val="0"/>
-          <w:sz w:val="24"/>
-          <w:lang w:val="pl-PL"/>
-        </w:rPr>
-      </w:pPr>
+          <w:iCs/>
+          <w:kern w:val="0"/>
+          <w:sz w:val="20"/>
+          <w:lang w:val="pl-PL" w:eastAsia="pl-PL"/>
+        </w:rPr>
+        <w:t>załącznik nr 1</w:t>
+      </w:r>
+      <w:r>
+        <w:rPr>
+          <w:rFonts w:ascii="Arial" w:eastAsia="Times New Roman" w:hAnsi="Arial" w:cs="Arial"/>
+          <w:iCs/>
+          <w:kern w:val="0"/>
+          <w:sz w:val="20"/>
+          <w:lang w:val="pl-PL" w:eastAsia="pl-PL"/>
+        </w:rPr>
+        <w:t xml:space="preserve">). W projekcie planu teren ten tworzy strefę oznaczoną symbolem </w:t>
+      </w:r>
       <w:r>
         <w:rPr>
           <w:rFonts w:ascii="Arial" w:eastAsia="Calibri" w:hAnsi="Arial" w:cs="Arial"/>
-          <w:b/>
-          <w:bCs/>
-          <w:kern w:val="0"/>
-          <w:sz w:val="24"/>
-          <w:lang w:val="pl-PL"/>
-        </w:rPr>
-        <w:t>7. TREŚĆ PISMA</w:t>
+          <w:iCs/>
+          <w:kern w:val="0"/>
+          <w:sz w:val="20"/>
+          <w:lang w:val="pl-PL" w:eastAsia="pl-PL"/>
+        </w:rPr>
+        <w:t>1014SU – strefa usługowa, której przypisano wszystkie możliwe dodatkowe profile funkcjonalne, w tym „teren składów i magazynów”.</w:t>
       </w:r>
     </w:p>
     <w:p>
       <w:pPr>
         <w:widowControl w:val="0"/>
-        <w:spacing w:before="50" w:after="50" w:line="240" w:lineRule="auto"/>
-        <w:rPr>
-          <w:lang w:val="pl-PL"/>
-        </w:rPr>
-      </w:pPr>
-      <w:r>
-        <w:rPr>
-          <w:rFonts w:ascii="Arial" w:eastAsia="Times New Roman" w:hAnsi="Arial" w:cs="Arial"/>
-          <w:iCs/>
-          <w:kern w:val="0"/>
-          <w:sz w:val="20"/>
-          <w:lang w:val="pl-PL" w:eastAsia="pl-PL"/>
-        </w:rPr>
-        <w:t>7.1. Treść</w:t>
-      </w:r>
-      <w:r>
-        <w:rPr>
-          <w:rFonts w:ascii="Arial" w:eastAsia="Times New Roman" w:hAnsi="Arial" w:cs="Arial"/>
-          <w:iCs/>
-          <w:kern w:val="0"/>
-          <w:sz w:val="20"/>
-          <w:vertAlign w:val="superscript"/>
-          <w:lang w:val="pl-PL" w:eastAsia="pl-PL"/>
-        </w:rPr>
-        <w:endnoteReference w:id="6"/>
-      </w:r>
-      <w:r>
-        <w:rPr>
-          <w:rFonts w:ascii="Arial" w:eastAsia="Times New Roman" w:hAnsi="Arial" w:cs="Arial"/>
-          <w:iCs/>
-          <w:kern w:val="0"/>
-          <w:sz w:val="20"/>
-          <w:vertAlign w:val="superscript"/>
-          <w:lang w:val="pl-PL" w:eastAsia="pl-PL"/>
-        </w:rPr>
-        <w:t>)</w:t>
+        <w:spacing w:before="120" w:after="50"/>
+        <w:rPr>
+          <w:rFonts w:ascii="Arial" w:eastAsia="Calibri" w:hAnsi="Arial" w:cs="Arial"/>
+          <w:iCs/>
+          <w:kern w:val="0"/>
+          <w:sz w:val="20"/>
+          <w:lang w:val="pl-PL" w:eastAsia="pl-PL"/>
+        </w:rPr>
+      </w:pPr>
+      <w:r>
+        <w:rPr>
+          <w:rFonts w:ascii="Arial" w:eastAsia="Calibri" w:hAnsi="Arial" w:cs="Arial"/>
+          <w:iCs/>
+          <w:kern w:val="0"/>
+          <w:sz w:val="20"/>
+          <w:lang w:val="pl-PL" w:eastAsia="pl-PL"/>
+        </w:rPr>
+        <w:t xml:space="preserve">Wnoszę o wyznaczenie na tym terenie </w:t>
+      </w:r>
+      <w:r>
+        <w:rPr>
+          <w:rFonts w:ascii="Arial" w:eastAsia="Calibri" w:hAnsi="Arial" w:cs="Arial"/>
+          <w:iCs/>
+          <w:kern w:val="0"/>
+          <w:sz w:val="20"/>
+          <w:lang w:val="pl-PL" w:eastAsia="pl-PL"/>
+        </w:rPr>
+        <w:t>strefy zieleni i rekreacji zamiast strefy usługowej. Postulowana strefa zieleni i rekreacji powinna mieć przypisany fakultatywny profil funkcjonalny „teren usług sportu i rekreacji”.</w:t>
       </w:r>
     </w:p>
     <w:p>
       <w:pPr>
         <w:widowControl w:val="0"/>
-        <w:spacing w:before="120" w:after="50" w:line="240" w:lineRule="auto"/>
-        <w:rPr>
-          <w:lang w:val="pl-PL"/>
-        </w:rPr>
-      </w:pPr>
-      <w:r>
-        <w:rPr>
-          <w:rFonts w:ascii="Arial" w:eastAsia="Times New Roman" w:hAnsi="Arial" w:cs="Arial"/>
-          <w:iCs/>
-          <w:kern w:val="0"/>
-          <w:sz w:val="20"/>
-          <w:lang w:val="pl-PL" w:eastAsia="pl-PL"/>
-        </w:rPr>
-        <w:t xml:space="preserve">Uwaga dotyczy terenu położonego między Puszczą Bukową a autostradą A6 w Podjuchach (zob. </w:t>
-      </w:r>
-      <w:r>
-        <w:rPr>
-          <w:rFonts w:ascii="Arial" w:eastAsia="Times New Roman" w:hAnsi="Arial" w:cs="Arial"/>
-          <w:b/>
-          <w:bCs/>
-          <w:iCs/>
-          <w:kern w:val="0"/>
-          <w:sz w:val="20"/>
-          <w:lang w:val="pl-PL" w:eastAsia="pl-PL"/>
-        </w:rPr>
-        <w:t>załącznik nr 1</w:t>
-      </w:r>
-      <w:r>
-        <w:rPr>
-          <w:rFonts w:ascii="Arial" w:eastAsia="Times New Roman" w:hAnsi="Arial" w:cs="Arial"/>
-          <w:iCs/>
-          <w:kern w:val="0"/>
-          <w:sz w:val="20"/>
-          <w:lang w:val="pl-PL" w:eastAsia="pl-PL"/>
-        </w:rPr>
-        <w:t xml:space="preserve">). W projekcie planu teren ten tworzy strefę oznaczoną symbolem </w:t>
-      </w:r>
-      <w:r>
-        <w:rPr>
-          <w:rFonts w:ascii="Arial" w:eastAsia="Calibri" w:hAnsi="Arial" w:cs="Arial"/>
-          <w:iCs/>
-          <w:kern w:val="0"/>
-          <w:sz w:val="20"/>
-          <w:lang w:val="pl-PL" w:eastAsia="pl-PL"/>
-        </w:rPr>
-        <w:t>1014SU – strefa usługowa, której przypisano wszystkie możliwe dodatkowe profile funkcjonalne, w tym „teren składów i magazynów”.</w:t>
-      </w:r>
-    </w:p>
-    <w:p>
-      <w:pPr>
-        <w:widowControl w:val="0"/>
-        <w:spacing w:before="120" w:after="50" w:line="240" w:lineRule="auto"/>
-        <w:rPr>
-          <w:rFonts w:ascii="Arial" w:eastAsia="Calibri" w:hAnsi="Arial" w:cs="Arial"/>
-          <w:iCs/>
-          <w:kern w:val="0"/>
-          <w:sz w:val="20"/>
-          <w:lang w:val="pl-PL" w:eastAsia="pl-PL"/>
-        </w:rPr>
-      </w:pPr>
-      <w:r>
-        <w:rPr>
-          <w:rFonts w:ascii="Arial" w:eastAsia="Calibri" w:hAnsi="Arial" w:cs="Arial"/>
-          <w:iCs/>
-          <w:kern w:val="0"/>
-          <w:sz w:val="20"/>
-          <w:lang w:val="pl-PL" w:eastAsia="pl-PL"/>
-        </w:rPr>
-        <w:t>Wnoszę o wyznaczenie na tym terenie strefy zieleni i rekreacji zamiast strefy usługowej. Postulowana strefa zieleni i rekreacji powinna mieć przypisany fakultatywny profil funkcjonalny „teren usług sportu i rekreacji”.</w:t>
-      </w:r>
-    </w:p>
-    <w:p>
-      <w:pPr>
-        <w:widowControl w:val="0"/>
-        <w:spacing w:before="120" w:after="50" w:line="240" w:lineRule="auto"/>
+        <w:spacing w:before="120" w:after="50"/>
       </w:pPr>
       <w:r>
         <w:rPr>
@@ -1815,7 +1895,7 @@
           <w:ilvl w:val="0"/>
           <w:numId w:val="1"/>
         </w:numPr>
-        <w:spacing w:before="120" w:after="50" w:line="240" w:lineRule="auto"/>
+        <w:spacing w:before="120" w:after="50"/>
         <w:rPr>
           <w:rFonts w:ascii="Arial" w:eastAsia="Times New Roman" w:hAnsi="Arial" w:cs="Arial"/>
           <w:iCs/>
@@ -1842,7 +1922,7 @@
           <w:ilvl w:val="0"/>
           <w:numId w:val="1"/>
         </w:numPr>
-        <w:spacing w:before="120" w:after="50" w:line="240" w:lineRule="auto"/>
+        <w:spacing w:before="120" w:after="50"/>
         <w:rPr>
           <w:rFonts w:ascii="Arial" w:eastAsia="Times New Roman" w:hAnsi="Arial" w:cs="Arial"/>
           <w:iCs/>
@@ -1869,7 +1949,7 @@
           <w:ilvl w:val="0"/>
           <w:numId w:val="1"/>
         </w:numPr>
-        <w:spacing w:before="120" w:after="50" w:line="240" w:lineRule="auto"/>
+        <w:spacing w:before="120" w:after="50"/>
         <w:rPr>
           <w:rFonts w:ascii="Arial" w:eastAsia="Times New Roman" w:hAnsi="Arial" w:cs="Arial"/>
           <w:iCs/>
@@ -1892,7 +1972,7 @@
     <w:p>
       <w:pPr>
         <w:widowControl w:val="0"/>
-        <w:spacing w:before="50" w:after="50" w:line="240" w:lineRule="auto"/>
+        <w:spacing w:before="50" w:after="50"/>
         <w:rPr>
           <w:rFonts w:ascii="Arial" w:eastAsia="Times New Roman" w:hAnsi="Arial" w:cs="Arial"/>
           <w:iCs/>
@@ -1905,7 +1985,7 @@
     <w:p>
       <w:pPr>
         <w:widowControl w:val="0"/>
-        <w:spacing w:before="50" w:after="50" w:line="240" w:lineRule="auto"/>
+        <w:spacing w:before="50" w:after="50"/>
         <w:rPr>
           <w:rFonts w:ascii="Arial" w:eastAsia="Times New Roman" w:hAnsi="Arial" w:cs="Arial"/>
           <w:iCs/>
@@ -1964,6 +2044,12 @@
         <w:gridCol w:w="3135"/>
       </w:tblGrid>
       <w:tr>
+        <w:tblPrEx>
+          <w:tblCellMar>
+            <w:top w:w="0" w:type="dxa"/>
+            <w:bottom w:w="0" w:type="dxa"/>
+          </w:tblCellMar>
+        </w:tblPrEx>
         <w:trPr>
           <w:trHeight w:val="234"/>
           <w:tblHeader/>
@@ -1989,7 +2075,7 @@
           <w:p>
             <w:pPr>
               <w:widowControl w:val="0"/>
-              <w:spacing w:after="0" w:line="240" w:lineRule="auto"/>
+              <w:spacing w:after="0"/>
               <w:jc w:val="center"/>
               <w:rPr>
                 <w:rFonts w:ascii="Arial" w:eastAsia="Times New Roman" w:hAnsi="Arial" w:cs="Arial"/>
@@ -2033,7 +2119,7 @@
           <w:p>
             <w:pPr>
               <w:widowControl w:val="0"/>
-              <w:spacing w:after="0" w:line="240" w:lineRule="auto"/>
+              <w:spacing w:after="0"/>
               <w:jc w:val="center"/>
               <w:rPr>
                 <w:rFonts w:ascii="Arial" w:eastAsia="Times New Roman" w:hAnsi="Arial" w:cs="Arial"/>
@@ -2053,7 +2139,18 @@
                 <w:szCs w:val="16"/>
                 <w:lang w:val="pl-PL" w:eastAsia="pl-PL"/>
               </w:rPr>
-              <w:t>7.2.1. Nazwa aktu planowania przestrzennego</w:t>
+              <w:t xml:space="preserve">7.2.1. Nazwa aktu </w:t>
+            </w:r>
+            <w:r>
+              <w:rPr>
+                <w:rFonts w:ascii="Arial" w:eastAsia="Times New Roman" w:hAnsi="Arial" w:cs="Arial"/>
+                <w:iCs/>
+                <w:kern w:val="0"/>
+                <w:sz w:val="16"/>
+                <w:szCs w:val="16"/>
+                <w:lang w:val="pl-PL" w:eastAsia="pl-PL"/>
+              </w:rPr>
+              <w:t>planowania przestrzennego</w:t>
             </w:r>
           </w:p>
         </w:tc>
@@ -2077,7 +2174,7 @@
           <w:p>
             <w:pPr>
               <w:widowControl w:val="0"/>
-              <w:spacing w:after="0" w:line="240" w:lineRule="auto"/>
+              <w:spacing w:after="0"/>
               <w:jc w:val="center"/>
               <w:rPr>
                 <w:rFonts w:ascii="Arial" w:eastAsia="Times New Roman" w:hAnsi="Arial" w:cs="Arial"/>
@@ -2121,7 +2218,7 @@
           <w:p>
             <w:pPr>
               <w:widowControl w:val="0"/>
-              <w:spacing w:after="0" w:line="240" w:lineRule="auto"/>
+              <w:spacing w:after="0"/>
               <w:jc w:val="center"/>
               <w:rPr>
                 <w:lang w:val="pl-PL"/>
@@ -2195,7 +2292,7 @@
           <w:p>
             <w:pPr>
               <w:widowControl w:val="0"/>
-              <w:spacing w:after="0" w:line="240" w:lineRule="auto"/>
+              <w:spacing w:after="0"/>
               <w:jc w:val="center"/>
             </w:pPr>
             <w:r>
@@ -2236,6 +2333,12 @@
         </w:tc>
       </w:tr>
       <w:tr>
+        <w:tblPrEx>
+          <w:tblCellMar>
+            <w:top w:w="0" w:type="dxa"/>
+            <w:bottom w:w="0" w:type="dxa"/>
+          </w:tblCellMar>
+        </w:tblPrEx>
         <w:tc>
           <w:tcPr>
             <w:tcW w:w="454" w:type="dxa"/>
@@ -2257,7 +2360,7 @@
           <w:p>
             <w:pPr>
               <w:widowControl w:val="0"/>
-              <w:spacing w:after="0" w:line="240" w:lineRule="auto"/>
+              <w:spacing w:after="0"/>
               <w:ind w:left="505" w:hanging="505"/>
               <w:outlineLvl w:val="3"/>
               <w:rPr>
@@ -2302,7 +2405,7 @@
           <w:p>
             <w:pPr>
               <w:widowControl w:val="0"/>
-              <w:spacing w:after="0" w:line="240" w:lineRule="auto"/>
+              <w:spacing w:after="0"/>
               <w:rPr>
                 <w:rFonts w:ascii="Arial" w:eastAsia="Times New Roman" w:hAnsi="Arial" w:cs="Arial"/>
                 <w:iCs/>
@@ -2345,7 +2448,7 @@
           <w:p>
             <w:pPr>
               <w:widowControl w:val="0"/>
-              <w:spacing w:after="0" w:line="240" w:lineRule="auto"/>
+              <w:spacing w:after="0"/>
               <w:rPr>
                 <w:rFonts w:ascii="Arial" w:eastAsia="Calibri" w:hAnsi="Arial" w:cs="Arial"/>
                 <w:iCs/>
@@ -2370,7 +2473,7 @@
           <w:p>
             <w:pPr>
               <w:widowControl w:val="0"/>
-              <w:spacing w:after="0" w:line="240" w:lineRule="auto"/>
+              <w:spacing w:after="0"/>
               <w:rPr>
                 <w:rFonts w:ascii="Arial" w:eastAsia="Calibri" w:hAnsi="Arial" w:cs="Arial"/>
                 <w:iCs/>
@@ -2395,7 +2498,7 @@
           <w:p>
             <w:pPr>
               <w:widowControl w:val="0"/>
-              <w:spacing w:after="0" w:line="240" w:lineRule="auto"/>
+              <w:spacing w:after="0"/>
               <w:rPr>
                 <w:rFonts w:ascii="Arial" w:eastAsia="Calibri" w:hAnsi="Arial" w:cs="Arial"/>
                 <w:iCs/>
@@ -2420,7 +2523,7 @@
           <w:p>
             <w:pPr>
               <w:widowControl w:val="0"/>
-              <w:spacing w:after="0" w:line="240" w:lineRule="auto"/>
+              <w:spacing w:after="0"/>
               <w:rPr>
                 <w:rFonts w:ascii="Arial" w:eastAsia="Calibri" w:hAnsi="Arial" w:cs="Arial"/>
                 <w:iCs/>
@@ -2445,7 +2548,7 @@
           <w:p>
             <w:pPr>
               <w:widowControl w:val="0"/>
-              <w:spacing w:after="0" w:line="240" w:lineRule="auto"/>
+              <w:spacing w:after="0"/>
               <w:rPr>
                 <w:rFonts w:ascii="Arial" w:eastAsia="Calibri" w:hAnsi="Arial" w:cs="Arial"/>
                 <w:iCs/>
@@ -2470,7 +2573,7 @@
           <w:p>
             <w:pPr>
               <w:widowControl w:val="0"/>
-              <w:spacing w:after="0" w:line="240" w:lineRule="auto"/>
+              <w:spacing w:after="0"/>
               <w:rPr>
                 <w:rFonts w:ascii="Arial" w:eastAsia="Calibri" w:hAnsi="Arial" w:cs="Arial"/>
                 <w:iCs/>
@@ -2495,7 +2598,7 @@
           <w:p>
             <w:pPr>
               <w:widowControl w:val="0"/>
-              <w:spacing w:after="0" w:line="240" w:lineRule="auto"/>
+              <w:spacing w:after="0"/>
               <w:rPr>
                 <w:rFonts w:ascii="Arial" w:eastAsia="Calibri" w:hAnsi="Arial" w:cs="Arial"/>
                 <w:iCs/>
@@ -2520,7 +2623,7 @@
           <w:p>
             <w:pPr>
               <w:widowControl w:val="0"/>
-              <w:spacing w:after="0" w:line="240" w:lineRule="auto"/>
+              <w:spacing w:after="0"/>
               <w:rPr>
                 <w:rFonts w:ascii="Arial" w:eastAsia="Calibri" w:hAnsi="Arial" w:cs="Arial"/>
                 <w:iCs/>
@@ -2545,7 +2648,7 @@
           <w:p>
             <w:pPr>
               <w:widowControl w:val="0"/>
-              <w:spacing w:after="0" w:line="240" w:lineRule="auto"/>
+              <w:spacing w:after="0"/>
               <w:rPr>
                 <w:rFonts w:ascii="Arial" w:eastAsia="Calibri" w:hAnsi="Arial" w:cs="Arial"/>
                 <w:iCs/>
@@ -2570,7 +2673,7 @@
           <w:p>
             <w:pPr>
               <w:widowControl w:val="0"/>
-              <w:spacing w:after="0" w:line="240" w:lineRule="auto"/>
+              <w:spacing w:after="0"/>
               <w:rPr>
                 <w:rFonts w:ascii="Arial" w:eastAsia="Calibri" w:hAnsi="Arial" w:cs="Arial"/>
                 <w:iCs/>
@@ -2595,7 +2698,7 @@
           <w:p>
             <w:pPr>
               <w:widowControl w:val="0"/>
-              <w:spacing w:after="0" w:line="240" w:lineRule="auto"/>
+              <w:spacing w:after="0"/>
               <w:rPr>
                 <w:rFonts w:ascii="Arial" w:eastAsia="Calibri" w:hAnsi="Arial" w:cs="Arial"/>
                 <w:iCs/>
@@ -2620,7 +2723,7 @@
           <w:p>
             <w:pPr>
               <w:widowControl w:val="0"/>
-              <w:spacing w:after="0" w:line="240" w:lineRule="auto"/>
+              <w:spacing w:after="0"/>
               <w:rPr>
                 <w:rFonts w:ascii="Arial" w:eastAsia="Calibri" w:hAnsi="Arial" w:cs="Arial"/>
                 <w:iCs/>
@@ -2645,7 +2748,7 @@
           <w:p>
             <w:pPr>
               <w:widowControl w:val="0"/>
-              <w:spacing w:after="0" w:line="240" w:lineRule="auto"/>
+              <w:spacing w:after="0"/>
               <w:rPr>
                 <w:rFonts w:ascii="Arial" w:eastAsia="Calibri" w:hAnsi="Arial" w:cs="Arial"/>
                 <w:iCs/>
@@ -2670,7 +2773,7 @@
           <w:p>
             <w:pPr>
               <w:widowControl w:val="0"/>
-              <w:spacing w:after="0" w:line="240" w:lineRule="auto"/>
+              <w:spacing w:after="0"/>
               <w:rPr>
                 <w:rFonts w:ascii="Arial" w:eastAsia="Calibri" w:hAnsi="Arial" w:cs="Arial"/>
                 <w:iCs/>
@@ -2695,7 +2798,7 @@
           <w:p>
             <w:pPr>
               <w:widowControl w:val="0"/>
-              <w:spacing w:after="0" w:line="240" w:lineRule="auto"/>
+              <w:spacing w:after="0"/>
               <w:rPr>
                 <w:rFonts w:ascii="Arial" w:eastAsia="Calibri" w:hAnsi="Arial" w:cs="Arial"/>
                 <w:iCs/>
@@ -2720,7 +2823,7 @@
           <w:p>
             <w:pPr>
               <w:widowControl w:val="0"/>
-              <w:spacing w:after="0" w:line="240" w:lineRule="auto"/>
+              <w:spacing w:after="0"/>
               <w:rPr>
                 <w:rFonts w:ascii="Arial" w:eastAsia="Calibri" w:hAnsi="Arial" w:cs="Arial"/>
                 <w:iCs/>
@@ -2745,7 +2848,7 @@
           <w:p>
             <w:pPr>
               <w:widowControl w:val="0"/>
-              <w:spacing w:after="0" w:line="240" w:lineRule="auto"/>
+              <w:spacing w:after="0"/>
               <w:rPr>
                 <w:rFonts w:ascii="Arial" w:eastAsia="Calibri" w:hAnsi="Arial" w:cs="Arial"/>
                 <w:iCs/>
@@ -2770,7 +2873,7 @@
           <w:p>
             <w:pPr>
               <w:widowControl w:val="0"/>
-              <w:spacing w:after="0" w:line="240" w:lineRule="auto"/>
+              <w:spacing w:after="0"/>
               <w:rPr>
                 <w:rFonts w:ascii="Arial" w:eastAsia="Calibri" w:hAnsi="Arial" w:cs="Arial"/>
                 <w:iCs/>
@@ -2795,7 +2898,7 @@
           <w:p>
             <w:pPr>
               <w:widowControl w:val="0"/>
-              <w:spacing w:after="0" w:line="240" w:lineRule="auto"/>
+              <w:spacing w:after="0"/>
               <w:rPr>
                 <w:rFonts w:ascii="Arial" w:eastAsia="Times New Roman" w:hAnsi="Arial" w:cs="Arial"/>
                 <w:iCs/>
@@ -2827,7 +2930,7 @@
           <w:p>
             <w:pPr>
               <w:widowControl w:val="0"/>
-              <w:spacing w:after="0" w:line="240" w:lineRule="auto"/>
+              <w:spacing w:after="0"/>
               <w:jc w:val="center"/>
             </w:pPr>
             <w:r>
@@ -2865,7 +2968,7 @@
           <w:p>
             <w:pPr>
               <w:widowControl w:val="0"/>
-              <w:spacing w:after="0" w:line="240" w:lineRule="auto"/>
+              <w:spacing w:after="0"/>
               <w:jc w:val="center"/>
             </w:pPr>
             <w:r>
@@ -2921,7 +3024,7 @@
           <w:p>
             <w:pPr>
               <w:widowControl w:val="0"/>
-              <w:spacing w:after="0" w:line="240" w:lineRule="auto"/>
+              <w:spacing w:after="0"/>
               <w:rPr>
                 <w:rFonts w:ascii="Arial" w:eastAsia="Times New Roman" w:hAnsi="Arial" w:cs="Arial"/>
                 <w:iCs/>
@@ -2940,13 +3043,24 @@
                 <w:szCs w:val="16"/>
                 <w:lang w:val="pl-PL" w:eastAsia="pl-PL"/>
               </w:rPr>
-              <w:t>Wnoszę o wyznaczenie „strefy zieleni i rekreacji” z profilem dodatkowym „teren usług sportu i rekreacji” zamiast „strefy usługowej” (z profilem dodatkowym „teren składów i magazynów”).</w:t>
+              <w:t xml:space="preserve">Wnoszę o wyznaczenie „strefy zieleni i rekreacji” z profilem dodatkowym „teren usług sportu i rekreacji” zamiast „strefy </w:t>
+            </w:r>
+            <w:r>
+              <w:rPr>
+                <w:rFonts w:ascii="Arial" w:eastAsia="Times New Roman" w:hAnsi="Arial" w:cs="Arial"/>
+                <w:iCs/>
+                <w:kern w:val="0"/>
+                <w:sz w:val="16"/>
+                <w:szCs w:val="16"/>
+                <w:lang w:val="pl-PL" w:eastAsia="pl-PL"/>
+              </w:rPr>
+              <w:t>usługowej” (z profilem dodatkowym „teren składów i magazynów”).</w:t>
             </w:r>
           </w:p>
           <w:p>
             <w:pPr>
               <w:widowControl w:val="0"/>
-              <w:spacing w:after="0" w:line="240" w:lineRule="auto"/>
+              <w:spacing w:after="0"/>
               <w:rPr>
                 <w:rFonts w:ascii="Arial" w:eastAsia="Times New Roman" w:hAnsi="Arial" w:cs="Arial"/>
                 <w:iCs/>
@@ -2960,7 +3074,7 @@
           <w:p>
             <w:pPr>
               <w:widowControl w:val="0"/>
-              <w:spacing w:after="0" w:line="240" w:lineRule="auto"/>
+              <w:spacing w:after="0"/>
               <w:rPr>
                 <w:lang w:val="pl-PL"/>
               </w:rPr>
@@ -3007,7 +3121,7 @@
     <w:p>
       <w:pPr>
         <w:widowControl w:val="0"/>
-        <w:spacing w:before="120" w:after="0" w:line="240" w:lineRule="auto"/>
+        <w:spacing w:before="120" w:after="0"/>
         <w:ind w:left="431" w:hanging="431"/>
         <w:jc w:val="both"/>
         <w:outlineLvl w:val="2"/>
@@ -3045,7 +3159,7 @@
     <w:p>
       <w:pPr>
         <w:widowControl w:val="0"/>
-        <w:spacing w:before="120" w:after="60" w:line="240" w:lineRule="auto"/>
+        <w:spacing w:before="120" w:after="60"/>
         <w:ind w:left="142" w:hanging="5"/>
         <w:jc w:val="both"/>
         <w:outlineLvl w:val="2"/>
@@ -3091,6 +3205,12 @@
         <w:gridCol w:w="1276"/>
       </w:tblGrid>
       <w:tr>
+        <w:tblPrEx>
+          <w:tblCellMar>
+            <w:top w:w="0" w:type="dxa"/>
+            <w:bottom w:w="0" w:type="dxa"/>
+          </w:tblCellMar>
+        </w:tblPrEx>
         <w:trPr>
           <w:trHeight w:val="234"/>
           <w:tblHeader/>
@@ -3117,7 +3237,7 @@
           <w:p>
             <w:pPr>
               <w:widowControl w:val="0"/>
-              <w:spacing w:before="50" w:after="50" w:line="240" w:lineRule="auto"/>
+              <w:spacing w:before="50" w:after="50"/>
               <w:jc w:val="center"/>
               <w:rPr>
                 <w:rFonts w:ascii="Arial" w:eastAsia="Times New Roman" w:hAnsi="Arial" w:cs="Arial"/>
@@ -3161,7 +3281,7 @@
           <w:p>
             <w:pPr>
               <w:widowControl w:val="0"/>
-              <w:spacing w:before="50" w:after="50" w:line="240" w:lineRule="auto"/>
+              <w:spacing w:before="50" w:after="50"/>
               <w:jc w:val="center"/>
               <w:rPr>
                 <w:rFonts w:ascii="Arial" w:eastAsia="Times New Roman" w:hAnsi="Arial" w:cs="Arial"/>
@@ -3181,7 +3301,18 @@
                 <w:szCs w:val="16"/>
                 <w:lang w:val="pl-PL" w:eastAsia="pl-PL"/>
               </w:rPr>
-              <w:t>7.3.1. Nazwa planu ogólnego gminy lub miejscowego planu zagospodarowania przestrzennego</w:t>
+              <w:t xml:space="preserve">7.3.1. Nazwa planu ogólnego gminy lub miejscowego planu zagospodarowania </w:t>
+            </w:r>
+            <w:r>
+              <w:rPr>
+                <w:rFonts w:ascii="Arial" w:eastAsia="Times New Roman" w:hAnsi="Arial" w:cs="Arial"/>
+                <w:iCs/>
+                <w:kern w:val="0"/>
+                <w:sz w:val="16"/>
+                <w:szCs w:val="16"/>
+                <w:lang w:val="pl-PL" w:eastAsia="pl-PL"/>
+              </w:rPr>
+              <w:t>przestrzennego</w:t>
             </w:r>
           </w:p>
         </w:tc>
@@ -3205,7 +3336,7 @@
           <w:p>
             <w:pPr>
               <w:widowControl w:val="0"/>
-              <w:spacing w:before="50" w:after="50" w:line="240" w:lineRule="auto"/>
+              <w:spacing w:before="50" w:after="50"/>
               <w:jc w:val="center"/>
               <w:rPr>
                 <w:rFonts w:ascii="Arial" w:eastAsia="Times New Roman" w:hAnsi="Arial" w:cs="Arial"/>
@@ -3231,7 +3362,7 @@
           <w:p>
             <w:pPr>
               <w:widowControl w:val="0"/>
-              <w:spacing w:before="50" w:after="50" w:line="240" w:lineRule="auto"/>
+              <w:spacing w:before="50" w:after="50"/>
               <w:jc w:val="center"/>
               <w:rPr>
                 <w:rFonts w:ascii="Arial" w:eastAsia="Times New Roman" w:hAnsi="Arial" w:cs="Arial"/>
@@ -3275,7 +3406,7 @@
           <w:p>
             <w:pPr>
               <w:widowControl w:val="0"/>
-              <w:spacing w:before="50" w:after="50" w:line="240" w:lineRule="auto"/>
+              <w:spacing w:before="50" w:after="50"/>
               <w:jc w:val="center"/>
               <w:rPr>
                 <w:lang w:val="pl-PL"/>
@@ -3326,7 +3457,7 @@
           <w:p>
             <w:pPr>
               <w:widowControl w:val="0"/>
-              <w:spacing w:before="50" w:after="50" w:line="240" w:lineRule="auto"/>
+              <w:spacing w:before="50" w:after="50"/>
               <w:jc w:val="center"/>
               <w:rPr>
                 <w:lang w:val="pl-PL"/>
@@ -3382,7 +3513,7 @@
           <w:p>
             <w:pPr>
               <w:widowControl w:val="0"/>
-              <w:spacing w:before="50" w:after="50" w:line="240" w:lineRule="auto"/>
+              <w:spacing w:before="50" w:after="50"/>
               <w:jc w:val="center"/>
               <w:rPr>
                 <w:rFonts w:ascii="Arial" w:eastAsia="Times New Roman" w:hAnsi="Arial" w:cs="Arial"/>
@@ -3415,7 +3546,7 @@
           <w:p>
             <w:pPr>
               <w:widowControl w:val="0"/>
-              <w:spacing w:before="50" w:after="50" w:line="240" w:lineRule="auto"/>
+              <w:spacing w:before="50" w:after="50"/>
               <w:jc w:val="center"/>
               <w:rPr>
                 <w:rFonts w:ascii="Arial" w:eastAsia="Times New Roman" w:hAnsi="Arial" w:cs="Arial"/>
@@ -3459,7 +3590,7 @@
           <w:p>
             <w:pPr>
               <w:widowControl w:val="0"/>
-              <w:spacing w:before="50" w:after="50" w:line="240" w:lineRule="auto"/>
+              <w:spacing w:before="50" w:after="50"/>
               <w:jc w:val="center"/>
               <w:rPr>
                 <w:rFonts w:ascii="Arial" w:eastAsia="Times New Roman" w:hAnsi="Arial" w:cs="Arial"/>
@@ -3503,7 +3634,7 @@
           <w:p>
             <w:pPr>
               <w:widowControl w:val="0"/>
-              <w:spacing w:before="50" w:after="50" w:line="240" w:lineRule="auto"/>
+              <w:spacing w:before="50" w:after="50"/>
               <w:jc w:val="center"/>
               <w:rPr>
                 <w:lang w:val="pl-PL"/>
@@ -3547,6 +3678,12 @@
         </w:tc>
       </w:tr>
       <w:tr>
+        <w:tblPrEx>
+          <w:tblCellMar>
+            <w:top w:w="0" w:type="dxa"/>
+            <w:bottom w:w="0" w:type="dxa"/>
+          </w:tblCellMar>
+        </w:tblPrEx>
         <w:tc>
           <w:tcPr>
             <w:tcW w:w="454" w:type="dxa"/>
@@ -3568,7 +3705,7 @@
           <w:p>
             <w:pPr>
               <w:widowControl w:val="0"/>
-              <w:spacing w:after="0" w:line="240" w:lineRule="auto"/>
+              <w:spacing w:after="0"/>
               <w:ind w:left="505" w:hanging="505"/>
               <w:outlineLvl w:val="3"/>
               <w:rPr>
@@ -3613,7 +3750,7 @@
           <w:p>
             <w:pPr>
               <w:widowControl w:val="0"/>
-              <w:spacing w:before="50" w:after="50" w:line="240" w:lineRule="auto"/>
+              <w:spacing w:before="50" w:after="50"/>
               <w:rPr>
                 <w:rFonts w:ascii="Arial" w:eastAsia="Times New Roman" w:hAnsi="Arial" w:cs="Arial"/>
                 <w:iCs/>
@@ -3656,7 +3793,7 @@
           <w:p>
             <w:pPr>
               <w:widowControl w:val="0"/>
-              <w:spacing w:before="50" w:after="50" w:line="240" w:lineRule="auto"/>
+              <w:spacing w:before="50" w:after="50"/>
               <w:jc w:val="center"/>
               <w:rPr>
                 <w:rFonts w:ascii="Arial" w:eastAsia="Times New Roman" w:hAnsi="Arial" w:cs="Arial"/>
@@ -3676,7 +3813,18 @@
                 <w:szCs w:val="16"/>
                 <w:lang w:val="pl-PL" w:eastAsia="pl-PL"/>
               </w:rPr>
-              <w:t>Działki i ich części wskazane w wierszu 1 tabeli w pkt 7.2</w:t>
+              <w:t xml:space="preserve">Działki i ich części wskazane w </w:t>
+            </w:r>
+            <w:r>
+              <w:rPr>
+                <w:rFonts w:ascii="Arial" w:eastAsia="Times New Roman" w:hAnsi="Arial" w:cs="Arial"/>
+                <w:iCs/>
+                <w:kern w:val="0"/>
+                <w:sz w:val="16"/>
+                <w:szCs w:val="16"/>
+                <w:lang w:val="pl-PL" w:eastAsia="pl-PL"/>
+              </w:rPr>
+              <w:t>wierszu 1 tabeli w pkt 7.2</w:t>
             </w:r>
           </w:p>
         </w:tc>
@@ -3700,7 +3848,7 @@
           <w:p>
             <w:pPr>
               <w:widowControl w:val="0"/>
-              <w:spacing w:before="50" w:after="50" w:line="240" w:lineRule="auto"/>
+              <w:spacing w:before="50" w:after="50"/>
               <w:jc w:val="center"/>
             </w:pPr>
             <w:r>
@@ -3729,7 +3877,7 @@
           <w:p>
             <w:pPr>
               <w:widowControl w:val="0"/>
-              <w:spacing w:before="50" w:after="50" w:line="240" w:lineRule="auto"/>
+              <w:spacing w:before="50" w:after="50"/>
               <w:jc w:val="center"/>
             </w:pPr>
             <w:r>
@@ -3776,7 +3924,7 @@
           <w:p>
             <w:pPr>
               <w:widowControl w:val="0"/>
-              <w:spacing w:before="50" w:after="50" w:line="240" w:lineRule="auto"/>
+              <w:spacing w:before="50" w:after="50"/>
               <w:jc w:val="center"/>
               <w:rPr>
                 <w:rFonts w:ascii="Arial" w:eastAsia="Times New Roman" w:hAnsi="Arial" w:cs="Arial"/>
@@ -3820,7 +3968,7 @@
           <w:p>
             <w:pPr>
               <w:widowControl w:val="0"/>
-              <w:spacing w:before="50" w:after="50" w:line="240" w:lineRule="auto"/>
+              <w:spacing w:before="50" w:after="50"/>
               <w:jc w:val="center"/>
               <w:rPr>
                 <w:rFonts w:ascii="Arial" w:eastAsia="Times New Roman" w:hAnsi="Arial" w:cs="Arial"/>
@@ -3864,7 +4012,7 @@
           <w:p>
             <w:pPr>
               <w:widowControl w:val="0"/>
-              <w:spacing w:before="50" w:after="50" w:line="240" w:lineRule="auto"/>
+              <w:spacing w:before="50" w:after="50"/>
               <w:jc w:val="center"/>
               <w:rPr>
                 <w:rFonts w:ascii="Arial" w:eastAsia="Times New Roman" w:hAnsi="Arial" w:cs="Arial"/>
@@ -3908,7 +4056,7 @@
           <w:p>
             <w:pPr>
               <w:widowControl w:val="0"/>
-              <w:spacing w:before="50" w:after="50" w:line="240" w:lineRule="auto"/>
+              <w:spacing w:before="50" w:after="50"/>
               <w:jc w:val="center"/>
               <w:rPr>
                 <w:rFonts w:ascii="Arial" w:eastAsia="Times New Roman" w:hAnsi="Arial" w:cs="Arial"/>
@@ -3934,12 +4082,12 @@
         </w:tc>
       </w:tr>
     </w:tbl>
+    <w:bookmarkEnd w:id="0"/>
     <w:bookmarkEnd w:id="15"/>
-    <w:bookmarkEnd w:id="0"/>
     <w:p>
       <w:pPr>
         <w:shd w:val="clear" w:color="auto" w:fill="D9D9D9"/>
-        <w:spacing w:before="100" w:after="60" w:line="240" w:lineRule="auto"/>
+        <w:spacing w:before="100" w:after="60"/>
         <w:outlineLvl w:val="1"/>
         <w:rPr>
           <w:rFonts w:ascii="Arial" w:eastAsia="Calibri" w:hAnsi="Arial" w:cs="Arial"/>
@@ -3959,6 +4107,7 @@
           <w:sz w:val="24"/>
           <w:lang w:val="pl-PL"/>
         </w:rPr>
+        <w:lastRenderedPageBreak/>
         <w:t>8. OŚWIADCZENIE W SPRAWIE KORESPONDENCJI ELEKTRONICZNEJ</w:t>
       </w:r>
     </w:p>
@@ -3980,6 +4129,12 @@
         <w:gridCol w:w="1984"/>
       </w:tblGrid>
       <w:tr>
+        <w:tblPrEx>
+          <w:tblCellMar>
+            <w:top w:w="0" w:type="dxa"/>
+            <w:bottom w:w="0" w:type="dxa"/>
+          </w:tblCellMar>
+        </w:tblPrEx>
         <w:trPr>
           <w:jc w:val="center"/>
         </w:trPr>
@@ -3997,7 +4152,7 @@
           <w:p>
             <w:pPr>
               <w:widowControl w:val="0"/>
-              <w:spacing w:before="50" w:after="50" w:line="240" w:lineRule="auto"/>
+              <w:spacing w:before="50" w:after="50"/>
             </w:pPr>
             <w:r>
               <w:rPr>
@@ -4025,7 +4180,7 @@
           <w:p>
             <w:pPr>
               <w:widowControl w:val="0"/>
-              <w:spacing w:before="50" w:after="50" w:line="240" w:lineRule="auto"/>
+              <w:spacing w:before="50" w:after="50"/>
             </w:pPr>
             <w:r>
               <w:rPr>
@@ -4053,7 +4208,7 @@
           <w:p>
             <w:pPr>
               <w:widowControl w:val="0"/>
-              <w:spacing w:before="50" w:after="50" w:line="240" w:lineRule="auto"/>
+              <w:spacing w:before="50" w:after="50"/>
             </w:pPr>
             <w:r>
               <w:rPr>
@@ -4081,7 +4236,7 @@
           <w:p>
             <w:pPr>
               <w:widowControl w:val="0"/>
-              <w:spacing w:before="50" w:after="50" w:line="240" w:lineRule="auto"/>
+              <w:spacing w:before="50" w:after="50"/>
             </w:pPr>
             <w:r>
               <w:rPr>
@@ -4100,7 +4255,7 @@
     <w:p>
       <w:pPr>
         <w:widowControl w:val="0"/>
-        <w:spacing w:before="50" w:after="50" w:line="240" w:lineRule="auto"/>
+        <w:spacing w:before="50" w:after="50"/>
         <w:jc w:val="both"/>
         <w:rPr>
           <w:rFonts w:ascii="Arial" w:eastAsia="Times New Roman" w:hAnsi="Arial" w:cs="Arial"/>
@@ -4118,14 +4273,23 @@
           <w:sz w:val="20"/>
           <w:lang w:val="pl-PL" w:eastAsia="pl-PL"/>
         </w:rPr>
-        <w:t>na doręczanie korespondencji w niniejszej sprawie za pomocą środków komunikacji elektronicznej w rozumieniu art. 2 pkt 5 ustawy z dnia 18 lipca 2002 r. o świadczeniu usług drogą elektroniczną (Dz. U. z 2020 r. poz. 344).</w:t>
+        <w:t xml:space="preserve">na doręczanie korespondencji w niniejszej sprawie za pomocą środków </w:t>
+      </w:r>
+      <w:r>
+        <w:rPr>
+          <w:rFonts w:ascii="Arial" w:eastAsia="Times New Roman" w:hAnsi="Arial" w:cs="Arial"/>
+          <w:iCs/>
+          <w:kern w:val="0"/>
+          <w:sz w:val="20"/>
+          <w:lang w:val="pl-PL" w:eastAsia="pl-PL"/>
+        </w:rPr>
+        <w:t>komunikacji elektronicznej w rozumieniu art. 2 pkt 5 ustawy z dnia 18 lipca 2002 r. o świadczeniu usług drogą elektroniczną (Dz. U. z 2020 r. poz. 344).</w:t>
       </w:r>
     </w:p>
     <w:p>
       <w:pPr>
         <w:shd w:val="clear" w:color="auto" w:fill="D9D9D9"/>
-        <w:spacing w:before="100" w:after="60" w:line="240" w:lineRule="auto"/>
-        <w:ind w:firstLine="108"/>
+        <w:spacing w:before="100" w:after="60"/>
         <w:outlineLvl w:val="2"/>
         <w:rPr>
           <w:rFonts w:ascii="Arial" w:eastAsia="Calibri" w:hAnsi="Arial" w:cs="Arial"/>
@@ -4165,6 +4329,12 @@
         <w:gridCol w:w="9223"/>
       </w:tblGrid>
       <w:tr>
+        <w:tblPrEx>
+          <w:tblCellMar>
+            <w:top w:w="0" w:type="dxa"/>
+            <w:bottom w:w="0" w:type="dxa"/>
+          </w:tblCellMar>
+        </w:tblPrEx>
         <w:tc>
           <w:tcPr>
             <w:tcW w:w="415" w:type="dxa"/>
@@ -4179,7 +4349,7 @@
           <w:p>
             <w:pPr>
               <w:widowControl w:val="0"/>
-              <w:spacing w:before="50" w:after="50" w:line="240" w:lineRule="auto"/>
+              <w:spacing w:before="50" w:after="50"/>
             </w:pPr>
             <w:r>
               <w:rPr>
@@ -4208,7 +4378,7 @@
           <w:p>
             <w:pPr>
               <w:widowControl w:val="0"/>
-              <w:spacing w:before="50" w:after="50" w:line="240" w:lineRule="auto"/>
+              <w:spacing w:before="50" w:after="50"/>
               <w:jc w:val="both"/>
               <w:rPr>
                 <w:rFonts w:ascii="Arial" w:eastAsia="Times New Roman" w:hAnsi="Arial" w:cs="Arial"/>
@@ -4228,12 +4398,29 @@
                 <w:szCs w:val="16"/>
                 <w:lang w:val="pl-PL" w:eastAsia="pl-PL"/>
               </w:rPr>
-              <w:t>Pełnomocnictwo do reprezentowania składającego pismo lub pełnomocnictwo do doręczeń (zgodnie z ustawą z dnia 16 listopada 2006 r. o opłacie skarbowej (Dz. U. z 2023 r. poz. 2111)) – jeżeli składający pismo działa przez pełnomocnika.</w:t>
+              <w:t xml:space="preserve">Pełnomocnictwo do reprezentowania składającego pismo lub pełnomocnictwo do </w:t>
+            </w:r>
+            <w:r>
+              <w:rPr>
+                <w:rFonts w:ascii="Arial" w:eastAsia="Times New Roman" w:hAnsi="Arial" w:cs="Arial"/>
+                <w:iCs/>
+                <w:kern w:val="0"/>
+                <w:sz w:val="16"/>
+                <w:szCs w:val="16"/>
+                <w:lang w:val="pl-PL" w:eastAsia="pl-PL"/>
+              </w:rPr>
+              <w:t>doręczeń (zgodnie z ustawą z dnia 16 listopada 2006 r. o opłacie skarbowej (Dz. U. z 2023 r. poz. 2111)) – jeżeli składający pismo działa przez pełnomocnika.</w:t>
             </w:r>
           </w:p>
         </w:tc>
       </w:tr>
       <w:tr>
+        <w:tblPrEx>
+          <w:tblCellMar>
+            <w:top w:w="0" w:type="dxa"/>
+            <w:bottom w:w="0" w:type="dxa"/>
+          </w:tblCellMar>
+        </w:tblPrEx>
         <w:tc>
           <w:tcPr>
             <w:tcW w:w="415" w:type="dxa"/>
@@ -4248,7 +4435,7 @@
           <w:p>
             <w:pPr>
               <w:widowControl w:val="0"/>
-              <w:spacing w:before="50" w:after="50" w:line="240" w:lineRule="auto"/>
+              <w:spacing w:before="50" w:after="50"/>
             </w:pPr>
             <w:r>
               <w:rPr>
@@ -4277,7 +4464,7 @@
           <w:p>
             <w:pPr>
               <w:widowControl w:val="0"/>
-              <w:spacing w:before="50" w:after="50" w:line="240" w:lineRule="auto"/>
+              <w:spacing w:before="50" w:after="50"/>
               <w:jc w:val="both"/>
               <w:rPr>
                 <w:rFonts w:ascii="Arial" w:eastAsia="Times New Roman" w:hAnsi="Arial" w:cs="Arial"/>
@@ -4305,6 +4492,12 @@
         </w:tc>
       </w:tr>
       <w:tr>
+        <w:tblPrEx>
+          <w:tblCellMar>
+            <w:top w:w="0" w:type="dxa"/>
+            <w:bottom w:w="0" w:type="dxa"/>
+          </w:tblCellMar>
+        </w:tblPrEx>
         <w:tc>
           <w:tcPr>
             <w:tcW w:w="415" w:type="dxa"/>
@@ -4319,7 +4512,7 @@
           <w:p>
             <w:pPr>
               <w:widowControl w:val="0"/>
-              <w:spacing w:before="50" w:after="50" w:line="240" w:lineRule="auto"/>
+              <w:spacing w:before="50" w:after="50"/>
             </w:pPr>
             <w:r>
               <w:rPr>
@@ -4348,7 +4541,7 @@
           <w:p>
             <w:pPr>
               <w:widowControl w:val="0"/>
-              <w:spacing w:before="50" w:after="50" w:line="240" w:lineRule="auto"/>
+              <w:spacing w:before="50" w:after="50"/>
               <w:jc w:val="both"/>
               <w:rPr>
                 <w:lang w:val="pl-PL"/>
@@ -4370,6 +4563,12 @@
         </w:tc>
       </w:tr>
       <w:tr>
+        <w:tblPrEx>
+          <w:tblCellMar>
+            <w:top w:w="0" w:type="dxa"/>
+            <w:bottom w:w="0" w:type="dxa"/>
+          </w:tblCellMar>
+        </w:tblPrEx>
         <w:tc>
           <w:tcPr>
             <w:tcW w:w="415" w:type="dxa"/>
@@ -4384,7 +4583,7 @@
           <w:p>
             <w:pPr>
               <w:widowControl w:val="0"/>
-              <w:spacing w:before="50" w:after="50" w:line="240" w:lineRule="auto"/>
+              <w:spacing w:before="50" w:after="50"/>
             </w:pPr>
             <w:r>
               <w:rPr>
@@ -4413,7 +4612,7 @@
           <w:p>
             <w:pPr>
               <w:widowControl w:val="0"/>
-              <w:spacing w:before="50" w:after="50" w:line="240" w:lineRule="auto"/>
+              <w:spacing w:before="50" w:after="50"/>
               <w:jc w:val="both"/>
               <w:rPr>
                 <w:lang w:val="pl-PL"/>
@@ -4465,7 +4664,7 @@
                 <w:ilvl w:val="0"/>
                 <w:numId w:val="3"/>
               </w:numPr>
-              <w:spacing w:before="50" w:after="50" w:line="240" w:lineRule="auto"/>
+              <w:spacing w:before="50" w:after="50"/>
               <w:jc w:val="both"/>
               <w:rPr>
                 <w:rFonts w:ascii="Arial" w:eastAsia="Times New Roman" w:hAnsi="Arial" w:cs="Arial"/>
@@ -4497,7 +4696,7 @@
                 <w:ilvl w:val="0"/>
                 <w:numId w:val="3"/>
               </w:numPr>
-              <w:spacing w:before="50" w:after="50" w:line="240" w:lineRule="auto"/>
+              <w:spacing w:before="50" w:after="50"/>
               <w:jc w:val="both"/>
               <w:rPr>
                 <w:rFonts w:ascii="Arial" w:eastAsia="Times New Roman" w:hAnsi="Arial" w:cs="Arial"/>
@@ -4528,8 +4727,7 @@
     <w:p>
       <w:pPr>
         <w:shd w:val="clear" w:color="auto" w:fill="D9D9D9"/>
-        <w:spacing w:before="100" w:after="60" w:line="240" w:lineRule="auto"/>
-        <w:ind w:firstLine="108"/>
+        <w:spacing w:before="100" w:after="60"/>
         <w:outlineLvl w:val="2"/>
         <w:rPr>
           <w:rFonts w:ascii="Arial" w:eastAsia="Calibri" w:hAnsi="Arial" w:cs="Arial"/>
@@ -4551,13 +4749,25 @@
           <w:szCs w:val="24"/>
           <w:lang w:val="pl-PL"/>
         </w:rPr>
-        <w:t>10. PODPIS SKŁADAJĄCEGO PISMO (PEŁNOMOCNIKA) I DATA PODPISU</w:t>
+        <w:t xml:space="preserve">10. PODPIS SKŁADAJĄCEGO PISMO </w:t>
+      </w:r>
+      <w:r>
+        <w:rPr>
+          <w:rFonts w:ascii="Arial" w:eastAsia="Calibri" w:hAnsi="Arial" w:cs="Arial"/>
+          <w:b/>
+          <w:bCs/>
+          <w:kern w:val="0"/>
+          <w:sz w:val="24"/>
+          <w:szCs w:val="24"/>
+          <w:lang w:val="pl-PL"/>
+        </w:rPr>
+        <w:t>(PEŁNOMOCNIKA) I DATA PODPISU</w:t>
       </w:r>
     </w:p>
     <w:p>
       <w:pPr>
         <w:widowControl w:val="0"/>
-        <w:spacing w:before="50" w:after="50" w:line="240" w:lineRule="auto"/>
+        <w:spacing w:before="50" w:after="50"/>
         <w:rPr>
           <w:lang w:val="pl-PL"/>
         </w:rPr>
@@ -4577,44 +4787,8 @@
     <w:p>
       <w:pPr>
         <w:widowControl w:val="0"/>
-        <w:spacing w:before="240" w:after="50" w:line="240" w:lineRule="auto"/>
+        <w:spacing w:before="240" w:after="50"/>
         <w:jc w:val="both"/>
-        <w:rPr>
-          <w:lang w:val="pl-PL"/>
-        </w:rPr>
-      </w:pPr>
-      <w:r>
-        <w:rPr>
-          <w:rFonts w:ascii="Arial" w:eastAsia="Times New Roman" w:hAnsi="Arial" w:cs="Arial"/>
-          <w:iCs/>
-          <w:kern w:val="0"/>
-          <w:sz w:val="20"/>
-          <w:lang w:val="pl-PL" w:eastAsia="pl-PL"/>
-        </w:rPr>
-        <w:t>Podpis: …………………………………………………………………          Data: ……………………………</w:t>
-      </w:r>
-      <w:r>
-        <w:rPr>
-          <w:rFonts w:ascii="Arial" w:eastAsia="Times New Roman" w:hAnsi="Arial" w:cs="Arial"/>
-          <w:iCs/>
-          <w:kern w:val="0"/>
-          <w:sz w:val="2"/>
-          <w:szCs w:val="2"/>
-          <w:lang w:val="pl-PL" w:eastAsia="pl-PL"/>
-        </w:rPr>
-        <w:t>D</w:t>
-      </w:r>
-    </w:p>
-    <w:p>
-      <w:pPr>
-        <w:pageBreakBefore/>
-        <w:rPr>
-          <w:lang w:val="pl-PL"/>
-        </w:rPr>
-      </w:pPr>
-    </w:p>
-    <w:p>
-      <w:pPr>
         <w:rPr>
           <w:lang w:val="pl-PL"/>
         </w:rPr>
@@ -4624,6 +4798,27 @@
           <w:cols w:space="720"/>
         </w:sectPr>
       </w:pPr>
+      <w:r>
+        <w:rPr>
+          <w:rFonts w:ascii="Arial" w:eastAsia="Times New Roman" w:hAnsi="Arial" w:cs="Arial"/>
+          <w:iCs/>
+          <w:kern w:val="0"/>
+          <w:sz w:val="20"/>
+          <w:lang w:val="pl-PL" w:eastAsia="pl-PL"/>
+        </w:rPr>
+        <w:t>Podpis: …………………………………………………………………          Data: ……………………………</w:t>
+      </w:r>
+      <w:r>
+        <w:rPr>
+          <w:rFonts w:ascii="Arial" w:eastAsia="Times New Roman" w:hAnsi="Arial" w:cs="Arial"/>
+          <w:iCs/>
+          <w:kern w:val="0"/>
+          <w:sz w:val="2"/>
+          <w:szCs w:val="2"/>
+          <w:lang w:val="pl-PL" w:eastAsia="pl-PL"/>
+        </w:rPr>
+        <w:t>D</w:t>
+      </w:r>
     </w:p>
     <w:p>
       <w:pPr>
@@ -4643,7 +4838,18 @@
           <w:lang w:val="pl-PL"/>
         </w:rPr>
         <w:lastRenderedPageBreak/>
-        <w:t>Załącznik nr 1 – granica obszaru objętego wnioskiem na tle przeznaczeń terenów przewidzianych w konsultowanym projekcie planu</w:t>
+        <w:t xml:space="preserve">Załącznik nr 1 – granica obszaru </w:t>
+      </w:r>
+      <w:r>
+        <w:rPr>
+          <w:rFonts w:ascii="Arial" w:hAnsi="Arial" w:cs="Arial"/>
+          <w:b/>
+          <w:bCs/>
+          <w:sz w:val="20"/>
+          <w:szCs w:val="20"/>
+          <w:lang w:val="pl-PL"/>
+        </w:rPr>
+        <w:t>objętego wnioskiem na tle przeznaczeń terenów przewidzianych w konsultowanym projekcie planu</w:t>
       </w:r>
       <w:r>
         <w:rPr>
@@ -4654,10 +4860,10 @@
           <w:lang w:val="pl-PL"/>
         </w:rPr>
         <w:drawing>
-          <wp:inline distT="0" distB="0" distL="0" distR="0" wp14:anchorId="14739872" wp14:editId="14739873">
+          <wp:inline distT="0" distB="0" distL="0" distR="0" wp14:anchorId="46559CE4" wp14:editId="46559CE5">
             <wp:extent cx="5924562" cy="5993818"/>
             <wp:effectExtent l="0" t="0" r="0" b="6932"/>
-            <wp:docPr id="1202927267" name="Picture 2" descr="A map of land with land and land names&#10;&#10;AI-generated content may be incorrect."/>
+            <wp:docPr id="1976598741" name="Picture 2" descr="A map of land with land and land names&#10;&#10;AI-generated content may be incorrect."/>
             <wp:cNvGraphicFramePr/>
             <a:graphic xmlns:a="http://schemas.openxmlformats.org/drawingml/2006/main">
               <a:graphicData uri="http://schemas.openxmlformats.org/drawingml/2006/picture">
@@ -4708,10 +4914,10 @@
           <w:noProof/>
         </w:rPr>
         <w:drawing>
-          <wp:inline distT="0" distB="0" distL="0" distR="0" wp14:anchorId="14739874" wp14:editId="14739875">
+          <wp:inline distT="0" distB="0" distL="0" distR="0" wp14:anchorId="46559CE6" wp14:editId="46559CE7">
             <wp:extent cx="260988" cy="57780"/>
             <wp:effectExtent l="0" t="0" r="5712" b="0"/>
-            <wp:docPr id="815600455" name="Picture 1"/>
+            <wp:docPr id="1212048022" name="Picture 1"/>
             <wp:cNvGraphicFramePr/>
             <a:graphic xmlns:a="http://schemas.openxmlformats.org/drawingml/2006/main">
               <a:graphicData uri="http://schemas.openxmlformats.org/drawingml/2006/picture">
@@ -4759,15 +4965,19 @@
     </w:p>
     <w:p>
       <w:pPr>
+        <w:pageBreakBefore/>
         <w:suppressAutoHyphens w:val="0"/>
         <w:rPr>
-          <w:rFonts w:ascii="Arial" w:eastAsia="Times New Roman" w:hAnsi="Arial" w:cs="Arial"/>
-          <w:b/>
-          <w:bCs/>
-          <w:kern w:val="0"/>
-          <w:sz w:val="24"/>
-          <w:szCs w:val="24"/>
-          <w:lang w:val="pl-PL" w:eastAsia="en-NL"/>
+          <w:lang w:val="pl-PL"/>
+        </w:rPr>
+      </w:pPr>
+    </w:p>
+    <w:p>
+      <w:pPr>
+        <w:pStyle w:val="NormalWeb"/>
+        <w:spacing w:before="0" w:after="0" w:line="312" w:lineRule="auto"/>
+        <w:rPr>
+          <w:lang w:val="pl-PL"/>
         </w:rPr>
       </w:pPr>
       <w:r>
@@ -4775,29 +4985,10 @@
           <w:rFonts w:ascii="Arial" w:hAnsi="Arial" w:cs="Arial"/>
           <w:b/>
           <w:bCs/>
-          <w:lang w:val="pl-PL"/>
-        </w:rPr>
-        <w:br w:type="page"/>
-      </w:r>
-    </w:p>
-    <w:p>
-      <w:pPr>
-        <w:pStyle w:val="NormalWeb"/>
-        <w:spacing w:before="0" w:after="0" w:line="312" w:lineRule="auto"/>
-        <w:rPr>
-          <w:lang w:val="pl-PL"/>
-        </w:rPr>
-      </w:pPr>
-      <w:r>
-        <w:rPr>
-          <w:rFonts w:ascii="Arial" w:hAnsi="Arial" w:cs="Arial"/>
-          <w:b/>
-          <w:bCs/>
           <w:sz w:val="20"/>
           <w:szCs w:val="20"/>
           <w:lang w:val="pl-PL"/>
         </w:rPr>
-        <w:lastRenderedPageBreak/>
         <w:t>Załącznik nr 2 – uzasadnienie postulowanych rozwiązań</w:t>
       </w:r>
     </w:p>
@@ -4885,7 +5076,17 @@
           <w:szCs w:val="20"/>
           <w:lang w:val="pl-PL" w:eastAsia="pl-PL"/>
         </w:rPr>
-        <w:t>wymagania ładu przestrzennego (teren z trzech stron przylega do Puszczy Bukowej), uwarunkowania przyrodnicze (obecność lasów i wzgórz, bagnistość części obszarów, położenie terenu w otulinie Szczecińskiego Parku Krajobrazowego „Puszcza Bukowa” oraz sąsiedztwo tego parku, jak również sąsiedztwo obszaru Natura 2000 „Wzgórza Bukowe” oraz rezerwatu przyrody „Bukowe Zdroje”) oraz względy infrastrukturalne (brak rozwiniętej infrastruktury przesyłowej, niedostępność komunikacji zbiorowej oraz ryzyko przeciążenia ulic osiedlowych w Podjuchach).</w:t>
+        <w:t xml:space="preserve">wymagania ładu przestrzennego (teren z trzech stron przylega do Puszczy Bukowej), uwarunkowania przyrodnicze (obecność lasów i wzgórz, bagnistość części obszarów, </w:t>
+      </w:r>
+      <w:r>
+        <w:rPr>
+          <w:rFonts w:ascii="Arial" w:eastAsia="Times New Roman" w:hAnsi="Arial" w:cs="Arial"/>
+          <w:kern w:val="0"/>
+          <w:sz w:val="20"/>
+          <w:szCs w:val="20"/>
+          <w:lang w:val="pl-PL" w:eastAsia="pl-PL"/>
+        </w:rPr>
+        <w:t>położenie terenu w otulinie Szczecińskiego Parku Krajobrazowego „Puszcza Bukowa” oraz sąsiedztwo tego parku, jak również sąsiedztwo obszaru Natura 2000 „Wzgórza Bukowe” oraz rezerwatu przyrody „Bukowe Zdroje”) oraz względy infrastrukturalne (brak rozwiniętej infrastruktury przesyłowej, niedostępność komunikacji zbiorowej oraz ryzyko przeciążenia ulic osiedlowych w Podjuchach).</w:t>
       </w:r>
     </w:p>
     <w:p>
@@ -4936,7 +5137,16 @@
           <w:szCs w:val="20"/>
           <w:lang w:val="pl-PL"/>
         </w:rPr>
-        <w:t>Zasadniczym aspektem, który należy brać pod uwagę w planowaniu przestrzennym, są wymagania ładu przestrzennego oraz walory architektoniczne i krajobrazowe (art. 1 ust. 2 pkt 1 i 2 ustawy o planowaniu i zagospodarowaniu przestrzennym). Przedmiotowy teren z trzech stron otoczony jest Puszczą Bukową (granicząc częściowo bezpośrednio z puszczą znajdującą się w gminie Stare Czarnowo, a częściowo ze strefą otwartą 86SO. Po drugiej stronie autostrady także znajdują się tereny zieleni i rekreacji (strefa 401SN). Zabudowa górnych Podjuch ma w przeważającej mierze charakter jednorodzinny.</w:t>
+        <w:t>Zasadniczym aspektem, który należy brać pod uwagę w planowaniu przestrzennym, są wymagania ładu przestrzennego oraz walory architektoniczne i krajobrazowe (art. 1 ust. 2 pkt 1 i 2 ustawy o planowaniu i zagospodarowaniu przestrzennym). Przedmiotowy teren z trzech stron otoczony jest Puszczą Bukową (granicząc częściowo bezpośrednio z puszczą znajdującą się w gminie Stare Czarnowo, a częściowo ze strefą otwartą 86SO. Po drugiej stronie autostrady także znajdują się tereny zieleni i rekreacji (strefa 401SN). Za</w:t>
+      </w:r>
+      <w:r>
+        <w:rPr>
+          <w:rFonts w:ascii="Arial" w:hAnsi="Arial" w:cs="Arial"/>
+          <w:sz w:val="20"/>
+          <w:szCs w:val="20"/>
+          <w:lang w:val="pl-PL"/>
+        </w:rPr>
+        <w:t>budowa górnych Podjuch ma w przeważającej mierze charakter jednorodzinny.</w:t>
       </w:r>
     </w:p>
     <w:p>
@@ -5004,7 +5214,16 @@
           <w:szCs w:val="20"/>
           <w:lang w:val="pl-PL"/>
         </w:rPr>
-        <w:t>Teren położony jest w otulinie Szczecińskiego Parku Krajobrazowego „Puszcza Bukowa”, z którym bezpośrednio graniczy. Plan ochrony Parku stanowi, iż w celu eliminacji zagrożeń zewnętrznych dla Parku w zakresie gospodarki przestrzennej i działalności inwestycyjnej prowadzonej w otulinie należy ograniczyć lokalizowanie nowej zabudowy „pogarszającej walory krajobrazowe i przyrodnicze parku”. W szczególności dotyczy to zabudowy na „zboczach o nachyleniu powyżej 20%”, a także na „terenach i punktach widokowych eksponowanych w krajobrazie” (</w:t>
+        <w:t>Teren położony jest w otulinie Szczecińskiego Parku Krajobrazowego „Puszcza Bukowa”, z którym bezpośrednio graniczy. Plan ochrony Parku stanowi, iż w celu eliminacji zagrożeń zewnętrznych dla Parku w zakresie gospodarki przestrzennej i działalności inwestycyjnej prowadzonej w otulinie należy ograniczyć lokalizowanie nowej zabudowy „pogarszającej walory krajobrazowe i przyrodnicze parku”. W szczególności dotyczy to zabudowy na „zboczach o nachyleniu powyżej 20%”, a także na „terenach i punktach widokowych ek</w:t>
+      </w:r>
+      <w:r>
+        <w:rPr>
+          <w:rFonts w:ascii="Arial" w:hAnsi="Arial" w:cs="Arial"/>
+          <w:sz w:val="20"/>
+          <w:szCs w:val="20"/>
+          <w:lang w:val="pl-PL"/>
+        </w:rPr>
+        <w:t>sponowanych w krajobrazie” (</w:t>
       </w:r>
       <w:r>
         <w:rPr>
@@ -5059,6 +5278,7 @@
           <w:szCs w:val="20"/>
           <w:lang w:val="pl-PL"/>
         </w:rPr>
+        <w:lastRenderedPageBreak/>
         <w:t xml:space="preserve">Jednocześnie przedmiotowy teren bezpośrednio graniczy z obszarem </w:t>
       </w:r>
       <w:r>
@@ -5069,7 +5289,7 @@
           <w:szCs w:val="20"/>
           <w:lang w:val="pl-PL" w:eastAsia="pl-PL"/>
         </w:rPr>
-        <w:t xml:space="preserve">Natura 2000 „Wzgórza Bukowe”. Zidentyfikowano na nim występowanie 19 typów siedlisk przyrodniczych określonych w załączniku I Dyrektywy siedliskowej oraz 11 gatunków z załącznika II tej dyrektywy. Flora liczy około tysiąca gatunków roślin naczyniowych, z czego 94 gatunki to rośliny chronione, a 50 to gatunki z krajowej </w:t>
+        <w:t>Natura 2000 „Wzgórza Bukowe”. Zidentyfikowano na nim występowanie 19 typów siedlisk przyrodniczych określonych w załączniku I Dyrektywy siedliskowej oraz 11 gatunków z załącznika II tej dyrektywy. Flora liczy około tysiąca gatunków roślin naczyniowych, z czego 94 gatunki to rośliny chronione, a 50 to gatunki z krajowej czerwonej listy. Występują tu też 62 gatunki chronionych mchów i wątrobowców, 21 gatunków grzybów chronionych, 149 gatunków grzybów zagrożonych w skali kraju, 41 gatunków chronionych porostów</w:t>
       </w:r>
       <w:r>
         <w:rPr>
@@ -5079,8 +5299,7 @@
           <w:szCs w:val="20"/>
           <w:lang w:val="pl-PL" w:eastAsia="pl-PL"/>
         </w:rPr>
-        <w:lastRenderedPageBreak/>
-        <w:t>czerwonej listy. Występują tu też 62 gatunki chronionych mchów i wątrobowców, 21 gatunków grzybów chronionych, 149 gatunków grzybów zagrożonych w skali kraju, 41 gatunków chronionych porostów i 85 gatunków zagrożonych w skali kraju. Stwierdzono również występowanie 59 gatunków chronionych bezkręgowców i 62 gatunków bezkręgowców zagrożonych w skali kraju. Wzgórza Bukowe są także siedliskiem dla 242 gatunków kręgowców objętych ochroną prawną oraz 45 gatunków zagrożonych w skali kraju</w:t>
+        <w:t xml:space="preserve"> i 85 gatunków zagrożonych w skali kraju. Stwierdzono również występowanie 59 gatunków chronionych bezkręgowców i 62 gatunków bezkręgowców zagrożonych w skali kraju. Wzgórza Bukowe są także siedliskiem dla 242 gatunków kręgowców objętych ochroną prawną oraz 45 gatunków zagrożonych w skali kraju</w:t>
       </w:r>
       <w:r>
         <w:rPr>
@@ -5142,7 +5361,16 @@
           <w:szCs w:val="20"/>
           <w:lang w:val="pl-PL"/>
         </w:rPr>
-        <w:t>Postulowane wyznaczenie strefy zieleni i rekreacji zamiast strefy usługowej (przewidującej m.in. lokalizowanie „składów i magazynów”) zapewni zgodność z wymaganiami środowiskowymi. Składy i magazyny wiązałyby się z emisją zanieczyszczeń, hałasem oraz zagrożeniami dla środowiska wodnego i gruntowego. Lokalizacja takich obiektów w bezpośrednim sąsiedztwie obszarów chronionych, a jednocześnie w otulinie parku krajobrazowego zagrażałaby środowisku naturalnemu. Proponowany profil dodatkowy „teren usług sportu i rekreacji” pozwoli zachować potencjał ekonomiczny terenu pomimo jego przekwalifikowania na strefę zieleni i rekreacji.</w:t>
+        <w:t xml:space="preserve">Postulowane wyznaczenie strefy zieleni i rekreacji zamiast strefy usługowej (przewidującej m.in. lokalizowanie „składów i magazynów”) zapewni zgodność z wymaganiami środowiskowymi. Składy i magazyny wiązałyby się z emisją zanieczyszczeń, hałasem oraz zagrożeniami dla środowiska wodnego i gruntowego. Lokalizacja takich obiektów w bezpośrednim sąsiedztwie obszarów chronionych, a jednocześnie w otulinie parku krajobrazowego zagrażałaby środowisku naturalnemu. Proponowany profil dodatkowy „teren usług sportu i </w:t>
+      </w:r>
+      <w:r>
+        <w:rPr>
+          <w:rFonts w:ascii="Arial" w:hAnsi="Arial" w:cs="Arial"/>
+          <w:sz w:val="20"/>
+          <w:szCs w:val="20"/>
+          <w:lang w:val="pl-PL"/>
+        </w:rPr>
+        <w:t>rekreacji” pozwoli zachować potencjał ekonomiczny terenu pomimo jego przekwalifikowania na strefę zieleni i rekreacji.</w:t>
       </w:r>
     </w:p>
     <w:p>
@@ -5191,7 +5419,26 @@
           <w:szCs w:val="20"/>
           <w:lang w:val="pl-PL"/>
         </w:rPr>
-        <w:t xml:space="preserve">Proponowana zmiana odzwierciedla znaczne ograniczenia infrastrukturalne. Na przedmiotowym terenie nie ma dostępu do sieci przesyłowych ani rozwiniętej infrastruktury drogowej. Sytuacji nie poprawia bliskość autostrady A6, gdyż brak jest możliwości bezpośredniego wjazdu na nią. Dlatego dojazd do ewentualnej zabudowy usługowej (np. magazynów) musiałby odbywać się przez ulice górnej części Podjuch, zwłaszcza ul. Wieluńską i ul. Chojnicką, ale także ul. Sąsiedzką oraz ul. Wschodnią. Ulice te mają charakter lokalnych ulic osiedlowych. Są one i tak (zwłaszcza ul. Sąsiedzka i ul. Wschodnia) zagrożone wzmożonym ruchem samochodowym w związku z planowaną zabudową wielorodzinną w okolicach ul. Ukośnej (będącej przedmiotem licznych oddzielnych uwag). Skierowanie na te ulice wzmożonego ruchu samochodowego (w tym pojazdów ciężarowych obsługujących magazyny i składowiska) prowadziłoby do zatorów drogowych i uszkodzeń nawierzchni, a w konsekwencji do drastycznego pogorszenia standardu życia mieszkańców Podjuch. Należy też zauważyć, że przedmiotowy teren nie jest obsługiwany komunikacją zbiorową.  </w:t>
+        <w:t xml:space="preserve">Proponowana zmiana odzwierciedla znaczne ograniczenia infrastrukturalne. Na przedmiotowym terenie nie ma dostępu do sieci przesyłowych ani rozwiniętej infrastruktury drogowej. Sytuacji nie poprawia bliskość autostrady A6, gdyż brak jest możliwości bezpośredniego wjazdu na nią. Dlatego dojazd do ewentualnej zabudowy usługowej (np. magazynów) musiałby odbywać się przez ulice górnej części Podjuch, zwłaszcza ul. Wieluńską i ul. Chojnicką, ale także ul. Sąsiedzką oraz ul. Wschodnią. </w:t>
+      </w:r>
+      <w:r>
+        <w:rPr>
+          <w:rFonts w:ascii="Arial" w:hAnsi="Arial" w:cs="Arial"/>
+          <w:sz w:val="20"/>
+          <w:szCs w:val="20"/>
+          <w:lang w:val="pl-PL"/>
+        </w:rPr>
+        <w:lastRenderedPageBreak/>
+        <w:t>Ulice te mają charakter lokalnych ulic osiedlowych. Są one i tak (zwłaszcza ul. Sąsiedzka i ul. Wschodnia) zagrożone wzmożonym ruchem samochodowym w związku z planowaną zabudową wielorodzinną w okolicach ul. Ukośnej (będącej przedmiotem licznych oddzielnych uwag). Skierowanie na te ulice wzmożonego ruchu samochodowego (w tym pojazdów ciężarowych obsługujących magazyny i składowiska) prowadziłoby do zatorów drogowych i uszkodzeń nawierzchni, a w konsekwencji do drastycznego pogorszenia standardu życia mieszk</w:t>
+      </w:r>
+      <w:r>
+        <w:rPr>
+          <w:rFonts w:ascii="Arial" w:hAnsi="Arial" w:cs="Arial"/>
+          <w:sz w:val="20"/>
+          <w:szCs w:val="20"/>
+          <w:lang w:val="pl-PL"/>
+        </w:rPr>
+        <w:t xml:space="preserve">ańców Podjuch. Należy też zauważyć, że przedmiotowy teren nie jest obsługiwany komunikacją zbiorową.  </w:t>
       </w:r>
     </w:p>
     <w:p>
@@ -5213,7 +5460,16 @@
           <w:szCs w:val="20"/>
           <w:lang w:val="pl-PL"/>
         </w:rPr>
-        <w:t>Co więcej, przewidziane w projekcie przeznaczenie terenu pod strefę usług, w tym teren składów i magazynów, wiązałoby się ze znacznymi kosztami budowy infrastruktury przesyłowej i drogowej. Obszar ten obecnie nie jest uzbrojony. Linia elektroenergetyczna niskiego napięcia oraz rurociąg kanalizacji deszczowej doprowadzone są tylko bezpośrednio do przepompowni wody. Przebiegający przez przedmiotowy teren gazociąg wysokiego ciśnienia (do stacji gazowej pierwszego stopnia przy ul. Sąsiedzkiej) nie umożliwia przyłączeń, a ponadto ogranicza możliwość zabudowy.</w:t>
+        <w:t>Co więcej, przewidziane w projekcie przeznaczenie terenu pod strefę usług, w tym teren składów i magazynów, wiązałoby się ze znacznymi kosztami budowy infrastruktury przesyłowej i drogowej. Obszar ten obecnie nie jest uzbrojony. Linia elektroenergetyczna niskiego napięcia oraz rurociąg kanalizacji deszczowej doprowadzone są tylko bezpośrednio do przepompowni wody. Przebiegający przez przedmiotowy teren gazociąg wysokiego ciśnienia (do stacji gazowej pierwszego stopnia przy ul. Sąsiedzkiej) nie umożliwia prz</w:t>
+      </w:r>
+      <w:r>
+        <w:rPr>
+          <w:rFonts w:ascii="Arial" w:hAnsi="Arial" w:cs="Arial"/>
+          <w:sz w:val="20"/>
+          <w:szCs w:val="20"/>
+          <w:lang w:val="pl-PL"/>
+        </w:rPr>
+        <w:t>yłączeń, a ponadto ogranicza możliwość zabudowy.</w:t>
       </w:r>
     </w:p>
     <w:p>
@@ -5295,7 +5551,7 @@
   <w:endnote w:type="separator" w:id="-1">
     <w:p>
       <w:pPr>
-        <w:spacing w:after="0" w:line="240" w:lineRule="auto"/>
+        <w:spacing w:after="0"/>
       </w:pPr>
       <w:r>
         <w:separator/>
@@ -5305,7 +5561,7 @@
   <w:endnote w:type="continuationSeparator" w:id="0">
     <w:p>
       <w:pPr>
-        <w:spacing w:after="0" w:line="240" w:lineRule="auto"/>
+        <w:spacing w:after="0"/>
       </w:pPr>
       <w:r>
         <w:continuationSeparator/>
@@ -5318,72 +5574,12 @@
         <w:pStyle w:val="EndnoteText"/>
         <w:jc w:val="both"/>
         <w:rPr>
-          <w:rFonts w:ascii="Arial" w:hAnsi="Arial" w:cs="Arial"/>
           <w:lang w:val="pl-PL"/>
         </w:rPr>
       </w:pPr>
       <w:r>
         <w:rPr>
           <w:rStyle w:val="EndnoteReference"/>
-          <w:rFonts w:ascii="Arial" w:hAnsi="Arial" w:cs="Arial"/>
-        </w:rPr>
-        <w:endnoteRef/>
-      </w:r>
-      <w:r>
-        <w:rPr>
-          <w:rFonts w:ascii="Arial" w:hAnsi="Arial" w:cs="Arial"/>
-          <w:sz w:val="16"/>
-          <w:szCs w:val="16"/>
-          <w:vertAlign w:val="superscript"/>
-          <w:lang w:val="pl-PL"/>
-        </w:rPr>
-        <w:t>)</w:t>
-      </w:r>
-      <w:r>
-        <w:rPr>
-          <w:rStyle w:val="EndnoteReference"/>
-          <w:rFonts w:ascii="Arial" w:hAnsi="Arial" w:cs="Arial"/>
-          <w:sz w:val="16"/>
-          <w:szCs w:val="16"/>
-          <w:lang w:val="pl-PL"/>
-        </w:rPr>
-        <w:t xml:space="preserve"> </w:t>
-      </w:r>
-      <w:r>
-        <w:rPr>
-          <w:rFonts w:ascii="Arial" w:hAnsi="Arial" w:cs="Arial"/>
-          <w:sz w:val="16"/>
-          <w:szCs w:val="16"/>
-          <w:lang w:val="pl-PL"/>
-        </w:rPr>
-        <w:t>Można zaznaczyć więcej niż jedno pole. W ramach jednego pisma można wybrać tylko te akty, w przypadku których pismo będzie wysyłane do tego samego organu wskazanego w pkt 1. W przypadku gdy treść wniosku lub uwag</w:t>
-      </w:r>
-      <w:r>
-        <w:rPr>
-          <w:rFonts w:ascii="Arial" w:hAnsi="Arial" w:cs="Arial"/>
-          <w:color w:val="000000"/>
-          <w:sz w:val="16"/>
-          <w:szCs w:val="16"/>
-          <w:lang w:val="pl-PL"/>
-        </w:rPr>
-        <w:t>i związana jest z dokumentem powiązanym z aktem planowania przestrzennego (np. sporządzanej w toku procedowania aktu, w ramach strategicznej oceny oddziaływania na środowisko, prognozy oddziaływania na środowisko), należy w pkt 3 wybrać rodzaj aktu planowania przestrzennego, którego ten dokument dotyczy, po czym wprowadzić treść wniosku lub uwagi w pkt 7.1 lub 7.2.</w:t>
-      </w:r>
-    </w:p>
-  </w:endnote>
-  <w:endnote w:id="2">
-    <w:p>
-      <w:pPr>
-        <w:pStyle w:val="EndnoteText"/>
-        <w:jc w:val="both"/>
-        <w:rPr>
-          <w:rFonts w:ascii="Arial" w:hAnsi="Arial" w:cs="Arial"/>
-          <w:lang w:val="pl-PL"/>
-        </w:rPr>
-      </w:pPr>
-      <w:r>
-        <w:rPr>
-          <w:rStyle w:val="EndnoteReference"/>
-          <w:rFonts w:ascii="Arial" w:hAnsi="Arial" w:cs="Arial"/>
         </w:rPr>
         <w:endnoteRef/>
       </w:r>
@@ -5396,16 +5592,25 @@
           <w:vertAlign w:val="superscript"/>
           <w:lang w:val="pl-PL"/>
         </w:rPr>
-        <w:t>)</w:t>
-      </w:r>
-      <w:r>
-        <w:rPr>
-          <w:rStyle w:val="EndnoteReference"/>
+        <w:t xml:space="preserve">) </w:t>
+      </w:r>
+      <w:r>
+        <w:rPr>
           <w:rFonts w:ascii="Arial" w:hAnsi="Arial" w:cs="Arial"/>
-          <w:color w:val="000000"/>
-          <w:lang w:val="pl-PL"/>
-        </w:rPr>
-        <w:t xml:space="preserve"> </w:t>
+          <w:sz w:val="16"/>
+          <w:szCs w:val="16"/>
+          <w:lang w:val="pl-PL"/>
+        </w:rPr>
+        <w:t xml:space="preserve">Można zaznaczyć więcej niż jedno pole. W ramach jednego pisma można wybrać tylko te akty, w </w:t>
+      </w:r>
+      <w:r>
+        <w:rPr>
+          <w:rFonts w:ascii="Arial" w:hAnsi="Arial" w:cs="Arial"/>
+          <w:sz w:val="16"/>
+          <w:szCs w:val="16"/>
+          <w:lang w:val="pl-PL"/>
+        </w:rPr>
+        <w:t>przypadku których pismo będzie wysyłane do tego samego organu wskazanego w pkt 1. W przypadku gdy treść wniosku lub uwag</w:t>
       </w:r>
       <w:r>
         <w:rPr>
@@ -5415,24 +5620,22 @@
           <w:szCs w:val="16"/>
           <w:lang w:val="pl-PL"/>
         </w:rPr>
-        <w:t>Nie dotyczy planu zagospodarowania przestrzennego województwa.</w:t>
+        <w:t>i związana jest z dokumentem powiązanym z aktem planowania przestrzennego (np. sporządzanej w toku procedowania aktu, w ramach strategicznej oceny oddziaływania na środowisko, prognozy oddziaływania na środowisko), należy w pkt 3 wybrać rodzaj aktu planowania przestrzennego, którego ten dokument dotyczy, po czym wprowadzić treść wniosku lub uwagi w pkt 7.1 lub 7.2.</w:t>
       </w:r>
     </w:p>
   </w:endnote>
-  <w:endnote w:id="3">
+  <w:endnote w:id="2">
     <w:p>
       <w:pPr>
         <w:pStyle w:val="EndnoteText"/>
         <w:jc w:val="both"/>
         <w:rPr>
-          <w:rFonts w:ascii="Arial" w:hAnsi="Arial" w:cs="Arial"/>
           <w:lang w:val="pl-PL"/>
         </w:rPr>
       </w:pPr>
       <w:r>
         <w:rPr>
           <w:rStyle w:val="EndnoteReference"/>
-          <w:rFonts w:ascii="Arial" w:hAnsi="Arial" w:cs="Arial"/>
         </w:rPr>
         <w:endnoteRef/>
       </w:r>
@@ -5449,6 +5652,7 @@
       </w:r>
       <w:r>
         <w:rPr>
+          <w:rStyle w:val="EndnoteReference"/>
           <w:rFonts w:ascii="Arial" w:hAnsi="Arial" w:cs="Arial"/>
           <w:color w:val="000000"/>
           <w:lang w:val="pl-PL"/>
@@ -5463,144 +5667,22 @@
           <w:szCs w:val="16"/>
           <w:lang w:val="pl-PL"/>
         </w:rPr>
-        <w:t>Nie dotyczy planu zagospodarowania przestrzennego województwa i audytu krajobrazowego.</w:t>
+        <w:t>Nie dotyczy planu zagospodarowania przestrzennego województwa.</w:t>
       </w:r>
     </w:p>
   </w:endnote>
-  <w:endnote w:id="4">
-    <w:p>
-      <w:pPr>
-        <w:pStyle w:val="ODNONIKtreodnonika"/>
-        <w:spacing w:before="0" w:after="0"/>
-        <w:jc w:val="both"/>
-      </w:pPr>
-      <w:r>
-        <w:rPr>
-          <w:rStyle w:val="EndnoteReference"/>
-        </w:rPr>
-        <w:endnoteRef/>
-      </w:r>
-      <w:r>
-        <w:rPr>
-          <w:color w:val="000000"/>
-          <w:szCs w:val="16"/>
-          <w:vertAlign w:val="superscript"/>
-        </w:rPr>
-        <w:t>)</w:t>
-      </w:r>
-      <w:r>
-        <w:rPr>
-          <w:color w:val="000000"/>
-          <w:szCs w:val="16"/>
-        </w:rPr>
-        <w:t xml:space="preserve"> W pkt 4 należy podać adres zamieszkania albo siedziby składającego pismo. W przypadku wypełnienia pkt 5 podaje się adres do korespondencji składającego pismo, jeżeli jest inny niż adres podany w pkt 4. W przypadku wypełnienia pkt 6 podaje się adres zamieszkania albo siedziby pełnomocnika. W przypadku większej liczby składających pismo lub pełnomocników dane kolejnych składających pismo lub pełnomocników dodaje się w formularzu albo zamieszcza na osobnych stronach i dołącza do formularza. </w:t>
-      </w:r>
-    </w:p>
-  </w:endnote>
-  <w:endnote w:id="5">
-    <w:p>
-      <w:pPr>
-        <w:pStyle w:val="ODNONIKtreodnonika"/>
-        <w:spacing w:before="0" w:after="0"/>
-        <w:jc w:val="both"/>
-      </w:pPr>
-      <w:r>
-        <w:rPr>
-          <w:rStyle w:val="EndnoteReference"/>
-        </w:rPr>
-        <w:endnoteRef/>
-      </w:r>
-      <w:r>
-        <w:rPr>
-          <w:rStyle w:val="EndnoteReference"/>
-          <w:color w:val="000000"/>
-          <w:szCs w:val="16"/>
-        </w:rPr>
-        <w:t>)</w:t>
-      </w:r>
-      <w:r>
-        <w:rPr>
-          <w:color w:val="000000"/>
-          <w:szCs w:val="16"/>
-        </w:rPr>
-        <w:t xml:space="preserve"> </w:t>
-      </w:r>
-      <w:bookmarkStart w:id="12" w:name="_Hlk150008472"/>
-      <w:r>
-        <w:rPr>
-          <w:color w:val="000000"/>
-          <w:szCs w:val="16"/>
-        </w:rPr>
-        <w:t xml:space="preserve">Adres </w:t>
-      </w:r>
-      <w:r>
-        <w:rPr>
-          <w:color w:val="000000"/>
-          <w:spacing w:val="-2"/>
-          <w:szCs w:val="16"/>
-        </w:rPr>
-        <w:t>skrytki ePUAP lub adres do doręczeń elektronicznych wskazuje się w przypadku wyrażenia zgody na doręczanie korespondencji za pomocą środków komunikacji elektronicznej, z zastrzeżeniem przypadków, w których organ, zgodnie z przepisami ustawy z dnia 18 listopada 2020 r. o doręczeniach elektronicznych (Dz. U. z 2023 r. poz. 285, z późn. zm.), ma obowiązek doręczenia korespondencji na adres do doręczeń elektronicznych</w:t>
-      </w:r>
-      <w:bookmarkEnd w:id="12"/>
-      <w:r>
-        <w:rPr>
-          <w:color w:val="000000"/>
-          <w:spacing w:val="-2"/>
-          <w:szCs w:val="16"/>
-        </w:rPr>
-        <w:t>.</w:t>
-      </w:r>
-    </w:p>
-  </w:endnote>
-  <w:endnote w:id="6">
-    <w:p>
-      <w:pPr>
-        <w:pStyle w:val="ODNONIKtreodnonika"/>
-        <w:spacing w:before="0" w:after="0"/>
-        <w:jc w:val="both"/>
-      </w:pPr>
-      <w:r>
-        <w:rPr>
-          <w:rStyle w:val="EndnoteReference"/>
-        </w:rPr>
-        <w:endnoteRef/>
-      </w:r>
-      <w:r>
-        <w:rPr>
-          <w:color w:val="000000"/>
-          <w:vertAlign w:val="superscript"/>
-        </w:rPr>
-        <w:t>)</w:t>
-      </w:r>
-      <w:r>
-        <w:rPr>
-          <w:color w:val="000000"/>
-        </w:rPr>
-        <w:t xml:space="preserve"> </w:t>
-      </w:r>
-      <w:r>
-        <w:rPr>
-          <w:color w:val="000000"/>
-          <w:szCs w:val="16"/>
-        </w:rPr>
-        <w:t xml:space="preserve">Maksymalna liczba znaków w pkt 7.1. wynosi 1000, natomiast w przypadku pkt 7.2.4. wartość ta odnosi się do pojedynczego wiersza. W przypadku potrzeby dodatkowego uzasadnienia, które wykracza poza wskazany limit znaków, uzasadnienie zamieszcza się na osobnych stronach i dołącza do formularza. W przypadku większej liczby wierszy w pkt 7.2.4. kolejne wiersze dodaje się w formularzu albo zamieszcza na osobnych stronach i dołącza do formularza. </w:t>
-      </w:r>
-    </w:p>
-  </w:endnote>
-  <w:endnote w:id="7">
+  <w:endnote w:id="3">
     <w:p>
       <w:pPr>
         <w:pStyle w:val="EndnoteText"/>
         <w:jc w:val="both"/>
         <w:rPr>
-          <w:rFonts w:ascii="Arial" w:hAnsi="Arial" w:cs="Arial"/>
           <w:lang w:val="pl-PL"/>
         </w:rPr>
       </w:pPr>
       <w:r>
         <w:rPr>
           <w:rStyle w:val="EndnoteReference"/>
-          <w:rFonts w:ascii="Arial" w:hAnsi="Arial" w:cs="Arial"/>
         </w:rPr>
         <w:endnoteRef/>
       </w:r>
@@ -5631,11 +5713,21 @@
           <w:szCs w:val="16"/>
           <w:lang w:val="pl-PL"/>
         </w:rPr>
-        <w:t>W przypadku zaznaczenia pola „nie” (wskazania terenu objętego pismem jako części działki ewidencyjnej lub działek ewidencyjnych) można dodać załącznik z określeniem granic terenu w formie graficznej.</w:t>
+        <w:t xml:space="preserve">Nie dotyczy planu zagospodarowania przestrzennego województwa i audytu </w:t>
+      </w:r>
+      <w:r>
+        <w:rPr>
+          <w:rFonts w:ascii="Arial" w:hAnsi="Arial" w:cs="Arial"/>
+          <w:color w:val="000000"/>
+          <w:sz w:val="16"/>
+          <w:szCs w:val="16"/>
+          <w:lang w:val="pl-PL"/>
+        </w:rPr>
+        <w:t>krajobrazowego.</w:t>
       </w:r>
     </w:p>
   </w:endnote>
-  <w:endnote w:id="8">
+  <w:endnote w:id="4">
     <w:p>
       <w:pPr>
         <w:pStyle w:val="ODNONIKtreodnonika"/>
@@ -5661,26 +5753,38 @@
           <w:color w:val="000000"/>
           <w:szCs w:val="16"/>
         </w:rPr>
-        <w:t xml:space="preserve"> </w:t>
-      </w:r>
-      <w:bookmarkStart w:id="17" w:name="_Hlk150008530"/>
-      <w:bookmarkStart w:id="18" w:name="_Hlk150008135"/>
+        <w:t xml:space="preserve"> W pkt 4 należy podać adres zamieszkania albo siedziby składającego pismo. W przypadku wypełnienia pkt 5 podaje się adres do </w:t>
+      </w:r>
       <w:r>
         <w:rPr>
           <w:color w:val="000000"/>
           <w:szCs w:val="16"/>
         </w:rPr>
-        <w:t>Podaje się nazwę lub symbol klasy przeznaczenia terenu zgodnie ze standardami określonymi w przepisach wykonawczych wydanych na podstawie art. 16 ust. 2 ustawy z dnia 27 marca 2003 r. o planowaniu i zagospodarowaniu przestrzennym</w:t>
-      </w:r>
-      <w:bookmarkEnd w:id="17"/>
-      <w:r>
-        <w:rPr>
+        <w:t xml:space="preserve">korespondencji składającego pismo, jeżeli jest inny niż adres podany w pkt 4. W przypadku wypełnienia pkt 6 podaje się adres zamieszkania albo siedziby pełnomocnika. W przypadku większej liczby składających pismo lub pełnomocników dane kolejnych składających pismo lub pełnomocników dodaje się w formularzu albo zamieszcza na osobnych stronach i dołącza do formularza. </w:t>
+      </w:r>
+    </w:p>
+  </w:endnote>
+  <w:endnote w:id="5">
+    <w:p>
+      <w:pPr>
+        <w:pStyle w:val="ODNONIKtreodnonika"/>
+        <w:spacing w:before="0" w:after="0"/>
+        <w:jc w:val="both"/>
+      </w:pPr>
+      <w:r>
+        <w:rPr>
+          <w:rStyle w:val="EndnoteReference"/>
+        </w:rPr>
+        <w:endnoteRef/>
+      </w:r>
+      <w:r>
+        <w:rPr>
+          <w:rStyle w:val="EndnoteReference"/>
           <w:color w:val="000000"/>
           <w:szCs w:val="16"/>
         </w:rPr>
-        <w:t xml:space="preserve"> (Dz. U. z 2023 r. poz. 977, z późn. zm.).</w:t>
-      </w:r>
-      <w:bookmarkEnd w:id="18"/>
+        <w:t>)</w:t>
+      </w:r>
       <w:r>
         <w:rPr>
           <w:color w:val="000000"/>
@@ -5688,22 +5792,131 @@
         </w:rPr>
         <w:t xml:space="preserve"> </w:t>
       </w:r>
+      <w:bookmarkStart w:id="12" w:name="_Hlk150008472"/>
+      <w:r>
+        <w:rPr>
+          <w:color w:val="000000"/>
+          <w:szCs w:val="16"/>
+        </w:rPr>
+        <w:t xml:space="preserve">Adres </w:t>
+      </w:r>
+      <w:r>
+        <w:rPr>
+          <w:color w:val="000000"/>
+          <w:spacing w:val="-2"/>
+          <w:szCs w:val="16"/>
+        </w:rPr>
+        <w:t xml:space="preserve">skrytki </w:t>
+      </w:r>
+      <w:proofErr w:type="spellStart"/>
+      <w:r>
+        <w:rPr>
+          <w:color w:val="000000"/>
+          <w:spacing w:val="-2"/>
+          <w:szCs w:val="16"/>
+        </w:rPr>
+        <w:t>ePUAP</w:t>
+      </w:r>
+      <w:proofErr w:type="spellEnd"/>
+      <w:r>
+        <w:rPr>
+          <w:color w:val="000000"/>
+          <w:spacing w:val="-2"/>
+          <w:szCs w:val="16"/>
+        </w:rPr>
+        <w:t xml:space="preserve"> lub adres do doręczeń elektronicznych wskazuje się w </w:t>
+      </w:r>
+      <w:r>
+        <w:rPr>
+          <w:color w:val="000000"/>
+          <w:spacing w:val="-2"/>
+          <w:szCs w:val="16"/>
+        </w:rPr>
+        <w:t xml:space="preserve">przypadku wyrażenia zgody na doręczanie korespondencji za pomocą środków komunikacji elektronicznej, z zastrzeżeniem przypadków, w których organ, zgodnie z przepisami ustawy z dnia 18 listopada 2020 r. o doręczeniach elektronicznych (Dz. U. z 2023 r. poz. 285, z </w:t>
+      </w:r>
+      <w:proofErr w:type="spellStart"/>
+      <w:r>
+        <w:rPr>
+          <w:color w:val="000000"/>
+          <w:spacing w:val="-2"/>
+          <w:szCs w:val="16"/>
+        </w:rPr>
+        <w:t>późn</w:t>
+      </w:r>
+      <w:proofErr w:type="spellEnd"/>
+      <w:r>
+        <w:rPr>
+          <w:color w:val="000000"/>
+          <w:spacing w:val="-2"/>
+          <w:szCs w:val="16"/>
+        </w:rPr>
+        <w:t>. zm.), ma obowiązek doręczenia korespondencji na adres do doręczeń elektronicznych</w:t>
+      </w:r>
+      <w:bookmarkEnd w:id="12"/>
+      <w:r>
+        <w:rPr>
+          <w:color w:val="000000"/>
+          <w:spacing w:val="-2"/>
+          <w:szCs w:val="16"/>
+        </w:rPr>
+        <w:t>.</w:t>
+      </w:r>
     </w:p>
   </w:endnote>
-  <w:endnote w:id="9">
+  <w:endnote w:id="6">
+    <w:p>
+      <w:pPr>
+        <w:pStyle w:val="ODNONIKtreodnonika"/>
+        <w:spacing w:before="0" w:after="0"/>
+        <w:jc w:val="both"/>
+      </w:pPr>
+      <w:r>
+        <w:rPr>
+          <w:rStyle w:val="EndnoteReference"/>
+        </w:rPr>
+        <w:endnoteRef/>
+      </w:r>
+      <w:r>
+        <w:rPr>
+          <w:color w:val="000000"/>
+          <w:vertAlign w:val="superscript"/>
+        </w:rPr>
+        <w:t>)</w:t>
+      </w:r>
+      <w:r>
+        <w:rPr>
+          <w:color w:val="000000"/>
+        </w:rPr>
+        <w:t xml:space="preserve"> </w:t>
+      </w:r>
+      <w:r>
+        <w:rPr>
+          <w:color w:val="000000"/>
+          <w:szCs w:val="16"/>
+        </w:rPr>
+        <w:t xml:space="preserve">Maksymalna liczba </w:t>
+      </w:r>
+      <w:r>
+        <w:rPr>
+          <w:color w:val="000000"/>
+          <w:szCs w:val="16"/>
+        </w:rPr>
+        <w:t xml:space="preserve">znaków w pkt 7.1. wynosi 1000, natomiast w przypadku pkt 7.2.4. wartość ta odnosi się do pojedynczego wiersza. W przypadku potrzeby dodatkowego uzasadnienia, które wykracza poza wskazany limit znaków, uzasadnienie zamieszcza się na osobnych stronach i dołącza do formularza. W przypadku większej liczby wierszy w pkt 7.2.4. kolejne wiersze dodaje się w formularzu albo zamieszcza na osobnych stronach i dołącza do formularza. </w:t>
+      </w:r>
+    </w:p>
+  </w:endnote>
+  <w:endnote w:id="7">
     <w:p>
       <w:pPr>
         <w:pStyle w:val="EndnoteText"/>
         <w:jc w:val="both"/>
         <w:rPr>
-          <w:rFonts w:ascii="Arial" w:hAnsi="Arial" w:cs="Arial"/>
           <w:lang w:val="pl-PL"/>
         </w:rPr>
       </w:pPr>
       <w:r>
         <w:rPr>
           <w:rStyle w:val="EndnoteReference"/>
-          <w:rFonts w:ascii="Arial" w:hAnsi="Arial" w:cs="Arial"/>
         </w:rPr>
         <w:endnoteRef/>
       </w:r>
@@ -5716,7 +5929,15 @@
           <w:vertAlign w:val="superscript"/>
           <w:lang w:val="pl-PL"/>
         </w:rPr>
-        <w:t xml:space="preserve">) </w:t>
+        <w:t>)</w:t>
+      </w:r>
+      <w:r>
+        <w:rPr>
+          <w:rFonts w:ascii="Arial" w:hAnsi="Arial" w:cs="Arial"/>
+          <w:color w:val="000000"/>
+          <w:lang w:val="pl-PL"/>
+        </w:rPr>
+        <w:t xml:space="preserve"> </w:t>
       </w:r>
       <w:r>
         <w:rPr>
@@ -5726,26 +5947,108 @@
           <w:szCs w:val="16"/>
           <w:lang w:val="pl-PL"/>
         </w:rPr>
-        <w:t>W przypadku dołączenia do pisma załączników zawierających dane osobowe, inne niż wymienione w pkt 4, 5 i 6, załączniki te należy zanonimizować, tj. ukryć dane osobowe.</w:t>
-      </w:r>
-    </w:p>
+        <w:t>W przypadku zaznaczenia pola „nie” (wskazania terenu objętego pismem jako części działki ewidencyjnej lub działek ewidencyjnych) można dodać załącznik z określeniem granic terenu w formie graficznej.</w:t>
+      </w:r>
+    </w:p>
+  </w:endnote>
+  <w:endnote w:id="8">
+    <w:p>
+      <w:pPr>
+        <w:pStyle w:val="ODNONIKtreodnonika"/>
+        <w:spacing w:before="0" w:after="0"/>
+        <w:jc w:val="both"/>
+      </w:pPr>
+      <w:r>
+        <w:rPr>
+          <w:rStyle w:val="EndnoteReference"/>
+        </w:rPr>
+        <w:endnoteRef/>
+      </w:r>
+      <w:r>
+        <w:rPr>
+          <w:color w:val="000000"/>
+          <w:szCs w:val="16"/>
+          <w:vertAlign w:val="superscript"/>
+        </w:rPr>
+        <w:t>)</w:t>
+      </w:r>
+      <w:r>
+        <w:rPr>
+          <w:color w:val="000000"/>
+          <w:szCs w:val="16"/>
+        </w:rPr>
+        <w:t xml:space="preserve"> </w:t>
+      </w:r>
+      <w:bookmarkStart w:id="17" w:name="_Hlk150008530"/>
+      <w:bookmarkStart w:id="18" w:name="_Hlk150008135"/>
+      <w:r>
+        <w:rPr>
+          <w:color w:val="000000"/>
+          <w:szCs w:val="16"/>
+        </w:rPr>
+        <w:t>Podaje się nazwę lub symbol klasy przeznaczenia terenu zgodnie ze standardami określonymi w przepisach wykonawczych wydanych na podstawie art. 16 ust. 2 ustawy z dnia 27 marca 2003 r. o planowaniu i zagospodarowaniu przestrzennym</w:t>
+      </w:r>
+      <w:bookmarkEnd w:id="17"/>
+      <w:r>
+        <w:rPr>
+          <w:color w:val="000000"/>
+          <w:szCs w:val="16"/>
+        </w:rPr>
+        <w:t xml:space="preserve"> (Dz. U. z 2023 r. poz. 977, z </w:t>
+      </w:r>
+      <w:proofErr w:type="spellStart"/>
+      <w:r>
+        <w:rPr>
+          <w:color w:val="000000"/>
+          <w:szCs w:val="16"/>
+        </w:rPr>
+        <w:t>późn</w:t>
+      </w:r>
+      <w:proofErr w:type="spellEnd"/>
+      <w:r>
+        <w:rPr>
+          <w:color w:val="000000"/>
+          <w:szCs w:val="16"/>
+        </w:rPr>
+        <w:t>. zm.).</w:t>
+      </w:r>
+      <w:bookmarkEnd w:id="18"/>
+      <w:r>
+        <w:rPr>
+          <w:color w:val="000000"/>
+          <w:szCs w:val="16"/>
+        </w:rPr>
+        <w:t xml:space="preserve"> </w:t>
+      </w:r>
+    </w:p>
+  </w:endnote>
+  <w:endnote w:id="9">
     <w:p>
       <w:pPr>
         <w:pStyle w:val="EndnoteText"/>
         <w:jc w:val="both"/>
+        <w:rPr>
+          <w:lang w:val="pl-PL"/>
+        </w:rPr>
+      </w:pPr>
+      <w:r>
+        <w:rPr>
+          <w:rStyle w:val="EndnoteReference"/>
+        </w:rPr>
+        <w:endnoteRef/>
+      </w:r>
+      <w:r>
         <w:rPr>
           <w:rFonts w:ascii="Arial" w:hAnsi="Arial" w:cs="Arial"/>
           <w:color w:val="000000"/>
           <w:sz w:val="16"/>
           <w:szCs w:val="16"/>
-          <w:lang w:val="pl-PL"/>
-        </w:rPr>
-      </w:pPr>
-    </w:p>
-    <w:p>
-      <w:pPr>
-        <w:pStyle w:val="EndnoteText"/>
-        <w:jc w:val="both"/>
+          <w:vertAlign w:val="superscript"/>
+          <w:lang w:val="pl-PL"/>
+        </w:rPr>
+        <w:t xml:space="preserve">) </w:t>
+      </w:r>
+      <w:r>
         <w:rPr>
           <w:rFonts w:ascii="Arial" w:hAnsi="Arial" w:cs="Arial"/>
           <w:color w:val="000000"/>
@@ -5753,7 +6056,8 @@
           <w:szCs w:val="16"/>
           <w:lang w:val="pl-PL"/>
         </w:rPr>
-      </w:pPr>
+        <w:t>W przypadku dołączenia do pisma załączników zawierających dane osobowe, inne niż wymienione w pkt 4, 5 i 6, załączniki te należy zanonimizować, tj. ukryć dane osobowe.</w:t>
+      </w:r>
     </w:p>
     <w:p>
       <w:pPr>
@@ -5783,10 +6087,35 @@
     </w:p>
     <w:p>
       <w:pPr>
+        <w:pStyle w:val="EndnoteText"/>
+        <w:jc w:val="both"/>
+        <w:rPr>
+          <w:rFonts w:ascii="Arial" w:hAnsi="Arial" w:cs="Arial"/>
+          <w:color w:val="000000"/>
+          <w:sz w:val="16"/>
+          <w:szCs w:val="16"/>
+          <w:lang w:val="pl-PL"/>
+        </w:rPr>
+      </w:pPr>
+    </w:p>
+    <w:p>
+      <w:pPr>
+        <w:pStyle w:val="EndnoteText"/>
+        <w:jc w:val="both"/>
+        <w:rPr>
+          <w:rFonts w:ascii="Arial" w:hAnsi="Arial" w:cs="Arial"/>
+          <w:color w:val="000000"/>
+          <w:sz w:val="16"/>
+          <w:szCs w:val="16"/>
+          <w:lang w:val="pl-PL"/>
+        </w:rPr>
+      </w:pPr>
+    </w:p>
+    <w:p>
+      <w:pPr>
         <w:spacing w:after="120"/>
         <w:jc w:val="center"/>
         <w:rPr>
-          <w:rFonts w:ascii="Arial" w:hAnsi="Arial" w:cs="Arial"/>
           <w:lang w:val="pl-PL"/>
         </w:rPr>
       </w:pPr>
@@ -5807,9 +6136,6 @@
         <w:spacing w:after="120"/>
         <w:jc w:val="both"/>
         <w:rPr>
-          <w:rFonts w:ascii="Arial" w:hAnsi="Arial" w:cs="Arial"/>
-          <w:sz w:val="16"/>
-          <w:szCs w:val="16"/>
           <w:lang w:val="pl-PL"/>
         </w:rPr>
       </w:pPr>
@@ -5820,7 +6146,16 @@
           <w:szCs w:val="16"/>
           <w:lang w:val="pl-PL"/>
         </w:rPr>
-        <w:t>Zgodnie z art. 13, 14 i 15 rozporządzenia parlamentu Europejskiego i Rady (UE) 2016/679 z dnia 27 kwietnia 2016 r. w sprawie ochrony osób fizycznych w związku z przetwarzaniem danych osobowych i w sprawie swobodnego przepływu takich danych oraz uchylenia dyrektywy 95/46/WE – zwanego dalej RODO informuję, że:</w:t>
+        <w:t xml:space="preserve">Zgodnie z art. 13, 14 i 15 rozporządzenia parlamentu Europejskiego i Rady (UE) 2016/679 z dnia 27 kwietnia 2016 r. w sprawie ochrony osób fizycznych w związku z przetwarzaniem danych osobowych i w </w:t>
+      </w:r>
+      <w:r>
+        <w:rPr>
+          <w:rFonts w:ascii="Arial" w:eastAsia="Calibri" w:hAnsi="Arial" w:cs="Arial"/>
+          <w:sz w:val="16"/>
+          <w:szCs w:val="16"/>
+          <w:lang w:val="pl-PL"/>
+        </w:rPr>
+        <w:t>sprawie swobodnego przepływu takich danych oraz uchylenia dyrektywy 95/46/WE – zwanego dalej RODO informuję, że:</w:t>
       </w:r>
     </w:p>
     <w:p>
@@ -5833,9 +6168,6 @@
         <w:contextualSpacing/>
         <w:jc w:val="both"/>
         <w:rPr>
-          <w:rFonts w:ascii="Arial" w:hAnsi="Arial" w:cs="Arial"/>
-          <w:sz w:val="16"/>
-          <w:szCs w:val="16"/>
           <w:lang w:val="pl-PL"/>
         </w:rPr>
       </w:pPr>
@@ -5859,9 +6191,6 @@
         <w:contextualSpacing/>
         <w:jc w:val="both"/>
         <w:rPr>
-          <w:rFonts w:ascii="Arial" w:hAnsi="Arial" w:cs="Arial"/>
-          <w:sz w:val="16"/>
-          <w:szCs w:val="16"/>
           <w:lang w:val="pl-PL"/>
         </w:rPr>
       </w:pPr>
@@ -5885,9 +6214,6 @@
         <w:contextualSpacing/>
         <w:jc w:val="both"/>
         <w:rPr>
-          <w:rFonts w:ascii="Arial" w:hAnsi="Arial" w:cs="Arial"/>
-          <w:sz w:val="16"/>
-          <w:szCs w:val="16"/>
           <w:lang w:val="pl-PL"/>
         </w:rPr>
       </w:pPr>
@@ -5911,9 +6237,6 @@
         <w:contextualSpacing/>
         <w:jc w:val="both"/>
         <w:rPr>
-          <w:rFonts w:ascii="Arial" w:hAnsi="Arial" w:cs="Arial"/>
-          <w:sz w:val="16"/>
-          <w:szCs w:val="16"/>
           <w:lang w:val="pl-PL"/>
         </w:rPr>
       </w:pPr>
@@ -5937,9 +6260,6 @@
         <w:contextualSpacing/>
         <w:jc w:val="both"/>
         <w:rPr>
-          <w:rFonts w:ascii="Arial" w:hAnsi="Arial" w:cs="Arial"/>
-          <w:sz w:val="16"/>
-          <w:szCs w:val="16"/>
           <w:lang w:val="pl-PL"/>
         </w:rPr>
       </w:pPr>
@@ -5963,9 +6283,6 @@
         <w:contextualSpacing/>
         <w:jc w:val="both"/>
         <w:rPr>
-          <w:rFonts w:ascii="Arial" w:hAnsi="Arial" w:cs="Arial"/>
-          <w:sz w:val="16"/>
-          <w:szCs w:val="16"/>
           <w:lang w:val="pl-PL"/>
         </w:rPr>
       </w:pPr>
@@ -5989,9 +6306,6 @@
         <w:contextualSpacing/>
         <w:jc w:val="both"/>
         <w:rPr>
-          <w:rFonts w:ascii="Arial" w:hAnsi="Arial" w:cs="Arial"/>
-          <w:sz w:val="16"/>
-          <w:szCs w:val="16"/>
           <w:lang w:val="pl-PL"/>
         </w:rPr>
       </w:pPr>
@@ -6011,9 +6325,6 @@
         <w:ind w:left="851" w:hanging="142"/>
         <w:jc w:val="both"/>
         <w:rPr>
-          <w:rFonts w:ascii="Arial" w:hAnsi="Arial" w:cs="Arial"/>
-          <w:sz w:val="16"/>
-          <w:szCs w:val="16"/>
           <w:lang w:val="pl-PL"/>
         </w:rPr>
       </w:pPr>
@@ -6024,7 +6335,7 @@
           <w:szCs w:val="16"/>
           <w:lang w:val="pl-PL"/>
         </w:rPr>
-        <w:t xml:space="preserve">- żądania od Administratora dostępu do swoich danych osobowych, ich sprostowania, usunięcia lub ograniczenia przetwarzania danych osobowych, wniesienia sprzeciwu wobec takiego przetwarzania, przenoszenia danych, na zasadach określonych </w:t>
+        <w:t xml:space="preserve">- żądania od Administratora dostępu do swoich danych osobowych, ich sprostowania, usunięcia lub ograniczenia przetwarzania danych osobowych, wniesienia sprzeciwu wobec takiego </w:t>
       </w:r>
       <w:r>
         <w:rPr>
@@ -6033,7 +6344,24 @@
           <w:szCs w:val="16"/>
           <w:lang w:val="pl-PL"/>
         </w:rPr>
+        <w:t xml:space="preserve">przetwarzania, przenoszenia danych, na zasadach określonych </w:t>
+      </w:r>
+      <w:r>
+        <w:rPr>
+          <w:rFonts w:ascii="Arial" w:eastAsia="Calibri" w:hAnsi="Arial" w:cs="Arial"/>
+          <w:sz w:val="16"/>
+          <w:szCs w:val="16"/>
+          <w:lang w:val="pl-PL"/>
+        </w:rPr>
         <w:br/>
+      </w:r>
+      <w:r>
+        <w:rPr>
+          <w:rFonts w:ascii="Arial" w:eastAsia="Calibri" w:hAnsi="Arial" w:cs="Arial"/>
+          <w:sz w:val="16"/>
+          <w:szCs w:val="16"/>
+          <w:lang w:val="pl-PL"/>
+        </w:rPr>
         <w:t>w RODO,</w:t>
       </w:r>
     </w:p>
@@ -6043,9 +6371,6 @@
         <w:ind w:left="851" w:hanging="142"/>
         <w:jc w:val="both"/>
         <w:rPr>
-          <w:rFonts w:ascii="Arial" w:hAnsi="Arial" w:cs="Arial"/>
-          <w:sz w:val="16"/>
-          <w:szCs w:val="16"/>
           <w:lang w:val="pl-PL"/>
         </w:rPr>
       </w:pPr>
@@ -6065,9 +6390,6 @@
         <w:ind w:left="851" w:hanging="142"/>
         <w:jc w:val="both"/>
         <w:rPr>
-          <w:rFonts w:ascii="Arial" w:hAnsi="Arial" w:cs="Arial"/>
-          <w:sz w:val="16"/>
-          <w:szCs w:val="16"/>
           <w:lang w:val="pl-PL"/>
         </w:rPr>
       </w:pPr>
@@ -6091,9 +6413,6 @@
         <w:contextualSpacing/>
         <w:jc w:val="both"/>
         <w:rPr>
-          <w:rFonts w:ascii="Arial" w:hAnsi="Arial" w:cs="Arial"/>
-          <w:sz w:val="16"/>
-          <w:szCs w:val="16"/>
           <w:lang w:val="pl-PL"/>
         </w:rPr>
       </w:pPr>
@@ -6117,9 +6436,6 @@
         <w:contextualSpacing/>
         <w:jc w:val="both"/>
         <w:rPr>
-          <w:rFonts w:ascii="Arial" w:hAnsi="Arial" w:cs="Arial"/>
-          <w:sz w:val="16"/>
-          <w:szCs w:val="16"/>
           <w:lang w:val="pl-PL"/>
         </w:rPr>
       </w:pPr>
@@ -6143,9 +6459,6 @@
         <w:contextualSpacing/>
         <w:jc w:val="both"/>
         <w:rPr>
-          <w:rFonts w:ascii="Arial" w:hAnsi="Arial" w:cs="Arial"/>
-          <w:sz w:val="16"/>
-          <w:szCs w:val="16"/>
           <w:lang w:val="pl-PL"/>
         </w:rPr>
       </w:pPr>
@@ -6168,7 +6481,7 @@
   <w:footnote w:type="separator" w:id="-1">
     <w:p>
       <w:pPr>
-        <w:spacing w:after="0" w:line="240" w:lineRule="auto"/>
+        <w:spacing w:after="0"/>
       </w:pPr>
       <w:r>
         <w:rPr>
@@ -6181,7 +6494,7 @@
   <w:footnote w:type="continuationSeparator" w:id="0">
     <w:p>
       <w:pPr>
-        <w:spacing w:after="0" w:line="240" w:lineRule="auto"/>
+        <w:spacing w:after="0"/>
       </w:pPr>
       <w:r>
         <w:continuationSeparator/>
@@ -6223,6 +6536,55 @@
         <w:t xml:space="preserve"> </w:t>
       </w:r>
     </w:p>
+    <w:p>
+      <w:pPr>
+        <w:rPr>
+          <w:lang w:val="pl-PL"/>
+        </w:rPr>
+      </w:pPr>
+    </w:p>
+    <w:p>
+      <w:pPr>
+        <w:rPr>
+          <w:lang w:val="pl-PL"/>
+        </w:rPr>
+      </w:pPr>
+    </w:p>
+    <w:p>
+      <w:pPr>
+        <w:rPr>
+          <w:lang w:val="pl-PL"/>
+        </w:rPr>
+      </w:pPr>
+    </w:p>
+    <w:p>
+      <w:pPr>
+        <w:rPr>
+          <w:lang w:val="pl-PL"/>
+        </w:rPr>
+      </w:pPr>
+    </w:p>
+    <w:p>
+      <w:pPr>
+        <w:rPr>
+          <w:lang w:val="pl-PL"/>
+        </w:rPr>
+      </w:pPr>
+    </w:p>
+    <w:p>
+      <w:pPr>
+        <w:rPr>
+          <w:lang w:val="pl-PL"/>
+        </w:rPr>
+      </w:pPr>
+    </w:p>
+    <w:p>
+      <w:pPr>
+        <w:rPr>
+          <w:lang w:val="pl-PL"/>
+        </w:rPr>
+      </w:pPr>
+    </w:p>
   </w:footnote>
   <w:footnote w:id="2">
     <w:p>
@@ -6244,7 +6606,15 @@
           <w:szCs w:val="16"/>
           <w:lang w:val="pl-PL"/>
         </w:rPr>
-        <w:t xml:space="preserve"> Generalna Dyrekcja Ochrony Środowiska, </w:t>
+        <w:t xml:space="preserve"> </w:t>
+      </w:r>
+      <w:r>
+        <w:rPr>
+          <w:sz w:val="16"/>
+          <w:szCs w:val="16"/>
+          <w:lang w:val="pl-PL"/>
+        </w:rPr>
+        <w:t xml:space="preserve">Generalna Dyrekcja Ochrony Środowiska, </w:t>
       </w:r>
       <w:r>
         <w:rPr>
@@ -6284,6 +6654,55 @@
         <w:t>.</w:t>
       </w:r>
     </w:p>
+    <w:p>
+      <w:pPr>
+        <w:rPr>
+          <w:lang w:val="pl-PL"/>
+        </w:rPr>
+      </w:pPr>
+    </w:p>
+    <w:p>
+      <w:pPr>
+        <w:rPr>
+          <w:lang w:val="pl-PL"/>
+        </w:rPr>
+      </w:pPr>
+    </w:p>
+    <w:p>
+      <w:pPr>
+        <w:rPr>
+          <w:lang w:val="pl-PL"/>
+        </w:rPr>
+      </w:pPr>
+    </w:p>
+    <w:p>
+      <w:pPr>
+        <w:rPr>
+          <w:lang w:val="pl-PL"/>
+        </w:rPr>
+      </w:pPr>
+    </w:p>
+    <w:p>
+      <w:pPr>
+        <w:rPr>
+          <w:lang w:val="pl-PL"/>
+        </w:rPr>
+      </w:pPr>
+    </w:p>
+    <w:p>
+      <w:pPr>
+        <w:rPr>
+          <w:lang w:val="pl-PL"/>
+        </w:rPr>
+      </w:pPr>
+    </w:p>
+    <w:p>
+      <w:pPr>
+        <w:rPr>
+          <w:lang w:val="pl-PL"/>
+        </w:rPr>
+      </w:pPr>
+    </w:p>
   </w:footnote>
 </w:footnotes>
 </file>
@@ -6291,9 +6710,9 @@
 <file path=word/numbering.xml><?xml version="1.0" encoding="utf-8"?>
 <w:numbering xmlns:wpc="http://schemas.microsoft.com/office/word/2010/wordprocessingCanvas" xmlns:cx="http://schemas.microsoft.com/office/drawing/2014/chartex" xmlns:cx1="http://schemas.microsoft.com/office/drawing/2015/9/8/chartex" xmlns:cx2="http://schemas.microsoft.com/office/drawing/2015/10/21/chartex" xmlns:cx3="http://schemas.microsoft.com/office/drawing/2016/5/9/chartex" xmlns:cx4="http://schemas.microsoft.com/office/drawing/2016/5/10/chartex" xmlns:cx5="http://schemas.microsoft.com/office/drawing/2016/5/11/chartex" xmlns:cx6="http://schemas.microsoft.com/office/drawing/2016/5/12/chartex" xmlns:cx7="http://schemas.microsoft.com/office/drawing/2016/5/13/chartex" xmlns:cx8="http://schemas.microsoft.com/office/drawing/2016/5/14/chartex" xmlns:mc="http://schemas.openxmlformats.org/markup-compatibility/2006" xmlns:aink="http://schemas.microsoft.com/office/drawing/2016/ink" xmlns:am3d="http://schemas.microsoft.com/office/drawing/2017/model3d" xmlns:o="urn:schemas-microsoft-com:office:office" xmlns:oel="http://schemas.microsoft.com/office/2019/extlst" xmlns:r="http://schemas.openxmlformats.org/officeDocument/2006/relationships" xmlns:m="http://schemas.openxmlformats.org/officeDocument/2006/math" xmlns:v="urn:schemas-microsoft-com:vml" xmlns:wp14="http://schemas.microsoft.com/office/word/2010/wordprocessingDrawing" xmlns:wp="http://schemas.openxmlformats.org/drawingml/2006/wordprocessingDrawing" xmlns:w10="urn:schemas-microsoft-com:office:word" xmlns:w="http://schemas.openxmlformats.org/wordprocessingml/2006/main" xmlns:w14="http://schemas.microsoft.com/office/word/2010/wordml" xmlns:w15="http://schemas.microsoft.com/office/word/2012/wordml" xmlns:w16cex="http://schemas.microsoft.com/office/word/2018/wordml/cex" xmlns:w16cid="http://schemas.microsoft.com/office/word/2016/wordml/cid" xmlns:w16="http://schemas.microsoft.com/office/word/2018/wordml" xmlns:w16du="http://schemas.microsoft.com/office/word/2023/wordml/word16du" xmlns:w16sdtdh="http://schemas.microsoft.com/office/word/2020/wordml/sdtdatahash" xmlns:w16sdtfl="http://schemas.microsoft.com/office/word/2024/wordml/sdtformatlock" xmlns:w16se="http://schemas.microsoft.com/office/word/2015/wordml/symex" xmlns:wpg="http://schemas.microsoft.com/office/word/2010/wordprocessingGroup" xmlns:wpi="http://schemas.microsoft.com/office/word/2010/wordprocessingInk" xmlns:wne="http://schemas.microsoft.com/office/word/2006/wordml" xmlns:wps="http://schemas.microsoft.com/office/word/2010/wordprocessingShape" mc:Ignorable="w14 w15 w16se w16cid w16 w16cex w16sdtdh w16sdtfl w16du wp14">
   <w:abstractNum w:abstractNumId="0" w15:restartNumberingAfterBreak="0">
-    <w:nsid w:val="22AD0EB2"/>
+    <w:nsid w:val="080C652B"/>
     <w:multiLevelType w:val="multilevel"/>
-    <w:tmpl w:val="F8185C7C"/>
+    <w:tmpl w:val="02249184"/>
     <w:lvl w:ilvl="0">
       <w:numFmt w:val="bullet"/>
       <w:lvlText w:val=""/>
@@ -6395,9 +6814,9 @@
     </w:lvl>
   </w:abstractNum>
   <w:abstractNum w:abstractNumId="1" w15:restartNumberingAfterBreak="0">
-    <w:nsid w:val="497B3CA8"/>
+    <w:nsid w:val="0AFA50E5"/>
     <w:multiLevelType w:val="multilevel"/>
-    <w:tmpl w:val="93467C86"/>
+    <w:tmpl w:val="71C02E6C"/>
     <w:lvl w:ilvl="0">
       <w:start w:val="1"/>
       <w:numFmt w:val="decimal"/>
@@ -6406,6 +6825,10 @@
       <w:pPr>
         <w:ind w:left="720" w:hanging="360"/>
       </w:pPr>
+      <w:rPr>
+        <w:sz w:val="16"/>
+        <w:lang w:val="pl-PL"/>
+      </w:rPr>
     </w:lvl>
     <w:lvl w:ilvl="1">
       <w:start w:val="1"/>
@@ -6481,114 +6904,9 @@
     </w:lvl>
   </w:abstractNum>
   <w:abstractNum w:abstractNumId="2" w15:restartNumberingAfterBreak="0">
-    <w:nsid w:val="5CA157DE"/>
+    <w:nsid w:val="31E97661"/>
     <w:multiLevelType w:val="multilevel"/>
-    <w:tmpl w:val="5B3CA73A"/>
-    <w:lvl w:ilvl="0">
-      <w:numFmt w:val="bullet"/>
-      <w:lvlText w:val=""/>
-      <w:lvlJc w:val="left"/>
-      <w:pPr>
-        <w:ind w:left="720" w:hanging="360"/>
-      </w:pPr>
-      <w:rPr>
-        <w:rFonts w:ascii="Wingdings" w:hAnsi="Wingdings"/>
-        <w:sz w:val="16"/>
-      </w:rPr>
-    </w:lvl>
-    <w:lvl w:ilvl="1">
-      <w:numFmt w:val="bullet"/>
-      <w:lvlText w:val="o"/>
-      <w:lvlJc w:val="left"/>
-      <w:pPr>
-        <w:ind w:left="1440" w:hanging="360"/>
-      </w:pPr>
-      <w:rPr>
-        <w:rFonts w:ascii="Courier New" w:hAnsi="Courier New" w:cs="Courier New"/>
-      </w:rPr>
-    </w:lvl>
-    <w:lvl w:ilvl="2">
-      <w:numFmt w:val="bullet"/>
-      <w:lvlText w:val=""/>
-      <w:lvlJc w:val="left"/>
-      <w:pPr>
-        <w:ind w:left="2160" w:hanging="360"/>
-      </w:pPr>
-      <w:rPr>
-        <w:rFonts w:ascii="Wingdings" w:hAnsi="Wingdings"/>
-      </w:rPr>
-    </w:lvl>
-    <w:lvl w:ilvl="3">
-      <w:numFmt w:val="bullet"/>
-      <w:lvlText w:val=""/>
-      <w:lvlJc w:val="left"/>
-      <w:pPr>
-        <w:ind w:left="2880" w:hanging="360"/>
-      </w:pPr>
-      <w:rPr>
-        <w:rFonts w:ascii="Symbol" w:hAnsi="Symbol"/>
-      </w:rPr>
-    </w:lvl>
-    <w:lvl w:ilvl="4">
-      <w:numFmt w:val="bullet"/>
-      <w:lvlText w:val="o"/>
-      <w:lvlJc w:val="left"/>
-      <w:pPr>
-        <w:ind w:left="3600" w:hanging="360"/>
-      </w:pPr>
-      <w:rPr>
-        <w:rFonts w:ascii="Courier New" w:hAnsi="Courier New" w:cs="Courier New"/>
-      </w:rPr>
-    </w:lvl>
-    <w:lvl w:ilvl="5">
-      <w:numFmt w:val="bullet"/>
-      <w:lvlText w:val=""/>
-      <w:lvlJc w:val="left"/>
-      <w:pPr>
-        <w:ind w:left="4320" w:hanging="360"/>
-      </w:pPr>
-      <w:rPr>
-        <w:rFonts w:ascii="Wingdings" w:hAnsi="Wingdings"/>
-      </w:rPr>
-    </w:lvl>
-    <w:lvl w:ilvl="6">
-      <w:numFmt w:val="bullet"/>
-      <w:lvlText w:val=""/>
-      <w:lvlJc w:val="left"/>
-      <w:pPr>
-        <w:ind w:left="5040" w:hanging="360"/>
-      </w:pPr>
-      <w:rPr>
-        <w:rFonts w:ascii="Symbol" w:hAnsi="Symbol"/>
-      </w:rPr>
-    </w:lvl>
-    <w:lvl w:ilvl="7">
-      <w:numFmt w:val="bullet"/>
-      <w:lvlText w:val="o"/>
-      <w:lvlJc w:val="left"/>
-      <w:pPr>
-        <w:ind w:left="5760" w:hanging="360"/>
-      </w:pPr>
-      <w:rPr>
-        <w:rFonts w:ascii="Courier New" w:hAnsi="Courier New" w:cs="Courier New"/>
-      </w:rPr>
-    </w:lvl>
-    <w:lvl w:ilvl="8">
-      <w:numFmt w:val="bullet"/>
-      <w:lvlText w:val=""/>
-      <w:lvlJc w:val="left"/>
-      <w:pPr>
-        <w:ind w:left="6480" w:hanging="360"/>
-      </w:pPr>
-      <w:rPr>
-        <w:rFonts w:ascii="Wingdings" w:hAnsi="Wingdings"/>
-      </w:rPr>
-    </w:lvl>
-  </w:abstractNum>
-  <w:abstractNum w:abstractNumId="3" w15:restartNumberingAfterBreak="0">
-    <w:nsid w:val="6C7E5D0A"/>
-    <w:multiLevelType w:val="multilevel"/>
-    <w:tmpl w:val="4790E42C"/>
+    <w:tmpl w:val="572EF236"/>
     <w:lvl w:ilvl="0">
       <w:start w:val="1"/>
       <w:numFmt w:val="decimal"/>
@@ -6675,17 +6993,122 @@
       </w:pPr>
     </w:lvl>
   </w:abstractNum>
-  <w:num w:numId="1" w16cid:durableId="128936881">
-    <w:abstractNumId w:val="2"/>
+  <w:abstractNum w:abstractNumId="3" w15:restartNumberingAfterBreak="0">
+    <w:nsid w:val="6DAE6FE8"/>
+    <w:multiLevelType w:val="multilevel"/>
+    <w:tmpl w:val="CBA400C4"/>
+    <w:lvl w:ilvl="0">
+      <w:numFmt w:val="bullet"/>
+      <w:lvlText w:val=""/>
+      <w:lvlJc w:val="left"/>
+      <w:pPr>
+        <w:ind w:left="720" w:hanging="360"/>
+      </w:pPr>
+      <w:rPr>
+        <w:rFonts w:ascii="Wingdings" w:hAnsi="Wingdings"/>
+        <w:sz w:val="16"/>
+      </w:rPr>
+    </w:lvl>
+    <w:lvl w:ilvl="1">
+      <w:numFmt w:val="bullet"/>
+      <w:lvlText w:val="o"/>
+      <w:lvlJc w:val="left"/>
+      <w:pPr>
+        <w:ind w:left="1440" w:hanging="360"/>
+      </w:pPr>
+      <w:rPr>
+        <w:rFonts w:ascii="Courier New" w:hAnsi="Courier New" w:cs="Courier New"/>
+      </w:rPr>
+    </w:lvl>
+    <w:lvl w:ilvl="2">
+      <w:numFmt w:val="bullet"/>
+      <w:lvlText w:val=""/>
+      <w:lvlJc w:val="left"/>
+      <w:pPr>
+        <w:ind w:left="2160" w:hanging="360"/>
+      </w:pPr>
+      <w:rPr>
+        <w:rFonts w:ascii="Wingdings" w:hAnsi="Wingdings"/>
+      </w:rPr>
+    </w:lvl>
+    <w:lvl w:ilvl="3">
+      <w:numFmt w:val="bullet"/>
+      <w:lvlText w:val=""/>
+      <w:lvlJc w:val="left"/>
+      <w:pPr>
+        <w:ind w:left="2880" w:hanging="360"/>
+      </w:pPr>
+      <w:rPr>
+        <w:rFonts w:ascii="Symbol" w:hAnsi="Symbol"/>
+      </w:rPr>
+    </w:lvl>
+    <w:lvl w:ilvl="4">
+      <w:numFmt w:val="bullet"/>
+      <w:lvlText w:val="o"/>
+      <w:lvlJc w:val="left"/>
+      <w:pPr>
+        <w:ind w:left="3600" w:hanging="360"/>
+      </w:pPr>
+      <w:rPr>
+        <w:rFonts w:ascii="Courier New" w:hAnsi="Courier New" w:cs="Courier New"/>
+      </w:rPr>
+    </w:lvl>
+    <w:lvl w:ilvl="5">
+      <w:numFmt w:val="bullet"/>
+      <w:lvlText w:val=""/>
+      <w:lvlJc w:val="left"/>
+      <w:pPr>
+        <w:ind w:left="4320" w:hanging="360"/>
+      </w:pPr>
+      <w:rPr>
+        <w:rFonts w:ascii="Wingdings" w:hAnsi="Wingdings"/>
+      </w:rPr>
+    </w:lvl>
+    <w:lvl w:ilvl="6">
+      <w:numFmt w:val="bullet"/>
+      <w:lvlText w:val=""/>
+      <w:lvlJc w:val="left"/>
+      <w:pPr>
+        <w:ind w:left="5040" w:hanging="360"/>
+      </w:pPr>
+      <w:rPr>
+        <w:rFonts w:ascii="Symbol" w:hAnsi="Symbol"/>
+      </w:rPr>
+    </w:lvl>
+    <w:lvl w:ilvl="7">
+      <w:numFmt w:val="bullet"/>
+      <w:lvlText w:val="o"/>
+      <w:lvlJc w:val="left"/>
+      <w:pPr>
+        <w:ind w:left="5760" w:hanging="360"/>
+      </w:pPr>
+      <w:rPr>
+        <w:rFonts w:ascii="Courier New" w:hAnsi="Courier New" w:cs="Courier New"/>
+      </w:rPr>
+    </w:lvl>
+    <w:lvl w:ilvl="8">
+      <w:numFmt w:val="bullet"/>
+      <w:lvlText w:val=""/>
+      <w:lvlJc w:val="left"/>
+      <w:pPr>
+        <w:ind w:left="6480" w:hanging="360"/>
+      </w:pPr>
+      <w:rPr>
+        <w:rFonts w:ascii="Wingdings" w:hAnsi="Wingdings"/>
+      </w:rPr>
+    </w:lvl>
+  </w:abstractNum>
+  <w:num w:numId="1" w16cid:durableId="1456752127">
+    <w:abstractNumId w:val="3"/>
   </w:num>
-  <w:num w:numId="2" w16cid:durableId="1379626890">
+  <w:num w:numId="2" w16cid:durableId="385952522">
     <w:abstractNumId w:val="1"/>
   </w:num>
-  <w:num w:numId="3" w16cid:durableId="1258828747">
+  <w:num w:numId="3" w16cid:durableId="289632663">
     <w:abstractNumId w:val="0"/>
   </w:num>
-  <w:num w:numId="4" w16cid:durableId="167211985">
-    <w:abstractNumId w:val="3"/>
+  <w:num w:numId="4" w16cid:durableId="1710180215">
+    <w:abstractNumId w:val="2"/>
   </w:num>
 </w:numbering>
 </file>
@@ -6705,7 +7128,7 @@
     <w:pPrDefault>
       <w:pPr>
         <w:autoSpaceDN w:val="0"/>
-        <w:spacing w:after="160" w:line="256" w:lineRule="auto"/>
+        <w:spacing w:after="160"/>
       </w:pPr>
     </w:pPrDefault>
   </w:docDefaults>
@@ -7381,7 +7804,7 @@
     <w:uiPriority w:val="10"/>
     <w:qFormat/>
     <w:pPr>
-      <w:spacing w:after="80" w:line="240" w:lineRule="auto"/>
+      <w:spacing w:after="80"/>
       <w:contextualSpacing/>
     </w:pPr>
     <w:rPr>
@@ -7510,7 +7933,7 @@
     <w:name w:val="Normal (Web)"/>
     <w:basedOn w:val="Normal"/>
     <w:pPr>
-      <w:spacing w:before="100" w:after="100" w:line="240" w:lineRule="auto"/>
+      <w:spacing w:before="100" w:after="100"/>
     </w:pPr>
     <w:rPr>
       <w:rFonts w:ascii="Times New Roman" w:eastAsia="Times New Roman" w:hAnsi="Times New Roman"/>
@@ -7524,7 +7947,7 @@
     <w:name w:val="footnote text"/>
     <w:basedOn w:val="Normal"/>
     <w:pPr>
-      <w:spacing w:after="0" w:line="240" w:lineRule="auto"/>
+      <w:spacing w:after="0"/>
     </w:pPr>
     <w:rPr>
       <w:sz w:val="20"/>
@@ -7559,7 +7982,7 @@
     <w:name w:val="endnote text"/>
     <w:basedOn w:val="Normal"/>
     <w:pPr>
-      <w:spacing w:after="0" w:line="240" w:lineRule="auto"/>
+      <w:spacing w:after="0"/>
     </w:pPr>
     <w:rPr>
       <w:sz w:val="20"/>
@@ -7587,7 +8010,7 @@
     <w:basedOn w:val="Normal"/>
     <w:pPr>
       <w:widowControl w:val="0"/>
-      <w:spacing w:before="50" w:after="50" w:line="240" w:lineRule="auto"/>
+      <w:spacing w:before="50" w:after="50"/>
     </w:pPr>
     <w:rPr>
       <w:rFonts w:ascii="Arial" w:eastAsia="Times New Roman" w:hAnsi="Arial" w:cs="Arial"/>

--- a/public/files/Szkic_uwagi (za autostrada).docx
+++ b/public/files/Szkic_uwagi (za autostrada).docx
@@ -5042,7 +5042,7 @@
       <w:pPr>
         <w:pStyle w:val="NormalWeb"/>
         <w:spacing w:before="0" w:beforeAutospacing="0" w:after="0" w:afterAutospacing="0" w:line="288" w:lineRule="auto"/>
-        <w:ind w:left="810" w:hanging="810"/>
+        <w:ind w:left="630" w:hanging="630"/>
         <w:rPr>
           <w:rFonts w:ascii="Arial" w:hAnsi="Arial" w:cs="Arial"/>
           <w:sz w:val="20"/>
@@ -6196,25 +6196,7 @@
           <w:spacing w:val="-2"/>
           <w:szCs w:val="16"/>
         </w:rPr>
-        <w:t xml:space="preserve"> lub adres do doręczeń elektronicznych wskazuje się w przypadku wyrażenia zgody na doręczanie korespondencji za pomocą środków komunikacji elektronicznej, z zastrzeżeniem przypadków, w których organ, zgodnie z przepisami ustawy z dnia 18 listopada 2020 r. o doręczeniach elektronicznych (Dz. U. z 2023 r. poz. 285, z </w:t>
-      </w:r>
-      <w:proofErr w:type="spellStart"/>
-      <w:r>
-        <w:rPr>
-          <w:color w:val="000000"/>
-          <w:spacing w:val="-2"/>
-          <w:szCs w:val="16"/>
-        </w:rPr>
-        <w:t>późn</w:t>
-      </w:r>
-      <w:proofErr w:type="spellEnd"/>
-      <w:r>
-        <w:rPr>
-          <w:color w:val="000000"/>
-          <w:spacing w:val="-2"/>
-          <w:szCs w:val="16"/>
-        </w:rPr>
-        <w:t>. zm.), ma obowiązek doręczenia korespondencji na adres do doręczeń elektronicznych</w:t>
+        <w:t xml:space="preserve"> lub adres do doręczeń elektronicznych wskazuje się w przypadku wyrażenia zgody na doręczanie korespondencji za pomocą środków komunikacji elektronicznej, z zastrzeżeniem przypadków, w których organ, zgodnie z przepisami ustawy z dnia 18 listopada 2020 r. o doręczeniach elektronicznych (Dz. U. z 2023 r. poz. 285, z późn. zm.), ma obowiązek doręczenia korespondencji na adres do doręczeń elektronicznych</w:t>
       </w:r>
       <w:bookmarkEnd w:id="12"/>
       <w:r>
@@ -6358,23 +6340,14 @@
           <w:color w:val="000000"/>
           <w:szCs w:val="16"/>
         </w:rPr>
-        <w:t xml:space="preserve"> (Dz. U. z 2023 r. poz. 977, z </w:t>
-      </w:r>
-      <w:proofErr w:type="spellStart"/>
+        <w:t xml:space="preserve"> (Dz. U. z 2023 r. poz. </w:t>
+      </w:r>
       <w:r>
         <w:rPr>
           <w:color w:val="000000"/>
           <w:szCs w:val="16"/>
         </w:rPr>
-        <w:t>późn</w:t>
-      </w:r>
-      <w:proofErr w:type="spellEnd"/>
-      <w:r>
-        <w:rPr>
-          <w:color w:val="000000"/>
-          <w:szCs w:val="16"/>
-        </w:rPr>
-        <w:t>. zm.).</w:t>
+        <w:t>977, z późn. zm.).</w:t>
       </w:r>
       <w:bookmarkEnd w:id="18"/>
       <w:r>
@@ -7007,17 +6980,30 @@
         </w:rPr>
         <w:t xml:space="preserve"> (data opracowania: 2007-05, data aktualizacji: 2025-07), </w:t>
       </w:r>
-      <w:hyperlink r:id="rId1" w:history="1">
-        <w:r>
-          <w:rPr>
-            <w:rStyle w:val="Hyperlink"/>
-            <w:sz w:val="16"/>
-            <w:szCs w:val="16"/>
-            <w:lang w:val="pl-PL"/>
-          </w:rPr>
-          <w:t>https://n2k-ws.gdos.gov.pl/wyszukiwarkaN2k/webresources/pdf/PLH320020</w:t>
-        </w:r>
-      </w:hyperlink>
+      <w:r>
+        <w:fldChar w:fldCharType="begin"/>
+      </w:r>
+      <w:r>
+        <w:rPr>
+          <w:lang w:val="pl-PL"/>
+        </w:rPr>
+        <w:instrText>HYPERLINK "https://n2k-ws.gdos.gov.pl/wyszukiwarkaN2k/webresources/pdf/PLH320020"</w:instrText>
+      </w:r>
+      <w:r>
+        <w:fldChar w:fldCharType="separate"/>
+      </w:r>
+      <w:r>
+        <w:rPr>
+          <w:rStyle w:val="Hyperlink"/>
+          <w:sz w:val="16"/>
+          <w:szCs w:val="16"/>
+          <w:lang w:val="pl-PL"/>
+        </w:rPr>
+        <w:t>https://n2k-ws.gdos.gov.pl/wyszukiwarkaN2k/webresources/pdf/PLH320020</w:t>
+      </w:r>
+      <w:r>
+        <w:fldChar w:fldCharType="end"/>
+      </w:r>
       <w:r>
         <w:rPr>
           <w:sz w:val="16"/>
